--- a/pdf/Nguyen Nhu Thuong.docx
+++ b/pdf/Nguyen Nhu Thuong.docx
@@ -120,27 +120,7 @@
             <w:szCs w:val="22"/>
             <w:lang w:val="en-GB"/>
           </w:rPr>
-          <w:t>Skype: thu</w:t>
-        </w:r>
-        <w:r>
-          <w:rPr>
-            <w:rStyle w:val="Hyperlink"/>
-            <w:rFonts w:ascii="Arial" w:hAnsi="Arial" w:cs="Arial"/>
-            <w:sz w:val="21"/>
-            <w:szCs w:val="22"/>
-            <w:lang w:val="en-GB"/>
-          </w:rPr>
-          <w:t>o</w:t>
-        </w:r>
-        <w:r>
-          <w:rPr>
-            <w:rStyle w:val="Hyperlink"/>
-            <w:rFonts w:ascii="Arial" w:hAnsi="Arial" w:cs="Arial"/>
-            <w:sz w:val="21"/>
-            <w:szCs w:val="22"/>
-            <w:lang w:val="en-GB"/>
-          </w:rPr>
-          <w:t>ngnn1997_1</w:t>
+          <w:t>Skype: thuongnn1997_1</w:t>
         </w:r>
       </w:hyperlink>
       <w:r>
@@ -412,7 +392,7 @@
     </w:p>
     <w:p>
       <w:pPr>
-        <w:pStyle w:val="ColorfulList-Accent1"/>
+        <w:pStyle w:val="ColorfulList-Accent11"/>
         <w:numPr>
           <w:ilvl w:val="0"/>
           <w:numId w:val="1"/>
@@ -442,7 +422,7 @@
     </w:p>
     <w:p>
       <w:pPr>
-        <w:pStyle w:val="ColorfulList-Accent1"/>
+        <w:pStyle w:val="ColorfulList-Accent11"/>
         <w:numPr>
           <w:ilvl w:val="0"/>
           <w:numId w:val="1"/>
@@ -472,7 +452,7 @@
     </w:p>
     <w:p>
       <w:pPr>
-        <w:pStyle w:val="ColorfulList-Accent1"/>
+        <w:pStyle w:val="ColorfulList-Accent11"/>
         <w:numPr>
           <w:ilvl w:val="0"/>
           <w:numId w:val="1"/>
@@ -675,7 +655,7 @@
     </w:p>
     <w:p>
       <w:pPr>
-        <w:pStyle w:val="ColorfulList-Accent1"/>
+        <w:pStyle w:val="ColorfulList-Accent11"/>
         <w:numPr>
           <w:ilvl w:val="0"/>
           <w:numId w:val="1"/>
@@ -704,7 +684,7 @@
     </w:p>
     <w:p>
       <w:pPr>
-        <w:pStyle w:val="ColorfulList-Accent1"/>
+        <w:pStyle w:val="ColorfulList-Accent11"/>
         <w:numPr>
           <w:ilvl w:val="0"/>
           <w:numId w:val="1"/>
@@ -733,7 +713,7 @@
     </w:p>
     <w:p>
       <w:pPr>
-        <w:pStyle w:val="ColorfulList-Accent1"/>
+        <w:pStyle w:val="ColorfulList-Accent11"/>
         <w:numPr>
           <w:ilvl w:val="0"/>
           <w:numId w:val="7"/>
@@ -761,7 +741,7 @@
     </w:p>
     <w:p>
       <w:pPr>
-        <w:pStyle w:val="ColorfulList-Accent1"/>
+        <w:pStyle w:val="ColorfulList-Accent11"/>
         <w:numPr>
           <w:ilvl w:val="0"/>
           <w:numId w:val="7"/>
@@ -789,7 +769,7 @@
     </w:p>
     <w:p>
       <w:pPr>
-        <w:pStyle w:val="ColorfulList-Accent1"/>
+        <w:pStyle w:val="ColorfulList-Accent11"/>
         <w:tabs>
           <w:tab w:val="left" w:pos="284"/>
           <w:tab w:val="left" w:pos="630"/>
@@ -962,7 +942,7 @@
     </w:p>
     <w:p>
       <w:pPr>
-        <w:pStyle w:val="ColorfulList-Accent1"/>
+        <w:pStyle w:val="ColorfulList-Accent11"/>
         <w:numPr>
           <w:ilvl w:val="0"/>
           <w:numId w:val="1"/>
@@ -991,7 +971,7 @@
     </w:p>
     <w:p>
       <w:pPr>
-        <w:pStyle w:val="ColorfulList-Accent1"/>
+        <w:pStyle w:val="ColorfulList-Accent11"/>
         <w:numPr>
           <w:ilvl w:val="0"/>
           <w:numId w:val="1"/>
@@ -1020,7 +1000,7 @@
     </w:p>
     <w:p>
       <w:pPr>
-        <w:pStyle w:val="ColorfulList-Accent1"/>
+        <w:pStyle w:val="ColorfulList-Accent11"/>
         <w:numPr>
           <w:ilvl w:val="0"/>
           <w:numId w:val="9"/>
@@ -1048,7 +1028,7 @@
     </w:p>
     <w:p>
       <w:pPr>
-        <w:pStyle w:val="ColorfulList-Accent1"/>
+        <w:pStyle w:val="ColorfulList-Accent11"/>
         <w:numPr>
           <w:ilvl w:val="0"/>
           <w:numId w:val="9"/>
@@ -1085,7 +1065,7 @@
     </w:p>
     <w:p>
       <w:pPr>
-        <w:pStyle w:val="ColorfulList-Accent1"/>
+        <w:pStyle w:val="ColorfulList-Accent11"/>
         <w:tabs>
           <w:tab w:val="left" w:pos="284"/>
           <w:tab w:val="left" w:pos="630"/>
@@ -1121,7 +1101,29 @@
           <w:szCs w:val="22"/>
           <w:lang w:val="en-GB"/>
         </w:rPr>
-        <w:t>HomoHouse (Capstone Project)</w:t>
+        <w:t>Homo</w:t>
+      </w:r>
+      <w:r>
+        <w:rPr>
+          <w:rFonts w:ascii="Arial" w:hAnsi="Arial" w:cs="Arial"/>
+          <w:b/>
+          <w:color w:val="404040"/>
+          <w:sz w:val="21"/>
+          <w:szCs w:val="22"/>
+          <w:lang w:val="en-GB"/>
+        </w:rPr>
+        <w:t xml:space="preserve"> </w:t>
+      </w:r>
+      <w:r>
+        <w:rPr>
+          <w:rFonts w:ascii="Arial" w:hAnsi="Arial" w:cs="Arial"/>
+          <w:b/>
+          <w:color w:val="404040"/>
+          <w:sz w:val="21"/>
+          <w:szCs w:val="22"/>
+          <w:lang w:val="en-GB"/>
+        </w:rPr>
+        <w:t>House (Capstone Project)</w:t>
       </w:r>
       <w:r>
         <w:rPr>
@@ -1198,7 +1200,7 @@
     </w:p>
     <w:p>
       <w:pPr>
-        <w:pStyle w:val="ColorfulList-Accent1"/>
+        <w:pStyle w:val="ColorfulList-Accent11"/>
         <w:numPr>
           <w:ilvl w:val="0"/>
           <w:numId w:val="1"/>
@@ -1222,12 +1224,23 @@
           <w:szCs w:val="22"/>
           <w:lang w:val="en-GB"/>
         </w:rPr>
-        <w:t>The leader of the capstone project has 5 members (1 BA, 4 Developer) with Waterfall process model.</w:t>
-      </w:r>
-    </w:p>
-    <w:p>
-      <w:pPr>
-        <w:pStyle w:val="ColorfulList-Accent1"/>
+        <w:t xml:space="preserve">The leader </w:t>
+      </w:r>
+      <w:bookmarkStart w:id="0" w:name="_GoBack"/>
+      <w:bookmarkEnd w:id="0"/>
+      <w:r>
+        <w:rPr>
+          <w:rFonts w:ascii="Arial" w:hAnsi="Arial" w:cs="Arial"/>
+          <w:sz w:val="21"/>
+          <w:szCs w:val="22"/>
+          <w:lang w:val="en-GB"/>
+        </w:rPr>
+        <w:t>of the capstone project has 5 members (1 BA, 4 Developer) with Waterfall process model.</w:t>
+      </w:r>
+    </w:p>
+    <w:p>
+      <w:pPr>
+        <w:pStyle w:val="ColorfulList-Accent11"/>
         <w:numPr>
           <w:ilvl w:val="0"/>
           <w:numId w:val="1"/>
@@ -1256,7 +1269,7 @@
     </w:p>
     <w:p>
       <w:pPr>
-        <w:pStyle w:val="ColorfulList-Accent1"/>
+        <w:pStyle w:val="ColorfulList-Accent11"/>
         <w:numPr>
           <w:ilvl w:val="0"/>
           <w:numId w:val="9"/>
@@ -1284,7 +1297,7 @@
     </w:p>
     <w:p>
       <w:pPr>
-        <w:pStyle w:val="ColorfulList-Accent1"/>
+        <w:pStyle w:val="ColorfulList-Accent11"/>
         <w:numPr>
           <w:ilvl w:val="0"/>
           <w:numId w:val="9"/>
@@ -1330,7 +1343,7 @@
     </w:p>
     <w:p>
       <w:pPr>
-        <w:pStyle w:val="ColorfulList-Accent1"/>
+        <w:pStyle w:val="ColorfulList-Accent11"/>
         <w:numPr>
           <w:ilvl w:val="0"/>
           <w:numId w:val="9"/>
@@ -1358,7 +1371,7 @@
     </w:p>
     <w:p>
       <w:pPr>
-        <w:pStyle w:val="ColorfulList-Accent1"/>
+        <w:pStyle w:val="ColorfulList-Accent11"/>
         <w:numPr>
           <w:ilvl w:val="0"/>
           <w:numId w:val="9"/>
@@ -1386,7 +1399,7 @@
     </w:p>
     <w:p>
       <w:pPr>
-        <w:pStyle w:val="ColorfulList-Accent1"/>
+        <w:pStyle w:val="ColorfulList-Accent11"/>
         <w:numPr>
           <w:ilvl w:val="0"/>
           <w:numId w:val="9"/>
@@ -1414,7 +1427,7 @@
     </w:p>
     <w:p>
       <w:pPr>
-        <w:pStyle w:val="ColorfulList-Accent1"/>
+        <w:pStyle w:val="ColorfulList-Accent11"/>
         <w:numPr>
           <w:ilvl w:val="0"/>
           <w:numId w:val="9"/>
@@ -1526,7 +1539,7 @@
     </w:p>
     <w:p>
       <w:pPr>
-        <w:pStyle w:val="ColorfulList-Accent1"/>
+        <w:pStyle w:val="ColorfulList-Accent11"/>
         <w:numPr>
           <w:ilvl w:val="0"/>
           <w:numId w:val="1"/>
@@ -1587,7 +1600,7 @@
     </w:p>
     <w:p>
       <w:pPr>
-        <w:pStyle w:val="ColorfulList-Accent1"/>
+        <w:pStyle w:val="ColorfulList-Accent11"/>
         <w:numPr>
           <w:ilvl w:val="0"/>
           <w:numId w:val="1"/>
@@ -1702,7 +1715,7 @@
     </w:p>
     <w:p>
       <w:pPr>
-        <w:pStyle w:val="ColorfulList-Accent1"/>
+        <w:pStyle w:val="ColorfulList-Accent11"/>
         <w:numPr>
           <w:ilvl w:val="0"/>
           <w:numId w:val="22"/>
@@ -1730,7 +1743,7 @@
     </w:p>
     <w:p>
       <w:pPr>
-        <w:pStyle w:val="ColorfulList-Accent1"/>
+        <w:pStyle w:val="ColorfulList-Accent11"/>
         <w:numPr>
           <w:ilvl w:val="0"/>
           <w:numId w:val="22"/>
@@ -1767,7 +1780,7 @@
     </w:p>
     <w:p>
       <w:pPr>
-        <w:pStyle w:val="ColorfulList-Accent1"/>
+        <w:pStyle w:val="ColorfulList-Accent11"/>
         <w:numPr>
           <w:ilvl w:val="0"/>
           <w:numId w:val="1"/>
@@ -1795,21 +1808,7 @@
             <w:szCs w:val="22"/>
             <w:lang w:val="en-GB"/>
           </w:rPr>
-          <w:t>Color App Extension</w:t>
-        </w:r>
-        <w:bookmarkStart w:id="0" w:name="_GoBack"/>
-        <w:bookmarkEnd w:id="0"/>
-        <w:r>
-          <w:rPr>
-            <w:rStyle w:val="Hyperlink"/>
-            <w:rFonts w:ascii="Arial" w:hAnsi="Arial" w:cs="Arial"/>
-            <w:b/>
-            <w:bCs/>
-            <w:sz w:val="21"/>
-            <w:szCs w:val="22"/>
-            <w:lang w:val="en-GB"/>
-          </w:rPr>
-          <w:t>s</w:t>
+          <w:t>Color App Extensions</w:t>
         </w:r>
       </w:hyperlink>
       <w:r>
@@ -1833,7 +1832,7 @@
     </w:p>
     <w:p>
       <w:pPr>
-        <w:pStyle w:val="ColorfulList-Accent1"/>
+        <w:pStyle w:val="ColorfulList-Accent11"/>
         <w:numPr>
           <w:ilvl w:val="0"/>
           <w:numId w:val="19"/>
@@ -1861,7 +1860,7 @@
     </w:p>
     <w:p>
       <w:pPr>
-        <w:pStyle w:val="ColorfulList-Accent1"/>
+        <w:pStyle w:val="ColorfulList-Accent11"/>
         <w:numPr>
           <w:ilvl w:val="0"/>
           <w:numId w:val="19"/>
@@ -1916,7 +1915,7 @@
     </w:p>
     <w:p>
       <w:pPr>
-        <w:pStyle w:val="ColorfulList-Accent1"/>
+        <w:pStyle w:val="ColorfulList-Accent11"/>
         <w:numPr>
           <w:ilvl w:val="0"/>
           <w:numId w:val="19"/>
@@ -1944,7 +1943,7 @@
     </w:p>
     <w:p>
       <w:pPr>
-        <w:pStyle w:val="ColorfulList-Accent1"/>
+        <w:pStyle w:val="ColorfulList-Accent11"/>
         <w:numPr>
           <w:ilvl w:val="0"/>
           <w:numId w:val="23"/>
@@ -1995,7 +1994,7 @@
     </w:p>
     <w:p>
       <w:pPr>
-        <w:pStyle w:val="ColorfulList-Accent1"/>
+        <w:pStyle w:val="ColorfulList-Accent11"/>
         <w:numPr>
           <w:ilvl w:val="0"/>
           <w:numId w:val="24"/>
@@ -2041,7 +2040,7 @@
     </w:p>
     <w:p>
       <w:pPr>
-        <w:pStyle w:val="ColorfulList-Accent1"/>
+        <w:pStyle w:val="ColorfulList-Accent11"/>
         <w:numPr>
           <w:ilvl w:val="0"/>
           <w:numId w:val="24"/>
@@ -2124,7 +2123,7 @@
     </w:p>
     <w:p>
       <w:pPr>
-        <w:pStyle w:val="ColorfulList-Accent1"/>
+        <w:pStyle w:val="ColorfulList-Accent11"/>
         <w:tabs>
           <w:tab w:val="left" w:pos="284"/>
           <w:tab w:val="left" w:pos="630"/>
@@ -2140,7 +2139,7 @@
     </w:p>
     <w:p>
       <w:pPr>
-        <w:pStyle w:val="ColorfulList-Accent1"/>
+        <w:pStyle w:val="ColorfulList-Accent11"/>
         <w:numPr>
           <w:ilvl w:val="0"/>
           <w:numId w:val="20"/>
@@ -2227,7 +2226,7 @@
     </w:p>
     <w:p>
       <w:pPr>
-        <w:pStyle w:val="ColorfulList-Accent1"/>
+        <w:pStyle w:val="ColorfulList-Accent11"/>
         <w:numPr>
           <w:ilvl w:val="0"/>
           <w:numId w:val="25"/>
@@ -2264,7 +2263,7 @@
     </w:p>
     <w:p>
       <w:pPr>
-        <w:pStyle w:val="ColorfulList-Accent1"/>
+        <w:pStyle w:val="ColorfulList-Accent11"/>
         <w:numPr>
           <w:ilvl w:val="0"/>
           <w:numId w:val="25"/>
@@ -2292,7 +2291,7 @@
     </w:p>
     <w:p>
       <w:pPr>
-        <w:pStyle w:val="ColorfulList-Accent1"/>
+        <w:pStyle w:val="ColorfulList-Accent11"/>
         <w:tabs>
           <w:tab w:val="left" w:pos="284"/>
           <w:tab w:val="left" w:pos="630"/>
@@ -2308,7 +2307,7 @@
     </w:p>
     <w:p>
       <w:pPr>
-        <w:pStyle w:val="ColorfulList-Accent1"/>
+        <w:pStyle w:val="ColorfulList-Accent11"/>
         <w:numPr>
           <w:ilvl w:val="0"/>
           <w:numId w:val="20"/>
@@ -2395,7 +2394,7 @@
     </w:p>
     <w:p>
       <w:pPr>
-        <w:pStyle w:val="ColorfulList-Accent1"/>
+        <w:pStyle w:val="ColorfulList-Accent11"/>
         <w:numPr>
           <w:ilvl w:val="0"/>
           <w:numId w:val="21"/>
@@ -2450,7 +2449,7 @@
     </w:p>
     <w:p>
       <w:pPr>
-        <w:pStyle w:val="ColorfulList-Accent1"/>
+        <w:pStyle w:val="ColorfulList-Accent11"/>
         <w:numPr>
           <w:ilvl w:val="0"/>
           <w:numId w:val="21"/>
@@ -2487,7 +2486,7 @@
     </w:p>
     <w:p>
       <w:pPr>
-        <w:pStyle w:val="ColorfulList-Accent1"/>
+        <w:pStyle w:val="ColorfulList-Accent11"/>
         <w:tabs>
           <w:tab w:val="left" w:pos="284"/>
           <w:tab w:val="left" w:pos="630"/>
@@ -2680,7 +2679,7 @@
     </w:p>
     <w:p>
       <w:pPr>
-        <w:pStyle w:val="ColorfulList-Accent1"/>
+        <w:pStyle w:val="ColorfulList-Accent11"/>
         <w:numPr>
           <w:ilvl w:val="0"/>
           <w:numId w:val="1"/>
@@ -2709,7 +2708,7 @@
     </w:p>
     <w:p>
       <w:pPr>
-        <w:pStyle w:val="ColorfulList-Accent1"/>
+        <w:pStyle w:val="ColorfulList-Accent11"/>
         <w:numPr>
           <w:ilvl w:val="0"/>
           <w:numId w:val="1"/>
@@ -3203,25 +3202,34 @@
           <w:szCs w:val="22"/>
           <w:lang w:val="en-GB"/>
         </w:rPr>
-        <w:t xml:space="preserve">Advanced in </w:t>
-      </w:r>
-      <w:r>
-        <w:rPr>
-          <w:rFonts w:ascii="Arial" w:hAnsi="Arial" w:cs="Arial"/>
-          <w:sz w:val="21"/>
-          <w:szCs w:val="22"/>
-          <w:lang w:val="en-GB"/>
-        </w:rPr>
-        <w:t>Javascript, HTML</w:t>
-      </w:r>
-      <w:r>
-        <w:rPr>
-          <w:rFonts w:ascii="Arial" w:hAnsi="Arial" w:cs="Arial"/>
-          <w:sz w:val="21"/>
-          <w:szCs w:val="22"/>
-          <w:lang w:val="en-GB"/>
-        </w:rPr>
-        <w:t>/CSS</w:t>
+        <w:t>Javascript</w:t>
+      </w:r>
+      <w:r>
+        <w:rPr>
+          <w:rFonts w:ascii="Arial" w:hAnsi="Arial" w:cs="Arial"/>
+          <w:sz w:val="21"/>
+          <w:szCs w:val="22"/>
+          <w:lang w:val="en-GB"/>
+        </w:rPr>
+        <w:t xml:space="preserve"> ES6</w:t>
+      </w:r>
+      <w:r>
+        <w:rPr>
+          <w:rFonts w:ascii="Arial" w:hAnsi="Arial" w:cs="Arial"/>
+          <w:sz w:val="21"/>
+          <w:szCs w:val="22"/>
+          <w:lang w:val="en-GB"/>
+        </w:rPr>
+        <w:t xml:space="preserve"> (proficient), </w:t>
+      </w:r>
+      <w:r>
+        <w:rPr>
+          <w:rFonts w:ascii="Arial" w:hAnsi="Arial" w:cs="Arial"/>
+          <w:sz w:val="21"/>
+          <w:szCs w:val="22"/>
+          <w:lang w:val="en-GB"/>
+        </w:rPr>
+        <w:t>NodeJs, ReactJs</w:t>
       </w:r>
       <w:r>
         <w:rPr>
@@ -3239,16 +3247,16 @@
           <w:szCs w:val="22"/>
           <w:lang w:val="en-GB"/>
         </w:rPr>
-        <w:t xml:space="preserve">; Proficient in </w:t>
-      </w:r>
-      <w:r>
-        <w:rPr>
-          <w:rFonts w:ascii="Arial" w:hAnsi="Arial" w:cs="Arial"/>
-          <w:sz w:val="21"/>
-          <w:szCs w:val="22"/>
-          <w:lang w:val="en-GB"/>
-        </w:rPr>
-        <w:t>NodeJs, ReactJs.</w:t>
+        <w:t>, Java, C#</w:t>
+      </w:r>
+      <w:r>
+        <w:rPr>
+          <w:rFonts w:ascii="Arial" w:hAnsi="Arial" w:cs="Arial"/>
+          <w:sz w:val="21"/>
+          <w:szCs w:val="22"/>
+          <w:lang w:val="en-GB"/>
+        </w:rPr>
+        <w:t>.</w:t>
       </w:r>
     </w:p>
     <w:p>
@@ -3329,6 +3337,57 @@
           <w:lang w:val="en-GB"/>
         </w:rPr>
         <w:t>.</w:t>
+      </w:r>
+    </w:p>
+    <w:p>
+      <w:pPr>
+        <w:tabs>
+          <w:tab w:val="left" w:pos="630"/>
+          <w:tab w:val="left" w:pos="900"/>
+        </w:tabs>
+        <w:rPr>
+          <w:rFonts w:ascii="Arial" w:hAnsi="Arial" w:cs="Arial"/>
+          <w:sz w:val="21"/>
+          <w:szCs w:val="22"/>
+          <w:lang w:val="en-GB"/>
+        </w:rPr>
+      </w:pPr>
+      <w:r>
+        <w:rPr>
+          <w:rFonts w:ascii="Arial" w:hAnsi="Arial" w:cs="Arial"/>
+          <w:b/>
+          <w:sz w:val="21"/>
+          <w:szCs w:val="22"/>
+          <w:lang w:val="en-GB"/>
+        </w:rPr>
+        <w:t xml:space="preserve">Awards: </w:t>
+      </w:r>
+      <w:r>
+        <w:rPr>
+          <w:rFonts w:ascii="Arial" w:hAnsi="Arial" w:cs="Arial"/>
+          <w:sz w:val="21"/>
+          <w:szCs w:val="22"/>
+          <w:lang w:val="en-GB"/>
+        </w:rPr>
+        <w:t>First prize in the SLAP contest of FPT University (FPT University's MV Contest 2016)</w:t>
+      </w:r>
+      <w:r>
+        <w:rPr>
+          <w:rFonts w:ascii="Arial" w:hAnsi="Arial" w:cs="Arial"/>
+          <w:sz w:val="21"/>
+          <w:szCs w:val="22"/>
+          <w:lang w:val="en-GB"/>
+        </w:rPr>
+        <w:t xml:space="preserve">, </w:t>
+      </w:r>
+      <w:r>
+        <w:rPr>
+          <w:rFonts w:ascii="Arial" w:hAnsi="Arial" w:cs="Arial"/>
+          <w:sz w:val="21"/>
+          <w:szCs w:val="22"/>
+          <w:lang w:val="en-GB"/>
+        </w:rPr>
+        <w:t>First prize for the Pomodoro Timer project (Hackathon TechKids).</w:t>
       </w:r>
     </w:p>
     <w:p>
@@ -3347,48 +3406,22 @@
         <w:rPr>
           <w:rFonts w:ascii="Arial" w:hAnsi="Arial" w:cs="Arial"/>
           <w:b/>
-          <w:sz w:val="21"/>
-          <w:szCs w:val="22"/>
-          <w:lang w:val="en-GB"/>
-        </w:rPr>
-        <w:t xml:space="preserve">Awards: </w:t>
-      </w:r>
-      <w:r>
-        <w:rPr>
-          <w:rFonts w:ascii="Arial" w:hAnsi="Arial" w:cs="Arial"/>
-          <w:sz w:val="21"/>
-          <w:szCs w:val="22"/>
-          <w:lang w:val="en-GB"/>
-        </w:rPr>
-        <w:t>First prize in the SLAP contest of FPT University (FPT University's MV Contest 2016)</w:t>
-      </w:r>
-      <w:r>
-        <w:rPr>
-          <w:rFonts w:ascii="Arial" w:hAnsi="Arial" w:cs="Arial"/>
-          <w:sz w:val="21"/>
-          <w:szCs w:val="22"/>
-          <w:lang w:val="en-GB"/>
-        </w:rPr>
-        <w:t xml:space="preserve">, </w:t>
-      </w:r>
-      <w:r>
-        <w:rPr>
-          <w:rFonts w:ascii="Arial" w:hAnsi="Arial" w:cs="Arial"/>
-          <w:sz w:val="21"/>
-          <w:szCs w:val="22"/>
-          <w:lang w:val="en-GB"/>
-        </w:rPr>
-        <w:t>First prize for the Pomodoro Timer project (Hackathon TechKids).</w:t>
-      </w:r>
-    </w:p>
-    <w:p>
-      <w:pPr>
-        <w:rPr>
-          <w:color w:val="000000"/>
-          <w:sz w:val="30"/>
-          <w:szCs w:val="30"/>
-        </w:rPr>
-      </w:pPr>
+          <w:bCs/>
+          <w:sz w:val="21"/>
+          <w:szCs w:val="22"/>
+          <w:lang w:val="en-GB"/>
+        </w:rPr>
+        <w:t>Skills</w:t>
+      </w:r>
+      <w:r>
+        <w:rPr>
+          <w:rFonts w:ascii="Arial" w:hAnsi="Arial" w:cs="Arial"/>
+          <w:sz w:val="21"/>
+          <w:szCs w:val="22"/>
+          <w:lang w:val="en-GB"/>
+        </w:rPr>
+        <w:t>: Design, Video editing.</w:t>
+      </w:r>
     </w:p>
     <w:p>
       <w:pPr>
@@ -6685,15 +6718,15 @@
     <w:lsdException w:name="Book Title" w:uiPriority="69" w:qFormat="1"/>
     <w:lsdException w:name="Bibliography" w:semiHidden="1" w:uiPriority="70" w:unhideWhenUsed="1"/>
     <w:lsdException w:name="TOC Heading" w:semiHidden="1" w:uiPriority="71" w:unhideWhenUsed="1" w:qFormat="1"/>
-    <w:lsdException w:name="Plain Table 1" w:semiHidden="1" w:uiPriority="72" w:unhideWhenUsed="1"/>
-    <w:lsdException w:name="Plain Table 2" w:semiHidden="1" w:uiPriority="73" w:unhideWhenUsed="1"/>
+    <w:lsdException w:name="Plain Table 1" w:uiPriority="72"/>
+    <w:lsdException w:name="Plain Table 2" w:uiPriority="73"/>
     <w:lsdException w:name="Plain Table 3" w:uiPriority="19" w:qFormat="1"/>
     <w:lsdException w:name="Plain Table 4" w:uiPriority="21" w:qFormat="1"/>
     <w:lsdException w:name="Plain Table 5" w:uiPriority="31" w:qFormat="1"/>
     <w:lsdException w:name="Grid Table Light" w:uiPriority="32" w:qFormat="1"/>
     <w:lsdException w:name="Grid Table 1 Light" w:uiPriority="33" w:qFormat="1"/>
-    <w:lsdException w:name="Grid Table 2" w:semiHidden="1" w:uiPriority="37" w:unhideWhenUsed="1"/>
-    <w:lsdException w:name="Grid Table 3" w:semiHidden="1" w:uiPriority="39" w:unhideWhenUsed="1" w:qFormat="1"/>
+    <w:lsdException w:name="Grid Table 2" w:uiPriority="37"/>
+    <w:lsdException w:name="Grid Table 3" w:uiPriority="39" w:qFormat="1"/>
     <w:lsdException w:name="Grid Table 4" w:uiPriority="41"/>
     <w:lsdException w:name="Grid Table 5 Dark" w:uiPriority="42"/>
     <w:lsdException w:name="Grid Table 6 Colorful" w:uiPriority="43"/>
@@ -6840,8 +6873,8 @@
       <w:u w:val="single"/>
     </w:rPr>
   </w:style>
-  <w:style w:type="paragraph" w:styleId="ColorfulList-Accent1">
-    <w:name w:val="Colorful List Accent 1"/>
+  <w:style w:type="paragraph" w:customStyle="1" w:styleId="ColorfulList-Accent11">
+    <w:name w:val="Colorful List - Accent 11"/>
     <w:basedOn w:val="Normal"/>
     <w:uiPriority w:val="34"/>
     <w:qFormat/>
@@ -6851,8 +6884,8 @@
       <w:contextualSpacing/>
     </w:pPr>
   </w:style>
-  <w:style w:type="paragraph" w:styleId="MediumGrid2">
-    <w:name w:val="Medium Grid 2"/>
+  <w:style w:type="paragraph" w:customStyle="1" w:styleId="MediumGrid21">
+    <w:name w:val="Medium Grid 21"/>
     <w:uiPriority w:val="1"/>
     <w:qFormat/>
     <w:rsid w:val="00B10291"/>
@@ -7282,7 +7315,7 @@
 </file>
 
 <file path=customXml/itemProps1.xml><?xml version="1.0" encoding="utf-8"?>
-<ds:datastoreItem xmlns:ds="http://schemas.openxmlformats.org/officeDocument/2006/customXml" ds:itemID="{A69E4A38-407A-CE44-8D09-C5C5E19450DE}">
+<ds:datastoreItem xmlns:ds="http://schemas.openxmlformats.org/officeDocument/2006/customXml" ds:itemID="{87FD7665-A94A-334E-AB03-71802C1FEED9}">
   <ds:schemaRefs>
     <ds:schemaRef ds:uri="http://schemas.openxmlformats.org/officeDocument/2006/bibliography"/>
   </ds:schemaRefs>

--- a/pdf/Nguyen Nhu Thuong.docx
+++ b/pdf/Nguyen Nhu Thuong.docx
@@ -791,6 +791,8 @@
         </w:rPr>
         <w:t xml:space="preserve"> </w:t>
       </w:r>
+      <w:bookmarkStart w:id="0" w:name="_GoBack"/>
+      <w:bookmarkEnd w:id="0"/>
     </w:p>
     <w:p>
       <w:pPr>
@@ -1224,18 +1226,7 @@
           <w:szCs w:val="22"/>
           <w:lang w:val="en-GB"/>
         </w:rPr>
-        <w:t xml:space="preserve">The leader </w:t>
-      </w:r>
-      <w:bookmarkStart w:id="0" w:name="_GoBack"/>
-      <w:bookmarkEnd w:id="0"/>
-      <w:r>
-        <w:rPr>
-          <w:rFonts w:ascii="Arial" w:hAnsi="Arial" w:cs="Arial"/>
-          <w:sz w:val="21"/>
-          <w:szCs w:val="22"/>
-          <w:lang w:val="en-GB"/>
-        </w:rPr>
-        <w:t>of the capstone project has 5 members (1 BA, 4 Developer) with Waterfall process model.</w:t>
+        <w:t>The leader of the capstone project has 5 members (1 BA, 4 Developer) with Waterfall process model.</w:t>
       </w:r>
     </w:p>
     <w:p>
@@ -1556,68 +1547,7 @@
           <w:lang w:val="en-GB"/>
         </w:rPr>
       </w:pPr>
-      <w:r>
-        <w:rPr>
-          <w:rFonts w:ascii="Arial" w:hAnsi="Arial" w:cs="Arial"/>
-          <w:b/>
-          <w:bCs/>
-          <w:sz w:val="21"/>
-          <w:szCs w:val="22"/>
-          <w:lang w:val="en-GB"/>
-        </w:rPr>
-        <w:t>Personal Website</w:t>
-      </w:r>
-      <w:r>
-        <w:rPr>
-          <w:rFonts w:ascii="Arial" w:hAnsi="Arial" w:cs="Arial"/>
-          <w:sz w:val="21"/>
-          <w:szCs w:val="22"/>
-          <w:lang w:val="en-GB"/>
-        </w:rPr>
-        <w:t xml:space="preserve">: </w:t>
-      </w:r>
       <w:hyperlink r:id="rId11" w:history="1">
-        <w:r>
-          <w:rPr>
-            <w:rStyle w:val="Hyperlink"/>
-            <w:rFonts w:ascii="Arial" w:hAnsi="Arial" w:cs="Arial"/>
-            <w:sz w:val="21"/>
-            <w:szCs w:val="22"/>
-            <w:lang w:val="en-GB"/>
-          </w:rPr>
-          <w:t>https://thuongnn.tech</w:t>
-        </w:r>
-      </w:hyperlink>
-      <w:r>
-        <w:rPr>
-          <w:rFonts w:ascii="Arial" w:hAnsi="Arial" w:cs="Arial"/>
-          <w:sz w:val="21"/>
-          <w:szCs w:val="22"/>
-          <w:lang w:val="en-GB"/>
-        </w:rPr>
-        <w:t>.</w:t>
-      </w:r>
-    </w:p>
-    <w:p>
-      <w:pPr>
-        <w:pStyle w:val="ColorfulList-Accent11"/>
-        <w:numPr>
-          <w:ilvl w:val="0"/>
-          <w:numId w:val="1"/>
-        </w:numPr>
-        <w:tabs>
-          <w:tab w:val="left" w:pos="284"/>
-          <w:tab w:val="left" w:pos="630"/>
-        </w:tabs>
-        <w:ind w:left="284" w:hanging="270"/>
-        <w:rPr>
-          <w:rFonts w:ascii="Arial" w:hAnsi="Arial" w:cs="Arial"/>
-          <w:sz w:val="21"/>
-          <w:szCs w:val="22"/>
-          <w:lang w:val="en-GB"/>
-        </w:rPr>
-      </w:pPr>
-      <w:hyperlink r:id="rId12" w:history="1">
         <w:r>
           <w:rPr>
             <w:rStyle w:val="Hyperlink"/>
@@ -1797,7 +1727,7 @@
           <w:lang w:val="en-GB"/>
         </w:rPr>
       </w:pPr>
-      <w:hyperlink r:id="rId13" w:history="1">
+      <w:hyperlink r:id="rId12" w:history="1">
         <w:r>
           <w:rPr>
             <w:rStyle w:val="Hyperlink"/>
@@ -1959,7 +1889,7 @@
           <w:lang w:val="en-GB"/>
         </w:rPr>
       </w:pPr>
-      <w:hyperlink r:id="rId14" w:history="1">
+      <w:hyperlink r:id="rId13" w:history="1">
         <w:r>
           <w:rPr>
             <w:rStyle w:val="Hyperlink"/>
@@ -2063,7 +1993,6 @@
           <w:szCs w:val="22"/>
           <w:lang w:val="en-GB"/>
         </w:rPr>
-        <w:lastRenderedPageBreak/>
         <w:t xml:space="preserve">Developed on 2 platforms: </w:t>
       </w:r>
       <w:r>
@@ -2155,7 +2084,7 @@
           <w:lang w:val="en-GB"/>
         </w:rPr>
       </w:pPr>
-      <w:hyperlink r:id="rId15" w:history="1">
+      <w:hyperlink r:id="rId14" w:history="1">
         <w:r>
           <w:rPr>
             <w:rStyle w:val="Hyperlink"/>
@@ -2323,7 +2252,7 @@
           <w:lang w:val="en-GB"/>
         </w:rPr>
       </w:pPr>
-      <w:hyperlink r:id="rId16" w:history="1">
+      <w:hyperlink r:id="rId15" w:history="1">
         <w:r>
           <w:rPr>
             <w:rStyle w:val="Hyperlink"/>
@@ -3060,10 +2989,402 @@
         </w:tabs>
         <w:rPr>
           <w:rFonts w:ascii="Arial" w:hAnsi="Arial" w:cs="Arial"/>
+          <w:sz w:val="21"/>
+          <w:szCs w:val="22"/>
+          <w:lang w:val="en-GB"/>
+        </w:rPr>
+      </w:pPr>
+    </w:p>
+    <w:p>
+      <w:pPr>
+        <w:pBdr>
+          <w:bottom w:val="single" w:sz="6" w:space="1" w:color="auto"/>
+        </w:pBdr>
+        <w:tabs>
+          <w:tab w:val="left" w:pos="900"/>
+        </w:tabs>
+        <w:rPr>
+          <w:rFonts w:ascii="Arial" w:hAnsi="Arial" w:cs="Arial"/>
+          <w:sz w:val="21"/>
+          <w:szCs w:val="22"/>
+          <w:lang w:val="en-GB"/>
+        </w:rPr>
+      </w:pPr>
+      <w:r>
+        <w:rPr>
+          <w:rFonts w:ascii="Arial" w:hAnsi="Arial" w:cs="Arial"/>
           <w:b/>
           <w:color w:val="404040"/>
-          <w:sz w:val="13"/>
-          <w:szCs w:val="13"/>
+          <w:sz w:val="22"/>
+          <w:szCs w:val="22"/>
+          <w:lang w:val="en-GB"/>
+        </w:rPr>
+        <w:t>ACTIVITIES</w:t>
+      </w:r>
+      <w:r>
+        <w:rPr>
+          <w:rFonts w:ascii="Arial" w:hAnsi="Arial" w:cs="Arial"/>
+          <w:sz w:val="21"/>
+          <w:szCs w:val="22"/>
+          <w:lang w:val="en-GB"/>
+        </w:rPr>
+        <w:tab/>
+      </w:r>
+    </w:p>
+    <w:p>
+      <w:pPr>
+        <w:tabs>
+          <w:tab w:val="left" w:pos="900"/>
+        </w:tabs>
+        <w:rPr>
+          <w:rFonts w:ascii="Arial" w:hAnsi="Arial" w:cs="Arial"/>
+          <w:b/>
+          <w:color w:val="404040"/>
+          <w:sz w:val="4"/>
+          <w:szCs w:val="22"/>
+          <w:lang w:val="en-GB"/>
+        </w:rPr>
+      </w:pPr>
+    </w:p>
+    <w:p>
+      <w:pPr>
+        <w:tabs>
+          <w:tab w:val="left" w:pos="900"/>
+        </w:tabs>
+        <w:rPr>
+          <w:rFonts w:ascii="Arial" w:hAnsi="Arial" w:cs="Arial"/>
+          <w:b/>
+          <w:color w:val="404040"/>
+          <w:sz w:val="6"/>
+          <w:szCs w:val="6"/>
+          <w:lang w:val="en-GB"/>
+        </w:rPr>
+      </w:pPr>
+    </w:p>
+    <w:p>
+      <w:pPr>
+        <w:tabs>
+          <w:tab w:val="left" w:pos="1134"/>
+          <w:tab w:val="right" w:pos="10503"/>
+        </w:tabs>
+        <w:rPr>
+          <w:sz w:val="22"/>
+          <w:szCs w:val="20"/>
+        </w:rPr>
+      </w:pPr>
+      <w:r>
+        <w:rPr>
+          <w:rFonts w:ascii="Arial" w:hAnsi="Arial" w:cs="Arial"/>
+          <w:b/>
+          <w:color w:val="404040"/>
+          <w:sz w:val="21"/>
+          <w:szCs w:val="22"/>
+          <w:lang w:val="en-GB"/>
+        </w:rPr>
+        <w:t>FPT University</w:t>
+      </w:r>
+    </w:p>
+    <w:p>
+      <w:pPr>
+        <w:pStyle w:val="ListParagraph"/>
+        <w:numPr>
+          <w:ilvl w:val="0"/>
+          <w:numId w:val="26"/>
+        </w:numPr>
+        <w:tabs>
+          <w:tab w:val="left" w:pos="630"/>
+          <w:tab w:val="left" w:pos="900"/>
+        </w:tabs>
+        <w:rPr>
+          <w:rFonts w:ascii="Arial" w:hAnsi="Arial" w:cs="Arial"/>
+          <w:sz w:val="21"/>
+          <w:szCs w:val="22"/>
+          <w:lang w:val="en-GB"/>
+        </w:rPr>
+      </w:pPr>
+      <w:r>
+        <w:rPr>
+          <w:rFonts w:ascii="Arial" w:hAnsi="Arial" w:cs="Arial"/>
+          <w:b/>
+          <w:color w:val="404040"/>
+          <w:sz w:val="21"/>
+          <w:szCs w:val="22"/>
+          <w:lang w:val="en-GB"/>
+        </w:rPr>
+        <w:t>Member of the organizing committee of major events in the school</w:t>
+      </w:r>
+      <w:r>
+        <w:rPr>
+          <w:rFonts w:ascii="Arial" w:hAnsi="Arial" w:cs="Arial"/>
+          <w:sz w:val="21"/>
+          <w:szCs w:val="22"/>
+          <w:lang w:val="en-GB"/>
+        </w:rPr>
+        <w:t>: Fcamp (3 seasons), FPTU Talent Show 5, Water Day 2017 (Media Leaders), Color Trip (volunteer program),...</w:t>
+      </w:r>
+    </w:p>
+    <w:p>
+      <w:pPr>
+        <w:pStyle w:val="ListParagraph"/>
+        <w:numPr>
+          <w:ilvl w:val="0"/>
+          <w:numId w:val="26"/>
+        </w:numPr>
+        <w:pBdr>
+          <w:bottom w:val="single" w:sz="6" w:space="1" w:color="auto"/>
+        </w:pBdr>
+        <w:tabs>
+          <w:tab w:val="left" w:pos="900"/>
+        </w:tabs>
+        <w:rPr>
+          <w:rFonts w:ascii="Arial" w:hAnsi="Arial" w:cs="Arial"/>
+          <w:b/>
+          <w:color w:val="404040"/>
+          <w:sz w:val="21"/>
+          <w:szCs w:val="22"/>
+          <w:lang w:val="en-GB"/>
+        </w:rPr>
+      </w:pPr>
+      <w:r>
+        <w:rPr>
+          <w:rFonts w:ascii="Arial" w:hAnsi="Arial" w:cs="Arial"/>
+          <w:b/>
+          <w:color w:val="404040"/>
+          <w:sz w:val="21"/>
+          <w:szCs w:val="22"/>
+          <w:lang w:val="en-GB"/>
+        </w:rPr>
+        <w:t>Color Team</w:t>
+      </w:r>
+      <w:r>
+        <w:rPr>
+          <w:rFonts w:ascii="Arial" w:hAnsi="Arial" w:cs="Arial"/>
+          <w:bCs/>
+          <w:color w:val="404040"/>
+          <w:sz w:val="21"/>
+          <w:szCs w:val="22"/>
+          <w:lang w:val="en-GB"/>
+        </w:rPr>
+        <w:t>:</w:t>
+      </w:r>
+      <w:r>
+        <w:rPr>
+          <w:rFonts w:ascii="Arial" w:hAnsi="Arial" w:cs="Arial"/>
+          <w:b/>
+          <w:color w:val="404040"/>
+          <w:sz w:val="21"/>
+          <w:szCs w:val="22"/>
+          <w:lang w:val="en-GB"/>
+        </w:rPr>
+        <w:t xml:space="preserve"> </w:t>
+      </w:r>
+      <w:r>
+        <w:rPr>
+          <w:rFonts w:ascii="Arial" w:hAnsi="Arial" w:cs="Arial"/>
+          <w:sz w:val="21"/>
+          <w:szCs w:val="22"/>
+          <w:lang w:val="en-GB"/>
+        </w:rPr>
+        <w:t>Soft skills group, specializing in organizing events and games at FPT University.</w:t>
+      </w:r>
+    </w:p>
+    <w:p>
+      <w:pPr>
+        <w:pStyle w:val="ListParagraph"/>
+        <w:numPr>
+          <w:ilvl w:val="0"/>
+          <w:numId w:val="26"/>
+        </w:numPr>
+        <w:pBdr>
+          <w:bottom w:val="single" w:sz="6" w:space="1" w:color="auto"/>
+        </w:pBdr>
+        <w:tabs>
+          <w:tab w:val="left" w:pos="900"/>
+        </w:tabs>
+        <w:rPr>
+          <w:rFonts w:ascii="Arial" w:hAnsi="Arial" w:cs="Arial"/>
+          <w:b/>
+          <w:color w:val="404040"/>
+          <w:sz w:val="21"/>
+          <w:szCs w:val="22"/>
+          <w:lang w:val="en-GB"/>
+        </w:rPr>
+      </w:pPr>
+      <w:r>
+        <w:rPr>
+          <w:rFonts w:ascii="Arial" w:hAnsi="Arial" w:cs="Arial"/>
+          <w:b/>
+          <w:color w:val="404040"/>
+          <w:sz w:val="21"/>
+          <w:szCs w:val="22"/>
+          <w:lang w:val="en-GB"/>
+        </w:rPr>
+        <w:t>FU Photography</w:t>
+      </w:r>
+      <w:r>
+        <w:rPr>
+          <w:rFonts w:ascii="Arial" w:hAnsi="Arial" w:cs="Arial"/>
+          <w:bCs/>
+          <w:color w:val="404040"/>
+          <w:sz w:val="21"/>
+          <w:szCs w:val="22"/>
+          <w:lang w:val="en-GB"/>
+        </w:rPr>
+        <w:t>:</w:t>
+      </w:r>
+      <w:r>
+        <w:rPr>
+          <w:rFonts w:ascii="Arial" w:hAnsi="Arial" w:cs="Arial"/>
+          <w:b/>
+          <w:color w:val="404040"/>
+          <w:sz w:val="21"/>
+          <w:szCs w:val="22"/>
+          <w:lang w:val="en-GB"/>
+        </w:rPr>
+        <w:t xml:space="preserve"> </w:t>
+      </w:r>
+      <w:r>
+        <w:rPr>
+          <w:rFonts w:ascii="Arial" w:hAnsi="Arial" w:cs="Arial"/>
+          <w:sz w:val="21"/>
+          <w:szCs w:val="22"/>
+          <w:lang w:val="en-GB"/>
+        </w:rPr>
+        <w:t>Photography club at FPT University.</w:t>
+      </w:r>
+    </w:p>
+    <w:p>
+      <w:pPr>
+        <w:pBdr>
+          <w:bottom w:val="single" w:sz="6" w:space="1" w:color="auto"/>
+        </w:pBdr>
+        <w:tabs>
+          <w:tab w:val="left" w:pos="900"/>
+        </w:tabs>
+        <w:rPr>
+          <w:rFonts w:ascii="Arial" w:hAnsi="Arial" w:cs="Arial"/>
+          <w:b/>
+          <w:color w:val="404040"/>
+          <w:sz w:val="21"/>
+          <w:szCs w:val="22"/>
+          <w:lang w:val="en-GB"/>
+        </w:rPr>
+      </w:pPr>
+    </w:p>
+    <w:p>
+      <w:pPr>
+        <w:pBdr>
+          <w:bottom w:val="single" w:sz="6" w:space="1" w:color="auto"/>
+        </w:pBdr>
+        <w:tabs>
+          <w:tab w:val="left" w:pos="900"/>
+        </w:tabs>
+        <w:rPr>
+          <w:rFonts w:ascii="Arial" w:hAnsi="Arial" w:cs="Arial"/>
+          <w:bCs/>
+          <w:color w:val="404040"/>
+          <w:sz w:val="21"/>
+          <w:szCs w:val="22"/>
+          <w:lang w:val="en-GB"/>
+        </w:rPr>
+      </w:pPr>
+      <w:hyperlink r:id="rId16" w:history="1">
+        <w:r>
+          <w:rPr>
+            <w:rStyle w:val="Hyperlink"/>
+            <w:rFonts w:ascii="Arial" w:hAnsi="Arial" w:cs="Arial"/>
+            <w:b/>
+            <w:sz w:val="21"/>
+            <w:szCs w:val="22"/>
+            <w:lang w:val="en-GB"/>
+          </w:rPr>
+          <w:t>Tech Blog</w:t>
+        </w:r>
+      </w:hyperlink>
+    </w:p>
+    <w:p>
+      <w:pPr>
+        <w:pStyle w:val="ListParagraph"/>
+        <w:numPr>
+          <w:ilvl w:val="0"/>
+          <w:numId w:val="30"/>
+        </w:numPr>
+        <w:pBdr>
+          <w:bottom w:val="single" w:sz="6" w:space="1" w:color="auto"/>
+        </w:pBdr>
+        <w:tabs>
+          <w:tab w:val="left" w:pos="900"/>
+        </w:tabs>
+        <w:rPr>
+          <w:rFonts w:ascii="Arial" w:hAnsi="Arial" w:cs="Arial"/>
+          <w:sz w:val="21"/>
+          <w:szCs w:val="22"/>
+          <w:lang w:val="en-GB"/>
+        </w:rPr>
+      </w:pPr>
+      <w:r>
+        <w:rPr>
+          <w:rFonts w:ascii="Arial" w:hAnsi="Arial" w:cs="Arial"/>
+          <w:sz w:val="21"/>
+          <w:szCs w:val="22"/>
+          <w:lang w:val="en-GB"/>
+        </w:rPr>
+        <w:t>Contribute articles about technology on medium</w:t>
+      </w:r>
+      <w:r>
+        <w:rPr>
+          <w:rFonts w:ascii="Arial" w:hAnsi="Arial" w:cs="Arial"/>
+          <w:sz w:val="21"/>
+          <w:szCs w:val="22"/>
+          <w:lang w:val="en-GB"/>
+        </w:rPr>
+        <w:t>.</w:t>
+      </w:r>
+    </w:p>
+    <w:p>
+      <w:pPr>
+        <w:pStyle w:val="ListParagraph"/>
+        <w:numPr>
+          <w:ilvl w:val="0"/>
+          <w:numId w:val="30"/>
+        </w:numPr>
+        <w:pBdr>
+          <w:bottom w:val="single" w:sz="6" w:space="1" w:color="auto"/>
+        </w:pBdr>
+        <w:tabs>
+          <w:tab w:val="left" w:pos="900"/>
+        </w:tabs>
+        <w:rPr>
+          <w:rFonts w:ascii="Arial" w:hAnsi="Arial" w:cs="Arial"/>
+          <w:sz w:val="21"/>
+          <w:szCs w:val="22"/>
+          <w:lang w:val="en-GB"/>
+        </w:rPr>
+      </w:pPr>
+      <w:r>
+        <w:rPr>
+          <w:rFonts w:ascii="Arial" w:hAnsi="Arial" w:cs="Arial"/>
+          <w:sz w:val="21"/>
+          <w:szCs w:val="22"/>
+          <w:lang w:val="en-GB"/>
+        </w:rPr>
+        <w:t>Share my tech experiences with nodejs, reactjs, docker, kubernetes,…</w:t>
+      </w:r>
+    </w:p>
+    <w:p>
+      <w:pPr>
+        <w:pBdr>
+          <w:bottom w:val="single" w:sz="6" w:space="1" w:color="auto"/>
+        </w:pBdr>
+        <w:tabs>
+          <w:tab w:val="left" w:pos="900"/>
+        </w:tabs>
+        <w:rPr>
+          <w:rFonts w:ascii="Arial" w:hAnsi="Arial" w:cs="Arial"/>
+          <w:b/>
+          <w:color w:val="404040"/>
+          <w:sz w:val="22"/>
+          <w:szCs w:val="22"/>
           <w:lang w:val="en-GB"/>
         </w:rPr>
       </w:pPr>
@@ -4406,6 +4727,119 @@
     </w:lvl>
   </w:abstractNum>
   <w:abstractNum w:abstractNumId="8" w15:restartNumberingAfterBreak="0">
+    <w:nsid w:val="3162453A"/>
+    <w:multiLevelType w:val="hybridMultilevel"/>
+    <w:tmpl w:val="F6EC4330"/>
+    <w:lvl w:ilvl="0" w:tplc="04090001">
+      <w:start w:val="1"/>
+      <w:numFmt w:val="bullet"/>
+      <w:lvlText w:val=""/>
+      <w:lvlJc w:val="left"/>
+      <w:pPr>
+        <w:ind w:left="360" w:hanging="360"/>
+      </w:pPr>
+      <w:rPr>
+        <w:rFonts w:ascii="Symbol" w:hAnsi="Symbol" w:hint="default"/>
+      </w:rPr>
+    </w:lvl>
+    <w:lvl w:ilvl="1" w:tplc="04090003" w:tentative="1">
+      <w:start w:val="1"/>
+      <w:numFmt w:val="bullet"/>
+      <w:lvlText w:val="o"/>
+      <w:lvlJc w:val="left"/>
+      <w:pPr>
+        <w:ind w:left="1080" w:hanging="360"/>
+      </w:pPr>
+      <w:rPr>
+        <w:rFonts w:ascii="Courier New" w:hAnsi="Courier New" w:cs="Courier New" w:hint="default"/>
+      </w:rPr>
+    </w:lvl>
+    <w:lvl w:ilvl="2" w:tplc="04090005" w:tentative="1">
+      <w:start w:val="1"/>
+      <w:numFmt w:val="bullet"/>
+      <w:lvlText w:val=""/>
+      <w:lvlJc w:val="left"/>
+      <w:pPr>
+        <w:ind w:left="1800" w:hanging="360"/>
+      </w:pPr>
+      <w:rPr>
+        <w:rFonts w:ascii="Wingdings" w:hAnsi="Wingdings" w:hint="default"/>
+      </w:rPr>
+    </w:lvl>
+    <w:lvl w:ilvl="3" w:tplc="04090001" w:tentative="1">
+      <w:start w:val="1"/>
+      <w:numFmt w:val="bullet"/>
+      <w:lvlText w:val=""/>
+      <w:lvlJc w:val="left"/>
+      <w:pPr>
+        <w:ind w:left="2520" w:hanging="360"/>
+      </w:pPr>
+      <w:rPr>
+        <w:rFonts w:ascii="Symbol" w:hAnsi="Symbol" w:hint="default"/>
+      </w:rPr>
+    </w:lvl>
+    <w:lvl w:ilvl="4" w:tplc="04090003" w:tentative="1">
+      <w:start w:val="1"/>
+      <w:numFmt w:val="bullet"/>
+      <w:lvlText w:val="o"/>
+      <w:lvlJc w:val="left"/>
+      <w:pPr>
+        <w:ind w:left="3240" w:hanging="360"/>
+      </w:pPr>
+      <w:rPr>
+        <w:rFonts w:ascii="Courier New" w:hAnsi="Courier New" w:cs="Courier New" w:hint="default"/>
+      </w:rPr>
+    </w:lvl>
+    <w:lvl w:ilvl="5" w:tplc="04090005" w:tentative="1">
+      <w:start w:val="1"/>
+      <w:numFmt w:val="bullet"/>
+      <w:lvlText w:val=""/>
+      <w:lvlJc w:val="left"/>
+      <w:pPr>
+        <w:ind w:left="3960" w:hanging="360"/>
+      </w:pPr>
+      <w:rPr>
+        <w:rFonts w:ascii="Wingdings" w:hAnsi="Wingdings" w:hint="default"/>
+      </w:rPr>
+    </w:lvl>
+    <w:lvl w:ilvl="6" w:tplc="04090001" w:tentative="1">
+      <w:start w:val="1"/>
+      <w:numFmt w:val="bullet"/>
+      <w:lvlText w:val=""/>
+      <w:lvlJc w:val="left"/>
+      <w:pPr>
+        <w:ind w:left="4680" w:hanging="360"/>
+      </w:pPr>
+      <w:rPr>
+        <w:rFonts w:ascii="Symbol" w:hAnsi="Symbol" w:hint="default"/>
+      </w:rPr>
+    </w:lvl>
+    <w:lvl w:ilvl="7" w:tplc="04090003" w:tentative="1">
+      <w:start w:val="1"/>
+      <w:numFmt w:val="bullet"/>
+      <w:lvlText w:val="o"/>
+      <w:lvlJc w:val="left"/>
+      <w:pPr>
+        <w:ind w:left="5400" w:hanging="360"/>
+      </w:pPr>
+      <w:rPr>
+        <w:rFonts w:ascii="Courier New" w:hAnsi="Courier New" w:cs="Courier New" w:hint="default"/>
+      </w:rPr>
+    </w:lvl>
+    <w:lvl w:ilvl="8" w:tplc="04090005" w:tentative="1">
+      <w:start w:val="1"/>
+      <w:numFmt w:val="bullet"/>
+      <w:lvlText w:val=""/>
+      <w:lvlJc w:val="left"/>
+      <w:pPr>
+        <w:ind w:left="6120" w:hanging="360"/>
+      </w:pPr>
+      <w:rPr>
+        <w:rFonts w:ascii="Wingdings" w:hAnsi="Wingdings" w:hint="default"/>
+      </w:rPr>
+    </w:lvl>
+  </w:abstractNum>
+  <w:abstractNum w:abstractNumId="9" w15:restartNumberingAfterBreak="0">
     <w:nsid w:val="34BB21C9"/>
     <w:multiLevelType w:val="hybridMultilevel"/>
     <w:tmpl w:val="CBBCA72E"/>
@@ -4518,7 +4952,7 @@
       </w:rPr>
     </w:lvl>
   </w:abstractNum>
-  <w:abstractNum w:abstractNumId="9" w15:restartNumberingAfterBreak="0">
+  <w:abstractNum w:abstractNumId="10" w15:restartNumberingAfterBreak="0">
     <w:nsid w:val="364E7C08"/>
     <w:multiLevelType w:val="hybridMultilevel"/>
     <w:tmpl w:val="22AC825C"/>
@@ -4631,7 +5065,7 @@
       </w:rPr>
     </w:lvl>
   </w:abstractNum>
-  <w:abstractNum w:abstractNumId="10" w15:restartNumberingAfterBreak="0">
+  <w:abstractNum w:abstractNumId="11" w15:restartNumberingAfterBreak="0">
     <w:nsid w:val="3FDE5A66"/>
     <w:multiLevelType w:val="hybridMultilevel"/>
     <w:tmpl w:val="A238E52E"/>
@@ -4744,7 +5178,120 @@
       </w:rPr>
     </w:lvl>
   </w:abstractNum>
-  <w:abstractNum w:abstractNumId="11" w15:restartNumberingAfterBreak="0">
+  <w:abstractNum w:abstractNumId="12" w15:restartNumberingAfterBreak="0">
+    <w:nsid w:val="400D640A"/>
+    <w:multiLevelType w:val="hybridMultilevel"/>
+    <w:tmpl w:val="2E38A66A"/>
+    <w:lvl w:ilvl="0" w:tplc="04090001">
+      <w:start w:val="1"/>
+      <w:numFmt w:val="bullet"/>
+      <w:lvlText w:val=""/>
+      <w:lvlJc w:val="left"/>
+      <w:pPr>
+        <w:ind w:left="360" w:hanging="360"/>
+      </w:pPr>
+      <w:rPr>
+        <w:rFonts w:ascii="Symbol" w:hAnsi="Symbol" w:hint="default"/>
+      </w:rPr>
+    </w:lvl>
+    <w:lvl w:ilvl="1" w:tplc="04090003" w:tentative="1">
+      <w:start w:val="1"/>
+      <w:numFmt w:val="bullet"/>
+      <w:lvlText w:val="o"/>
+      <w:lvlJc w:val="left"/>
+      <w:pPr>
+        <w:ind w:left="1080" w:hanging="360"/>
+      </w:pPr>
+      <w:rPr>
+        <w:rFonts w:ascii="Courier New" w:hAnsi="Courier New" w:cs="Courier New" w:hint="default"/>
+      </w:rPr>
+    </w:lvl>
+    <w:lvl w:ilvl="2" w:tplc="04090005" w:tentative="1">
+      <w:start w:val="1"/>
+      <w:numFmt w:val="bullet"/>
+      <w:lvlText w:val=""/>
+      <w:lvlJc w:val="left"/>
+      <w:pPr>
+        <w:ind w:left="1800" w:hanging="360"/>
+      </w:pPr>
+      <w:rPr>
+        <w:rFonts w:ascii="Wingdings" w:hAnsi="Wingdings" w:hint="default"/>
+      </w:rPr>
+    </w:lvl>
+    <w:lvl w:ilvl="3" w:tplc="04090001" w:tentative="1">
+      <w:start w:val="1"/>
+      <w:numFmt w:val="bullet"/>
+      <w:lvlText w:val=""/>
+      <w:lvlJc w:val="left"/>
+      <w:pPr>
+        <w:ind w:left="2520" w:hanging="360"/>
+      </w:pPr>
+      <w:rPr>
+        <w:rFonts w:ascii="Symbol" w:hAnsi="Symbol" w:hint="default"/>
+      </w:rPr>
+    </w:lvl>
+    <w:lvl w:ilvl="4" w:tplc="04090003" w:tentative="1">
+      <w:start w:val="1"/>
+      <w:numFmt w:val="bullet"/>
+      <w:lvlText w:val="o"/>
+      <w:lvlJc w:val="left"/>
+      <w:pPr>
+        <w:ind w:left="3240" w:hanging="360"/>
+      </w:pPr>
+      <w:rPr>
+        <w:rFonts w:ascii="Courier New" w:hAnsi="Courier New" w:cs="Courier New" w:hint="default"/>
+      </w:rPr>
+    </w:lvl>
+    <w:lvl w:ilvl="5" w:tplc="04090005" w:tentative="1">
+      <w:start w:val="1"/>
+      <w:numFmt w:val="bullet"/>
+      <w:lvlText w:val=""/>
+      <w:lvlJc w:val="left"/>
+      <w:pPr>
+        <w:ind w:left="3960" w:hanging="360"/>
+      </w:pPr>
+      <w:rPr>
+        <w:rFonts w:ascii="Wingdings" w:hAnsi="Wingdings" w:hint="default"/>
+      </w:rPr>
+    </w:lvl>
+    <w:lvl w:ilvl="6" w:tplc="04090001" w:tentative="1">
+      <w:start w:val="1"/>
+      <w:numFmt w:val="bullet"/>
+      <w:lvlText w:val=""/>
+      <w:lvlJc w:val="left"/>
+      <w:pPr>
+        <w:ind w:left="4680" w:hanging="360"/>
+      </w:pPr>
+      <w:rPr>
+        <w:rFonts w:ascii="Symbol" w:hAnsi="Symbol" w:hint="default"/>
+      </w:rPr>
+    </w:lvl>
+    <w:lvl w:ilvl="7" w:tplc="04090003" w:tentative="1">
+      <w:start w:val="1"/>
+      <w:numFmt w:val="bullet"/>
+      <w:lvlText w:val="o"/>
+      <w:lvlJc w:val="left"/>
+      <w:pPr>
+        <w:ind w:left="5400" w:hanging="360"/>
+      </w:pPr>
+      <w:rPr>
+        <w:rFonts w:ascii="Courier New" w:hAnsi="Courier New" w:cs="Courier New" w:hint="default"/>
+      </w:rPr>
+    </w:lvl>
+    <w:lvl w:ilvl="8" w:tplc="04090005" w:tentative="1">
+      <w:start w:val="1"/>
+      <w:numFmt w:val="bullet"/>
+      <w:lvlText w:val=""/>
+      <w:lvlJc w:val="left"/>
+      <w:pPr>
+        <w:ind w:left="6120" w:hanging="360"/>
+      </w:pPr>
+      <w:rPr>
+        <w:rFonts w:ascii="Wingdings" w:hAnsi="Wingdings" w:hint="default"/>
+      </w:rPr>
+    </w:lvl>
+  </w:abstractNum>
+  <w:abstractNum w:abstractNumId="13" w15:restartNumberingAfterBreak="0">
     <w:nsid w:val="40860556"/>
     <w:multiLevelType w:val="multilevel"/>
     <w:tmpl w:val="9E3A8720"/>
@@ -4857,7 +5404,7 @@
       </w:rPr>
     </w:lvl>
   </w:abstractNum>
-  <w:abstractNum w:abstractNumId="12" w15:restartNumberingAfterBreak="0">
+  <w:abstractNum w:abstractNumId="14" w15:restartNumberingAfterBreak="0">
     <w:nsid w:val="45BC03D5"/>
     <w:multiLevelType w:val="hybridMultilevel"/>
     <w:tmpl w:val="5AC8FCBE"/>
@@ -4970,7 +5517,7 @@
       </w:rPr>
     </w:lvl>
   </w:abstractNum>
-  <w:abstractNum w:abstractNumId="13" w15:restartNumberingAfterBreak="0">
+  <w:abstractNum w:abstractNumId="15" w15:restartNumberingAfterBreak="0">
     <w:nsid w:val="4AC70B06"/>
     <w:multiLevelType w:val="hybridMultilevel"/>
     <w:tmpl w:val="42C87B8E"/>
@@ -5083,7 +5630,7 @@
       </w:rPr>
     </w:lvl>
   </w:abstractNum>
-  <w:abstractNum w:abstractNumId="14" w15:restartNumberingAfterBreak="0">
+  <w:abstractNum w:abstractNumId="16" w15:restartNumberingAfterBreak="0">
     <w:nsid w:val="4AE73F91"/>
     <w:multiLevelType w:val="hybridMultilevel"/>
     <w:tmpl w:val="375AC6F4"/>
@@ -5196,7 +5743,7 @@
       </w:rPr>
     </w:lvl>
   </w:abstractNum>
-  <w:abstractNum w:abstractNumId="15" w15:restartNumberingAfterBreak="0">
+  <w:abstractNum w:abstractNumId="17" w15:restartNumberingAfterBreak="0">
     <w:nsid w:val="4BBB0746"/>
     <w:multiLevelType w:val="multilevel"/>
     <w:tmpl w:val="6342574C"/>
@@ -5345,7 +5892,7 @@
       </w:rPr>
     </w:lvl>
   </w:abstractNum>
-  <w:abstractNum w:abstractNumId="16" w15:restartNumberingAfterBreak="0">
+  <w:abstractNum w:abstractNumId="18" w15:restartNumberingAfterBreak="0">
     <w:nsid w:val="4EC21C78"/>
     <w:multiLevelType w:val="hybridMultilevel"/>
     <w:tmpl w:val="E15284CE"/>
@@ -5458,7 +6005,7 @@
       </w:rPr>
     </w:lvl>
   </w:abstractNum>
-  <w:abstractNum w:abstractNumId="17" w15:restartNumberingAfterBreak="0">
+  <w:abstractNum w:abstractNumId="19" w15:restartNumberingAfterBreak="0">
     <w:nsid w:val="52B0792D"/>
     <w:multiLevelType w:val="hybridMultilevel"/>
     <w:tmpl w:val="0C683F42"/>
@@ -5571,7 +6118,7 @@
       </w:rPr>
     </w:lvl>
   </w:abstractNum>
-  <w:abstractNum w:abstractNumId="18" w15:restartNumberingAfterBreak="0">
+  <w:abstractNum w:abstractNumId="20" w15:restartNumberingAfterBreak="0">
     <w:nsid w:val="5A0D782C"/>
     <w:multiLevelType w:val="hybridMultilevel"/>
     <w:tmpl w:val="0B8EC39C"/>
@@ -5684,7 +6231,7 @@
       </w:rPr>
     </w:lvl>
   </w:abstractNum>
-  <w:abstractNum w:abstractNumId="19" w15:restartNumberingAfterBreak="0">
+  <w:abstractNum w:abstractNumId="21" w15:restartNumberingAfterBreak="0">
     <w:nsid w:val="5A8F5C53"/>
     <w:multiLevelType w:val="hybridMultilevel"/>
     <w:tmpl w:val="F202FDA8"/>
@@ -5796,7 +6343,120 @@
       </w:rPr>
     </w:lvl>
   </w:abstractNum>
-  <w:abstractNum w:abstractNumId="20" w15:restartNumberingAfterBreak="0">
+  <w:abstractNum w:abstractNumId="22" w15:restartNumberingAfterBreak="0">
+    <w:nsid w:val="5C2C60E2"/>
+    <w:multiLevelType w:val="hybridMultilevel"/>
+    <w:tmpl w:val="371A4836"/>
+    <w:lvl w:ilvl="0" w:tplc="04090001">
+      <w:start w:val="1"/>
+      <w:numFmt w:val="bullet"/>
+      <w:lvlText w:val=""/>
+      <w:lvlJc w:val="left"/>
+      <w:pPr>
+        <w:ind w:left="360" w:hanging="360"/>
+      </w:pPr>
+      <w:rPr>
+        <w:rFonts w:ascii="Symbol" w:hAnsi="Symbol" w:hint="default"/>
+      </w:rPr>
+    </w:lvl>
+    <w:lvl w:ilvl="1" w:tplc="04090003" w:tentative="1">
+      <w:start w:val="1"/>
+      <w:numFmt w:val="bullet"/>
+      <w:lvlText w:val="o"/>
+      <w:lvlJc w:val="left"/>
+      <w:pPr>
+        <w:ind w:left="1080" w:hanging="360"/>
+      </w:pPr>
+      <w:rPr>
+        <w:rFonts w:ascii="Courier New" w:hAnsi="Courier New" w:cs="Courier New" w:hint="default"/>
+      </w:rPr>
+    </w:lvl>
+    <w:lvl w:ilvl="2" w:tplc="04090005" w:tentative="1">
+      <w:start w:val="1"/>
+      <w:numFmt w:val="bullet"/>
+      <w:lvlText w:val=""/>
+      <w:lvlJc w:val="left"/>
+      <w:pPr>
+        <w:ind w:left="1800" w:hanging="360"/>
+      </w:pPr>
+      <w:rPr>
+        <w:rFonts w:ascii="Wingdings" w:hAnsi="Wingdings" w:hint="default"/>
+      </w:rPr>
+    </w:lvl>
+    <w:lvl w:ilvl="3" w:tplc="04090001" w:tentative="1">
+      <w:start w:val="1"/>
+      <w:numFmt w:val="bullet"/>
+      <w:lvlText w:val=""/>
+      <w:lvlJc w:val="left"/>
+      <w:pPr>
+        <w:ind w:left="2520" w:hanging="360"/>
+      </w:pPr>
+      <w:rPr>
+        <w:rFonts w:ascii="Symbol" w:hAnsi="Symbol" w:hint="default"/>
+      </w:rPr>
+    </w:lvl>
+    <w:lvl w:ilvl="4" w:tplc="04090003" w:tentative="1">
+      <w:start w:val="1"/>
+      <w:numFmt w:val="bullet"/>
+      <w:lvlText w:val="o"/>
+      <w:lvlJc w:val="left"/>
+      <w:pPr>
+        <w:ind w:left="3240" w:hanging="360"/>
+      </w:pPr>
+      <w:rPr>
+        <w:rFonts w:ascii="Courier New" w:hAnsi="Courier New" w:cs="Courier New" w:hint="default"/>
+      </w:rPr>
+    </w:lvl>
+    <w:lvl w:ilvl="5" w:tplc="04090005" w:tentative="1">
+      <w:start w:val="1"/>
+      <w:numFmt w:val="bullet"/>
+      <w:lvlText w:val=""/>
+      <w:lvlJc w:val="left"/>
+      <w:pPr>
+        <w:ind w:left="3960" w:hanging="360"/>
+      </w:pPr>
+      <w:rPr>
+        <w:rFonts w:ascii="Wingdings" w:hAnsi="Wingdings" w:hint="default"/>
+      </w:rPr>
+    </w:lvl>
+    <w:lvl w:ilvl="6" w:tplc="04090001" w:tentative="1">
+      <w:start w:val="1"/>
+      <w:numFmt w:val="bullet"/>
+      <w:lvlText w:val=""/>
+      <w:lvlJc w:val="left"/>
+      <w:pPr>
+        <w:ind w:left="4680" w:hanging="360"/>
+      </w:pPr>
+      <w:rPr>
+        <w:rFonts w:ascii="Symbol" w:hAnsi="Symbol" w:hint="default"/>
+      </w:rPr>
+    </w:lvl>
+    <w:lvl w:ilvl="7" w:tplc="04090003" w:tentative="1">
+      <w:start w:val="1"/>
+      <w:numFmt w:val="bullet"/>
+      <w:lvlText w:val="o"/>
+      <w:lvlJc w:val="left"/>
+      <w:pPr>
+        <w:ind w:left="5400" w:hanging="360"/>
+      </w:pPr>
+      <w:rPr>
+        <w:rFonts w:ascii="Courier New" w:hAnsi="Courier New" w:cs="Courier New" w:hint="default"/>
+      </w:rPr>
+    </w:lvl>
+    <w:lvl w:ilvl="8" w:tplc="04090005" w:tentative="1">
+      <w:start w:val="1"/>
+      <w:numFmt w:val="bullet"/>
+      <w:lvlText w:val=""/>
+      <w:lvlJc w:val="left"/>
+      <w:pPr>
+        <w:ind w:left="6120" w:hanging="360"/>
+      </w:pPr>
+      <w:rPr>
+        <w:rFonts w:ascii="Wingdings" w:hAnsi="Wingdings" w:hint="default"/>
+      </w:rPr>
+    </w:lvl>
+  </w:abstractNum>
+  <w:abstractNum w:abstractNumId="23" w15:restartNumberingAfterBreak="0">
     <w:nsid w:val="5E1934B3"/>
     <w:multiLevelType w:val="hybridMultilevel"/>
     <w:tmpl w:val="FA8205D8"/>
@@ -5909,7 +6569,120 @@
       </w:rPr>
     </w:lvl>
   </w:abstractNum>
-  <w:abstractNum w:abstractNumId="21" w15:restartNumberingAfterBreak="0">
+  <w:abstractNum w:abstractNumId="24" w15:restartNumberingAfterBreak="0">
+    <w:nsid w:val="5ED2573A"/>
+    <w:multiLevelType w:val="hybridMultilevel"/>
+    <w:tmpl w:val="4D1804AA"/>
+    <w:lvl w:ilvl="0" w:tplc="04090001">
+      <w:start w:val="1"/>
+      <w:numFmt w:val="bullet"/>
+      <w:lvlText w:val=""/>
+      <w:lvlJc w:val="left"/>
+      <w:pPr>
+        <w:ind w:left="360" w:hanging="360"/>
+      </w:pPr>
+      <w:rPr>
+        <w:rFonts w:ascii="Symbol" w:hAnsi="Symbol" w:hint="default"/>
+      </w:rPr>
+    </w:lvl>
+    <w:lvl w:ilvl="1" w:tplc="04090003" w:tentative="1">
+      <w:start w:val="1"/>
+      <w:numFmt w:val="bullet"/>
+      <w:lvlText w:val="o"/>
+      <w:lvlJc w:val="left"/>
+      <w:pPr>
+        <w:ind w:left="1080" w:hanging="360"/>
+      </w:pPr>
+      <w:rPr>
+        <w:rFonts w:ascii="Courier New" w:hAnsi="Courier New" w:cs="Courier New" w:hint="default"/>
+      </w:rPr>
+    </w:lvl>
+    <w:lvl w:ilvl="2" w:tplc="04090005" w:tentative="1">
+      <w:start w:val="1"/>
+      <w:numFmt w:val="bullet"/>
+      <w:lvlText w:val=""/>
+      <w:lvlJc w:val="left"/>
+      <w:pPr>
+        <w:ind w:left="1800" w:hanging="360"/>
+      </w:pPr>
+      <w:rPr>
+        <w:rFonts w:ascii="Wingdings" w:hAnsi="Wingdings" w:hint="default"/>
+      </w:rPr>
+    </w:lvl>
+    <w:lvl w:ilvl="3" w:tplc="04090001" w:tentative="1">
+      <w:start w:val="1"/>
+      <w:numFmt w:val="bullet"/>
+      <w:lvlText w:val=""/>
+      <w:lvlJc w:val="left"/>
+      <w:pPr>
+        <w:ind w:left="2520" w:hanging="360"/>
+      </w:pPr>
+      <w:rPr>
+        <w:rFonts w:ascii="Symbol" w:hAnsi="Symbol" w:hint="default"/>
+      </w:rPr>
+    </w:lvl>
+    <w:lvl w:ilvl="4" w:tplc="04090003" w:tentative="1">
+      <w:start w:val="1"/>
+      <w:numFmt w:val="bullet"/>
+      <w:lvlText w:val="o"/>
+      <w:lvlJc w:val="left"/>
+      <w:pPr>
+        <w:ind w:left="3240" w:hanging="360"/>
+      </w:pPr>
+      <w:rPr>
+        <w:rFonts w:ascii="Courier New" w:hAnsi="Courier New" w:cs="Courier New" w:hint="default"/>
+      </w:rPr>
+    </w:lvl>
+    <w:lvl w:ilvl="5" w:tplc="04090005" w:tentative="1">
+      <w:start w:val="1"/>
+      <w:numFmt w:val="bullet"/>
+      <w:lvlText w:val=""/>
+      <w:lvlJc w:val="left"/>
+      <w:pPr>
+        <w:ind w:left="3960" w:hanging="360"/>
+      </w:pPr>
+      <w:rPr>
+        <w:rFonts w:ascii="Wingdings" w:hAnsi="Wingdings" w:hint="default"/>
+      </w:rPr>
+    </w:lvl>
+    <w:lvl w:ilvl="6" w:tplc="04090001" w:tentative="1">
+      <w:start w:val="1"/>
+      <w:numFmt w:val="bullet"/>
+      <w:lvlText w:val=""/>
+      <w:lvlJc w:val="left"/>
+      <w:pPr>
+        <w:ind w:left="4680" w:hanging="360"/>
+      </w:pPr>
+      <w:rPr>
+        <w:rFonts w:ascii="Symbol" w:hAnsi="Symbol" w:hint="default"/>
+      </w:rPr>
+    </w:lvl>
+    <w:lvl w:ilvl="7" w:tplc="04090003" w:tentative="1">
+      <w:start w:val="1"/>
+      <w:numFmt w:val="bullet"/>
+      <w:lvlText w:val="o"/>
+      <w:lvlJc w:val="left"/>
+      <w:pPr>
+        <w:ind w:left="5400" w:hanging="360"/>
+      </w:pPr>
+      <w:rPr>
+        <w:rFonts w:ascii="Courier New" w:hAnsi="Courier New" w:cs="Courier New" w:hint="default"/>
+      </w:rPr>
+    </w:lvl>
+    <w:lvl w:ilvl="8" w:tplc="04090005" w:tentative="1">
+      <w:start w:val="1"/>
+      <w:numFmt w:val="bullet"/>
+      <w:lvlText w:val=""/>
+      <w:lvlJc w:val="left"/>
+      <w:pPr>
+        <w:ind w:left="6120" w:hanging="360"/>
+      </w:pPr>
+      <w:rPr>
+        <w:rFonts w:ascii="Wingdings" w:hAnsi="Wingdings" w:hint="default"/>
+      </w:rPr>
+    </w:lvl>
+  </w:abstractNum>
+  <w:abstractNum w:abstractNumId="25" w15:restartNumberingAfterBreak="0">
     <w:nsid w:val="5F7260D8"/>
     <w:multiLevelType w:val="hybridMultilevel"/>
     <w:tmpl w:val="3066216C"/>
@@ -6022,7 +6795,7 @@
       </w:rPr>
     </w:lvl>
   </w:abstractNum>
-  <w:abstractNum w:abstractNumId="22" w15:restartNumberingAfterBreak="0">
+  <w:abstractNum w:abstractNumId="26" w15:restartNumberingAfterBreak="0">
     <w:nsid w:val="62D60A48"/>
     <w:multiLevelType w:val="hybridMultilevel"/>
     <w:tmpl w:val="375C2462"/>
@@ -6135,7 +6908,7 @@
       </w:rPr>
     </w:lvl>
   </w:abstractNum>
-  <w:abstractNum w:abstractNumId="23" w15:restartNumberingAfterBreak="0">
+  <w:abstractNum w:abstractNumId="27" w15:restartNumberingAfterBreak="0">
     <w:nsid w:val="64CB094E"/>
     <w:multiLevelType w:val="hybridMultilevel"/>
     <w:tmpl w:val="3F9A5108"/>
@@ -6248,7 +7021,7 @@
       </w:rPr>
     </w:lvl>
   </w:abstractNum>
-  <w:abstractNum w:abstractNumId="24" w15:restartNumberingAfterBreak="0">
+  <w:abstractNum w:abstractNumId="28" w15:restartNumberingAfterBreak="0">
     <w:nsid w:val="71B62369"/>
     <w:multiLevelType w:val="hybridMultilevel"/>
     <w:tmpl w:val="32762FA2"/>
@@ -6361,8 +7134,121 @@
       </w:rPr>
     </w:lvl>
   </w:abstractNum>
+  <w:abstractNum w:abstractNumId="29" w15:restartNumberingAfterBreak="0">
+    <w:nsid w:val="73240946"/>
+    <w:multiLevelType w:val="hybridMultilevel"/>
+    <w:tmpl w:val="ECF63F72"/>
+    <w:lvl w:ilvl="0" w:tplc="04090001">
+      <w:start w:val="1"/>
+      <w:numFmt w:val="bullet"/>
+      <w:lvlText w:val=""/>
+      <w:lvlJc w:val="left"/>
+      <w:pPr>
+        <w:ind w:left="360" w:hanging="360"/>
+      </w:pPr>
+      <w:rPr>
+        <w:rFonts w:ascii="Symbol" w:hAnsi="Symbol" w:hint="default"/>
+      </w:rPr>
+    </w:lvl>
+    <w:lvl w:ilvl="1" w:tplc="04090003" w:tentative="1">
+      <w:start w:val="1"/>
+      <w:numFmt w:val="bullet"/>
+      <w:lvlText w:val="o"/>
+      <w:lvlJc w:val="left"/>
+      <w:pPr>
+        <w:ind w:left="1080" w:hanging="360"/>
+      </w:pPr>
+      <w:rPr>
+        <w:rFonts w:ascii="Courier New" w:hAnsi="Courier New" w:cs="Courier New" w:hint="default"/>
+      </w:rPr>
+    </w:lvl>
+    <w:lvl w:ilvl="2" w:tplc="04090005" w:tentative="1">
+      <w:start w:val="1"/>
+      <w:numFmt w:val="bullet"/>
+      <w:lvlText w:val=""/>
+      <w:lvlJc w:val="left"/>
+      <w:pPr>
+        <w:ind w:left="1800" w:hanging="360"/>
+      </w:pPr>
+      <w:rPr>
+        <w:rFonts w:ascii="Wingdings" w:hAnsi="Wingdings" w:hint="default"/>
+      </w:rPr>
+    </w:lvl>
+    <w:lvl w:ilvl="3" w:tplc="04090001" w:tentative="1">
+      <w:start w:val="1"/>
+      <w:numFmt w:val="bullet"/>
+      <w:lvlText w:val=""/>
+      <w:lvlJc w:val="left"/>
+      <w:pPr>
+        <w:ind w:left="2520" w:hanging="360"/>
+      </w:pPr>
+      <w:rPr>
+        <w:rFonts w:ascii="Symbol" w:hAnsi="Symbol" w:hint="default"/>
+      </w:rPr>
+    </w:lvl>
+    <w:lvl w:ilvl="4" w:tplc="04090003" w:tentative="1">
+      <w:start w:val="1"/>
+      <w:numFmt w:val="bullet"/>
+      <w:lvlText w:val="o"/>
+      <w:lvlJc w:val="left"/>
+      <w:pPr>
+        <w:ind w:left="3240" w:hanging="360"/>
+      </w:pPr>
+      <w:rPr>
+        <w:rFonts w:ascii="Courier New" w:hAnsi="Courier New" w:cs="Courier New" w:hint="default"/>
+      </w:rPr>
+    </w:lvl>
+    <w:lvl w:ilvl="5" w:tplc="04090005" w:tentative="1">
+      <w:start w:val="1"/>
+      <w:numFmt w:val="bullet"/>
+      <w:lvlText w:val=""/>
+      <w:lvlJc w:val="left"/>
+      <w:pPr>
+        <w:ind w:left="3960" w:hanging="360"/>
+      </w:pPr>
+      <w:rPr>
+        <w:rFonts w:ascii="Wingdings" w:hAnsi="Wingdings" w:hint="default"/>
+      </w:rPr>
+    </w:lvl>
+    <w:lvl w:ilvl="6" w:tplc="04090001" w:tentative="1">
+      <w:start w:val="1"/>
+      <w:numFmt w:val="bullet"/>
+      <w:lvlText w:val=""/>
+      <w:lvlJc w:val="left"/>
+      <w:pPr>
+        <w:ind w:left="4680" w:hanging="360"/>
+      </w:pPr>
+      <w:rPr>
+        <w:rFonts w:ascii="Symbol" w:hAnsi="Symbol" w:hint="default"/>
+      </w:rPr>
+    </w:lvl>
+    <w:lvl w:ilvl="7" w:tplc="04090003" w:tentative="1">
+      <w:start w:val="1"/>
+      <w:numFmt w:val="bullet"/>
+      <w:lvlText w:val="o"/>
+      <w:lvlJc w:val="left"/>
+      <w:pPr>
+        <w:ind w:left="5400" w:hanging="360"/>
+      </w:pPr>
+      <w:rPr>
+        <w:rFonts w:ascii="Courier New" w:hAnsi="Courier New" w:cs="Courier New" w:hint="default"/>
+      </w:rPr>
+    </w:lvl>
+    <w:lvl w:ilvl="8" w:tplc="04090005" w:tentative="1">
+      <w:start w:val="1"/>
+      <w:numFmt w:val="bullet"/>
+      <w:lvlText w:val=""/>
+      <w:lvlJc w:val="left"/>
+      <w:pPr>
+        <w:ind w:left="6120" w:hanging="360"/>
+      </w:pPr>
+      <w:rPr>
+        <w:rFonts w:ascii="Wingdings" w:hAnsi="Wingdings" w:hint="default"/>
+      </w:rPr>
+    </w:lvl>
+  </w:abstractNum>
   <w:num w:numId="1">
-    <w:abstractNumId w:val="14"/>
+    <w:abstractNumId w:val="16"/>
   </w:num>
   <w:num w:numId="2">
     <w:abstractNumId w:val="5"/>
@@ -6371,40 +7257,40 @@
     <w:abstractNumId w:val="6"/>
   </w:num>
   <w:num w:numId="4">
-    <w:abstractNumId w:val="15"/>
+    <w:abstractNumId w:val="17"/>
   </w:num>
   <w:num w:numId="5">
+    <w:abstractNumId w:val="13"/>
+  </w:num>
+  <w:num w:numId="6">
+    <w:abstractNumId w:val="21"/>
+  </w:num>
+  <w:num w:numId="7">
+    <w:abstractNumId w:val="18"/>
+  </w:num>
+  <w:num w:numId="8">
+    <w:abstractNumId w:val="27"/>
+  </w:num>
+  <w:num w:numId="9">
+    <w:abstractNumId w:val="26"/>
+  </w:num>
+  <w:num w:numId="10">
+    <w:abstractNumId w:val="25"/>
+  </w:num>
+  <w:num w:numId="11">
+    <w:abstractNumId w:val="14"/>
+  </w:num>
+  <w:num w:numId="12">
+    <w:abstractNumId w:val="10"/>
+  </w:num>
+  <w:num w:numId="13">
+    <w:abstractNumId w:val="28"/>
+  </w:num>
+  <w:num w:numId="14">
     <w:abstractNumId w:val="11"/>
   </w:num>
-  <w:num w:numId="6">
+  <w:num w:numId="15">
     <w:abstractNumId w:val="19"/>
-  </w:num>
-  <w:num w:numId="7">
-    <w:abstractNumId w:val="16"/>
-  </w:num>
-  <w:num w:numId="8">
-    <w:abstractNumId w:val="23"/>
-  </w:num>
-  <w:num w:numId="9">
-    <w:abstractNumId w:val="22"/>
-  </w:num>
-  <w:num w:numId="10">
-    <w:abstractNumId w:val="21"/>
-  </w:num>
-  <w:num w:numId="11">
-    <w:abstractNumId w:val="12"/>
-  </w:num>
-  <w:num w:numId="12">
-    <w:abstractNumId w:val="9"/>
-  </w:num>
-  <w:num w:numId="13">
-    <w:abstractNumId w:val="24"/>
-  </w:num>
-  <w:num w:numId="14">
-    <w:abstractNumId w:val="10"/>
-  </w:num>
-  <w:num w:numId="15">
-    <w:abstractNumId w:val="17"/>
   </w:num>
   <w:num w:numId="16">
     <w:abstractNumId w:val="2"/>
@@ -6413,10 +7299,10 @@
     <w:abstractNumId w:val="7"/>
   </w:num>
   <w:num w:numId="18">
-    <w:abstractNumId w:val="20"/>
+    <w:abstractNumId w:val="23"/>
   </w:num>
   <w:num w:numId="19">
-    <w:abstractNumId w:val="13"/>
+    <w:abstractNumId w:val="15"/>
   </w:num>
   <w:num w:numId="20">
     <w:abstractNumId w:val="3"/>
@@ -6428,13 +7314,28 @@
     <w:abstractNumId w:val="0"/>
   </w:num>
   <w:num w:numId="23">
-    <w:abstractNumId w:val="8"/>
+    <w:abstractNumId w:val="9"/>
   </w:num>
   <w:num w:numId="24">
     <w:abstractNumId w:val="4"/>
   </w:num>
   <w:num w:numId="25">
-    <w:abstractNumId w:val="18"/>
+    <w:abstractNumId w:val="20"/>
+  </w:num>
+  <w:num w:numId="26">
+    <w:abstractNumId w:val="24"/>
+  </w:num>
+  <w:num w:numId="27">
+    <w:abstractNumId w:val="8"/>
+  </w:num>
+  <w:num w:numId="28">
+    <w:abstractNumId w:val="29"/>
+  </w:num>
+  <w:num w:numId="29">
+    <w:abstractNumId w:val="22"/>
+  </w:num>
+  <w:num w:numId="30">
+    <w:abstractNumId w:val="12"/>
   </w:num>
 </w:numbering>
 </file>
@@ -7012,6 +7913,17 @@
       <w:shd w:val="clear" w:color="auto" w:fill="E1DFDD"/>
     </w:rPr>
   </w:style>
+  <w:style w:type="paragraph" w:styleId="ListParagraph">
+    <w:name w:val="List Paragraph"/>
+    <w:basedOn w:val="Normal"/>
+    <w:uiPriority w:val="72"/>
+    <w:qFormat/>
+    <w:rsid w:val="007C5600"/>
+    <w:pPr>
+      <w:ind w:left="720"/>
+      <w:contextualSpacing/>
+    </w:pPr>
+  </w:style>
 </w:styles>
 </file>
 
@@ -7315,7 +8227,7 @@
 </file>
 
 <file path=customXml/itemProps1.xml><?xml version="1.0" encoding="utf-8"?>
-<ds:datastoreItem xmlns:ds="http://schemas.openxmlformats.org/officeDocument/2006/customXml" ds:itemID="{87FD7665-A94A-334E-AB03-71802C1FEED9}">
+<ds:datastoreItem xmlns:ds="http://schemas.openxmlformats.org/officeDocument/2006/customXml" ds:itemID="{3DF9309A-7AE2-8B4B-8450-A27023C60FEB}">
   <ds:schemaRefs>
     <ds:schemaRef ds:uri="http://schemas.openxmlformats.org/officeDocument/2006/bibliography"/>
   </ds:schemaRefs>

--- a/pdf/Nguyen Nhu Thuong.docx
+++ b/pdf/Nguyen Nhu Thuong.docx
@@ -240,8 +240,7 @@
         <w:rPr>
           <w:rFonts w:ascii="Arial" w:hAnsi="Arial" w:cs="Arial"/>
           <w:b/>
-          <w:color w:val="404040"/>
-          <w:sz w:val="21"/>
+          <w:sz w:val="20"/>
           <w:szCs w:val="22"/>
           <w:lang w:val="en-GB"/>
         </w:rPr>
@@ -255,7 +254,18 @@
           <w:szCs w:val="22"/>
           <w:lang w:val="en-GB"/>
         </w:rPr>
-        <w:t>V-next Software Company</w:t>
+        <w:t>HomoHouse (Capstone Project)</w:t>
+      </w:r>
+      <w:r>
+        <w:rPr>
+          <w:rFonts w:ascii="Arial" w:hAnsi="Arial" w:cs="Arial"/>
+          <w:b/>
+          <w:color w:val="404040"/>
+          <w:sz w:val="21"/>
+          <w:szCs w:val="22"/>
+          <w:lang w:val="en-GB"/>
+        </w:rPr>
+        <w:t xml:space="preserve"> – Hanoi, Vietnam</w:t>
       </w:r>
     </w:p>
     <w:p>
@@ -277,7 +287,16 @@
           <w:szCs w:val="22"/>
           <w:lang w:val="en-GB"/>
         </w:rPr>
-        <w:t>Designer</w:t>
+        <w:t>Technical Leader</w:t>
+      </w:r>
+      <w:r>
+        <w:rPr>
+          <w:b/>
+          <w:smallCaps/>
+          <w:sz w:val="22"/>
+          <w:szCs w:val="20"/>
+        </w:rPr>
+        <w:tab/>
       </w:r>
       <w:r>
         <w:rPr>
@@ -287,7 +306,7 @@
           <w:szCs w:val="22"/>
           <w:lang w:val="en-GB"/>
         </w:rPr>
-        <w:t xml:space="preserve"> (</w:t>
+        <w:t>Aug 2019</w:t>
       </w:r>
       <w:r>
         <w:rPr>
@@ -297,7 +316,7 @@
           <w:szCs w:val="22"/>
           <w:lang w:val="en-GB"/>
         </w:rPr>
-        <w:t>Free-Lancer</w:t>
+        <w:t xml:space="preserve"> – </w:t>
       </w:r>
       <w:r>
         <w:rPr>
@@ -307,87 +326,7 @@
           <w:szCs w:val="22"/>
           <w:lang w:val="en-GB"/>
         </w:rPr>
-        <w:t>)</w:t>
-      </w:r>
-      <w:r>
-        <w:rPr>
-          <w:rFonts w:ascii="Arial" w:hAnsi="Arial" w:cs="Arial"/>
-          <w:i/>
-          <w:sz w:val="21"/>
-          <w:szCs w:val="22"/>
-          <w:lang w:val="en-GB"/>
-        </w:rPr>
-        <w:tab/>
-      </w:r>
-      <w:r>
-        <w:rPr>
-          <w:rFonts w:ascii="Arial" w:hAnsi="Arial" w:cs="Arial"/>
-          <w:i/>
-          <w:sz w:val="21"/>
-          <w:szCs w:val="22"/>
-          <w:lang w:val="en-GB"/>
-        </w:rPr>
-        <w:t>Jan</w:t>
-      </w:r>
-      <w:r>
-        <w:rPr>
-          <w:rFonts w:ascii="Arial" w:hAnsi="Arial" w:cs="Arial"/>
-          <w:i/>
-          <w:sz w:val="21"/>
-          <w:szCs w:val="22"/>
-          <w:lang w:val="en-GB"/>
-        </w:rPr>
-        <w:t xml:space="preserve"> 201</w:t>
-      </w:r>
-      <w:r>
-        <w:rPr>
-          <w:rFonts w:ascii="Arial" w:hAnsi="Arial" w:cs="Arial"/>
-          <w:i/>
-          <w:sz w:val="21"/>
-          <w:szCs w:val="22"/>
-          <w:lang w:val="en-GB"/>
-        </w:rPr>
-        <w:t>7</w:t>
-      </w:r>
-      <w:r>
-        <w:rPr>
-          <w:rFonts w:ascii="Arial" w:hAnsi="Arial" w:cs="Arial"/>
-          <w:i/>
-          <w:sz w:val="21"/>
-          <w:szCs w:val="22"/>
-          <w:lang w:val="en-GB"/>
-        </w:rPr>
-        <w:t xml:space="preserve"> – </w:t>
-      </w:r>
-      <w:r>
-        <w:rPr>
-          <w:rFonts w:ascii="Arial" w:hAnsi="Arial" w:cs="Arial"/>
-          <w:i/>
-          <w:sz w:val="21"/>
-          <w:szCs w:val="22"/>
-          <w:lang w:val="en-GB"/>
-        </w:rPr>
-        <w:t>Dec</w:t>
-      </w:r>
-      <w:r>
-        <w:rPr>
-          <w:rFonts w:ascii="Arial" w:hAnsi="Arial" w:cs="Arial"/>
-          <w:i/>
-          <w:sz w:val="21"/>
-          <w:szCs w:val="22"/>
-          <w:lang w:val="en-GB"/>
-        </w:rPr>
-        <w:t xml:space="preserve"> </w:t>
-      </w:r>
-      <w:r>
-        <w:rPr>
-          <w:rFonts w:ascii="Arial" w:hAnsi="Arial" w:cs="Arial"/>
-          <w:i/>
-          <w:sz w:val="21"/>
-          <w:szCs w:val="22"/>
-          <w:lang w:val="en-GB"/>
-        </w:rPr>
-        <w:t>2017</w:t>
+        <w:t>Dec 2019</w:t>
       </w:r>
     </w:p>
     <w:p>
@@ -400,7 +339,6 @@
         <w:tabs>
           <w:tab w:val="left" w:pos="284"/>
           <w:tab w:val="left" w:pos="630"/>
-          <w:tab w:val="left" w:pos="900"/>
         </w:tabs>
         <w:ind w:left="284" w:hanging="270"/>
         <w:rPr>
@@ -417,7 +355,25 @@
           <w:szCs w:val="22"/>
           <w:lang w:val="en-GB"/>
         </w:rPr>
-        <w:t>Video Editing</w:t>
+        <w:t xml:space="preserve">The leader of the capstone project has 5 members (1 BA, 4 Developer) with </w:t>
+      </w:r>
+      <w:r>
+        <w:rPr>
+          <w:rFonts w:ascii="Arial" w:hAnsi="Arial" w:cs="Arial"/>
+          <w:sz w:val="21"/>
+          <w:szCs w:val="22"/>
+          <w:lang w:val="en-GB"/>
+        </w:rPr>
+        <w:t>Iterative Incremental</w:t>
+      </w:r>
+      <w:r>
+        <w:rPr>
+          <w:rFonts w:ascii="Arial" w:hAnsi="Arial" w:cs="Arial"/>
+          <w:sz w:val="21"/>
+          <w:szCs w:val="22"/>
+          <w:lang w:val="en-GB"/>
+        </w:rPr>
+        <w:t xml:space="preserve"> model.</w:t>
       </w:r>
     </w:p>
     <w:p>
@@ -430,24 +386,384 @@
         <w:tabs>
           <w:tab w:val="left" w:pos="284"/>
           <w:tab w:val="left" w:pos="630"/>
+        </w:tabs>
+        <w:ind w:left="284" w:hanging="270"/>
+        <w:rPr>
+          <w:rFonts w:ascii="Arial" w:hAnsi="Arial" w:cs="Arial"/>
+          <w:sz w:val="21"/>
+          <w:szCs w:val="22"/>
+          <w:lang w:val="en-GB"/>
+        </w:rPr>
+      </w:pPr>
+      <w:r>
+        <w:rPr>
+          <w:rFonts w:ascii="Arial" w:hAnsi="Arial" w:cs="Arial"/>
+          <w:sz w:val="21"/>
+          <w:szCs w:val="22"/>
+          <w:lang w:val="en-GB"/>
+        </w:rPr>
+        <w:t>Receive requests from BA, research and analyze requests with team members. Write detailed design documents and implement 4 projects.</w:t>
+      </w:r>
+    </w:p>
+    <w:p>
+      <w:pPr>
+        <w:pStyle w:val="ColorfulList-Accent11"/>
+        <w:numPr>
+          <w:ilvl w:val="0"/>
+          <w:numId w:val="9"/>
+        </w:numPr>
+        <w:tabs>
+          <w:tab w:val="left" w:pos="284"/>
+          <w:tab w:val="left" w:pos="630"/>
+        </w:tabs>
+        <w:rPr>
+          <w:rFonts w:ascii="Arial" w:hAnsi="Arial" w:cs="Arial"/>
+          <w:sz w:val="21"/>
+          <w:szCs w:val="22"/>
+          <w:lang w:val="en-GB"/>
+        </w:rPr>
+      </w:pPr>
+      <w:r>
+        <w:rPr>
+          <w:rFonts w:ascii="Arial" w:hAnsi="Arial" w:cs="Arial"/>
+          <w:sz w:val="21"/>
+          <w:szCs w:val="22"/>
+          <w:lang w:val="en-GB"/>
+        </w:rPr>
+        <w:t>Building workflow for team members, solutions for architecture and infrastructure of projects.</w:t>
+      </w:r>
+    </w:p>
+    <w:p>
+      <w:pPr>
+        <w:pStyle w:val="ColorfulList-Accent11"/>
+        <w:numPr>
+          <w:ilvl w:val="0"/>
+          <w:numId w:val="9"/>
+        </w:numPr>
+        <w:tabs>
+          <w:tab w:val="left" w:pos="284"/>
+          <w:tab w:val="left" w:pos="630"/>
+        </w:tabs>
+        <w:rPr>
+          <w:rFonts w:ascii="Arial" w:hAnsi="Arial" w:cs="Arial"/>
+          <w:sz w:val="21"/>
+          <w:szCs w:val="22"/>
+          <w:lang w:val="en-GB"/>
+        </w:rPr>
+      </w:pPr>
+      <w:r>
+        <w:rPr>
+          <w:rFonts w:ascii="Arial" w:hAnsi="Arial" w:cs="Arial"/>
+          <w:sz w:val="21"/>
+          <w:szCs w:val="22"/>
+          <w:lang w:val="en-GB"/>
+        </w:rPr>
+        <w:t>Train team members to use some technology for the project such as NodeJs, ReactJs, Docker, Docker</w:t>
+      </w:r>
+      <w:r>
+        <w:rPr>
+          <w:rFonts w:ascii="Arial" w:hAnsi="Arial" w:cs="Arial"/>
+          <w:sz w:val="21"/>
+          <w:szCs w:val="22"/>
+          <w:lang w:val="en-GB"/>
+        </w:rPr>
+        <w:t xml:space="preserve"> </w:t>
+      </w:r>
+      <w:r>
+        <w:rPr>
+          <w:rFonts w:ascii="Arial" w:hAnsi="Arial" w:cs="Arial"/>
+          <w:sz w:val="21"/>
+          <w:szCs w:val="22"/>
+          <w:lang w:val="en-GB"/>
+        </w:rPr>
+        <w:t>Compose.</w:t>
+      </w:r>
+    </w:p>
+    <w:p>
+      <w:pPr>
+        <w:pStyle w:val="ColorfulList-Accent11"/>
+        <w:numPr>
+          <w:ilvl w:val="0"/>
+          <w:numId w:val="9"/>
+        </w:numPr>
+        <w:tabs>
+          <w:tab w:val="left" w:pos="284"/>
+          <w:tab w:val="left" w:pos="630"/>
+        </w:tabs>
+        <w:rPr>
+          <w:rFonts w:ascii="Arial" w:hAnsi="Arial" w:cs="Arial"/>
+          <w:sz w:val="21"/>
+          <w:szCs w:val="22"/>
+          <w:lang w:val="en-GB"/>
+        </w:rPr>
+      </w:pPr>
+      <w:r>
+        <w:rPr>
+          <w:rFonts w:ascii="Arial" w:hAnsi="Arial" w:cs="Arial"/>
+          <w:sz w:val="21"/>
+          <w:szCs w:val="22"/>
+          <w:lang w:val="en-GB"/>
+        </w:rPr>
+        <w:t>Design and build systems using microservices architecture with GKE (Google Kubernetes Engine).</w:t>
+      </w:r>
+    </w:p>
+    <w:p>
+      <w:pPr>
+        <w:pStyle w:val="ColorfulList-Accent11"/>
+        <w:numPr>
+          <w:ilvl w:val="0"/>
+          <w:numId w:val="9"/>
+        </w:numPr>
+        <w:tabs>
+          <w:tab w:val="left" w:pos="284"/>
+          <w:tab w:val="left" w:pos="630"/>
+        </w:tabs>
+        <w:rPr>
+          <w:rFonts w:ascii="Arial" w:hAnsi="Arial" w:cs="Arial"/>
+          <w:sz w:val="21"/>
+          <w:szCs w:val="22"/>
+          <w:lang w:val="en-GB"/>
+        </w:rPr>
+      </w:pPr>
+      <w:r>
+        <w:rPr>
+          <w:rFonts w:ascii="Arial" w:hAnsi="Arial" w:cs="Arial"/>
+          <w:sz w:val="21"/>
+          <w:szCs w:val="22"/>
+          <w:lang w:val="en-GB"/>
+        </w:rPr>
+        <w:t>Integrated testing and automated deployment using container docker with GKE, Gitlab CI for all 4 projects.</w:t>
+      </w:r>
+      <w:bookmarkStart w:id="0" w:name="_GoBack"/>
+      <w:bookmarkEnd w:id="0"/>
+    </w:p>
+    <w:p>
+      <w:pPr>
+        <w:pStyle w:val="ColorfulList-Accent11"/>
+        <w:numPr>
+          <w:ilvl w:val="0"/>
+          <w:numId w:val="9"/>
+        </w:numPr>
+        <w:tabs>
+          <w:tab w:val="left" w:pos="284"/>
+          <w:tab w:val="left" w:pos="630"/>
+        </w:tabs>
+        <w:rPr>
+          <w:rFonts w:ascii="Arial" w:hAnsi="Arial" w:cs="Arial"/>
+          <w:sz w:val="21"/>
+          <w:szCs w:val="22"/>
+          <w:lang w:val="en-GB"/>
+        </w:rPr>
+      </w:pPr>
+      <w:r>
+        <w:rPr>
+          <w:rFonts w:ascii="Arial" w:hAnsi="Arial" w:cs="Arial"/>
+          <w:sz w:val="21"/>
+          <w:szCs w:val="22"/>
+          <w:lang w:val="en-GB"/>
+        </w:rPr>
+        <w:t>Design and implement data analysis tools and room search tools using Elasticsearch.</w:t>
+      </w:r>
+    </w:p>
+    <w:p>
+      <w:pPr>
+        <w:pStyle w:val="ColorfulList-Accent11"/>
+        <w:numPr>
+          <w:ilvl w:val="0"/>
+          <w:numId w:val="9"/>
+        </w:numPr>
+        <w:tabs>
+          <w:tab w:val="left" w:pos="284"/>
+          <w:tab w:val="left" w:pos="630"/>
+        </w:tabs>
+        <w:rPr>
+          <w:rFonts w:ascii="Arial" w:hAnsi="Arial" w:cs="Arial"/>
+          <w:sz w:val="21"/>
+          <w:szCs w:val="22"/>
+          <w:lang w:val="en-GB"/>
+        </w:rPr>
+      </w:pPr>
+      <w:r>
+        <w:rPr>
+          <w:rFonts w:ascii="Arial" w:hAnsi="Arial" w:cs="Arial"/>
+          <w:sz w:val="21"/>
+          <w:szCs w:val="22"/>
+          <w:lang w:val="en-GB"/>
+        </w:rPr>
+        <w:t>Directly implement the main functions of the project such as search engine, upload a room, real-time messaging, data analysis (admin side), notification system,...</w:t>
+      </w:r>
+    </w:p>
+    <w:p>
+      <w:pPr>
+        <w:tabs>
+          <w:tab w:val="left" w:pos="630"/>
           <w:tab w:val="left" w:pos="900"/>
         </w:tabs>
-        <w:ind w:left="284" w:hanging="270"/>
-        <w:rPr>
-          <w:rFonts w:ascii="Arial" w:hAnsi="Arial" w:cs="Arial"/>
-          <w:sz w:val="21"/>
-          <w:szCs w:val="22"/>
-          <w:lang w:val="en-GB"/>
-        </w:rPr>
-      </w:pPr>
-      <w:r>
-        <w:rPr>
-          <w:rFonts w:ascii="Arial" w:hAnsi="Arial" w:cs="Arial"/>
-          <w:sz w:val="21"/>
-          <w:szCs w:val="22"/>
-          <w:lang w:val="en-GB"/>
-        </w:rPr>
-        <w:t>Printed design</w:t>
+        <w:rPr>
+          <w:rFonts w:ascii="Arial" w:hAnsi="Arial" w:cs="Arial"/>
+          <w:sz w:val="21"/>
+          <w:szCs w:val="22"/>
+          <w:lang w:val="en-GB"/>
+        </w:rPr>
+      </w:pPr>
+    </w:p>
+    <w:p>
+      <w:pPr>
+        <w:tabs>
+          <w:tab w:val="left" w:pos="900"/>
+        </w:tabs>
+        <w:rPr>
+          <w:rFonts w:ascii="Arial" w:hAnsi="Arial" w:cs="Arial"/>
+          <w:b/>
+          <w:color w:val="404040"/>
+          <w:sz w:val="21"/>
+          <w:szCs w:val="22"/>
+          <w:lang w:val="en-GB"/>
+        </w:rPr>
+      </w:pPr>
+      <w:r>
+        <w:rPr>
+          <w:rFonts w:ascii="Arial" w:hAnsi="Arial" w:cs="Arial"/>
+          <w:b/>
+          <w:color w:val="404040"/>
+          <w:sz w:val="21"/>
+          <w:szCs w:val="22"/>
+          <w:lang w:val="en-GB"/>
+        </w:rPr>
+        <w:t>Fingroup</w:t>
+      </w:r>
+      <w:r>
+        <w:rPr>
+          <w:rFonts w:ascii="Arial" w:hAnsi="Arial" w:cs="Arial"/>
+          <w:b/>
+          <w:color w:val="404040"/>
+          <w:sz w:val="22"/>
+          <w:szCs w:val="22"/>
+          <w:lang w:val="en-GB"/>
+        </w:rPr>
+        <w:t xml:space="preserve"> – </w:t>
+      </w:r>
+      <w:r>
+        <w:rPr>
+          <w:rFonts w:ascii="Arial" w:hAnsi="Arial" w:cs="Arial"/>
+          <w:b/>
+          <w:color w:val="404040"/>
+          <w:sz w:val="21"/>
+          <w:szCs w:val="22"/>
+          <w:lang w:val="en-GB"/>
+        </w:rPr>
+        <w:t>Hanoi, Vietnam</w:t>
+      </w:r>
+    </w:p>
+    <w:p>
+      <w:pPr>
+        <w:tabs>
+          <w:tab w:val="left" w:pos="1134"/>
+          <w:tab w:val="right" w:pos="10503"/>
+        </w:tabs>
+        <w:rPr>
+          <w:sz w:val="22"/>
+          <w:szCs w:val="20"/>
+        </w:rPr>
+      </w:pPr>
+      <w:r>
+        <w:rPr>
+          <w:rFonts w:ascii="Arial" w:hAnsi="Arial" w:cs="Arial"/>
+          <w:i/>
+          <w:sz w:val="21"/>
+          <w:szCs w:val="22"/>
+          <w:lang w:val="en-GB"/>
+        </w:rPr>
+        <w:t>Interns</w:t>
+      </w:r>
+      <w:r>
+        <w:rPr>
+          <w:rFonts w:ascii="Arial" w:hAnsi="Arial" w:cs="Arial"/>
+          <w:i/>
+          <w:sz w:val="21"/>
+          <w:szCs w:val="22"/>
+          <w:lang w:val="en-GB"/>
+        </w:rPr>
+        <w:tab/>
+      </w:r>
+      <w:r>
+        <w:rPr>
+          <w:b/>
+          <w:smallCaps/>
+          <w:sz w:val="22"/>
+          <w:szCs w:val="20"/>
+        </w:rPr>
+        <w:tab/>
+      </w:r>
+      <w:r>
+        <w:rPr>
+          <w:rFonts w:ascii="Arial" w:hAnsi="Arial" w:cs="Arial"/>
+          <w:i/>
+          <w:sz w:val="21"/>
+          <w:szCs w:val="22"/>
+          <w:lang w:val="en-GB"/>
+        </w:rPr>
+        <w:t>Jul</w:t>
+      </w:r>
+      <w:r>
+        <w:rPr>
+          <w:rFonts w:ascii="Arial" w:hAnsi="Arial" w:cs="Arial"/>
+          <w:i/>
+          <w:sz w:val="21"/>
+          <w:szCs w:val="22"/>
+          <w:lang w:val="en-GB"/>
+        </w:rPr>
+        <w:t xml:space="preserve"> 201</w:t>
+      </w:r>
+      <w:r>
+        <w:rPr>
+          <w:rFonts w:ascii="Arial" w:hAnsi="Arial" w:cs="Arial"/>
+          <w:i/>
+          <w:sz w:val="21"/>
+          <w:szCs w:val="22"/>
+          <w:lang w:val="en-GB"/>
+        </w:rPr>
+        <w:t>8</w:t>
+      </w:r>
+      <w:r>
+        <w:rPr>
+          <w:rFonts w:ascii="Arial" w:hAnsi="Arial" w:cs="Arial"/>
+          <w:i/>
+          <w:sz w:val="21"/>
+          <w:szCs w:val="22"/>
+          <w:lang w:val="en-GB"/>
+        </w:rPr>
+        <w:t xml:space="preserve"> – J</w:t>
+      </w:r>
+      <w:r>
+        <w:rPr>
+          <w:rFonts w:ascii="Arial" w:hAnsi="Arial" w:cs="Arial"/>
+          <w:i/>
+          <w:sz w:val="21"/>
+          <w:szCs w:val="22"/>
+          <w:lang w:val="en-GB"/>
+        </w:rPr>
+        <w:t>a</w:t>
+      </w:r>
+      <w:r>
+        <w:rPr>
+          <w:rFonts w:ascii="Arial" w:hAnsi="Arial" w:cs="Arial"/>
+          <w:i/>
+          <w:sz w:val="21"/>
+          <w:szCs w:val="22"/>
+          <w:lang w:val="en-GB"/>
+        </w:rPr>
+        <w:t>n 201</w:t>
+      </w:r>
+      <w:r>
+        <w:rPr>
+          <w:rFonts w:ascii="Arial" w:hAnsi="Arial" w:cs="Arial"/>
+          <w:i/>
+          <w:sz w:val="21"/>
+          <w:szCs w:val="22"/>
+          <w:lang w:val="en-GB"/>
+        </w:rPr>
+        <w:t>9</w:t>
       </w:r>
     </w:p>
     <w:p>
@@ -460,7 +776,6 @@
         <w:tabs>
           <w:tab w:val="left" w:pos="284"/>
           <w:tab w:val="left" w:pos="630"/>
-          <w:tab w:val="left" w:pos="900"/>
         </w:tabs>
         <w:ind w:left="284" w:hanging="270"/>
         <w:rPr>
@@ -477,180 +792,7 @@
           <w:szCs w:val="22"/>
           <w:lang w:val="en-GB"/>
         </w:rPr>
-        <w:t>Web design</w:t>
-      </w:r>
-    </w:p>
-    <w:p>
-      <w:pPr>
-        <w:tabs>
-          <w:tab w:val="left" w:pos="630"/>
-          <w:tab w:val="left" w:pos="900"/>
-        </w:tabs>
-        <w:rPr>
-          <w:rFonts w:ascii="Arial" w:hAnsi="Arial" w:cs="Arial"/>
-          <w:sz w:val="21"/>
-          <w:szCs w:val="22"/>
-          <w:lang w:val="en-GB"/>
-        </w:rPr>
-      </w:pPr>
-    </w:p>
-    <w:p>
-      <w:pPr>
-        <w:tabs>
-          <w:tab w:val="left" w:pos="900"/>
-        </w:tabs>
-        <w:rPr>
-          <w:rFonts w:ascii="Arial" w:hAnsi="Arial" w:cs="Arial"/>
-          <w:b/>
-          <w:color w:val="404040"/>
-          <w:sz w:val="21"/>
-          <w:szCs w:val="22"/>
-          <w:lang w:val="en-GB"/>
-        </w:rPr>
-      </w:pPr>
-      <w:r>
-        <w:rPr>
-          <w:rFonts w:ascii="Arial" w:hAnsi="Arial" w:cs="Arial"/>
-          <w:b/>
-          <w:color w:val="404040"/>
-          <w:sz w:val="21"/>
-          <w:szCs w:val="22"/>
-          <w:lang w:val="en-GB"/>
-        </w:rPr>
-        <w:t>Fingroup</w:t>
-      </w:r>
-      <w:r>
-        <w:rPr>
-          <w:rFonts w:ascii="Arial" w:hAnsi="Arial" w:cs="Arial"/>
-          <w:b/>
-          <w:color w:val="404040"/>
-          <w:sz w:val="22"/>
-          <w:szCs w:val="22"/>
-          <w:lang w:val="en-GB"/>
-        </w:rPr>
-        <w:t xml:space="preserve"> – </w:t>
-      </w:r>
-      <w:r>
-        <w:rPr>
-          <w:rFonts w:ascii="Arial" w:hAnsi="Arial" w:cs="Arial"/>
-          <w:b/>
-          <w:color w:val="404040"/>
-          <w:sz w:val="21"/>
-          <w:szCs w:val="22"/>
-          <w:lang w:val="en-GB"/>
-        </w:rPr>
-        <w:t>Hanoi, Vietnam</w:t>
-      </w:r>
-    </w:p>
-    <w:p>
-      <w:pPr>
-        <w:tabs>
-          <w:tab w:val="left" w:pos="1134"/>
-          <w:tab w:val="right" w:pos="10503"/>
-        </w:tabs>
-        <w:rPr>
-          <w:sz w:val="22"/>
-          <w:szCs w:val="20"/>
-        </w:rPr>
-      </w:pPr>
-      <w:r>
-        <w:rPr>
-          <w:rFonts w:ascii="Arial" w:hAnsi="Arial" w:cs="Arial"/>
-          <w:i/>
-          <w:sz w:val="21"/>
-          <w:szCs w:val="22"/>
-          <w:lang w:val="en-GB"/>
-        </w:rPr>
-        <w:t>Interns</w:t>
-      </w:r>
-      <w:r>
-        <w:rPr>
-          <w:rFonts w:ascii="Arial" w:hAnsi="Arial" w:cs="Arial"/>
-          <w:i/>
-          <w:sz w:val="21"/>
-          <w:szCs w:val="22"/>
-          <w:lang w:val="en-GB"/>
-        </w:rPr>
-        <w:tab/>
-      </w:r>
-      <w:r>
-        <w:rPr>
-          <w:b/>
-          <w:smallCaps/>
-          <w:sz w:val="22"/>
-          <w:szCs w:val="20"/>
-        </w:rPr>
-        <w:tab/>
-      </w:r>
-      <w:r>
-        <w:rPr>
-          <w:rFonts w:ascii="Arial" w:hAnsi="Arial" w:cs="Arial"/>
-          <w:i/>
-          <w:sz w:val="21"/>
-          <w:szCs w:val="22"/>
-          <w:lang w:val="en-GB"/>
-        </w:rPr>
-        <w:t>Jul</w:t>
-      </w:r>
-      <w:r>
-        <w:rPr>
-          <w:rFonts w:ascii="Arial" w:hAnsi="Arial" w:cs="Arial"/>
-          <w:i/>
-          <w:sz w:val="21"/>
-          <w:szCs w:val="22"/>
-          <w:lang w:val="en-GB"/>
-        </w:rPr>
-        <w:t xml:space="preserve"> 201</w:t>
-      </w:r>
-      <w:r>
-        <w:rPr>
-          <w:rFonts w:ascii="Arial" w:hAnsi="Arial" w:cs="Arial"/>
-          <w:i/>
-          <w:sz w:val="21"/>
-          <w:szCs w:val="22"/>
-          <w:lang w:val="en-GB"/>
-        </w:rPr>
-        <w:t>8</w:t>
-      </w:r>
-      <w:r>
-        <w:rPr>
-          <w:rFonts w:ascii="Arial" w:hAnsi="Arial" w:cs="Arial"/>
-          <w:i/>
-          <w:sz w:val="21"/>
-          <w:szCs w:val="22"/>
-          <w:lang w:val="en-GB"/>
-        </w:rPr>
-        <w:t xml:space="preserve"> – J</w:t>
-      </w:r>
-      <w:r>
-        <w:rPr>
-          <w:rFonts w:ascii="Arial" w:hAnsi="Arial" w:cs="Arial"/>
-          <w:i/>
-          <w:sz w:val="21"/>
-          <w:szCs w:val="22"/>
-          <w:lang w:val="en-GB"/>
-        </w:rPr>
-        <w:t>a</w:t>
-      </w:r>
-      <w:r>
-        <w:rPr>
-          <w:rFonts w:ascii="Arial" w:hAnsi="Arial" w:cs="Arial"/>
-          <w:i/>
-          <w:sz w:val="21"/>
-          <w:szCs w:val="22"/>
-          <w:lang w:val="en-GB"/>
-        </w:rPr>
-        <w:t>n 201</w:t>
-      </w:r>
-      <w:r>
-        <w:rPr>
-          <w:rFonts w:ascii="Arial" w:hAnsi="Arial" w:cs="Arial"/>
-          <w:i/>
-          <w:sz w:val="21"/>
-          <w:szCs w:val="22"/>
-          <w:lang w:val="en-GB"/>
-        </w:rPr>
-        <w:t>9</w:t>
+        <w:t>Team member of the team with team size 10 members (4 tester, 6 developers) with Agile (Scrum) process model.</w:t>
       </w:r>
     </w:p>
     <w:p>
@@ -679,7 +821,227 @@
           <w:szCs w:val="22"/>
           <w:lang w:val="en-GB"/>
         </w:rPr>
-        <w:t>Team member of the team with team size 10 members (4 tester, 6 developers) with Agile (Scrum) process model.</w:t>
+        <w:t>Receive requests from PO, research and analyze requests with team members. Write detailed design documents and analyze scenarios with testers then implement two company's projects.</w:t>
+      </w:r>
+    </w:p>
+    <w:p>
+      <w:pPr>
+        <w:pStyle w:val="ColorfulList-Accent11"/>
+        <w:numPr>
+          <w:ilvl w:val="0"/>
+          <w:numId w:val="7"/>
+        </w:numPr>
+        <w:tabs>
+          <w:tab w:val="left" w:pos="284"/>
+          <w:tab w:val="left" w:pos="630"/>
+        </w:tabs>
+        <w:rPr>
+          <w:rFonts w:ascii="Arial" w:hAnsi="Arial" w:cs="Arial"/>
+          <w:sz w:val="21"/>
+          <w:szCs w:val="22"/>
+          <w:lang w:val="en-GB"/>
+        </w:rPr>
+      </w:pPr>
+      <w:r>
+        <w:rPr>
+          <w:rFonts w:ascii="Arial" w:hAnsi="Arial" w:cs="Arial"/>
+          <w:sz w:val="21"/>
+          <w:szCs w:val="22"/>
+          <w:lang w:val="en-GB"/>
+        </w:rPr>
+        <w:t>1st Project: A front-end site provides company employees to use to work with customers.</w:t>
+      </w:r>
+    </w:p>
+    <w:p>
+      <w:pPr>
+        <w:pStyle w:val="ColorfulList-Accent11"/>
+        <w:numPr>
+          <w:ilvl w:val="0"/>
+          <w:numId w:val="7"/>
+        </w:numPr>
+        <w:tabs>
+          <w:tab w:val="left" w:pos="284"/>
+          <w:tab w:val="left" w:pos="630"/>
+        </w:tabs>
+        <w:rPr>
+          <w:rFonts w:ascii="Arial" w:hAnsi="Arial" w:cs="Arial"/>
+          <w:sz w:val="21"/>
+          <w:szCs w:val="22"/>
+          <w:lang w:val="en-GB"/>
+        </w:rPr>
+      </w:pPr>
+      <w:r>
+        <w:rPr>
+          <w:rFonts w:ascii="Arial" w:hAnsi="Arial" w:cs="Arial"/>
+          <w:sz w:val="21"/>
+          <w:szCs w:val="22"/>
+          <w:lang w:val="en-GB"/>
+        </w:rPr>
+        <w:t>2nd Project: A front-end site is provided for customers to use (I implemented the first base for this project).</w:t>
+      </w:r>
+    </w:p>
+    <w:p>
+      <w:pPr>
+        <w:tabs>
+          <w:tab w:val="left" w:pos="900"/>
+        </w:tabs>
+        <w:rPr>
+          <w:rFonts w:ascii="Arial" w:hAnsi="Arial" w:cs="Arial"/>
+          <w:b/>
+          <w:color w:val="404040"/>
+          <w:sz w:val="21"/>
+          <w:szCs w:val="22"/>
+          <w:lang w:val="en-GB"/>
+        </w:rPr>
+      </w:pPr>
+    </w:p>
+    <w:p>
+      <w:pPr>
+        <w:tabs>
+          <w:tab w:val="left" w:pos="900"/>
+        </w:tabs>
+        <w:rPr>
+          <w:rFonts w:ascii="Arial" w:hAnsi="Arial" w:cs="Arial"/>
+          <w:b/>
+          <w:color w:val="404040"/>
+          <w:sz w:val="21"/>
+          <w:szCs w:val="22"/>
+          <w:lang w:val="en-GB"/>
+        </w:rPr>
+      </w:pPr>
+      <w:r>
+        <w:rPr>
+          <w:rFonts w:ascii="Arial" w:hAnsi="Arial" w:cs="Arial"/>
+          <w:b/>
+          <w:color w:val="404040"/>
+          <w:sz w:val="21"/>
+          <w:szCs w:val="22"/>
+          <w:lang w:val="en-GB"/>
+        </w:rPr>
+        <w:t>V-next Software Company</w:t>
+      </w:r>
+    </w:p>
+    <w:p>
+      <w:pPr>
+        <w:tabs>
+          <w:tab w:val="left" w:pos="1134"/>
+          <w:tab w:val="right" w:pos="10503"/>
+        </w:tabs>
+        <w:rPr>
+          <w:sz w:val="22"/>
+          <w:szCs w:val="20"/>
+        </w:rPr>
+      </w:pPr>
+      <w:r>
+        <w:rPr>
+          <w:rFonts w:ascii="Arial" w:hAnsi="Arial" w:cs="Arial"/>
+          <w:i/>
+          <w:sz w:val="21"/>
+          <w:szCs w:val="22"/>
+          <w:lang w:val="en-GB"/>
+        </w:rPr>
+        <w:t>Designer</w:t>
+      </w:r>
+      <w:r>
+        <w:rPr>
+          <w:rFonts w:ascii="Arial" w:hAnsi="Arial" w:cs="Arial"/>
+          <w:i/>
+          <w:sz w:val="21"/>
+          <w:szCs w:val="22"/>
+          <w:lang w:val="en-GB"/>
+        </w:rPr>
+        <w:t xml:space="preserve"> (</w:t>
+      </w:r>
+      <w:r>
+        <w:rPr>
+          <w:rFonts w:ascii="Arial" w:hAnsi="Arial" w:cs="Arial"/>
+          <w:i/>
+          <w:sz w:val="21"/>
+          <w:szCs w:val="22"/>
+          <w:lang w:val="en-GB"/>
+        </w:rPr>
+        <w:t>Free-Lancer</w:t>
+      </w:r>
+      <w:r>
+        <w:rPr>
+          <w:rFonts w:ascii="Arial" w:hAnsi="Arial" w:cs="Arial"/>
+          <w:i/>
+          <w:sz w:val="21"/>
+          <w:szCs w:val="22"/>
+          <w:lang w:val="en-GB"/>
+        </w:rPr>
+        <w:t>)</w:t>
+      </w:r>
+      <w:r>
+        <w:rPr>
+          <w:rFonts w:ascii="Arial" w:hAnsi="Arial" w:cs="Arial"/>
+          <w:i/>
+          <w:sz w:val="21"/>
+          <w:szCs w:val="22"/>
+          <w:lang w:val="en-GB"/>
+        </w:rPr>
+        <w:tab/>
+        <w:t>Jan</w:t>
+      </w:r>
+      <w:r>
+        <w:rPr>
+          <w:rFonts w:ascii="Arial" w:hAnsi="Arial" w:cs="Arial"/>
+          <w:i/>
+          <w:sz w:val="21"/>
+          <w:szCs w:val="22"/>
+          <w:lang w:val="en-GB"/>
+        </w:rPr>
+        <w:t xml:space="preserve"> 201</w:t>
+      </w:r>
+      <w:r>
+        <w:rPr>
+          <w:rFonts w:ascii="Arial" w:hAnsi="Arial" w:cs="Arial"/>
+          <w:i/>
+          <w:sz w:val="21"/>
+          <w:szCs w:val="22"/>
+          <w:lang w:val="en-GB"/>
+        </w:rPr>
+        <w:t>7</w:t>
+      </w:r>
+      <w:r>
+        <w:rPr>
+          <w:rFonts w:ascii="Arial" w:hAnsi="Arial" w:cs="Arial"/>
+          <w:i/>
+          <w:sz w:val="21"/>
+          <w:szCs w:val="22"/>
+          <w:lang w:val="en-GB"/>
+        </w:rPr>
+        <w:t xml:space="preserve"> – </w:t>
+      </w:r>
+      <w:r>
+        <w:rPr>
+          <w:rFonts w:ascii="Arial" w:hAnsi="Arial" w:cs="Arial"/>
+          <w:i/>
+          <w:sz w:val="21"/>
+          <w:szCs w:val="22"/>
+          <w:lang w:val="en-GB"/>
+        </w:rPr>
+        <w:t>Dec</w:t>
+      </w:r>
+      <w:r>
+        <w:rPr>
+          <w:rFonts w:ascii="Arial" w:hAnsi="Arial" w:cs="Arial"/>
+          <w:i/>
+          <w:sz w:val="21"/>
+          <w:szCs w:val="22"/>
+          <w:lang w:val="en-GB"/>
+        </w:rPr>
+        <w:t xml:space="preserve"> </w:t>
+      </w:r>
+      <w:r>
+        <w:rPr>
+          <w:rFonts w:ascii="Arial" w:hAnsi="Arial" w:cs="Arial"/>
+          <w:i/>
+          <w:sz w:val="21"/>
+          <w:szCs w:val="22"/>
+          <w:lang w:val="en-GB"/>
+        </w:rPr>
+        <w:t>2017</w:t>
       </w:r>
     </w:p>
     <w:p>
@@ -692,6 +1054,7 @@
         <w:tabs>
           <w:tab w:val="left" w:pos="284"/>
           <w:tab w:val="left" w:pos="630"/>
+          <w:tab w:val="left" w:pos="900"/>
         </w:tabs>
         <w:ind w:left="284" w:hanging="270"/>
         <w:rPr>
@@ -708,238 +1071,7 @@
           <w:szCs w:val="22"/>
           <w:lang w:val="en-GB"/>
         </w:rPr>
-        <w:t>Receive requests from PO, research and analyze requests with team members. Write detailed design documents and analyze scenarios with testers then implement two company's projects.</w:t>
-      </w:r>
-    </w:p>
-    <w:p>
-      <w:pPr>
-        <w:pStyle w:val="ColorfulList-Accent11"/>
-        <w:numPr>
-          <w:ilvl w:val="0"/>
-          <w:numId w:val="7"/>
-        </w:numPr>
-        <w:tabs>
-          <w:tab w:val="left" w:pos="284"/>
-          <w:tab w:val="left" w:pos="630"/>
-        </w:tabs>
-        <w:rPr>
-          <w:rFonts w:ascii="Arial" w:hAnsi="Arial" w:cs="Arial"/>
-          <w:sz w:val="21"/>
-          <w:szCs w:val="22"/>
-          <w:lang w:val="en-GB"/>
-        </w:rPr>
-      </w:pPr>
-      <w:r>
-        <w:rPr>
-          <w:rFonts w:ascii="Arial" w:hAnsi="Arial" w:cs="Arial"/>
-          <w:sz w:val="21"/>
-          <w:szCs w:val="22"/>
-          <w:lang w:val="en-GB"/>
-        </w:rPr>
-        <w:t>1st Project: A front-end site provides company employees to use to work with customers.</w:t>
-      </w:r>
-    </w:p>
-    <w:p>
-      <w:pPr>
-        <w:pStyle w:val="ColorfulList-Accent11"/>
-        <w:numPr>
-          <w:ilvl w:val="0"/>
-          <w:numId w:val="7"/>
-        </w:numPr>
-        <w:tabs>
-          <w:tab w:val="left" w:pos="284"/>
-          <w:tab w:val="left" w:pos="630"/>
-        </w:tabs>
-        <w:rPr>
-          <w:rFonts w:ascii="Arial" w:hAnsi="Arial" w:cs="Arial"/>
-          <w:sz w:val="21"/>
-          <w:szCs w:val="22"/>
-          <w:lang w:val="en-GB"/>
-        </w:rPr>
-      </w:pPr>
-      <w:r>
-        <w:rPr>
-          <w:rFonts w:ascii="Arial" w:hAnsi="Arial" w:cs="Arial"/>
-          <w:sz w:val="21"/>
-          <w:szCs w:val="22"/>
-          <w:lang w:val="en-GB"/>
-        </w:rPr>
-        <w:t>2nd Project: A front-end site is provided for customers to use (I implemented the first base for this project).</w:t>
-      </w:r>
-    </w:p>
-    <w:p>
-      <w:pPr>
-        <w:pStyle w:val="ColorfulList-Accent11"/>
-        <w:tabs>
-          <w:tab w:val="left" w:pos="284"/>
-          <w:tab w:val="left" w:pos="630"/>
-        </w:tabs>
-        <w:ind w:left="0"/>
-        <w:rPr>
-          <w:rFonts w:ascii="Arial" w:hAnsi="Arial" w:cs="Arial"/>
-          <w:sz w:val="21"/>
-          <w:szCs w:val="22"/>
-          <w:lang w:val="en-GB"/>
-        </w:rPr>
-      </w:pPr>
-      <w:r>
-        <w:rPr>
-          <w:rFonts w:ascii="Arial" w:hAnsi="Arial" w:cs="Arial"/>
-          <w:sz w:val="21"/>
-          <w:szCs w:val="22"/>
-          <w:lang w:val="en-GB"/>
-        </w:rPr>
-        <w:t xml:space="preserve"> </w:t>
-      </w:r>
-      <w:bookmarkStart w:id="0" w:name="_GoBack"/>
-      <w:bookmarkEnd w:id="0"/>
-    </w:p>
-    <w:p>
-      <w:pPr>
-        <w:tabs>
-          <w:tab w:val="left" w:pos="900"/>
-        </w:tabs>
-        <w:rPr>
-          <w:rFonts w:ascii="Arial" w:hAnsi="Arial" w:cs="Arial"/>
-          <w:b/>
-          <w:sz w:val="20"/>
-          <w:szCs w:val="22"/>
-          <w:lang w:val="en-GB"/>
-        </w:rPr>
-      </w:pPr>
-      <w:r>
-        <w:rPr>
-          <w:rFonts w:ascii="Arial" w:hAnsi="Arial" w:cs="Arial"/>
-          <w:b/>
-          <w:color w:val="404040"/>
-          <w:sz w:val="21"/>
-          <w:szCs w:val="22"/>
-          <w:lang w:val="en-GB"/>
-        </w:rPr>
-        <w:t>Duc Thuong Cosmetics</w:t>
-      </w:r>
-      <w:r>
-        <w:rPr>
-          <w:rFonts w:ascii="Arial" w:hAnsi="Arial" w:cs="Arial"/>
-          <w:b/>
-          <w:color w:val="404040"/>
-          <w:sz w:val="22"/>
-          <w:szCs w:val="22"/>
-          <w:lang w:val="en-GB"/>
-        </w:rPr>
-        <w:t xml:space="preserve"> – </w:t>
-      </w:r>
-      <w:r>
-        <w:rPr>
-          <w:rFonts w:ascii="Arial" w:hAnsi="Arial" w:cs="Arial"/>
-          <w:b/>
-          <w:color w:val="404040"/>
-          <w:sz w:val="21"/>
-          <w:szCs w:val="22"/>
-          <w:lang w:val="en-GB"/>
-        </w:rPr>
-        <w:t>Namdinh, Vietnam</w:t>
-      </w:r>
-    </w:p>
-    <w:p>
-      <w:pPr>
-        <w:tabs>
-          <w:tab w:val="left" w:pos="1134"/>
-          <w:tab w:val="right" w:pos="10503"/>
-        </w:tabs>
-        <w:rPr>
-          <w:sz w:val="22"/>
-          <w:szCs w:val="20"/>
-        </w:rPr>
-      </w:pPr>
-      <w:r>
-        <w:rPr>
-          <w:rFonts w:ascii="Arial" w:hAnsi="Arial" w:cs="Arial"/>
-          <w:i/>
-          <w:sz w:val="21"/>
-          <w:szCs w:val="22"/>
-          <w:lang w:val="en-GB"/>
-        </w:rPr>
-        <w:t>Full-stack Web Developer (</w:t>
-      </w:r>
-      <w:r>
-        <w:rPr>
-          <w:rFonts w:ascii="Arial" w:hAnsi="Arial" w:cs="Arial"/>
-          <w:i/>
-          <w:sz w:val="21"/>
-          <w:szCs w:val="22"/>
-          <w:lang w:val="en-GB"/>
-        </w:rPr>
-        <w:t>Free-Lancer</w:t>
-      </w:r>
-      <w:r>
-        <w:rPr>
-          <w:rFonts w:ascii="Arial" w:hAnsi="Arial" w:cs="Arial"/>
-          <w:i/>
-          <w:sz w:val="21"/>
-          <w:szCs w:val="22"/>
-          <w:lang w:val="en-GB"/>
-        </w:rPr>
-        <w:t>)</w:t>
-      </w:r>
-      <w:r>
-        <w:rPr>
-          <w:b/>
-          <w:smallCaps/>
-          <w:sz w:val="22"/>
-          <w:szCs w:val="20"/>
-        </w:rPr>
-        <w:tab/>
-      </w:r>
-      <w:r>
-        <w:rPr>
-          <w:rFonts w:ascii="Arial" w:hAnsi="Arial" w:cs="Arial"/>
-          <w:i/>
-          <w:sz w:val="21"/>
-          <w:szCs w:val="22"/>
-          <w:lang w:val="en-GB"/>
-        </w:rPr>
-        <w:t>May</w:t>
-      </w:r>
-      <w:r>
-        <w:rPr>
-          <w:rFonts w:ascii="Arial" w:hAnsi="Arial" w:cs="Arial"/>
-          <w:i/>
-          <w:sz w:val="21"/>
-          <w:szCs w:val="22"/>
-          <w:lang w:val="en-GB"/>
-        </w:rPr>
-        <w:t xml:space="preserve"> 201</w:t>
-      </w:r>
-      <w:r>
-        <w:rPr>
-          <w:rFonts w:ascii="Arial" w:hAnsi="Arial" w:cs="Arial"/>
-          <w:i/>
-          <w:sz w:val="21"/>
-          <w:szCs w:val="22"/>
-          <w:lang w:val="en-GB"/>
-        </w:rPr>
-        <w:t>9</w:t>
-      </w:r>
-      <w:r>
-        <w:rPr>
-          <w:rFonts w:ascii="Arial" w:hAnsi="Arial" w:cs="Arial"/>
-          <w:i/>
-          <w:sz w:val="21"/>
-          <w:szCs w:val="22"/>
-          <w:lang w:val="en-GB"/>
-        </w:rPr>
-        <w:t xml:space="preserve"> – </w:t>
-      </w:r>
-      <w:r>
-        <w:rPr>
-          <w:rFonts w:ascii="Arial" w:hAnsi="Arial" w:cs="Arial"/>
-          <w:i/>
-          <w:sz w:val="21"/>
-          <w:szCs w:val="22"/>
-          <w:lang w:val="en-GB"/>
-        </w:rPr>
-        <w:t>Now</w:t>
+        <w:t>Video Editing</w:t>
       </w:r>
     </w:p>
     <w:p>
@@ -952,6 +1084,7 @@
         <w:tabs>
           <w:tab w:val="left" w:pos="284"/>
           <w:tab w:val="left" w:pos="630"/>
+          <w:tab w:val="left" w:pos="900"/>
         </w:tabs>
         <w:ind w:left="284" w:hanging="270"/>
         <w:rPr>
@@ -968,7 +1101,7 @@
           <w:szCs w:val="22"/>
           <w:lang w:val="en-GB"/>
         </w:rPr>
-        <w:t>Solving warehouse management problem and sales invoice for salons in Nam Dinh province.</w:t>
+        <w:t>Printed design</w:t>
       </w:r>
     </w:p>
     <w:p>
@@ -981,6 +1114,7 @@
         <w:tabs>
           <w:tab w:val="left" w:pos="284"/>
           <w:tab w:val="left" w:pos="630"/>
+          <w:tab w:val="left" w:pos="900"/>
         </w:tabs>
         <w:ind w:left="284" w:hanging="270"/>
         <w:rPr>
@@ -997,208 +1131,92 @@
           <w:szCs w:val="22"/>
           <w:lang w:val="en-GB"/>
         </w:rPr>
-        <w:t>Directly work and receiving requests from customers, researching and analyzing requirements to offer solutions to customers, receive acceptance testing results from customers to improve products.</w:t>
-      </w:r>
-    </w:p>
-    <w:p>
-      <w:pPr>
-        <w:pStyle w:val="ColorfulList-Accent11"/>
-        <w:numPr>
-          <w:ilvl w:val="0"/>
-          <w:numId w:val="9"/>
-        </w:numPr>
-        <w:tabs>
-          <w:tab w:val="left" w:pos="284"/>
-          <w:tab w:val="left" w:pos="630"/>
-        </w:tabs>
-        <w:rPr>
-          <w:rFonts w:ascii="Arial" w:hAnsi="Arial" w:cs="Arial"/>
-          <w:sz w:val="21"/>
-          <w:szCs w:val="22"/>
-          <w:lang w:val="en-GB"/>
-        </w:rPr>
-      </w:pPr>
-      <w:r>
-        <w:rPr>
-          <w:rFonts w:ascii="Arial" w:hAnsi="Arial" w:cs="Arial"/>
-          <w:sz w:val="21"/>
-          <w:szCs w:val="22"/>
-          <w:lang w:val="en-GB"/>
-        </w:rPr>
-        <w:t>Design and implement serverless architecture for projects using Serverless Framework, AWS Lambda, AWS API Gateway, AWS Cognito.</w:t>
-      </w:r>
-    </w:p>
-    <w:p>
-      <w:pPr>
-        <w:pStyle w:val="ColorfulList-Accent11"/>
-        <w:numPr>
-          <w:ilvl w:val="0"/>
-          <w:numId w:val="9"/>
-        </w:numPr>
-        <w:tabs>
-          <w:tab w:val="left" w:pos="284"/>
-          <w:tab w:val="left" w:pos="630"/>
-        </w:tabs>
-        <w:rPr>
-          <w:rFonts w:ascii="Arial" w:hAnsi="Arial" w:cs="Arial"/>
-          <w:sz w:val="21"/>
-          <w:szCs w:val="22"/>
-          <w:lang w:val="en-GB"/>
-        </w:rPr>
-      </w:pPr>
-      <w:r>
-        <w:rPr>
-          <w:rFonts w:ascii="Arial" w:hAnsi="Arial" w:cs="Arial"/>
-          <w:sz w:val="21"/>
-          <w:szCs w:val="22"/>
-          <w:lang w:val="en-GB"/>
-        </w:rPr>
-        <w:t>Build web, mobile apps using ReactJS and React Native.</w:t>
-      </w:r>
-      <w:r>
-        <w:rPr>
-          <w:rFonts w:ascii="Arial" w:hAnsi="Arial" w:cs="Arial"/>
-          <w:sz w:val="21"/>
-          <w:szCs w:val="22"/>
-          <w:lang w:val="en-GB"/>
-        </w:rPr>
-        <w:t xml:space="preserve"> </w:t>
-      </w:r>
-    </w:p>
-    <w:p>
-      <w:pPr>
-        <w:pStyle w:val="ColorfulList-Accent11"/>
-        <w:tabs>
-          <w:tab w:val="left" w:pos="284"/>
-          <w:tab w:val="left" w:pos="630"/>
-        </w:tabs>
-        <w:ind w:left="0"/>
-        <w:rPr>
-          <w:rFonts w:ascii="Arial" w:hAnsi="Arial" w:cs="Arial"/>
-          <w:sz w:val="21"/>
-          <w:szCs w:val="22"/>
-          <w:lang w:val="en-GB"/>
-        </w:rPr>
-      </w:pPr>
-    </w:p>
-    <w:p>
-      <w:pPr>
+        <w:t>Web design</w:t>
+      </w:r>
+    </w:p>
+    <w:p>
+      <w:pPr>
+        <w:pBdr>
+          <w:bottom w:val="single" w:sz="6" w:space="1" w:color="auto"/>
+        </w:pBdr>
         <w:tabs>
           <w:tab w:val="left" w:pos="900"/>
         </w:tabs>
-        <w:rPr>
-          <w:rFonts w:ascii="Arial" w:hAnsi="Arial" w:cs="Arial"/>
-          <w:b/>
-          <w:sz w:val="20"/>
-          <w:szCs w:val="22"/>
-          <w:lang w:val="en-GB"/>
-        </w:rPr>
-      </w:pPr>
-      <w:r>
         <w:rPr>
           <w:rFonts w:ascii="Arial" w:hAnsi="Arial" w:cs="Arial"/>
           <w:b/>
           <w:color w:val="404040"/>
-          <w:sz w:val="21"/>
-          <w:szCs w:val="22"/>
-          <w:lang w:val="en-GB"/>
-        </w:rPr>
-        <w:t>Homo</w:t>
-      </w:r>
+          <w:sz w:val="22"/>
+          <w:szCs w:val="22"/>
+          <w:lang w:val="en-GB"/>
+        </w:rPr>
+      </w:pPr>
+    </w:p>
+    <w:p>
+      <w:pPr>
+        <w:pBdr>
+          <w:bottom w:val="single" w:sz="6" w:space="1" w:color="auto"/>
+        </w:pBdr>
+        <w:tabs>
+          <w:tab w:val="left" w:pos="900"/>
+        </w:tabs>
+        <w:rPr>
+          <w:rFonts w:ascii="Arial" w:hAnsi="Arial" w:cs="Arial"/>
+          <w:sz w:val="21"/>
+          <w:szCs w:val="22"/>
+          <w:lang w:val="en-GB"/>
+        </w:rPr>
+      </w:pPr>
       <w:r>
         <w:rPr>
           <w:rFonts w:ascii="Arial" w:hAnsi="Arial" w:cs="Arial"/>
           <w:b/>
           <w:color w:val="404040"/>
-          <w:sz w:val="21"/>
-          <w:szCs w:val="22"/>
-          <w:lang w:val="en-GB"/>
-        </w:rPr>
-        <w:t xml:space="preserve"> </w:t>
-      </w:r>
-      <w:r>
+          <w:sz w:val="22"/>
+          <w:szCs w:val="22"/>
+          <w:lang w:val="en-GB"/>
+        </w:rPr>
+        <w:t>PROJECT</w:t>
+      </w:r>
+      <w:r>
+        <w:rPr>
+          <w:rFonts w:ascii="Arial" w:hAnsi="Arial" w:cs="Arial"/>
+          <w:sz w:val="21"/>
+          <w:szCs w:val="22"/>
+          <w:lang w:val="en-GB"/>
+        </w:rPr>
+        <w:tab/>
+      </w:r>
+    </w:p>
+    <w:p>
+      <w:pPr>
+        <w:tabs>
+          <w:tab w:val="left" w:pos="900"/>
+        </w:tabs>
         <w:rPr>
           <w:rFonts w:ascii="Arial" w:hAnsi="Arial" w:cs="Arial"/>
           <w:b/>
           <w:color w:val="404040"/>
-          <w:sz w:val="21"/>
-          <w:szCs w:val="22"/>
-          <w:lang w:val="en-GB"/>
-        </w:rPr>
-        <w:t>House (Capstone Project)</w:t>
-      </w:r>
-      <w:r>
+          <w:sz w:val="4"/>
+          <w:szCs w:val="22"/>
+          <w:lang w:val="en-GB"/>
+        </w:rPr>
+      </w:pPr>
+    </w:p>
+    <w:p>
+      <w:pPr>
+        <w:tabs>
+          <w:tab w:val="left" w:pos="900"/>
+        </w:tabs>
         <w:rPr>
           <w:rFonts w:ascii="Arial" w:hAnsi="Arial" w:cs="Arial"/>
           <w:b/>
           <w:color w:val="404040"/>
-          <w:sz w:val="21"/>
-          <w:szCs w:val="22"/>
-          <w:lang w:val="en-GB"/>
-        </w:rPr>
-        <w:t xml:space="preserve"> – Hanoi, Vietnam</w:t>
-      </w:r>
-    </w:p>
-    <w:p>
-      <w:pPr>
-        <w:tabs>
-          <w:tab w:val="left" w:pos="1134"/>
-          <w:tab w:val="right" w:pos="10503"/>
-        </w:tabs>
-        <w:rPr>
-          <w:sz w:val="22"/>
-          <w:szCs w:val="20"/>
-        </w:rPr>
-      </w:pPr>
-      <w:r>
-        <w:rPr>
-          <w:rFonts w:ascii="Arial" w:hAnsi="Arial" w:cs="Arial"/>
-          <w:i/>
-          <w:sz w:val="21"/>
-          <w:szCs w:val="22"/>
-          <w:lang w:val="en-GB"/>
-        </w:rPr>
-        <w:t>Technical Leader</w:t>
-      </w:r>
-      <w:r>
-        <w:rPr>
-          <w:b/>
-          <w:smallCaps/>
-          <w:sz w:val="22"/>
-          <w:szCs w:val="20"/>
-        </w:rPr>
-        <w:tab/>
-      </w:r>
-      <w:r>
-        <w:rPr>
-          <w:rFonts w:ascii="Arial" w:hAnsi="Arial" w:cs="Arial"/>
-          <w:i/>
-          <w:sz w:val="21"/>
-          <w:szCs w:val="22"/>
-          <w:lang w:val="en-GB"/>
-        </w:rPr>
-        <w:t>Aug 2019</w:t>
-      </w:r>
-      <w:r>
-        <w:rPr>
-          <w:rFonts w:ascii="Arial" w:hAnsi="Arial" w:cs="Arial"/>
-          <w:i/>
-          <w:sz w:val="21"/>
-          <w:szCs w:val="22"/>
-          <w:lang w:val="en-GB"/>
-        </w:rPr>
-        <w:t xml:space="preserve"> – </w:t>
-      </w:r>
-      <w:r>
-        <w:rPr>
-          <w:rFonts w:ascii="Arial" w:hAnsi="Arial" w:cs="Arial"/>
-          <w:i/>
-          <w:sz w:val="21"/>
-          <w:szCs w:val="22"/>
-          <w:lang w:val="en-GB"/>
-        </w:rPr>
-        <w:t>Now</w:t>
-      </w:r>
+          <w:sz w:val="4"/>
+          <w:szCs w:val="22"/>
+          <w:lang w:val="en-GB"/>
+        </w:rPr>
+      </w:pPr>
     </w:p>
     <w:p>
       <w:pPr>
@@ -1222,11 +1240,40 @@
       <w:r>
         <w:rPr>
           <w:rFonts w:ascii="Arial" w:hAnsi="Arial" w:cs="Arial"/>
-          <w:sz w:val="21"/>
-          <w:szCs w:val="22"/>
-          <w:lang w:val="en-GB"/>
-        </w:rPr>
-        <w:t>The leader of the capstone project has 5 members (1 BA, 4 Developer) with Waterfall process model.</w:t>
+          <w:b/>
+          <w:bCs/>
+          <w:sz w:val="21"/>
+          <w:szCs w:val="22"/>
+          <w:lang w:val="en-GB"/>
+        </w:rPr>
+        <w:t>Doublet</w:t>
+      </w:r>
+      <w:r>
+        <w:rPr>
+          <w:rFonts w:ascii="Arial" w:hAnsi="Arial" w:cs="Arial"/>
+          <w:sz w:val="21"/>
+          <w:szCs w:val="22"/>
+          <w:lang w:val="en-GB"/>
+        </w:rPr>
+        <w:t xml:space="preserve"> (2019): </w:t>
+      </w:r>
+      <w:r>
+        <w:rPr>
+          <w:rFonts w:ascii="Arial" w:hAnsi="Arial" w:cs="Arial"/>
+          <w:sz w:val="21"/>
+          <w:szCs w:val="22"/>
+          <w:lang w:val="en-GB"/>
+        </w:rPr>
+        <w:t>Solving warehouse management problem and sales invoice for salons in Nam Dinh province</w:t>
+      </w:r>
+      <w:r>
+        <w:rPr>
+          <w:rFonts w:ascii="Arial" w:hAnsi="Arial" w:cs="Arial"/>
+          <w:sz w:val="21"/>
+          <w:szCs w:val="22"/>
+          <w:lang w:val="en-GB"/>
+        </w:rPr>
+        <w:t>.</w:t>
       </w:r>
     </w:p>
     <w:p>
@@ -1234,28 +1281,27 @@
         <w:pStyle w:val="ColorfulList-Accent11"/>
         <w:numPr>
           <w:ilvl w:val="0"/>
-          <w:numId w:val="1"/>
+          <w:numId w:val="19"/>
         </w:numPr>
         <w:tabs>
           <w:tab w:val="left" w:pos="284"/>
           <w:tab w:val="left" w:pos="630"/>
         </w:tabs>
-        <w:ind w:left="284" w:hanging="270"/>
-        <w:rPr>
-          <w:rFonts w:ascii="Arial" w:hAnsi="Arial" w:cs="Arial"/>
-          <w:sz w:val="21"/>
-          <w:szCs w:val="22"/>
-          <w:lang w:val="en-GB"/>
-        </w:rPr>
-      </w:pPr>
-      <w:r>
-        <w:rPr>
-          <w:rFonts w:ascii="Arial" w:hAnsi="Arial" w:cs="Arial"/>
-          <w:sz w:val="21"/>
-          <w:szCs w:val="22"/>
-          <w:lang w:val="en-GB"/>
-        </w:rPr>
-        <w:t>Receive requests from BA, research and analyze requests with team members. Write detailed design documents and implement 4 projects.</w:t>
+        <w:rPr>
+          <w:rFonts w:ascii="Arial" w:hAnsi="Arial" w:cs="Arial"/>
+          <w:sz w:val="21"/>
+          <w:szCs w:val="22"/>
+          <w:lang w:val="en-GB"/>
+        </w:rPr>
+      </w:pPr>
+      <w:r>
+        <w:rPr>
+          <w:rFonts w:ascii="Arial" w:hAnsi="Arial" w:cs="Arial"/>
+          <w:sz w:val="21"/>
+          <w:szCs w:val="22"/>
+          <w:lang w:val="en-GB"/>
+        </w:rPr>
+        <w:t>Languages: NodeJs, ReactJs.</w:t>
       </w:r>
     </w:p>
     <w:p>
@@ -1263,7 +1309,7 @@
         <w:pStyle w:val="ColorfulList-Accent11"/>
         <w:numPr>
           <w:ilvl w:val="0"/>
-          <w:numId w:val="9"/>
+          <w:numId w:val="19"/>
         </w:numPr>
         <w:tabs>
           <w:tab w:val="left" w:pos="284"/>
@@ -1283,7 +1329,7 @@
           <w:szCs w:val="22"/>
           <w:lang w:val="en-GB"/>
         </w:rPr>
-        <w:t>Building workflow for team members, solutions for architecture and infrastructure of projects.</w:t>
+        <w:t>Design and implement serverless architecture for projects using Serverless Framework, AWS Lambda, AWS API Gateway, AWS Cognito.</w:t>
       </w:r>
     </w:p>
     <w:p>
@@ -1291,7 +1337,7 @@
         <w:pStyle w:val="ColorfulList-Accent11"/>
         <w:numPr>
           <w:ilvl w:val="0"/>
-          <w:numId w:val="9"/>
+          <w:numId w:val="19"/>
         </w:numPr>
         <w:tabs>
           <w:tab w:val="left" w:pos="284"/>
@@ -1311,25 +1357,16 @@
           <w:szCs w:val="22"/>
           <w:lang w:val="en-GB"/>
         </w:rPr>
-        <w:t>Train team members to use some technology for the project such as NodeJs, ReactJs, Docker, Docker</w:t>
-      </w:r>
-      <w:r>
-        <w:rPr>
-          <w:rFonts w:ascii="Arial" w:hAnsi="Arial" w:cs="Arial"/>
-          <w:sz w:val="21"/>
-          <w:szCs w:val="22"/>
-          <w:lang w:val="en-GB"/>
-        </w:rPr>
-        <w:t xml:space="preserve"> </w:t>
-      </w:r>
-      <w:r>
-        <w:rPr>
-          <w:rFonts w:ascii="Arial" w:hAnsi="Arial" w:cs="Arial"/>
-          <w:sz w:val="21"/>
-          <w:szCs w:val="22"/>
-          <w:lang w:val="en-GB"/>
-        </w:rPr>
-        <w:t>Compose.</w:t>
+        <w:t>Build web, mobile apps using ReactJS and React Native</w:t>
+      </w:r>
+      <w:r>
+        <w:rPr>
+          <w:rFonts w:ascii="Arial" w:hAnsi="Arial" w:cs="Arial"/>
+          <w:sz w:val="21"/>
+          <w:szCs w:val="22"/>
+          <w:lang w:val="en-GB"/>
+        </w:rPr>
+        <w:t>.</w:t>
       </w:r>
     </w:p>
     <w:p>
@@ -1337,7 +1374,7 @@
         <w:pStyle w:val="ColorfulList-Accent11"/>
         <w:numPr>
           <w:ilvl w:val="0"/>
-          <w:numId w:val="9"/>
+          <w:numId w:val="20"/>
         </w:numPr>
         <w:tabs>
           <w:tab w:val="left" w:pos="284"/>
@@ -1351,13 +1388,91 @@
         </w:rPr>
       </w:pPr>
       <w:r>
-        <w:rPr>
-          <w:rFonts w:ascii="Arial" w:hAnsi="Arial" w:cs="Arial"/>
-          <w:sz w:val="21"/>
-          <w:szCs w:val="22"/>
-          <w:lang w:val="en-GB"/>
-        </w:rPr>
-        <w:t>Design and build systems using microservices architecture with GKE (Google Kubernetes Engine).</w:t>
+        <w:fldChar w:fldCharType="begin"/>
+      </w:r>
+      <w:r>
+        <w:instrText>HYPERLINK "https://youtu.be/8lVqWJ7uoSY"</w:instrText>
+      </w:r>
+      <w:r>
+        <w:fldChar w:fldCharType="separate"/>
+      </w:r>
+      <w:r>
+        <w:rPr>
+          <w:rStyle w:val="Hyperlink"/>
+          <w:rFonts w:ascii="Arial" w:hAnsi="Arial" w:cs="Arial"/>
+          <w:b/>
+          <w:bCs/>
+          <w:sz w:val="21"/>
+          <w:szCs w:val="22"/>
+          <w:lang w:val="en-GB"/>
+        </w:rPr>
+        <w:t>Merge Sort &amp; Floating Point Number Operations Simulation</w:t>
+      </w:r>
+      <w:r>
+        <w:rPr>
+          <w:rStyle w:val="Hyperlink"/>
+          <w:rFonts w:ascii="Arial" w:hAnsi="Arial" w:cs="Arial"/>
+          <w:b/>
+          <w:bCs/>
+          <w:sz w:val="21"/>
+          <w:szCs w:val="22"/>
+          <w:lang w:val="en-GB"/>
+        </w:rPr>
+        <w:fldChar w:fldCharType="end"/>
+      </w:r>
+      <w:r>
+        <w:rPr>
+          <w:rFonts w:ascii="Arial" w:hAnsi="Arial" w:cs="Arial"/>
+          <w:sz w:val="21"/>
+          <w:szCs w:val="22"/>
+          <w:lang w:val="en-GB"/>
+        </w:rPr>
+        <w:t xml:space="preserve"> </w:t>
+      </w:r>
+      <w:r>
+        <w:rPr>
+          <w:rFonts w:ascii="Arial" w:hAnsi="Arial" w:cs="Arial"/>
+          <w:sz w:val="21"/>
+          <w:szCs w:val="22"/>
+          <w:lang w:val="en-GB"/>
+        </w:rPr>
+        <w:t xml:space="preserve">(2019): Final project in </w:t>
+      </w:r>
+      <w:r>
+        <w:rPr>
+          <w:rFonts w:ascii="Arial" w:hAnsi="Arial" w:cs="Arial"/>
+          <w:sz w:val="21"/>
+          <w:szCs w:val="22"/>
+          <w:lang w:val="en-GB"/>
+        </w:rPr>
+        <w:t>Software Architecture and Design course</w:t>
+      </w:r>
+      <w:r>
+        <w:rPr>
+          <w:rFonts w:ascii="Arial" w:hAnsi="Arial" w:cs="Arial"/>
+          <w:sz w:val="21"/>
+          <w:szCs w:val="22"/>
+          <w:lang w:val="en-GB"/>
+        </w:rPr>
+        <w:t xml:space="preserve"> </w:t>
+      </w:r>
+      <w:r>
+        <w:rPr>
+          <w:rFonts w:ascii="Arial" w:hAnsi="Arial" w:cs="Arial"/>
+          <w:sz w:val="21"/>
+          <w:szCs w:val="22"/>
+          <w:lang w:val="en-GB"/>
+        </w:rPr>
+        <w:t>uses Java Swing language</w:t>
+      </w:r>
+      <w:r>
+        <w:rPr>
+          <w:rFonts w:ascii="Arial" w:hAnsi="Arial" w:cs="Arial"/>
+          <w:sz w:val="21"/>
+          <w:szCs w:val="22"/>
+          <w:lang w:val="en-GB"/>
+        </w:rPr>
+        <w:t>.</w:t>
       </w:r>
     </w:p>
     <w:p>
@@ -1365,7 +1480,7 @@
         <w:pStyle w:val="ColorfulList-Accent11"/>
         <w:numPr>
           <w:ilvl w:val="0"/>
-          <w:numId w:val="9"/>
+          <w:numId w:val="21"/>
         </w:numPr>
         <w:tabs>
           <w:tab w:val="left" w:pos="284"/>
@@ -1385,7 +1500,34 @@
           <w:szCs w:val="22"/>
           <w:lang w:val="en-GB"/>
         </w:rPr>
-        <w:t>Integrated testing and automated deployment using container docker with GKE, Gitlab CI for all 4 projects.</w:t>
+        <w:t>H</w:t>
+      </w:r>
+      <w:r>
+        <w:rPr>
+          <w:rFonts w:ascii="Arial" w:hAnsi="Arial" w:cs="Arial"/>
+          <w:sz w:val="21"/>
+          <w:szCs w:val="22"/>
+          <w:lang w:val="en-GB"/>
+        </w:rPr>
+        <w:t>elp people better understand merge sort algorithm and floating point number operations</w:t>
+      </w:r>
+      <w:r>
+        <w:rPr>
+          <w:rFonts w:ascii="Arial" w:hAnsi="Arial" w:cs="Arial"/>
+          <w:sz w:val="21"/>
+          <w:szCs w:val="22"/>
+          <w:lang w:val="en-GB"/>
+        </w:rPr>
+        <w:t>.</w:t>
+      </w:r>
+      <w:r>
+        <w:rPr>
+          <w:rFonts w:ascii="Arial" w:hAnsi="Arial" w:cs="Arial"/>
+          <w:sz w:val="21"/>
+          <w:szCs w:val="22"/>
+          <w:lang w:val="en-GB"/>
+        </w:rPr>
+        <w:t xml:space="preserve"> </w:t>
       </w:r>
     </w:p>
     <w:p>
@@ -1393,7 +1535,7 @@
         <w:pStyle w:val="ColorfulList-Accent11"/>
         <w:numPr>
           <w:ilvl w:val="0"/>
-          <w:numId w:val="9"/>
+          <w:numId w:val="21"/>
         </w:numPr>
         <w:tabs>
           <w:tab w:val="left" w:pos="284"/>
@@ -1413,7 +1555,16 @@
           <w:szCs w:val="22"/>
           <w:lang w:val="en-GB"/>
         </w:rPr>
-        <w:t>Design and implement data analysis tools and room search tools using Elasticsearch.</w:t>
+        <w:t>U</w:t>
+      </w:r>
+      <w:r>
+        <w:rPr>
+          <w:rFonts w:ascii="Arial" w:hAnsi="Arial" w:cs="Arial"/>
+          <w:sz w:val="21"/>
+          <w:szCs w:val="22"/>
+          <w:lang w:val="en-GB"/>
+        </w:rPr>
+        <w:t>sers can enter data to perform the simulation.</w:t>
       </w:r>
     </w:p>
     <w:p>
@@ -1421,125 +1572,12 @@
         <w:pStyle w:val="ColorfulList-Accent11"/>
         <w:numPr>
           <w:ilvl w:val="0"/>
-          <w:numId w:val="9"/>
+          <w:numId w:val="20"/>
         </w:numPr>
         <w:tabs>
           <w:tab w:val="left" w:pos="284"/>
           <w:tab w:val="left" w:pos="630"/>
         </w:tabs>
-        <w:rPr>
-          <w:rFonts w:ascii="Arial" w:hAnsi="Arial" w:cs="Arial"/>
-          <w:sz w:val="21"/>
-          <w:szCs w:val="22"/>
-          <w:lang w:val="en-GB"/>
-        </w:rPr>
-      </w:pPr>
-      <w:r>
-        <w:rPr>
-          <w:rFonts w:ascii="Arial" w:hAnsi="Arial" w:cs="Arial"/>
-          <w:sz w:val="21"/>
-          <w:szCs w:val="22"/>
-          <w:lang w:val="en-GB"/>
-        </w:rPr>
-        <w:t>Directly implement the main functions of the project such as search engine, upload a room, real-time messaging, data analysis (admin side), notification system,...</w:t>
-      </w:r>
-    </w:p>
-    <w:p>
-      <w:pPr>
-        <w:pBdr>
-          <w:bottom w:val="single" w:sz="6" w:space="1" w:color="auto"/>
-        </w:pBdr>
-        <w:tabs>
-          <w:tab w:val="left" w:pos="900"/>
-        </w:tabs>
-        <w:rPr>
-          <w:rFonts w:ascii="Arial" w:hAnsi="Arial" w:cs="Arial"/>
-          <w:b/>
-          <w:color w:val="404040"/>
-          <w:sz w:val="22"/>
-          <w:szCs w:val="22"/>
-          <w:lang w:val="en-GB"/>
-        </w:rPr>
-      </w:pPr>
-    </w:p>
-    <w:p>
-      <w:pPr>
-        <w:pBdr>
-          <w:bottom w:val="single" w:sz="6" w:space="1" w:color="auto"/>
-        </w:pBdr>
-        <w:tabs>
-          <w:tab w:val="left" w:pos="900"/>
-        </w:tabs>
-        <w:rPr>
-          <w:rFonts w:ascii="Arial" w:hAnsi="Arial" w:cs="Arial"/>
-          <w:sz w:val="21"/>
-          <w:szCs w:val="22"/>
-          <w:lang w:val="en-GB"/>
-        </w:rPr>
-      </w:pPr>
-      <w:r>
-        <w:rPr>
-          <w:rFonts w:ascii="Arial" w:hAnsi="Arial" w:cs="Arial"/>
-          <w:b/>
-          <w:color w:val="404040"/>
-          <w:sz w:val="22"/>
-          <w:szCs w:val="22"/>
-          <w:lang w:val="en-GB"/>
-        </w:rPr>
-        <w:t>PROJECT</w:t>
-      </w:r>
-      <w:r>
-        <w:rPr>
-          <w:rFonts w:ascii="Arial" w:hAnsi="Arial" w:cs="Arial"/>
-          <w:sz w:val="21"/>
-          <w:szCs w:val="22"/>
-          <w:lang w:val="en-GB"/>
-        </w:rPr>
-        <w:tab/>
-      </w:r>
-    </w:p>
-    <w:p>
-      <w:pPr>
-        <w:tabs>
-          <w:tab w:val="left" w:pos="900"/>
-        </w:tabs>
-        <w:rPr>
-          <w:rFonts w:ascii="Arial" w:hAnsi="Arial" w:cs="Arial"/>
-          <w:b/>
-          <w:color w:val="404040"/>
-          <w:sz w:val="4"/>
-          <w:szCs w:val="22"/>
-          <w:lang w:val="en-GB"/>
-        </w:rPr>
-      </w:pPr>
-    </w:p>
-    <w:p>
-      <w:pPr>
-        <w:tabs>
-          <w:tab w:val="left" w:pos="900"/>
-        </w:tabs>
-        <w:rPr>
-          <w:rFonts w:ascii="Arial" w:hAnsi="Arial" w:cs="Arial"/>
-          <w:b/>
-          <w:color w:val="404040"/>
-          <w:sz w:val="6"/>
-          <w:szCs w:val="6"/>
-          <w:lang w:val="en-GB"/>
-        </w:rPr>
-      </w:pPr>
-    </w:p>
-    <w:p>
-      <w:pPr>
-        <w:pStyle w:val="ColorfulList-Accent11"/>
-        <w:numPr>
-          <w:ilvl w:val="0"/>
-          <w:numId w:val="1"/>
-        </w:numPr>
-        <w:tabs>
-          <w:tab w:val="left" w:pos="284"/>
-          <w:tab w:val="left" w:pos="630"/>
-        </w:tabs>
-        <w:ind w:left="284" w:hanging="270"/>
         <w:rPr>
           <w:rFonts w:ascii="Arial" w:hAnsi="Arial" w:cs="Arial"/>
           <w:sz w:val="21"/>
@@ -1558,7 +1596,7 @@
             <w:szCs w:val="22"/>
             <w:lang w:val="en-GB"/>
           </w:rPr>
-          <w:t>Book Share</w:t>
+          <w:t>Pomodoro Timer</w:t>
         </w:r>
       </w:hyperlink>
       <w:r>
@@ -1568,79 +1606,52 @@
           <w:szCs w:val="22"/>
           <w:lang w:val="en-GB"/>
         </w:rPr>
-        <w:t xml:space="preserve"> (201</w:t>
-      </w:r>
-      <w:r>
-        <w:rPr>
-          <w:rFonts w:ascii="Arial" w:hAnsi="Arial" w:cs="Arial"/>
-          <w:sz w:val="21"/>
-          <w:szCs w:val="22"/>
-          <w:lang w:val="en-GB"/>
-        </w:rPr>
-        <w:t>7</w:t>
-      </w:r>
-      <w:r>
-        <w:rPr>
-          <w:rFonts w:ascii="Arial" w:hAnsi="Arial" w:cs="Arial"/>
-          <w:sz w:val="21"/>
-          <w:szCs w:val="22"/>
-          <w:lang w:val="en-GB"/>
-        </w:rPr>
-        <w:t xml:space="preserve">): Final </w:t>
-      </w:r>
-      <w:r>
-        <w:rPr>
-          <w:rFonts w:ascii="Arial" w:hAnsi="Arial" w:cs="Arial"/>
-          <w:sz w:val="21"/>
-          <w:szCs w:val="22"/>
-          <w:lang w:val="en-GB"/>
-        </w:rPr>
-        <w:t>p</w:t>
-      </w:r>
-      <w:r>
-        <w:rPr>
-          <w:rFonts w:ascii="Arial" w:hAnsi="Arial" w:cs="Arial"/>
-          <w:sz w:val="21"/>
-          <w:szCs w:val="22"/>
-          <w:lang w:val="en-GB"/>
-        </w:rPr>
-        <w:t xml:space="preserve">roject in </w:t>
-      </w:r>
-      <w:r>
-        <w:rPr>
-          <w:rFonts w:ascii="Arial" w:hAnsi="Arial" w:cs="Arial"/>
-          <w:sz w:val="21"/>
-          <w:szCs w:val="22"/>
-          <w:lang w:val="en-GB"/>
-        </w:rPr>
-        <w:t>Web-Based Java Applications</w:t>
-      </w:r>
-      <w:r>
-        <w:rPr>
-          <w:rFonts w:ascii="Arial" w:hAnsi="Arial" w:cs="Arial"/>
-          <w:sz w:val="21"/>
-          <w:szCs w:val="22"/>
-          <w:lang w:val="en-GB"/>
-        </w:rPr>
-        <w:t xml:space="preserve"> </w:t>
-      </w:r>
-      <w:r>
-        <w:rPr>
-          <w:rFonts w:ascii="Arial" w:hAnsi="Arial" w:cs="Arial"/>
-          <w:sz w:val="21"/>
-          <w:szCs w:val="22"/>
-          <w:lang w:val="en-GB"/>
-        </w:rPr>
-        <w:t>c</w:t>
-      </w:r>
-      <w:r>
-        <w:rPr>
-          <w:rFonts w:ascii="Arial" w:hAnsi="Arial" w:cs="Arial"/>
-          <w:sz w:val="21"/>
-          <w:szCs w:val="22"/>
-          <w:lang w:val="en-GB"/>
-        </w:rPr>
-        <w:t xml:space="preserve">ourse. </w:t>
+        <w:t xml:space="preserve"> (2018): </w:t>
+      </w:r>
+      <w:r>
+        <w:rPr>
+          <w:rFonts w:ascii="Arial" w:hAnsi="Arial" w:cs="Arial"/>
+          <w:sz w:val="21"/>
+          <w:szCs w:val="22"/>
+          <w:lang w:val="en-GB"/>
+        </w:rPr>
+        <w:t xml:space="preserve">Product in techkid hackathon with a team </w:t>
+      </w:r>
+      <w:r>
+        <w:rPr>
+          <w:rFonts w:ascii="Arial" w:hAnsi="Arial" w:cs="Arial"/>
+          <w:sz w:val="21"/>
+          <w:szCs w:val="22"/>
+          <w:lang w:val="en-GB"/>
+        </w:rPr>
+        <w:t>size</w:t>
+      </w:r>
+      <w:r>
+        <w:rPr>
+          <w:rFonts w:ascii="Arial" w:hAnsi="Arial" w:cs="Arial"/>
+          <w:sz w:val="21"/>
+          <w:szCs w:val="22"/>
+          <w:lang w:val="en-GB"/>
+        </w:rPr>
+        <w:t xml:space="preserve"> 4 </w:t>
+      </w:r>
+      <w:r>
+        <w:rPr>
+          <w:rFonts w:ascii="Arial" w:hAnsi="Arial" w:cs="Arial"/>
+          <w:sz w:val="21"/>
+          <w:szCs w:val="22"/>
+          <w:lang w:val="en-GB"/>
+        </w:rPr>
+        <w:t xml:space="preserve">members </w:t>
+      </w:r>
+      <w:r>
+        <w:rPr>
+          <w:rFonts w:ascii="Arial" w:hAnsi="Arial" w:cs="Arial"/>
+          <w:sz w:val="21"/>
+          <w:szCs w:val="22"/>
+          <w:lang w:val="en-GB"/>
+        </w:rPr>
+        <w:t>won the first prize in the competition.</w:t>
       </w:r>
     </w:p>
     <w:p>
@@ -1648,7 +1659,7 @@
         <w:pStyle w:val="ColorfulList-Accent11"/>
         <w:numPr>
           <w:ilvl w:val="0"/>
-          <w:numId w:val="22"/>
+          <w:numId w:val="25"/>
         </w:numPr>
         <w:tabs>
           <w:tab w:val="left" w:pos="284"/>
@@ -1668,7 +1679,16 @@
           <w:szCs w:val="22"/>
           <w:lang w:val="en-GB"/>
         </w:rPr>
-        <w:t>Web applications that help people can borrow each other's books for a given period.</w:t>
+        <w:t>Web application products help people focus when working</w:t>
+      </w:r>
+      <w:r>
+        <w:rPr>
+          <w:rFonts w:ascii="Arial" w:hAnsi="Arial" w:cs="Arial"/>
+          <w:sz w:val="21"/>
+          <w:szCs w:val="22"/>
+          <w:lang w:val="en-GB"/>
+        </w:rPr>
+        <w:t>.</w:t>
       </w:r>
     </w:p>
     <w:p>
@@ -1676,7 +1696,7 @@
         <w:pStyle w:val="ColorfulList-Accent11"/>
         <w:numPr>
           <w:ilvl w:val="0"/>
-          <w:numId w:val="22"/>
+          <w:numId w:val="25"/>
         </w:numPr>
         <w:tabs>
           <w:tab w:val="left" w:pos="284"/>
@@ -1696,7 +1716,196 @@
           <w:szCs w:val="22"/>
           <w:lang w:val="en-GB"/>
         </w:rPr>
-        <w:t>Implement in 2 versions with 2 different languages: Java &amp; C#</w:t>
+        <w:t>Users can enter to do list to focus more on completing the goal.</w:t>
+      </w:r>
+    </w:p>
+    <w:p>
+      <w:pPr>
+        <w:pStyle w:val="ColorfulList-Accent11"/>
+        <w:numPr>
+          <w:ilvl w:val="0"/>
+          <w:numId w:val="23"/>
+        </w:numPr>
+        <w:tabs>
+          <w:tab w:val="left" w:pos="284"/>
+          <w:tab w:val="left" w:pos="630"/>
+        </w:tabs>
+        <w:rPr>
+          <w:rFonts w:ascii="Arial" w:hAnsi="Arial" w:cs="Arial"/>
+          <w:sz w:val="21"/>
+          <w:szCs w:val="22"/>
+          <w:lang w:val="en-GB"/>
+        </w:rPr>
+      </w:pPr>
+      <w:r>
+        <w:fldChar w:fldCharType="begin"/>
+      </w:r>
+      <w:r>
+        <w:instrText xml:space="preserve"> HYPERLINK "https://github.com/thuongnn/ChatBox" </w:instrText>
+      </w:r>
+      <w:r>
+        <w:fldChar w:fldCharType="separate"/>
+      </w:r>
+      <w:r>
+        <w:rPr>
+          <w:rStyle w:val="Hyperlink"/>
+          <w:rFonts w:ascii="Arial" w:hAnsi="Arial" w:cs="Arial"/>
+          <w:b/>
+          <w:bCs/>
+          <w:sz w:val="21"/>
+          <w:szCs w:val="22"/>
+          <w:lang w:val="en-GB"/>
+        </w:rPr>
+        <w:t>Chatbox</w:t>
+      </w:r>
+      <w:r>
+        <w:rPr>
+          <w:rStyle w:val="Hyperlink"/>
+          <w:rFonts w:ascii="Arial" w:hAnsi="Arial" w:cs="Arial"/>
+          <w:b/>
+          <w:bCs/>
+          <w:sz w:val="21"/>
+          <w:szCs w:val="22"/>
+          <w:lang w:val="en-GB"/>
+        </w:rPr>
+        <w:fldChar w:fldCharType="end"/>
+      </w:r>
+      <w:r>
+        <w:rPr>
+          <w:rFonts w:ascii="Arial" w:hAnsi="Arial" w:cs="Arial"/>
+          <w:sz w:val="21"/>
+          <w:szCs w:val="22"/>
+          <w:lang w:val="en-GB"/>
+        </w:rPr>
+        <w:t xml:space="preserve"> (2018): </w:t>
+      </w:r>
+      <w:r>
+        <w:rPr>
+          <w:rFonts w:ascii="Arial" w:hAnsi="Arial" w:cs="Arial"/>
+          <w:sz w:val="21"/>
+          <w:szCs w:val="22"/>
+          <w:lang w:val="en-GB"/>
+        </w:rPr>
+        <w:t>A chat application similar to messenger, users can create group chats with multiple people and join group chats with room codes.</w:t>
+      </w:r>
+    </w:p>
+    <w:p>
+      <w:pPr>
+        <w:pStyle w:val="ColorfulList-Accent11"/>
+        <w:numPr>
+          <w:ilvl w:val="0"/>
+          <w:numId w:val="24"/>
+        </w:numPr>
+        <w:tabs>
+          <w:tab w:val="left" w:pos="284"/>
+          <w:tab w:val="left" w:pos="630"/>
+        </w:tabs>
+        <w:rPr>
+          <w:rFonts w:ascii="Arial" w:hAnsi="Arial" w:cs="Arial"/>
+          <w:sz w:val="21"/>
+          <w:szCs w:val="22"/>
+          <w:lang w:val="en-GB"/>
+        </w:rPr>
+      </w:pPr>
+      <w:r>
+        <w:rPr>
+          <w:rFonts w:ascii="Arial" w:hAnsi="Arial" w:cs="Arial"/>
+          <w:sz w:val="21"/>
+          <w:szCs w:val="22"/>
+          <w:lang w:val="en-GB"/>
+        </w:rPr>
+        <w:t>Technicals and technologies have used</w:t>
+      </w:r>
+      <w:r>
+        <w:rPr>
+          <w:rFonts w:ascii="Arial" w:hAnsi="Arial" w:cs="Arial"/>
+          <w:sz w:val="21"/>
+          <w:szCs w:val="22"/>
+          <w:lang w:val="en-GB"/>
+        </w:rPr>
+        <w:t>: NodeJs, ReactJs</w:t>
+      </w:r>
+      <w:r>
+        <w:rPr>
+          <w:rFonts w:ascii="Arial" w:hAnsi="Arial" w:cs="Arial"/>
+          <w:sz w:val="21"/>
+          <w:szCs w:val="22"/>
+          <w:lang w:val="en-GB"/>
+        </w:rPr>
+        <w:t>, MongoDB, Docker, Firebase.</w:t>
+      </w:r>
+    </w:p>
+    <w:p>
+      <w:pPr>
+        <w:pStyle w:val="ColorfulList-Accent11"/>
+        <w:numPr>
+          <w:ilvl w:val="0"/>
+          <w:numId w:val="24"/>
+        </w:numPr>
+        <w:tabs>
+          <w:tab w:val="left" w:pos="284"/>
+          <w:tab w:val="left" w:pos="630"/>
+        </w:tabs>
+        <w:rPr>
+          <w:rFonts w:ascii="Arial" w:hAnsi="Arial" w:cs="Arial"/>
+          <w:sz w:val="21"/>
+          <w:szCs w:val="22"/>
+          <w:lang w:val="en-GB"/>
+        </w:rPr>
+      </w:pPr>
+      <w:r>
+        <w:rPr>
+          <w:rFonts w:ascii="Arial" w:hAnsi="Arial" w:cs="Arial"/>
+          <w:sz w:val="21"/>
+          <w:szCs w:val="22"/>
+          <w:lang w:val="en-GB"/>
+        </w:rPr>
+        <w:t xml:space="preserve">Developed on 2 platforms: </w:t>
+      </w:r>
+      <w:r>
+        <w:rPr>
+          <w:rFonts w:ascii="Arial" w:hAnsi="Arial" w:cs="Arial"/>
+          <w:sz w:val="21"/>
+          <w:szCs w:val="22"/>
+          <w:lang w:val="en-GB"/>
+        </w:rPr>
+        <w:t>W</w:t>
+      </w:r>
+      <w:r>
+        <w:rPr>
+          <w:rFonts w:ascii="Arial" w:hAnsi="Arial" w:cs="Arial"/>
+          <w:sz w:val="21"/>
+          <w:szCs w:val="22"/>
+          <w:lang w:val="en-GB"/>
+        </w:rPr>
+        <w:t xml:space="preserve">eb and </w:t>
+      </w:r>
+      <w:r>
+        <w:rPr>
+          <w:rFonts w:ascii="Arial" w:hAnsi="Arial" w:cs="Arial"/>
+          <w:sz w:val="21"/>
+          <w:szCs w:val="22"/>
+          <w:lang w:val="en-GB"/>
+        </w:rPr>
+        <w:t>M</w:t>
+      </w:r>
+      <w:r>
+        <w:rPr>
+          <w:rFonts w:ascii="Arial" w:hAnsi="Arial" w:cs="Arial"/>
+          <w:sz w:val="21"/>
+          <w:szCs w:val="22"/>
+          <w:lang w:val="en-GB"/>
+        </w:rPr>
+        <w:t>obile</w:t>
+      </w:r>
+      <w:r>
+        <w:rPr>
+          <w:rFonts w:ascii="Arial" w:hAnsi="Arial" w:cs="Arial"/>
+          <w:sz w:val="21"/>
+          <w:szCs w:val="22"/>
+          <w:lang w:val="en-GB"/>
+        </w:rPr>
+        <w:t xml:space="preserve"> (Android)</w:t>
       </w:r>
       <w:r>
         <w:rPr>
@@ -1813,6 +2022,7 @@
           <w:szCs w:val="22"/>
           <w:lang w:val="en-GB"/>
         </w:rPr>
+        <w:lastRenderedPageBreak/>
         <w:t xml:space="preserve">Used Firebase for real-time chat and </w:t>
       </w:r>
       <w:r>
@@ -1876,12 +2086,13 @@
         <w:pStyle w:val="ColorfulList-Accent11"/>
         <w:numPr>
           <w:ilvl w:val="0"/>
-          <w:numId w:val="23"/>
+          <w:numId w:val="1"/>
         </w:numPr>
         <w:tabs>
           <w:tab w:val="left" w:pos="284"/>
           <w:tab w:val="left" w:pos="630"/>
         </w:tabs>
+        <w:ind w:left="284" w:hanging="270"/>
         <w:rPr>
           <w:rFonts w:ascii="Arial" w:hAnsi="Arial" w:cs="Arial"/>
           <w:sz w:val="21"/>
@@ -1900,7 +2111,7 @@
             <w:szCs w:val="22"/>
             <w:lang w:val="en-GB"/>
           </w:rPr>
-          <w:t>Chatbox</w:t>
+          <w:t>Book Share</w:t>
         </w:r>
       </w:hyperlink>
       <w:r>
@@ -1910,16 +2121,25 @@
           <w:szCs w:val="22"/>
           <w:lang w:val="en-GB"/>
         </w:rPr>
-        <w:t xml:space="preserve"> (2018): </w:t>
-      </w:r>
-      <w:r>
-        <w:rPr>
-          <w:rFonts w:ascii="Arial" w:hAnsi="Arial" w:cs="Arial"/>
-          <w:sz w:val="21"/>
-          <w:szCs w:val="22"/>
-          <w:lang w:val="en-GB"/>
-        </w:rPr>
-        <w:t>A chat application similar to messenger, users can create group chats with multiple people and join group chats with room codes.</w:t>
+        <w:t xml:space="preserve"> (2017): Final project in </w:t>
+      </w:r>
+      <w:r>
+        <w:rPr>
+          <w:rFonts w:ascii="Arial" w:hAnsi="Arial" w:cs="Arial"/>
+          <w:sz w:val="21"/>
+          <w:szCs w:val="22"/>
+          <w:lang w:val="en-GB"/>
+        </w:rPr>
+        <w:t>Web-Based Java Applications</w:t>
+      </w:r>
+      <w:r>
+        <w:rPr>
+          <w:rFonts w:ascii="Arial" w:hAnsi="Arial" w:cs="Arial"/>
+          <w:sz w:val="21"/>
+          <w:szCs w:val="22"/>
+          <w:lang w:val="en-GB"/>
+        </w:rPr>
+        <w:t xml:space="preserve"> course. </w:t>
       </w:r>
     </w:p>
     <w:p>
@@ -1927,7 +2147,7 @@
         <w:pStyle w:val="ColorfulList-Accent11"/>
         <w:numPr>
           <w:ilvl w:val="0"/>
-          <w:numId w:val="24"/>
+          <w:numId w:val="22"/>
         </w:numPr>
         <w:tabs>
           <w:tab w:val="left" w:pos="284"/>
@@ -1947,25 +2167,7 @@
           <w:szCs w:val="22"/>
           <w:lang w:val="en-GB"/>
         </w:rPr>
-        <w:t>Technicals and technologies have used</w:t>
-      </w:r>
-      <w:r>
-        <w:rPr>
-          <w:rFonts w:ascii="Arial" w:hAnsi="Arial" w:cs="Arial"/>
-          <w:sz w:val="21"/>
-          <w:szCs w:val="22"/>
-          <w:lang w:val="en-GB"/>
-        </w:rPr>
-        <w:t>: NodeJs, ReactJs</w:t>
-      </w:r>
-      <w:r>
-        <w:rPr>
-          <w:rFonts w:ascii="Arial" w:hAnsi="Arial" w:cs="Arial"/>
-          <w:sz w:val="21"/>
-          <w:szCs w:val="22"/>
-          <w:lang w:val="en-GB"/>
-        </w:rPr>
-        <w:t>, MongoDB, Docker, Firebase.</w:t>
+        <w:t>Web applications that help people can borrow each other's books for a given period.</w:t>
       </w:r>
     </w:p>
     <w:p>
@@ -1973,7 +2175,7 @@
         <w:pStyle w:val="ColorfulList-Accent11"/>
         <w:numPr>
           <w:ilvl w:val="0"/>
-          <w:numId w:val="24"/>
+          <w:numId w:val="22"/>
         </w:numPr>
         <w:tabs>
           <w:tab w:val="left" w:pos="284"/>
@@ -1993,52 +2195,7 @@
           <w:szCs w:val="22"/>
           <w:lang w:val="en-GB"/>
         </w:rPr>
-        <w:t xml:space="preserve">Developed on 2 platforms: </w:t>
-      </w:r>
-      <w:r>
-        <w:rPr>
-          <w:rFonts w:ascii="Arial" w:hAnsi="Arial" w:cs="Arial"/>
-          <w:sz w:val="21"/>
-          <w:szCs w:val="22"/>
-          <w:lang w:val="en-GB"/>
-        </w:rPr>
-        <w:t>W</w:t>
-      </w:r>
-      <w:r>
-        <w:rPr>
-          <w:rFonts w:ascii="Arial" w:hAnsi="Arial" w:cs="Arial"/>
-          <w:sz w:val="21"/>
-          <w:szCs w:val="22"/>
-          <w:lang w:val="en-GB"/>
-        </w:rPr>
-        <w:t xml:space="preserve">eb and </w:t>
-      </w:r>
-      <w:r>
-        <w:rPr>
-          <w:rFonts w:ascii="Arial" w:hAnsi="Arial" w:cs="Arial"/>
-          <w:sz w:val="21"/>
-          <w:szCs w:val="22"/>
-          <w:lang w:val="en-GB"/>
-        </w:rPr>
-        <w:t>M</w:t>
-      </w:r>
-      <w:r>
-        <w:rPr>
-          <w:rFonts w:ascii="Arial" w:hAnsi="Arial" w:cs="Arial"/>
-          <w:sz w:val="21"/>
-          <w:szCs w:val="22"/>
-          <w:lang w:val="en-GB"/>
-        </w:rPr>
-        <w:t>obile</w:t>
-      </w:r>
-      <w:r>
-        <w:rPr>
-          <w:rFonts w:ascii="Arial" w:hAnsi="Arial" w:cs="Arial"/>
-          <w:sz w:val="21"/>
-          <w:szCs w:val="22"/>
-          <w:lang w:val="en-GB"/>
-        </w:rPr>
-        <w:t xml:space="preserve"> (Android)</w:t>
+        <w:t>Implement in 2 versions with 2 different languages: Java &amp; C#</w:t>
       </w:r>
       <w:r>
         <w:rPr>
@@ -2048,369 +2205,6 @@
           <w:lang w:val="en-GB"/>
         </w:rPr>
         <w:t>.</w:t>
-      </w:r>
-    </w:p>
-    <w:p>
-      <w:pPr>
-        <w:pStyle w:val="ColorfulList-Accent11"/>
-        <w:tabs>
-          <w:tab w:val="left" w:pos="284"/>
-          <w:tab w:val="left" w:pos="630"/>
-        </w:tabs>
-        <w:ind w:left="0"/>
-        <w:rPr>
-          <w:rFonts w:ascii="Arial" w:hAnsi="Arial" w:cs="Arial"/>
-          <w:sz w:val="21"/>
-          <w:szCs w:val="22"/>
-          <w:lang w:val="en-GB"/>
-        </w:rPr>
-      </w:pPr>
-    </w:p>
-    <w:p>
-      <w:pPr>
-        <w:pStyle w:val="ColorfulList-Accent11"/>
-        <w:numPr>
-          <w:ilvl w:val="0"/>
-          <w:numId w:val="20"/>
-        </w:numPr>
-        <w:tabs>
-          <w:tab w:val="left" w:pos="284"/>
-          <w:tab w:val="left" w:pos="630"/>
-        </w:tabs>
-        <w:rPr>
-          <w:rFonts w:ascii="Arial" w:hAnsi="Arial" w:cs="Arial"/>
-          <w:sz w:val="21"/>
-          <w:szCs w:val="22"/>
-          <w:lang w:val="en-GB"/>
-        </w:rPr>
-      </w:pPr>
-      <w:hyperlink r:id="rId14" w:history="1">
-        <w:r>
-          <w:rPr>
-            <w:rStyle w:val="Hyperlink"/>
-            <w:rFonts w:ascii="Arial" w:hAnsi="Arial" w:cs="Arial"/>
-            <w:b/>
-            <w:bCs/>
-            <w:sz w:val="21"/>
-            <w:szCs w:val="22"/>
-            <w:lang w:val="en-GB"/>
-          </w:rPr>
-          <w:t>Pomodoro Timer</w:t>
-        </w:r>
-      </w:hyperlink>
-      <w:r>
-        <w:rPr>
-          <w:rFonts w:ascii="Arial" w:hAnsi="Arial" w:cs="Arial"/>
-          <w:sz w:val="21"/>
-          <w:szCs w:val="22"/>
-          <w:lang w:val="en-GB"/>
-        </w:rPr>
-        <w:t xml:space="preserve"> (2018): </w:t>
-      </w:r>
-      <w:r>
-        <w:rPr>
-          <w:rFonts w:ascii="Arial" w:hAnsi="Arial" w:cs="Arial"/>
-          <w:sz w:val="21"/>
-          <w:szCs w:val="22"/>
-          <w:lang w:val="en-GB"/>
-        </w:rPr>
-        <w:t xml:space="preserve">Product in techkid hackathon with a team </w:t>
-      </w:r>
-      <w:r>
-        <w:rPr>
-          <w:rFonts w:ascii="Arial" w:hAnsi="Arial" w:cs="Arial"/>
-          <w:sz w:val="21"/>
-          <w:szCs w:val="22"/>
-          <w:lang w:val="en-GB"/>
-        </w:rPr>
-        <w:t>size</w:t>
-      </w:r>
-      <w:r>
-        <w:rPr>
-          <w:rFonts w:ascii="Arial" w:hAnsi="Arial" w:cs="Arial"/>
-          <w:sz w:val="21"/>
-          <w:szCs w:val="22"/>
-          <w:lang w:val="en-GB"/>
-        </w:rPr>
-        <w:t xml:space="preserve"> 4 </w:t>
-      </w:r>
-      <w:r>
-        <w:rPr>
-          <w:rFonts w:ascii="Arial" w:hAnsi="Arial" w:cs="Arial"/>
-          <w:sz w:val="21"/>
-          <w:szCs w:val="22"/>
-          <w:lang w:val="en-GB"/>
-        </w:rPr>
-        <w:t xml:space="preserve">members </w:t>
-      </w:r>
-      <w:r>
-        <w:rPr>
-          <w:rFonts w:ascii="Arial" w:hAnsi="Arial" w:cs="Arial"/>
-          <w:sz w:val="21"/>
-          <w:szCs w:val="22"/>
-          <w:lang w:val="en-GB"/>
-        </w:rPr>
-        <w:t>won the first prize in the competition.</w:t>
-      </w:r>
-    </w:p>
-    <w:p>
-      <w:pPr>
-        <w:pStyle w:val="ColorfulList-Accent11"/>
-        <w:numPr>
-          <w:ilvl w:val="0"/>
-          <w:numId w:val="25"/>
-        </w:numPr>
-        <w:tabs>
-          <w:tab w:val="left" w:pos="284"/>
-          <w:tab w:val="left" w:pos="630"/>
-        </w:tabs>
-        <w:rPr>
-          <w:rFonts w:ascii="Arial" w:hAnsi="Arial" w:cs="Arial"/>
-          <w:sz w:val="21"/>
-          <w:szCs w:val="22"/>
-          <w:lang w:val="en-GB"/>
-        </w:rPr>
-      </w:pPr>
-      <w:r>
-        <w:rPr>
-          <w:rFonts w:ascii="Arial" w:hAnsi="Arial" w:cs="Arial"/>
-          <w:sz w:val="21"/>
-          <w:szCs w:val="22"/>
-          <w:lang w:val="en-GB"/>
-        </w:rPr>
-        <w:t>Web application products help people focus when working</w:t>
-      </w:r>
-      <w:r>
-        <w:rPr>
-          <w:rFonts w:ascii="Arial" w:hAnsi="Arial" w:cs="Arial"/>
-          <w:sz w:val="21"/>
-          <w:szCs w:val="22"/>
-          <w:lang w:val="en-GB"/>
-        </w:rPr>
-        <w:t>.</w:t>
-      </w:r>
-    </w:p>
-    <w:p>
-      <w:pPr>
-        <w:pStyle w:val="ColorfulList-Accent11"/>
-        <w:numPr>
-          <w:ilvl w:val="0"/>
-          <w:numId w:val="25"/>
-        </w:numPr>
-        <w:tabs>
-          <w:tab w:val="left" w:pos="284"/>
-          <w:tab w:val="left" w:pos="630"/>
-        </w:tabs>
-        <w:rPr>
-          <w:rFonts w:ascii="Arial" w:hAnsi="Arial" w:cs="Arial"/>
-          <w:sz w:val="21"/>
-          <w:szCs w:val="22"/>
-          <w:lang w:val="en-GB"/>
-        </w:rPr>
-      </w:pPr>
-      <w:r>
-        <w:rPr>
-          <w:rFonts w:ascii="Arial" w:hAnsi="Arial" w:cs="Arial"/>
-          <w:sz w:val="21"/>
-          <w:szCs w:val="22"/>
-          <w:lang w:val="en-GB"/>
-        </w:rPr>
-        <w:t>Users can enter to do list to focus more on completing the goal.</w:t>
-      </w:r>
-    </w:p>
-    <w:p>
-      <w:pPr>
-        <w:pStyle w:val="ColorfulList-Accent11"/>
-        <w:tabs>
-          <w:tab w:val="left" w:pos="284"/>
-          <w:tab w:val="left" w:pos="630"/>
-        </w:tabs>
-        <w:ind w:left="0"/>
-        <w:rPr>
-          <w:rFonts w:ascii="Arial" w:hAnsi="Arial" w:cs="Arial"/>
-          <w:sz w:val="21"/>
-          <w:szCs w:val="22"/>
-          <w:lang w:val="en-GB"/>
-        </w:rPr>
-      </w:pPr>
-    </w:p>
-    <w:p>
-      <w:pPr>
-        <w:pStyle w:val="ColorfulList-Accent11"/>
-        <w:numPr>
-          <w:ilvl w:val="0"/>
-          <w:numId w:val="20"/>
-        </w:numPr>
-        <w:tabs>
-          <w:tab w:val="left" w:pos="284"/>
-          <w:tab w:val="left" w:pos="630"/>
-        </w:tabs>
-        <w:rPr>
-          <w:rFonts w:ascii="Arial" w:hAnsi="Arial" w:cs="Arial"/>
-          <w:sz w:val="21"/>
-          <w:szCs w:val="22"/>
-          <w:lang w:val="en-GB"/>
-        </w:rPr>
-      </w:pPr>
-      <w:hyperlink r:id="rId15" w:history="1">
-        <w:r>
-          <w:rPr>
-            <w:rStyle w:val="Hyperlink"/>
-            <w:rFonts w:ascii="Arial" w:hAnsi="Arial" w:cs="Arial"/>
-            <w:b/>
-            <w:bCs/>
-            <w:sz w:val="21"/>
-            <w:szCs w:val="22"/>
-            <w:lang w:val="en-GB"/>
-          </w:rPr>
-          <w:t>Merge Sort &amp; Floating Point Number Operations Simulation</w:t>
-        </w:r>
-      </w:hyperlink>
-      <w:r>
-        <w:rPr>
-          <w:rFonts w:ascii="Arial" w:hAnsi="Arial" w:cs="Arial"/>
-          <w:sz w:val="21"/>
-          <w:szCs w:val="22"/>
-          <w:lang w:val="en-GB"/>
-        </w:rPr>
-        <w:t xml:space="preserve"> </w:t>
-      </w:r>
-      <w:r>
-        <w:rPr>
-          <w:rFonts w:ascii="Arial" w:hAnsi="Arial" w:cs="Arial"/>
-          <w:sz w:val="21"/>
-          <w:szCs w:val="22"/>
-          <w:lang w:val="en-GB"/>
-        </w:rPr>
-        <w:t xml:space="preserve">(2019): Final project in </w:t>
-      </w:r>
-      <w:r>
-        <w:rPr>
-          <w:rFonts w:ascii="Arial" w:hAnsi="Arial" w:cs="Arial"/>
-          <w:sz w:val="21"/>
-          <w:szCs w:val="22"/>
-          <w:lang w:val="en-GB"/>
-        </w:rPr>
-        <w:t>Software Architecture and Design course</w:t>
-      </w:r>
-      <w:r>
-        <w:rPr>
-          <w:rFonts w:ascii="Arial" w:hAnsi="Arial" w:cs="Arial"/>
-          <w:sz w:val="21"/>
-          <w:szCs w:val="22"/>
-          <w:lang w:val="en-GB"/>
-        </w:rPr>
-        <w:t xml:space="preserve"> </w:t>
-      </w:r>
-      <w:r>
-        <w:rPr>
-          <w:rFonts w:ascii="Arial" w:hAnsi="Arial" w:cs="Arial"/>
-          <w:sz w:val="21"/>
-          <w:szCs w:val="22"/>
-          <w:lang w:val="en-GB"/>
-        </w:rPr>
-        <w:t>uses Java Swing language</w:t>
-      </w:r>
-      <w:r>
-        <w:rPr>
-          <w:rFonts w:ascii="Arial" w:hAnsi="Arial" w:cs="Arial"/>
-          <w:sz w:val="21"/>
-          <w:szCs w:val="22"/>
-          <w:lang w:val="en-GB"/>
-        </w:rPr>
-        <w:t>.</w:t>
-      </w:r>
-    </w:p>
-    <w:p>
-      <w:pPr>
-        <w:pStyle w:val="ColorfulList-Accent11"/>
-        <w:numPr>
-          <w:ilvl w:val="0"/>
-          <w:numId w:val="21"/>
-        </w:numPr>
-        <w:tabs>
-          <w:tab w:val="left" w:pos="284"/>
-          <w:tab w:val="left" w:pos="630"/>
-        </w:tabs>
-        <w:rPr>
-          <w:rFonts w:ascii="Arial" w:hAnsi="Arial" w:cs="Arial"/>
-          <w:sz w:val="21"/>
-          <w:szCs w:val="22"/>
-          <w:lang w:val="en-GB"/>
-        </w:rPr>
-      </w:pPr>
-      <w:r>
-        <w:rPr>
-          <w:rFonts w:ascii="Arial" w:hAnsi="Arial" w:cs="Arial"/>
-          <w:sz w:val="21"/>
-          <w:szCs w:val="22"/>
-          <w:lang w:val="en-GB"/>
-        </w:rPr>
-        <w:t>H</w:t>
-      </w:r>
-      <w:r>
-        <w:rPr>
-          <w:rFonts w:ascii="Arial" w:hAnsi="Arial" w:cs="Arial"/>
-          <w:sz w:val="21"/>
-          <w:szCs w:val="22"/>
-          <w:lang w:val="en-GB"/>
-        </w:rPr>
-        <w:t>elp people better understand merge sort algorithm and floating point number operations</w:t>
-      </w:r>
-      <w:r>
-        <w:rPr>
-          <w:rFonts w:ascii="Arial" w:hAnsi="Arial" w:cs="Arial"/>
-          <w:sz w:val="21"/>
-          <w:szCs w:val="22"/>
-          <w:lang w:val="en-GB"/>
-        </w:rPr>
-        <w:t>.</w:t>
-      </w:r>
-      <w:r>
-        <w:rPr>
-          <w:rFonts w:ascii="Arial" w:hAnsi="Arial" w:cs="Arial"/>
-          <w:sz w:val="21"/>
-          <w:szCs w:val="22"/>
-          <w:lang w:val="en-GB"/>
-        </w:rPr>
-        <w:t xml:space="preserve"> </w:t>
-      </w:r>
-    </w:p>
-    <w:p>
-      <w:pPr>
-        <w:pStyle w:val="ColorfulList-Accent11"/>
-        <w:numPr>
-          <w:ilvl w:val="0"/>
-          <w:numId w:val="21"/>
-        </w:numPr>
-        <w:tabs>
-          <w:tab w:val="left" w:pos="284"/>
-          <w:tab w:val="left" w:pos="630"/>
-        </w:tabs>
-        <w:rPr>
-          <w:rFonts w:ascii="Arial" w:hAnsi="Arial" w:cs="Arial"/>
-          <w:sz w:val="21"/>
-          <w:szCs w:val="22"/>
-          <w:lang w:val="en-GB"/>
-        </w:rPr>
-      </w:pPr>
-      <w:r>
-        <w:rPr>
-          <w:rFonts w:ascii="Arial" w:hAnsi="Arial" w:cs="Arial"/>
-          <w:sz w:val="21"/>
-          <w:szCs w:val="22"/>
-          <w:lang w:val="en-GB"/>
-        </w:rPr>
-        <w:t>U</w:t>
-      </w:r>
-      <w:r>
-        <w:rPr>
-          <w:rFonts w:ascii="Arial" w:hAnsi="Arial" w:cs="Arial"/>
-          <w:sz w:val="21"/>
-          <w:szCs w:val="22"/>
-          <w:lang w:val="en-GB"/>
-        </w:rPr>
-        <w:t>sers can enter data to perform the simulation.</w:t>
       </w:r>
     </w:p>
     <w:p>
@@ -3288,7 +3082,7 @@
           <w:lang w:val="en-GB"/>
         </w:rPr>
       </w:pPr>
-      <w:hyperlink r:id="rId16" w:history="1">
+      <w:hyperlink r:id="rId14" w:history="1">
         <w:r>
           <w:rPr>
             <w:rStyle w:val="Hyperlink"/>
@@ -3741,7 +3535,25 @@
           <w:szCs w:val="22"/>
           <w:lang w:val="en-GB"/>
         </w:rPr>
-        <w:t>: Design, Video editing.</w:t>
+        <w:t xml:space="preserve">: </w:t>
+      </w:r>
+      <w:r>
+        <w:rPr>
+          <w:rFonts w:ascii="Arial" w:hAnsi="Arial" w:cs="Arial"/>
+          <w:sz w:val="21"/>
+          <w:szCs w:val="22"/>
+          <w:lang w:val="en-GB"/>
+        </w:rPr>
+        <w:t>presentation design (PowerPoint) as well</w:t>
+      </w:r>
+      <w:r>
+        <w:rPr>
+          <w:rFonts w:ascii="Arial" w:hAnsi="Arial" w:cs="Arial"/>
+          <w:sz w:val="21"/>
+          <w:szCs w:val="22"/>
+          <w:lang w:val="en-GB"/>
+        </w:rPr>
+        <w:t>, Video editing.</w:t>
       </w:r>
     </w:p>
     <w:p>
@@ -3838,7 +3650,7 @@
         <w:rFonts w:ascii="Courier New" w:hAnsi="Courier New" w:hint="default"/>
       </w:rPr>
     </w:lvl>
-    <w:lvl w:ilvl="1" w:tplc="04090003" w:tentative="1">
+    <w:lvl w:ilvl="1" w:tplc="04090003">
       <w:start w:val="1"/>
       <w:numFmt w:val="bullet"/>
       <w:lvlText w:val="o"/>
@@ -5633,7 +5445,7 @@
   <w:abstractNum w:abstractNumId="16" w15:restartNumberingAfterBreak="0">
     <w:nsid w:val="4AE73F91"/>
     <w:multiLevelType w:val="hybridMultilevel"/>
-    <w:tmpl w:val="375AC6F4"/>
+    <w:tmpl w:val="9F88BE68"/>
     <w:lvl w:ilvl="0" w:tplc="04090001">
       <w:start w:val="1"/>
       <w:numFmt w:val="bullet"/>
@@ -8227,7 +8039,7 @@
 </file>
 
 <file path=customXml/itemProps1.xml><?xml version="1.0" encoding="utf-8"?>
-<ds:datastoreItem xmlns:ds="http://schemas.openxmlformats.org/officeDocument/2006/customXml" ds:itemID="{3DF9309A-7AE2-8B4B-8450-A27023C60FEB}">
+<ds:datastoreItem xmlns:ds="http://schemas.openxmlformats.org/officeDocument/2006/customXml" ds:itemID="{F1999225-2A85-514D-A716-027125A23579}">
   <ds:schemaRefs>
     <ds:schemaRef ds:uri="http://schemas.openxmlformats.org/officeDocument/2006/bibliography"/>
   </ds:schemaRefs>

--- a/pdf/Nguyen Nhu Thuong.docx
+++ b/pdf/Nguyen Nhu Thuong.docx
@@ -534,8 +534,6 @@
         </w:rPr>
         <w:t>Integrated testing and automated deployment using container docker with GKE, Gitlab CI for all 4 projects.</w:t>
       </w:r>
-      <w:bookmarkStart w:id="0" w:name="_GoBack"/>
-      <w:bookmarkEnd w:id="0"/>
     </w:p>
     <w:p>
       <w:pPr>
@@ -1387,39 +1385,20 @@
           <w:lang w:val="en-GB"/>
         </w:rPr>
       </w:pPr>
-      <w:r>
-        <w:fldChar w:fldCharType="begin"/>
-      </w:r>
-      <w:r>
-        <w:instrText>HYPERLINK "https://youtu.be/8lVqWJ7uoSY"</w:instrText>
-      </w:r>
-      <w:r>
-        <w:fldChar w:fldCharType="separate"/>
-      </w:r>
-      <w:r>
-        <w:rPr>
-          <w:rStyle w:val="Hyperlink"/>
-          <w:rFonts w:ascii="Arial" w:hAnsi="Arial" w:cs="Arial"/>
-          <w:b/>
-          <w:bCs/>
-          <w:sz w:val="21"/>
-          <w:szCs w:val="22"/>
-          <w:lang w:val="en-GB"/>
-        </w:rPr>
-        <w:t>Merge Sort &amp; Floating Point Number Operations Simulation</w:t>
-      </w:r>
-      <w:r>
-        <w:rPr>
-          <w:rStyle w:val="Hyperlink"/>
-          <w:rFonts w:ascii="Arial" w:hAnsi="Arial" w:cs="Arial"/>
-          <w:b/>
-          <w:bCs/>
-          <w:sz w:val="21"/>
-          <w:szCs w:val="22"/>
-          <w:lang w:val="en-GB"/>
-        </w:rPr>
-        <w:fldChar w:fldCharType="end"/>
-      </w:r>
+      <w:hyperlink r:id="rId11" w:history="1">
+        <w:r>
+          <w:rPr>
+            <w:rStyle w:val="Hyperlink"/>
+            <w:rFonts w:ascii="Arial" w:hAnsi="Arial" w:cs="Arial"/>
+            <w:b/>
+            <w:bCs/>
+            <w:sz w:val="21"/>
+            <w:szCs w:val="22"/>
+            <w:lang w:val="en-GB"/>
+          </w:rPr>
+          <w:t>Merge Sort &amp; Floating Point Number Operations Simulation</w:t>
+        </w:r>
+      </w:hyperlink>
       <w:r>
         <w:rPr>
           <w:rFonts w:ascii="Arial" w:hAnsi="Arial" w:cs="Arial"/>
@@ -1585,7 +1564,7 @@
           <w:lang w:val="en-GB"/>
         </w:rPr>
       </w:pPr>
-      <w:hyperlink r:id="rId11" w:history="1">
+      <w:hyperlink r:id="rId12" w:history="1">
         <w:r>
           <w:rPr>
             <w:rStyle w:val="Hyperlink"/>
@@ -1737,39 +1716,20 @@
           <w:lang w:val="en-GB"/>
         </w:rPr>
       </w:pPr>
-      <w:r>
-        <w:fldChar w:fldCharType="begin"/>
-      </w:r>
-      <w:r>
-        <w:instrText xml:space="preserve"> HYPERLINK "https://github.com/thuongnn/ChatBox" </w:instrText>
-      </w:r>
-      <w:r>
-        <w:fldChar w:fldCharType="separate"/>
-      </w:r>
-      <w:r>
-        <w:rPr>
-          <w:rStyle w:val="Hyperlink"/>
-          <w:rFonts w:ascii="Arial" w:hAnsi="Arial" w:cs="Arial"/>
-          <w:b/>
-          <w:bCs/>
-          <w:sz w:val="21"/>
-          <w:szCs w:val="22"/>
-          <w:lang w:val="en-GB"/>
-        </w:rPr>
-        <w:t>Chatbox</w:t>
-      </w:r>
-      <w:r>
-        <w:rPr>
-          <w:rStyle w:val="Hyperlink"/>
-          <w:rFonts w:ascii="Arial" w:hAnsi="Arial" w:cs="Arial"/>
-          <w:b/>
-          <w:bCs/>
-          <w:sz w:val="21"/>
-          <w:szCs w:val="22"/>
-          <w:lang w:val="en-GB"/>
-        </w:rPr>
-        <w:fldChar w:fldCharType="end"/>
-      </w:r>
+      <w:hyperlink r:id="rId13" w:history="1">
+        <w:r>
+          <w:rPr>
+            <w:rStyle w:val="Hyperlink"/>
+            <w:rFonts w:ascii="Arial" w:hAnsi="Arial" w:cs="Arial"/>
+            <w:b/>
+            <w:bCs/>
+            <w:sz w:val="21"/>
+            <w:szCs w:val="22"/>
+            <w:lang w:val="en-GB"/>
+          </w:rPr>
+          <w:t>Chatbox</w:t>
+        </w:r>
+      </w:hyperlink>
       <w:r>
         <w:rPr>
           <w:rFonts w:ascii="Arial" w:hAnsi="Arial" w:cs="Arial"/>
@@ -1936,7 +1896,7 @@
           <w:lang w:val="en-GB"/>
         </w:rPr>
       </w:pPr>
-      <w:hyperlink r:id="rId12" w:history="1">
+      <w:hyperlink r:id="rId14" w:history="1">
         <w:r>
           <w:rPr>
             <w:rStyle w:val="Hyperlink"/>
@@ -2100,7 +2060,7 @@
           <w:lang w:val="en-GB"/>
         </w:rPr>
       </w:pPr>
-      <w:hyperlink r:id="rId13" w:history="1">
+      <w:hyperlink r:id="rId15" w:history="1">
         <w:r>
           <w:rPr>
             <w:rStyle w:val="Hyperlink"/>
@@ -3082,7 +3042,7 @@
           <w:lang w:val="en-GB"/>
         </w:rPr>
       </w:pPr>
-      <w:hyperlink r:id="rId14" w:history="1">
+      <w:hyperlink r:id="rId16" w:history="1">
         <w:r>
           <w:rPr>
             <w:rStyle w:val="Hyperlink"/>
@@ -3092,7 +3052,31 @@
             <w:szCs w:val="22"/>
             <w:lang w:val="en-GB"/>
           </w:rPr>
-          <w:t>Tech Blog</w:t>
+          <w:t>Tech Bl</w:t>
+        </w:r>
+        <w:bookmarkStart w:id="0" w:name="_GoBack"/>
+        <w:bookmarkEnd w:id="0"/>
+        <w:r>
+          <w:rPr>
+            <w:rStyle w:val="Hyperlink"/>
+            <w:rFonts w:ascii="Arial" w:hAnsi="Arial" w:cs="Arial"/>
+            <w:b/>
+            <w:sz w:val="21"/>
+            <w:szCs w:val="22"/>
+            <w:lang w:val="en-GB"/>
+          </w:rPr>
+          <w:t>o</w:t>
+        </w:r>
+        <w:r>
+          <w:rPr>
+            <w:rStyle w:val="Hyperlink"/>
+            <w:rFonts w:ascii="Arial" w:hAnsi="Arial" w:cs="Arial"/>
+            <w:b/>
+            <w:sz w:val="21"/>
+            <w:szCs w:val="22"/>
+            <w:lang w:val="en-GB"/>
+          </w:rPr>
+          <w:t>g</w:t>
         </w:r>
       </w:hyperlink>
     </w:p>
@@ -8039,7 +8023,7 @@
 </file>
 
 <file path=customXml/itemProps1.xml><?xml version="1.0" encoding="utf-8"?>
-<ds:datastoreItem xmlns:ds="http://schemas.openxmlformats.org/officeDocument/2006/customXml" ds:itemID="{F1999225-2A85-514D-A716-027125A23579}">
+<ds:datastoreItem xmlns:ds="http://schemas.openxmlformats.org/officeDocument/2006/customXml" ds:itemID="{5754626D-7156-4742-978E-EE32F9CF0E89}">
   <ds:schemaRefs>
     <ds:schemaRef ds:uri="http://schemas.openxmlformats.org/officeDocument/2006/bibliography"/>
   </ds:schemaRefs>

--- a/pdf/Nguyen Nhu Thuong.docx
+++ b/pdf/Nguyen Nhu Thuong.docx
@@ -2386,7 +2386,25 @@
           <w:szCs w:val="22"/>
           <w:lang w:val="en-GB"/>
         </w:rPr>
-        <w:t>Currently pursuing B.SE. in Software Engineering.</w:t>
+        <w:t>Completed</w:t>
+      </w:r>
+      <w:r>
+        <w:rPr>
+          <w:rFonts w:ascii="Arial" w:hAnsi="Arial" w:cs="Arial"/>
+          <w:sz w:val="21"/>
+          <w:szCs w:val="22"/>
+          <w:lang w:val="en-GB"/>
+        </w:rPr>
+        <w:t xml:space="preserve"> </w:t>
+      </w:r>
+      <w:r>
+        <w:rPr>
+          <w:rFonts w:ascii="Arial" w:hAnsi="Arial" w:cs="Arial"/>
+          <w:sz w:val="21"/>
+          <w:szCs w:val="22"/>
+          <w:lang w:val="en-GB"/>
+        </w:rPr>
+        <w:t>B.SE. in Software Engineering.</w:t>
       </w:r>
     </w:p>
     <w:p>
@@ -3052,31 +3070,7 @@
             <w:szCs w:val="22"/>
             <w:lang w:val="en-GB"/>
           </w:rPr>
-          <w:t>Tech Bl</w:t>
-        </w:r>
-        <w:bookmarkStart w:id="0" w:name="_GoBack"/>
-        <w:bookmarkEnd w:id="0"/>
-        <w:r>
-          <w:rPr>
-            <w:rStyle w:val="Hyperlink"/>
-            <w:rFonts w:ascii="Arial" w:hAnsi="Arial" w:cs="Arial"/>
-            <w:b/>
-            <w:sz w:val="21"/>
-            <w:szCs w:val="22"/>
-            <w:lang w:val="en-GB"/>
-          </w:rPr>
-          <w:t>o</w:t>
-        </w:r>
-        <w:r>
-          <w:rPr>
-            <w:rStyle w:val="Hyperlink"/>
-            <w:rFonts w:ascii="Arial" w:hAnsi="Arial" w:cs="Arial"/>
-            <w:b/>
-            <w:sz w:val="21"/>
-            <w:szCs w:val="22"/>
-            <w:lang w:val="en-GB"/>
-          </w:rPr>
-          <w:t>g</w:t>
+          <w:t>Tech Blog</w:t>
         </w:r>
       </w:hyperlink>
     </w:p>
@@ -3319,7 +3313,18 @@
           <w:szCs w:val="22"/>
           <w:lang w:val="en-GB"/>
         </w:rPr>
-        <w:t xml:space="preserve"> (proficient), </w:t>
+        <w:t xml:space="preserve"> (profi</w:t>
+      </w:r>
+      <w:bookmarkStart w:id="0" w:name="_GoBack"/>
+      <w:bookmarkEnd w:id="0"/>
+      <w:r>
+        <w:rPr>
+          <w:rFonts w:ascii="Arial" w:hAnsi="Arial" w:cs="Arial"/>
+          <w:sz w:val="21"/>
+          <w:szCs w:val="22"/>
+          <w:lang w:val="en-GB"/>
+        </w:rPr>
+        <w:t xml:space="preserve">cient), </w:t>
       </w:r>
       <w:r>
         <w:rPr>
@@ -8023,7 +8028,7 @@
 </file>
 
 <file path=customXml/itemProps1.xml><?xml version="1.0" encoding="utf-8"?>
-<ds:datastoreItem xmlns:ds="http://schemas.openxmlformats.org/officeDocument/2006/customXml" ds:itemID="{5754626D-7156-4742-978E-EE32F9CF0E89}">
+<ds:datastoreItem xmlns:ds="http://schemas.openxmlformats.org/officeDocument/2006/customXml" ds:itemID="{03F9ADF0-94AA-8949-ADE2-916A3EAB0F92}">
   <ds:schemaRefs>
     <ds:schemaRef ds:uri="http://schemas.openxmlformats.org/officeDocument/2006/bibliography"/>
   </ds:schemaRefs>

--- a/pdf/Nguyen Nhu Thuong.docx
+++ b/pdf/Nguyen Nhu Thuong.docx
@@ -151,6 +151,112 @@
           <w:rFonts w:ascii="Arial" w:hAnsi="Arial" w:cs="Arial"/>
           <w:sz w:val="15"/>
           <w:szCs w:val="14"/>
+          <w:lang w:val="en-GB"/>
+        </w:rPr>
+      </w:pPr>
+    </w:p>
+    <w:p>
+      <w:pPr>
+        <w:pBdr>
+          <w:bottom w:val="single" w:sz="6" w:space="1" w:color="auto"/>
+        </w:pBdr>
+        <w:tabs>
+          <w:tab w:val="left" w:pos="900"/>
+        </w:tabs>
+        <w:rPr>
+          <w:rFonts w:ascii="Arial" w:hAnsi="Arial" w:cs="Arial"/>
+          <w:sz w:val="21"/>
+          <w:szCs w:val="22"/>
+          <w:lang w:val="en-GB"/>
+        </w:rPr>
+      </w:pPr>
+      <w:r>
+        <w:rPr>
+          <w:rFonts w:ascii="Arial" w:hAnsi="Arial" w:cs="Arial"/>
+          <w:b/>
+          <w:color w:val="404040"/>
+          <w:sz w:val="22"/>
+          <w:szCs w:val="22"/>
+          <w:lang w:val="en-GB"/>
+        </w:rPr>
+        <w:t>SUMMARY</w:t>
+      </w:r>
+      <w:r>
+        <w:rPr>
+          <w:rFonts w:ascii="Arial" w:hAnsi="Arial" w:cs="Arial"/>
+          <w:sz w:val="21"/>
+          <w:szCs w:val="22"/>
+          <w:lang w:val="en-GB"/>
+        </w:rPr>
+        <w:tab/>
+      </w:r>
+    </w:p>
+    <w:p>
+      <w:pPr>
+        <w:rPr>
+          <w:rFonts w:ascii="Arial" w:hAnsi="Arial" w:cs="Arial"/>
+          <w:sz w:val="15"/>
+          <w:szCs w:val="14"/>
+          <w:lang w:val="en-GB"/>
+        </w:rPr>
+      </w:pPr>
+    </w:p>
+    <w:p>
+      <w:pPr>
+        <w:pBdr>
+          <w:bottom w:val="single" w:sz="6" w:space="1" w:color="auto"/>
+        </w:pBdr>
+        <w:tabs>
+          <w:tab w:val="left" w:pos="900"/>
+        </w:tabs>
+        <w:rPr>
+          <w:rFonts w:ascii="Arial" w:hAnsi="Arial" w:cs="Arial"/>
+          <w:bCs/>
+          <w:color w:val="000000" w:themeColor="text1"/>
+          <w:sz w:val="22"/>
+          <w:szCs w:val="22"/>
+          <w:lang w:val="en-GB"/>
+        </w:rPr>
+      </w:pPr>
+      <w:r>
+        <w:rPr>
+          <w:rFonts w:ascii="Arial" w:hAnsi="Arial" w:cs="Arial"/>
+          <w:bCs/>
+          <w:color w:val="000000" w:themeColor="text1"/>
+          <w:sz w:val="22"/>
+          <w:szCs w:val="22"/>
+          <w:lang w:val="en-GB"/>
+        </w:rPr>
+        <w:t>An engineer who young, talented, creative, passionate in working, always effort to self-improving. Extensive experience in devel</w:t>
+      </w:r>
+      <w:bookmarkStart w:id="0" w:name="_GoBack"/>
+      <w:bookmarkEnd w:id="0"/>
+      <w:r>
+        <w:rPr>
+          <w:rFonts w:ascii="Arial" w:hAnsi="Arial" w:cs="Arial"/>
+          <w:bCs/>
+          <w:color w:val="000000" w:themeColor="text1"/>
+          <w:sz w:val="22"/>
+          <w:szCs w:val="22"/>
+          <w:lang w:val="en-GB"/>
+        </w:rPr>
+        <w:t>oping high-performance Microservices systems using NodeJS with Docker, Kubernetes Engine and Cloud Services. Experience in building and using build/deploy tools for CI/CD.</w:t>
+      </w:r>
+    </w:p>
+    <w:p>
+      <w:pPr>
+        <w:pBdr>
+          <w:bottom w:val="single" w:sz="6" w:space="1" w:color="auto"/>
+        </w:pBdr>
+        <w:tabs>
+          <w:tab w:val="left" w:pos="900"/>
+        </w:tabs>
+        <w:rPr>
+          <w:rFonts w:ascii="Arial" w:hAnsi="Arial" w:cs="Arial"/>
+          <w:bCs/>
+          <w:color w:val="404040"/>
+          <w:sz w:val="22"/>
+          <w:szCs w:val="22"/>
           <w:lang w:val="en-GB"/>
         </w:rPr>
       </w:pPr>
@@ -1982,7 +2088,6 @@
           <w:szCs w:val="22"/>
           <w:lang w:val="en-GB"/>
         </w:rPr>
-        <w:lastRenderedPageBreak/>
         <w:t xml:space="preserve">Used Firebase for real-time chat and </w:t>
       </w:r>
       <w:r>
@@ -3313,18 +3418,7 @@
           <w:szCs w:val="22"/>
           <w:lang w:val="en-GB"/>
         </w:rPr>
-        <w:t xml:space="preserve"> (profi</w:t>
-      </w:r>
-      <w:bookmarkStart w:id="0" w:name="_GoBack"/>
-      <w:bookmarkEnd w:id="0"/>
-      <w:r>
-        <w:rPr>
-          <w:rFonts w:ascii="Arial" w:hAnsi="Arial" w:cs="Arial"/>
-          <w:sz w:val="21"/>
-          <w:szCs w:val="22"/>
-          <w:lang w:val="en-GB"/>
-        </w:rPr>
-        <w:t xml:space="preserve">cient), </w:t>
+        <w:t xml:space="preserve"> (proficient), </w:t>
       </w:r>
       <w:r>
         <w:rPr>
@@ -8028,7 +8122,7 @@
 </file>
 
 <file path=customXml/itemProps1.xml><?xml version="1.0" encoding="utf-8"?>
-<ds:datastoreItem xmlns:ds="http://schemas.openxmlformats.org/officeDocument/2006/customXml" ds:itemID="{03F9ADF0-94AA-8949-ADE2-916A3EAB0F92}">
+<ds:datastoreItem xmlns:ds="http://schemas.openxmlformats.org/officeDocument/2006/customXml" ds:itemID="{2FA0FCC1-3004-0B4A-99D5-6A67832D87DC}">
   <ds:schemaRefs>
     <ds:schemaRef ds:uri="http://schemas.openxmlformats.org/officeDocument/2006/bibliography"/>
   </ds:schemaRefs>

--- a/pdf/Nguyen Nhu Thuong.docx
+++ b/pdf/Nguyen Nhu Thuong.docx
@@ -132,6 +132,15 @@
         </w:rPr>
         <w:t xml:space="preserve"> |</w:t>
       </w:r>
+      <w:r>
+        <w:rPr>
+          <w:rFonts w:ascii="Arial" w:hAnsi="Arial" w:cs="Arial"/>
+          <w:sz w:val="21"/>
+          <w:szCs w:val="22"/>
+          <w:lang w:val="en-GB"/>
+        </w:rPr>
+        <w:t xml:space="preserve"> </w:t>
+      </w:r>
       <w:hyperlink r:id="rId10" w:history="1">
         <w:r>
           <w:rPr>
@@ -141,7 +150,7 @@
             <w:szCs w:val="22"/>
             <w:lang w:val="en-GB"/>
           </w:rPr>
-          <w:t xml:space="preserve"> github.com/thuongnn</w:t>
+          <w:t>LinkedIn: in/thuongnn</w:t>
         </w:r>
       </w:hyperlink>
     </w:p>
@@ -227,20 +236,7 @@
           <w:szCs w:val="22"/>
           <w:lang w:val="en-GB"/>
         </w:rPr>
-        <w:t>An engineer who young, talented, creative, passionate in working, always effort to self-improving. Extensive experience in devel</w:t>
-      </w:r>
-      <w:bookmarkStart w:id="0" w:name="_GoBack"/>
-      <w:bookmarkEnd w:id="0"/>
-      <w:r>
-        <w:rPr>
-          <w:rFonts w:ascii="Arial" w:hAnsi="Arial" w:cs="Arial"/>
-          <w:bCs/>
-          <w:color w:val="000000" w:themeColor="text1"/>
-          <w:sz w:val="22"/>
-          <w:szCs w:val="22"/>
-          <w:lang w:val="en-GB"/>
-        </w:rPr>
-        <w:t>oping high-performance Microservices systems using NodeJS with Docker, Kubernetes Engine and Cloud Services. Experience in building and using build/deploy tools for CI/CD.</w:t>
+        <w:t>An engineer who young, talented, creative, passionate in working, always effort to self-improving. Extensive experience in developing high-performance Microservices systems using NodeJS with Docker, Kubernetes Engine and Cloud Services. Experience in building and using build/deploy tools for CI/CD.</w:t>
       </w:r>
     </w:p>
     <w:p>
@@ -404,6 +400,8 @@
         </w:rPr>
         <w:tab/>
       </w:r>
+      <w:bookmarkStart w:id="0" w:name="_GoBack"/>
+      <w:bookmarkEnd w:id="0"/>
       <w:r>
         <w:rPr>
           <w:rFonts w:ascii="Arial" w:hAnsi="Arial" w:cs="Arial"/>
@@ -884,19 +882,158 @@
         <w:ind w:left="284" w:hanging="270"/>
         <w:rPr>
           <w:rFonts w:ascii="Arial" w:hAnsi="Arial" w:cs="Arial"/>
-          <w:sz w:val="21"/>
-          <w:szCs w:val="22"/>
-          <w:lang w:val="en-GB"/>
-        </w:rPr>
-      </w:pPr>
-      <w:r>
-        <w:rPr>
-          <w:rFonts w:ascii="Arial" w:hAnsi="Arial" w:cs="Arial"/>
-          <w:sz w:val="21"/>
-          <w:szCs w:val="22"/>
-          <w:lang w:val="en-GB"/>
-        </w:rPr>
-        <w:t>Team member of the team with team size 10 members (4 tester, 6 developers) with Agile (Scrum) process model.</w:t>
+          <w:b/>
+          <w:color w:val="404040"/>
+          <w:sz w:val="21"/>
+          <w:szCs w:val="22"/>
+          <w:lang w:val="en-GB"/>
+        </w:rPr>
+      </w:pPr>
+      <w:r>
+        <w:rPr>
+          <w:rFonts w:ascii="Arial" w:hAnsi="Arial" w:cs="Arial"/>
+          <w:sz w:val="21"/>
+          <w:szCs w:val="22"/>
+          <w:lang w:val="en-GB"/>
+        </w:rPr>
+        <w:t xml:space="preserve">Receive </w:t>
+      </w:r>
+      <w:r>
+        <w:rPr>
+          <w:rFonts w:ascii="Arial" w:hAnsi="Arial" w:cs="Arial"/>
+          <w:color w:val="000000" w:themeColor="text1"/>
+          <w:sz w:val="21"/>
+          <w:szCs w:val="22"/>
+          <w:lang w:val="en-GB"/>
+        </w:rPr>
+        <w:t xml:space="preserve">requests from PO, research and analyze requests with team members. Write detailed design documents and analyze </w:t>
+      </w:r>
+      <w:r>
+        <w:rPr>
+          <w:rFonts w:ascii="Arial" w:hAnsi="Arial" w:cs="Arial"/>
+          <w:sz w:val="21"/>
+          <w:szCs w:val="22"/>
+          <w:lang w:val="en-GB"/>
+        </w:rPr>
+        <w:t>scenarios with testers then implement two company's projects.</w:t>
+      </w:r>
+    </w:p>
+    <w:p>
+      <w:pPr>
+        <w:pStyle w:val="ColorfulList-Accent11"/>
+        <w:numPr>
+          <w:ilvl w:val="0"/>
+          <w:numId w:val="31"/>
+        </w:numPr>
+        <w:tabs>
+          <w:tab w:val="left" w:pos="284"/>
+          <w:tab w:val="left" w:pos="630"/>
+        </w:tabs>
+        <w:rPr>
+          <w:rFonts w:ascii="Arial" w:hAnsi="Arial" w:cs="Arial"/>
+          <w:bCs/>
+          <w:color w:val="000000" w:themeColor="text1"/>
+          <w:sz w:val="21"/>
+          <w:szCs w:val="22"/>
+          <w:lang w:val="en-GB"/>
+        </w:rPr>
+      </w:pPr>
+      <w:r>
+        <w:rPr>
+          <w:rFonts w:ascii="Arial" w:hAnsi="Arial" w:cs="Arial"/>
+          <w:bCs/>
+          <w:color w:val="000000" w:themeColor="text1"/>
+          <w:sz w:val="21"/>
+          <w:szCs w:val="22"/>
+          <w:lang w:val="en-GB"/>
+        </w:rPr>
+        <w:t>Design and implement 2 projects using ReactJS with Atomic Design architecture</w:t>
+      </w:r>
+      <w:r>
+        <w:rPr>
+          <w:rFonts w:ascii="Arial" w:hAnsi="Arial" w:cs="Arial"/>
+          <w:bCs/>
+          <w:color w:val="000000" w:themeColor="text1"/>
+          <w:sz w:val="21"/>
+          <w:szCs w:val="22"/>
+          <w:lang w:val="en-GB"/>
+        </w:rPr>
+        <w:t>.</w:t>
+      </w:r>
+    </w:p>
+    <w:p>
+      <w:pPr>
+        <w:pStyle w:val="ColorfulList-Accent11"/>
+        <w:numPr>
+          <w:ilvl w:val="0"/>
+          <w:numId w:val="31"/>
+        </w:numPr>
+        <w:tabs>
+          <w:tab w:val="left" w:pos="284"/>
+          <w:tab w:val="left" w:pos="630"/>
+        </w:tabs>
+        <w:rPr>
+          <w:rFonts w:ascii="Arial" w:hAnsi="Arial" w:cs="Arial"/>
+          <w:bCs/>
+          <w:color w:val="000000" w:themeColor="text1"/>
+          <w:sz w:val="21"/>
+          <w:szCs w:val="22"/>
+          <w:lang w:val="en-GB"/>
+        </w:rPr>
+      </w:pPr>
+      <w:r>
+        <w:rPr>
+          <w:rFonts w:ascii="Arial" w:hAnsi="Arial" w:cs="Arial"/>
+          <w:bCs/>
+          <w:color w:val="000000" w:themeColor="text1"/>
+          <w:sz w:val="21"/>
+          <w:szCs w:val="22"/>
+          <w:lang w:val="en-GB"/>
+        </w:rPr>
+        <w:t>Real-time synchronization of ports with a number of over 10,000 records.</w:t>
+      </w:r>
+    </w:p>
+    <w:p>
+      <w:pPr>
+        <w:pStyle w:val="ColorfulList-Accent11"/>
+        <w:numPr>
+          <w:ilvl w:val="0"/>
+          <w:numId w:val="31"/>
+        </w:numPr>
+        <w:tabs>
+          <w:tab w:val="left" w:pos="284"/>
+          <w:tab w:val="left" w:pos="630"/>
+        </w:tabs>
+        <w:rPr>
+          <w:rFonts w:ascii="Arial" w:hAnsi="Arial" w:cs="Arial"/>
+          <w:bCs/>
+          <w:color w:val="000000" w:themeColor="text1"/>
+          <w:sz w:val="21"/>
+          <w:szCs w:val="22"/>
+          <w:lang w:val="en-GB"/>
+        </w:rPr>
+      </w:pPr>
+      <w:r>
+        <w:rPr>
+          <w:rFonts w:ascii="Arial" w:hAnsi="Arial" w:cs="Arial"/>
+          <w:bCs/>
+          <w:color w:val="000000" w:themeColor="text1"/>
+          <w:sz w:val="21"/>
+          <w:szCs w:val="22"/>
+          <w:lang w:val="en-GB"/>
+        </w:rPr>
+        <w:t>Build real-time chat using Firebase Services</w:t>
+      </w:r>
+      <w:r>
+        <w:rPr>
+          <w:rFonts w:ascii="Arial" w:hAnsi="Arial" w:cs="Arial"/>
+          <w:bCs/>
+          <w:color w:val="000000" w:themeColor="text1"/>
+          <w:sz w:val="21"/>
+          <w:szCs w:val="22"/>
+          <w:lang w:val="en-GB"/>
+        </w:rPr>
+        <w:t>.</w:t>
       </w:r>
     </w:p>
     <w:p>
@@ -913,86 +1050,92 @@
         <w:ind w:left="284" w:hanging="270"/>
         <w:rPr>
           <w:rFonts w:ascii="Arial" w:hAnsi="Arial" w:cs="Arial"/>
-          <w:sz w:val="21"/>
-          <w:szCs w:val="22"/>
-          <w:lang w:val="en-GB"/>
-        </w:rPr>
-      </w:pPr>
-      <w:r>
-        <w:rPr>
-          <w:rFonts w:ascii="Arial" w:hAnsi="Arial" w:cs="Arial"/>
-          <w:sz w:val="21"/>
-          <w:szCs w:val="22"/>
-          <w:lang w:val="en-GB"/>
-        </w:rPr>
-        <w:t>Receive requests from PO, research and analyze requests with team members. Write detailed design documents and analyze scenarios with testers then implement two company's projects.</w:t>
+          <w:bCs/>
+          <w:color w:val="000000" w:themeColor="text1"/>
+          <w:sz w:val="21"/>
+          <w:szCs w:val="22"/>
+          <w:lang w:val="en-GB"/>
+        </w:rPr>
+      </w:pPr>
+      <w:r>
+        <w:rPr>
+          <w:rFonts w:ascii="Arial" w:hAnsi="Arial" w:cs="Arial"/>
+          <w:bCs/>
+          <w:color w:val="000000" w:themeColor="text1"/>
+          <w:sz w:val="21"/>
+          <w:szCs w:val="22"/>
+          <w:lang w:val="en-GB"/>
+        </w:rPr>
+        <w:t>Technicals and technologies have used:</w:t>
+      </w:r>
+      <w:r>
+        <w:rPr>
+          <w:rFonts w:ascii="Arial" w:hAnsi="Arial" w:cs="Arial"/>
+          <w:bCs/>
+          <w:color w:val="000000" w:themeColor="text1"/>
+          <w:sz w:val="21"/>
+          <w:szCs w:val="22"/>
+          <w:lang w:val="en-GB"/>
+        </w:rPr>
+        <w:t xml:space="preserve"> </w:t>
+      </w:r>
+      <w:r>
+        <w:rPr>
+          <w:rFonts w:ascii="Arial" w:hAnsi="Arial" w:cs="Arial"/>
+          <w:bCs/>
+          <w:color w:val="000000" w:themeColor="text1"/>
+          <w:sz w:val="21"/>
+          <w:szCs w:val="22"/>
+          <w:lang w:val="en-GB"/>
+        </w:rPr>
+        <w:t xml:space="preserve">Javascript, ReactJS, </w:t>
+      </w:r>
+      <w:r>
+        <w:rPr>
+          <w:rFonts w:ascii="Arial" w:hAnsi="Arial" w:cs="Arial"/>
+          <w:bCs/>
+          <w:color w:val="000000" w:themeColor="text1"/>
+          <w:sz w:val="21"/>
+          <w:szCs w:val="22"/>
+          <w:lang w:val="en-GB"/>
+        </w:rPr>
+        <w:t>Docker</w:t>
+      </w:r>
+      <w:r>
+        <w:rPr>
+          <w:rFonts w:ascii="Arial" w:hAnsi="Arial" w:cs="Arial"/>
+          <w:bCs/>
+          <w:color w:val="000000" w:themeColor="text1"/>
+          <w:sz w:val="21"/>
+          <w:szCs w:val="22"/>
+          <w:lang w:val="en-GB"/>
+        </w:rPr>
+        <w:t xml:space="preserve">, </w:t>
+      </w:r>
+      <w:r>
+        <w:rPr>
+          <w:rFonts w:ascii="Arial" w:hAnsi="Arial" w:cs="Arial"/>
+          <w:bCs/>
+          <w:color w:val="000000" w:themeColor="text1"/>
+          <w:sz w:val="21"/>
+          <w:szCs w:val="22"/>
+          <w:lang w:val="en-GB"/>
+        </w:rPr>
+        <w:t>Firebase Services, Google APIs.</w:t>
       </w:r>
     </w:p>
     <w:p>
       <w:pPr>
         <w:pStyle w:val="ColorfulList-Accent11"/>
-        <w:numPr>
-          <w:ilvl w:val="0"/>
-          <w:numId w:val="7"/>
-        </w:numPr>
         <w:tabs>
           <w:tab w:val="left" w:pos="284"/>
           <w:tab w:val="left" w:pos="630"/>
         </w:tabs>
-        <w:rPr>
-          <w:rFonts w:ascii="Arial" w:hAnsi="Arial" w:cs="Arial"/>
-          <w:sz w:val="21"/>
-          <w:szCs w:val="22"/>
-          <w:lang w:val="en-GB"/>
-        </w:rPr>
-      </w:pPr>
-      <w:r>
-        <w:rPr>
-          <w:rFonts w:ascii="Arial" w:hAnsi="Arial" w:cs="Arial"/>
-          <w:sz w:val="21"/>
-          <w:szCs w:val="22"/>
-          <w:lang w:val="en-GB"/>
-        </w:rPr>
-        <w:t>1st Project: A front-end site provides company employees to use to work with customers.</w:t>
-      </w:r>
-    </w:p>
-    <w:p>
-      <w:pPr>
-        <w:pStyle w:val="ColorfulList-Accent11"/>
-        <w:numPr>
-          <w:ilvl w:val="0"/>
-          <w:numId w:val="7"/>
-        </w:numPr>
-        <w:tabs>
-          <w:tab w:val="left" w:pos="284"/>
-          <w:tab w:val="left" w:pos="630"/>
-        </w:tabs>
-        <w:rPr>
-          <w:rFonts w:ascii="Arial" w:hAnsi="Arial" w:cs="Arial"/>
-          <w:sz w:val="21"/>
-          <w:szCs w:val="22"/>
-          <w:lang w:val="en-GB"/>
-        </w:rPr>
-      </w:pPr>
-      <w:r>
-        <w:rPr>
-          <w:rFonts w:ascii="Arial" w:hAnsi="Arial" w:cs="Arial"/>
-          <w:sz w:val="21"/>
-          <w:szCs w:val="22"/>
-          <w:lang w:val="en-GB"/>
-        </w:rPr>
-        <w:t>2nd Project: A front-end site is provided for customers to use (I implemented the first base for this project).</w:t>
-      </w:r>
-    </w:p>
-    <w:p>
-      <w:pPr>
-        <w:tabs>
-          <w:tab w:val="left" w:pos="900"/>
-        </w:tabs>
-        <w:rPr>
-          <w:rFonts w:ascii="Arial" w:hAnsi="Arial" w:cs="Arial"/>
-          <w:b/>
-          <w:color w:val="404040"/>
+        <w:ind w:left="284"/>
+        <w:rPr>
+          <w:rFonts w:ascii="Arial" w:hAnsi="Arial" w:cs="Arial"/>
+          <w:bCs/>
+          <w:color w:val="000000" w:themeColor="text1"/>
           <w:sz w:val="21"/>
           <w:szCs w:val="22"/>
           <w:lang w:val="en-GB"/>
@@ -1163,7 +1306,9 @@
         <w:ind w:left="284" w:hanging="270"/>
         <w:rPr>
           <w:rFonts w:ascii="Arial" w:hAnsi="Arial" w:cs="Arial"/>
-          <w:sz w:val="21"/>
+          <w:b/>
+          <w:color w:val="404040"/>
+          <w:sz w:val="22"/>
           <w:szCs w:val="22"/>
           <w:lang w:val="en-GB"/>
         </w:rPr>
@@ -1177,75 +1322,61 @@
         </w:rPr>
         <w:t>Video Editing</w:t>
       </w:r>
+      <w:r>
+        <w:rPr>
+          <w:rFonts w:ascii="Arial" w:hAnsi="Arial" w:cs="Arial"/>
+          <w:sz w:val="21"/>
+          <w:szCs w:val="22"/>
+          <w:lang w:val="en-GB"/>
+        </w:rPr>
+        <w:t xml:space="preserve">, </w:t>
+      </w:r>
+      <w:r>
+        <w:rPr>
+          <w:rFonts w:ascii="Arial" w:hAnsi="Arial" w:cs="Arial"/>
+          <w:sz w:val="21"/>
+          <w:szCs w:val="22"/>
+          <w:lang w:val="en-GB"/>
+        </w:rPr>
+        <w:t>Printed design</w:t>
+      </w:r>
+      <w:r>
+        <w:rPr>
+          <w:rFonts w:ascii="Arial" w:hAnsi="Arial" w:cs="Arial"/>
+          <w:sz w:val="21"/>
+          <w:szCs w:val="22"/>
+          <w:lang w:val="en-GB"/>
+        </w:rPr>
+        <w:t xml:space="preserve">, Web </w:t>
+      </w:r>
+      <w:r>
+        <w:rPr>
+          <w:rFonts w:ascii="Arial" w:hAnsi="Arial" w:cs="Arial"/>
+          <w:sz w:val="21"/>
+          <w:szCs w:val="22"/>
+          <w:lang w:val="en-GB"/>
+        </w:rPr>
+        <w:t>design</w:t>
+      </w:r>
+      <w:r>
+        <w:rPr>
+          <w:rFonts w:ascii="Arial" w:hAnsi="Arial" w:cs="Arial"/>
+          <w:sz w:val="21"/>
+          <w:szCs w:val="22"/>
+          <w:lang w:val="en-GB"/>
+        </w:rPr>
+        <w:t>.</w:t>
+      </w:r>
     </w:p>
     <w:p>
       <w:pPr>
         <w:pStyle w:val="ColorfulList-Accent11"/>
-        <w:numPr>
-          <w:ilvl w:val="0"/>
-          <w:numId w:val="1"/>
-        </w:numPr>
         <w:tabs>
           <w:tab w:val="left" w:pos="284"/>
           <w:tab w:val="left" w:pos="630"/>
           <w:tab w:val="left" w:pos="900"/>
         </w:tabs>
-        <w:ind w:left="284" w:hanging="270"/>
-        <w:rPr>
-          <w:rFonts w:ascii="Arial" w:hAnsi="Arial" w:cs="Arial"/>
-          <w:sz w:val="21"/>
-          <w:szCs w:val="22"/>
-          <w:lang w:val="en-GB"/>
-        </w:rPr>
-      </w:pPr>
-      <w:r>
-        <w:rPr>
-          <w:rFonts w:ascii="Arial" w:hAnsi="Arial" w:cs="Arial"/>
-          <w:sz w:val="21"/>
-          <w:szCs w:val="22"/>
-          <w:lang w:val="en-GB"/>
-        </w:rPr>
-        <w:t>Printed design</w:t>
-      </w:r>
-    </w:p>
-    <w:p>
-      <w:pPr>
-        <w:pStyle w:val="ColorfulList-Accent11"/>
-        <w:numPr>
-          <w:ilvl w:val="0"/>
-          <w:numId w:val="1"/>
-        </w:numPr>
-        <w:tabs>
-          <w:tab w:val="left" w:pos="284"/>
-          <w:tab w:val="left" w:pos="630"/>
-          <w:tab w:val="left" w:pos="900"/>
-        </w:tabs>
-        <w:ind w:left="284" w:hanging="270"/>
-        <w:rPr>
-          <w:rFonts w:ascii="Arial" w:hAnsi="Arial" w:cs="Arial"/>
-          <w:sz w:val="21"/>
-          <w:szCs w:val="22"/>
-          <w:lang w:val="en-GB"/>
-        </w:rPr>
-      </w:pPr>
-      <w:r>
-        <w:rPr>
-          <w:rFonts w:ascii="Arial" w:hAnsi="Arial" w:cs="Arial"/>
-          <w:sz w:val="21"/>
-          <w:szCs w:val="22"/>
-          <w:lang w:val="en-GB"/>
-        </w:rPr>
-        <w:t>Web design</w:t>
-      </w:r>
-    </w:p>
-    <w:p>
-      <w:pPr>
-        <w:pBdr>
-          <w:bottom w:val="single" w:sz="6" w:space="1" w:color="auto"/>
-        </w:pBdr>
-        <w:tabs>
-          <w:tab w:val="left" w:pos="900"/>
-        </w:tabs>
+        <w:ind w:left="284"/>
         <w:rPr>
           <w:rFonts w:ascii="Arial" w:hAnsi="Arial" w:cs="Arial"/>
           <w:b/>
@@ -1255,6 +1386,17 @@
           <w:lang w:val="en-GB"/>
         </w:rPr>
       </w:pPr>
+      <w:r>
+        <w:rPr>
+          <w:rFonts w:ascii="Arial" w:hAnsi="Arial" w:cs="Arial"/>
+          <w:b/>
+          <w:color w:val="404040"/>
+          <w:sz w:val="22"/>
+          <w:szCs w:val="22"/>
+          <w:lang w:val="en-GB"/>
+        </w:rPr>
+        <w:t xml:space="preserve"> </w:t>
+      </w:r>
     </w:p>
     <w:p>
       <w:pPr>
@@ -1926,6 +2068,7 @@
           <w:szCs w:val="22"/>
           <w:lang w:val="en-GB"/>
         </w:rPr>
+        <w:lastRenderedPageBreak/>
         <w:t xml:space="preserve">Developed on 2 platforms: </w:t>
       </w:r>
       <w:r>
@@ -2468,48 +2611,53 @@
     <w:p>
       <w:pPr>
         <w:pStyle w:val="ColorfulList-Accent11"/>
-        <w:numPr>
-          <w:ilvl w:val="0"/>
-          <w:numId w:val="1"/>
-        </w:numPr>
         <w:tabs>
           <w:tab w:val="left" w:pos="284"/>
           <w:tab w:val="left" w:pos="630"/>
         </w:tabs>
-        <w:ind w:left="284" w:hanging="270"/>
-        <w:rPr>
-          <w:rFonts w:ascii="Arial" w:hAnsi="Arial" w:cs="Arial"/>
-          <w:sz w:val="21"/>
-          <w:szCs w:val="22"/>
-          <w:lang w:val="en-GB"/>
-        </w:rPr>
-      </w:pPr>
-      <w:r>
-        <w:rPr>
-          <w:rFonts w:ascii="Arial" w:hAnsi="Arial" w:cs="Arial"/>
-          <w:sz w:val="21"/>
-          <w:szCs w:val="22"/>
-          <w:lang w:val="en-GB"/>
-        </w:rPr>
-        <w:t>Completed</w:t>
-      </w:r>
-      <w:r>
-        <w:rPr>
-          <w:rFonts w:ascii="Arial" w:hAnsi="Arial" w:cs="Arial"/>
-          <w:sz w:val="21"/>
-          <w:szCs w:val="22"/>
-          <w:lang w:val="en-GB"/>
-        </w:rPr>
-        <w:t xml:space="preserve"> </w:t>
-      </w:r>
-      <w:r>
-        <w:rPr>
-          <w:rFonts w:ascii="Arial" w:hAnsi="Arial" w:cs="Arial"/>
-          <w:sz w:val="21"/>
-          <w:szCs w:val="22"/>
-          <w:lang w:val="en-GB"/>
-        </w:rPr>
-        <w:t>B.SE. in Software Engineering.</w:t>
+        <w:ind w:left="0"/>
+        <w:rPr>
+          <w:rFonts w:ascii="Arial" w:hAnsi="Arial" w:cs="Arial"/>
+          <w:sz w:val="21"/>
+          <w:szCs w:val="22"/>
+          <w:lang w:val="en-GB"/>
+        </w:rPr>
+      </w:pPr>
+      <w:r>
+        <w:rPr>
+          <w:rFonts w:ascii="Arial" w:hAnsi="Arial" w:cs="Arial"/>
+          <w:sz w:val="21"/>
+          <w:szCs w:val="22"/>
+          <w:lang w:val="en-GB"/>
+        </w:rPr>
+        <w:t>Graduated</w:t>
+      </w:r>
+      <w:r>
+        <w:rPr>
+          <w:rFonts w:ascii="Arial" w:hAnsi="Arial" w:cs="Arial"/>
+          <w:sz w:val="21"/>
+          <w:szCs w:val="22"/>
+          <w:lang w:val="en-GB"/>
+        </w:rPr>
+        <w:t xml:space="preserve">, </w:t>
+      </w:r>
+      <w:r>
+        <w:rPr>
+          <w:rFonts w:ascii="Arial" w:hAnsi="Arial" w:cs="Arial"/>
+          <w:sz w:val="21"/>
+          <w:szCs w:val="22"/>
+          <w:lang w:val="en-GB"/>
+        </w:rPr>
+        <w:t>Software Engineering</w:t>
+      </w:r>
+      <w:r>
+        <w:rPr>
+          <w:rFonts w:ascii="Arial" w:hAnsi="Arial" w:cs="Arial"/>
+          <w:sz w:val="21"/>
+          <w:szCs w:val="22"/>
+          <w:lang w:val="en-GB"/>
+        </w:rPr>
+        <w:t>, Grade 7.1/10</w:t>
       </w:r>
     </w:p>
     <w:p>
@@ -2538,131 +2686,62 @@
           <w:szCs w:val="22"/>
           <w:lang w:val="en-GB"/>
         </w:rPr>
-        <w:t xml:space="preserve">Courses taken: </w:t>
-      </w:r>
-      <w:r>
-        <w:rPr>
-          <w:rFonts w:ascii="Arial" w:hAnsi="Arial" w:cs="Arial"/>
-          <w:sz w:val="21"/>
-          <w:szCs w:val="22"/>
-          <w:lang w:val="en-GB"/>
-        </w:rPr>
-        <w:t>Object-Oriented Programming</w:t>
-      </w:r>
-      <w:r>
-        <w:rPr>
-          <w:rFonts w:ascii="Arial" w:hAnsi="Arial" w:cs="Arial"/>
-          <w:sz w:val="21"/>
-          <w:szCs w:val="22"/>
-          <w:lang w:val="en-GB"/>
-        </w:rPr>
-        <w:t xml:space="preserve">, </w:t>
-      </w:r>
-      <w:r>
-        <w:rPr>
-          <w:rFonts w:ascii="Arial" w:hAnsi="Arial" w:cs="Arial"/>
-          <w:sz w:val="21"/>
-          <w:szCs w:val="22"/>
-          <w:lang w:val="en-GB"/>
-        </w:rPr>
-        <w:t>Data Structures and Algorithms</w:t>
-      </w:r>
-      <w:r>
-        <w:rPr>
-          <w:rFonts w:ascii="Arial" w:hAnsi="Arial" w:cs="Arial"/>
-          <w:sz w:val="21"/>
-          <w:szCs w:val="22"/>
-          <w:lang w:val="en-GB"/>
-        </w:rPr>
-        <w:t xml:space="preserve">, </w:t>
-      </w:r>
-      <w:r>
-        <w:rPr>
-          <w:rFonts w:ascii="Arial" w:hAnsi="Arial" w:cs="Arial"/>
-          <w:sz w:val="21"/>
-          <w:szCs w:val="22"/>
-          <w:lang w:val="en-GB"/>
-        </w:rPr>
-        <w:t>.NET and C#</w:t>
-      </w:r>
-      <w:r>
-        <w:rPr>
-          <w:rFonts w:ascii="Arial" w:hAnsi="Arial" w:cs="Arial"/>
-          <w:sz w:val="21"/>
-          <w:szCs w:val="22"/>
-          <w:lang w:val="en-GB"/>
-        </w:rPr>
-        <w:t xml:space="preserve">, </w:t>
-      </w:r>
-      <w:r>
-        <w:rPr>
-          <w:rFonts w:ascii="Arial" w:hAnsi="Arial" w:cs="Arial"/>
-          <w:sz w:val="21"/>
-          <w:szCs w:val="22"/>
-          <w:lang w:val="en-GB"/>
-        </w:rPr>
-        <w:t>Software Architecture and Design</w:t>
-      </w:r>
-      <w:r>
-        <w:rPr>
-          <w:rFonts w:ascii="Arial" w:hAnsi="Arial" w:cs="Arial"/>
-          <w:sz w:val="21"/>
-          <w:szCs w:val="22"/>
-          <w:lang w:val="en-GB"/>
-        </w:rPr>
-        <w:t xml:space="preserve">, </w:t>
-      </w:r>
-      <w:r>
-        <w:rPr>
-          <w:rFonts w:ascii="Arial" w:hAnsi="Arial" w:cs="Arial"/>
-          <w:sz w:val="21"/>
-          <w:szCs w:val="22"/>
-          <w:lang w:val="en-GB"/>
-        </w:rPr>
-        <w:t>Mobile Programming</w:t>
-      </w:r>
-      <w:r>
-        <w:rPr>
-          <w:rFonts w:ascii="Arial" w:hAnsi="Arial" w:cs="Arial"/>
-          <w:sz w:val="21"/>
-          <w:szCs w:val="22"/>
-          <w:lang w:val="en-GB"/>
-        </w:rPr>
-        <w:t xml:space="preserve">, </w:t>
-      </w:r>
-      <w:r>
-        <w:rPr>
-          <w:rFonts w:ascii="Arial" w:hAnsi="Arial" w:cs="Arial"/>
-          <w:sz w:val="21"/>
-          <w:szCs w:val="22"/>
-          <w:lang w:val="en-GB"/>
-        </w:rPr>
-        <w:t>Data warehouse</w:t>
-      </w:r>
-      <w:r>
-        <w:rPr>
-          <w:rFonts w:ascii="Arial" w:hAnsi="Arial" w:cs="Arial"/>
-          <w:sz w:val="21"/>
-          <w:szCs w:val="22"/>
-          <w:lang w:val="en-GB"/>
-        </w:rPr>
-        <w:t>.</w:t>
-      </w:r>
-    </w:p>
-    <w:p>
-      <w:pPr>
-        <w:tabs>
+        <w:t>Achieved the high score with (9.0/10) in the Information System major at graduation thesis of the semester Fall 2019.</w:t>
+      </w:r>
+    </w:p>
+    <w:p>
+      <w:pPr>
+        <w:pStyle w:val="ColorfulList-Accent11"/>
+        <w:numPr>
+          <w:ilvl w:val="0"/>
+          <w:numId w:val="1"/>
+        </w:numPr>
+        <w:tabs>
+          <w:tab w:val="left" w:pos="284"/>
           <w:tab w:val="left" w:pos="630"/>
-          <w:tab w:val="left" w:pos="900"/>
-        </w:tabs>
-        <w:ind w:left="14"/>
-        <w:rPr>
-          <w:rFonts w:ascii="Arial" w:hAnsi="Arial" w:cs="Arial"/>
-          <w:sz w:val="21"/>
-          <w:szCs w:val="22"/>
-          <w:lang w:val="en-GB"/>
-        </w:rPr>
-      </w:pPr>
+        </w:tabs>
+        <w:ind w:left="284" w:hanging="270"/>
+        <w:rPr>
+          <w:rFonts w:ascii="Arial" w:hAnsi="Arial" w:cs="Arial"/>
+          <w:sz w:val="21"/>
+          <w:szCs w:val="22"/>
+          <w:lang w:val="en-GB"/>
+        </w:rPr>
+      </w:pPr>
+      <w:r>
+        <w:rPr>
+          <w:rFonts w:ascii="Arial" w:hAnsi="Arial" w:cs="Arial"/>
+          <w:sz w:val="21"/>
+          <w:szCs w:val="22"/>
+          <w:lang w:val="en-GB"/>
+        </w:rPr>
+        <w:t>Achieved the first prize in the FPT University's MV Contest 2016.</w:t>
+      </w:r>
+    </w:p>
+    <w:p>
+      <w:pPr>
+        <w:pStyle w:val="ColorfulList-Accent11"/>
+        <w:tabs>
+          <w:tab w:val="left" w:pos="284"/>
+          <w:tab w:val="left" w:pos="630"/>
+        </w:tabs>
+        <w:ind w:left="284"/>
+        <w:rPr>
+          <w:rFonts w:ascii="Arial" w:hAnsi="Arial" w:cs="Arial"/>
+          <w:sz w:val="21"/>
+          <w:szCs w:val="22"/>
+          <w:lang w:val="en-GB"/>
+        </w:rPr>
+      </w:pPr>
+      <w:r>
+        <w:rPr>
+          <w:rFonts w:ascii="Arial" w:hAnsi="Arial" w:cs="Arial"/>
+          <w:sz w:val="21"/>
+          <w:szCs w:val="22"/>
+          <w:lang w:val="en-GB"/>
+        </w:rPr>
+        <w:t xml:space="preserve"> </w:t>
+      </w:r>
     </w:p>
     <w:p>
       <w:pPr>
@@ -2854,6 +2933,36 @@
           <w:lang w:val="en-GB"/>
         </w:rPr>
         <w:t>.</w:t>
+      </w:r>
+    </w:p>
+    <w:p>
+      <w:pPr>
+        <w:pStyle w:val="ListParagraph"/>
+        <w:numPr>
+          <w:ilvl w:val="0"/>
+          <w:numId w:val="32"/>
+        </w:numPr>
+        <w:pBdr>
+          <w:bottom w:val="single" w:sz="6" w:space="1" w:color="auto"/>
+        </w:pBdr>
+        <w:tabs>
+          <w:tab w:val="left" w:pos="900"/>
+        </w:tabs>
+        <w:rPr>
+          <w:rFonts w:ascii="Arial" w:hAnsi="Arial" w:cs="Arial"/>
+          <w:sz w:val="21"/>
+          <w:szCs w:val="22"/>
+          <w:lang w:val="en-GB"/>
+        </w:rPr>
+      </w:pPr>
+      <w:r>
+        <w:rPr>
+          <w:rFonts w:ascii="Arial" w:hAnsi="Arial" w:cs="Arial"/>
+          <w:sz w:val="21"/>
+          <w:szCs w:val="22"/>
+          <w:lang w:val="en-GB"/>
+        </w:rPr>
+        <w:t>Achieved the first prize in the Hackathon TechKids (Web Full Stack Gen 11)</w:t>
       </w:r>
     </w:p>
     <w:p>
@@ -3245,7 +3354,133 @@
           <w:szCs w:val="22"/>
           <w:lang w:val="en-GB"/>
         </w:rPr>
-        <w:t>Share my tech experiences with nodejs, reactjs, docker, kubernetes,…</w:t>
+        <w:t xml:space="preserve">Share my tech experiences with </w:t>
+      </w:r>
+      <w:r>
+        <w:rPr>
+          <w:rFonts w:ascii="Arial" w:hAnsi="Arial" w:cs="Arial"/>
+          <w:sz w:val="21"/>
+          <w:szCs w:val="22"/>
+          <w:lang w:val="en-GB"/>
+        </w:rPr>
+        <w:t>N</w:t>
+      </w:r>
+      <w:r>
+        <w:rPr>
+          <w:rFonts w:ascii="Arial" w:hAnsi="Arial" w:cs="Arial"/>
+          <w:sz w:val="21"/>
+          <w:szCs w:val="22"/>
+          <w:lang w:val="en-GB"/>
+        </w:rPr>
+        <w:t>ode</w:t>
+      </w:r>
+      <w:r>
+        <w:rPr>
+          <w:rFonts w:ascii="Arial" w:hAnsi="Arial" w:cs="Arial"/>
+          <w:sz w:val="21"/>
+          <w:szCs w:val="22"/>
+          <w:lang w:val="en-GB"/>
+        </w:rPr>
+        <w:t>JS</w:t>
+      </w:r>
+      <w:r>
+        <w:rPr>
+          <w:rFonts w:ascii="Arial" w:hAnsi="Arial" w:cs="Arial"/>
+          <w:sz w:val="21"/>
+          <w:szCs w:val="22"/>
+          <w:lang w:val="en-GB"/>
+        </w:rPr>
+        <w:t xml:space="preserve">, </w:t>
+      </w:r>
+      <w:r>
+        <w:rPr>
+          <w:rFonts w:ascii="Arial" w:hAnsi="Arial" w:cs="Arial"/>
+          <w:sz w:val="21"/>
+          <w:szCs w:val="22"/>
+          <w:lang w:val="en-GB"/>
+        </w:rPr>
+        <w:t>R</w:t>
+      </w:r>
+      <w:r>
+        <w:rPr>
+          <w:rFonts w:ascii="Arial" w:hAnsi="Arial" w:cs="Arial"/>
+          <w:sz w:val="21"/>
+          <w:szCs w:val="22"/>
+          <w:lang w:val="en-GB"/>
+        </w:rPr>
+        <w:t>eact</w:t>
+      </w:r>
+      <w:r>
+        <w:rPr>
+          <w:rFonts w:ascii="Arial" w:hAnsi="Arial" w:cs="Arial"/>
+          <w:sz w:val="21"/>
+          <w:szCs w:val="22"/>
+          <w:lang w:val="en-GB"/>
+        </w:rPr>
+        <w:t>JS</w:t>
+      </w:r>
+      <w:r>
+        <w:rPr>
+          <w:rFonts w:ascii="Arial" w:hAnsi="Arial" w:cs="Arial"/>
+          <w:sz w:val="21"/>
+          <w:szCs w:val="22"/>
+          <w:lang w:val="en-GB"/>
+        </w:rPr>
+        <w:t xml:space="preserve">, </w:t>
+      </w:r>
+      <w:r>
+        <w:rPr>
+          <w:rFonts w:ascii="Arial" w:hAnsi="Arial" w:cs="Arial"/>
+          <w:sz w:val="21"/>
+          <w:szCs w:val="22"/>
+          <w:lang w:val="en-GB"/>
+        </w:rPr>
+        <w:t>D</w:t>
+      </w:r>
+      <w:r>
+        <w:rPr>
+          <w:rFonts w:ascii="Arial" w:hAnsi="Arial" w:cs="Arial"/>
+          <w:sz w:val="21"/>
+          <w:szCs w:val="22"/>
+          <w:lang w:val="en-GB"/>
+        </w:rPr>
+        <w:t xml:space="preserve">ocker, </w:t>
+      </w:r>
+      <w:r>
+        <w:rPr>
+          <w:rFonts w:ascii="Arial" w:hAnsi="Arial" w:cs="Arial"/>
+          <w:sz w:val="21"/>
+          <w:szCs w:val="22"/>
+          <w:lang w:val="en-GB"/>
+        </w:rPr>
+        <w:t>K</w:t>
+      </w:r>
+      <w:r>
+        <w:rPr>
+          <w:rFonts w:ascii="Arial" w:hAnsi="Arial" w:cs="Arial"/>
+          <w:sz w:val="21"/>
+          <w:szCs w:val="22"/>
+          <w:lang w:val="en-GB"/>
+        </w:rPr>
+        <w:t>ubernetes,</w:t>
+      </w:r>
+      <w:r>
+        <w:rPr>
+          <w:rFonts w:ascii="Arial" w:hAnsi="Arial" w:cs="Arial"/>
+          <w:sz w:val="21"/>
+          <w:szCs w:val="22"/>
+          <w:lang w:val="en-GB"/>
+        </w:rPr>
+        <w:t xml:space="preserve"> AWS</w:t>
+      </w:r>
+      <w:r>
+        <w:rPr>
+          <w:rFonts w:ascii="Arial" w:hAnsi="Arial" w:cs="Arial"/>
+          <w:sz w:val="21"/>
+          <w:szCs w:val="22"/>
+          <w:lang w:val="en-GB"/>
+        </w:rPr>
+        <w:t>…</w:t>
       </w:r>
     </w:p>
     <w:p>
@@ -3409,16 +3644,16 @@
           <w:szCs w:val="22"/>
           <w:lang w:val="en-GB"/>
         </w:rPr>
-        <w:t xml:space="preserve"> ES6</w:t>
-      </w:r>
-      <w:r>
-        <w:rPr>
-          <w:rFonts w:ascii="Arial" w:hAnsi="Arial" w:cs="Arial"/>
-          <w:sz w:val="21"/>
-          <w:szCs w:val="22"/>
-          <w:lang w:val="en-GB"/>
-        </w:rPr>
-        <w:t xml:space="preserve"> (proficient), </w:t>
+        <w:t xml:space="preserve"> </w:t>
+      </w:r>
+      <w:r>
+        <w:rPr>
+          <w:rFonts w:ascii="Arial" w:hAnsi="Arial" w:cs="Arial"/>
+          <w:sz w:val="21"/>
+          <w:szCs w:val="22"/>
+          <w:lang w:val="en-GB"/>
+        </w:rPr>
+        <w:t xml:space="preserve">(proficient), </w:t>
       </w:r>
       <w:r>
         <w:rPr>
@@ -3535,57 +3770,6 @@
           <w:lang w:val="en-GB"/>
         </w:rPr>
         <w:t>.</w:t>
-      </w:r>
-    </w:p>
-    <w:p>
-      <w:pPr>
-        <w:tabs>
-          <w:tab w:val="left" w:pos="630"/>
-          <w:tab w:val="left" w:pos="900"/>
-        </w:tabs>
-        <w:rPr>
-          <w:rFonts w:ascii="Arial" w:hAnsi="Arial" w:cs="Arial"/>
-          <w:sz w:val="21"/>
-          <w:szCs w:val="22"/>
-          <w:lang w:val="en-GB"/>
-        </w:rPr>
-      </w:pPr>
-      <w:r>
-        <w:rPr>
-          <w:rFonts w:ascii="Arial" w:hAnsi="Arial" w:cs="Arial"/>
-          <w:b/>
-          <w:sz w:val="21"/>
-          <w:szCs w:val="22"/>
-          <w:lang w:val="en-GB"/>
-        </w:rPr>
-        <w:t xml:space="preserve">Awards: </w:t>
-      </w:r>
-      <w:r>
-        <w:rPr>
-          <w:rFonts w:ascii="Arial" w:hAnsi="Arial" w:cs="Arial"/>
-          <w:sz w:val="21"/>
-          <w:szCs w:val="22"/>
-          <w:lang w:val="en-GB"/>
-        </w:rPr>
-        <w:t>First prize in the SLAP contest of FPT University (FPT University's MV Contest 2016)</w:t>
-      </w:r>
-      <w:r>
-        <w:rPr>
-          <w:rFonts w:ascii="Arial" w:hAnsi="Arial" w:cs="Arial"/>
-          <w:sz w:val="21"/>
-          <w:szCs w:val="22"/>
-          <w:lang w:val="en-GB"/>
-        </w:rPr>
-        <w:t xml:space="preserve">, </w:t>
-      </w:r>
-      <w:r>
-        <w:rPr>
-          <w:rFonts w:ascii="Arial" w:hAnsi="Arial" w:cs="Arial"/>
-          <w:sz w:val="21"/>
-          <w:szCs w:val="22"/>
-          <w:lang w:val="en-GB"/>
-        </w:rPr>
-        <w:t>First prize for the Pomodoro Timer project (Hackathon TechKids).</w:t>
       </w:r>
     </w:p>
     <w:p>
@@ -4057,6 +4241,119 @@
     </w:lvl>
   </w:abstractNum>
   <w:abstractNum w:abstractNumId="3" w15:restartNumberingAfterBreak="0">
+    <w:nsid w:val="209A7305"/>
+    <w:multiLevelType w:val="hybridMultilevel"/>
+    <w:tmpl w:val="CA222A18"/>
+    <w:lvl w:ilvl="0" w:tplc="04090001">
+      <w:start w:val="1"/>
+      <w:numFmt w:val="bullet"/>
+      <w:lvlText w:val=""/>
+      <w:lvlJc w:val="left"/>
+      <w:pPr>
+        <w:ind w:left="360" w:hanging="360"/>
+      </w:pPr>
+      <w:rPr>
+        <w:rFonts w:ascii="Symbol" w:hAnsi="Symbol" w:hint="default"/>
+      </w:rPr>
+    </w:lvl>
+    <w:lvl w:ilvl="1" w:tplc="04090003" w:tentative="1">
+      <w:start w:val="1"/>
+      <w:numFmt w:val="bullet"/>
+      <w:lvlText w:val="o"/>
+      <w:lvlJc w:val="left"/>
+      <w:pPr>
+        <w:ind w:left="1080" w:hanging="360"/>
+      </w:pPr>
+      <w:rPr>
+        <w:rFonts w:ascii="Courier New" w:hAnsi="Courier New" w:cs="Courier New" w:hint="default"/>
+      </w:rPr>
+    </w:lvl>
+    <w:lvl w:ilvl="2" w:tplc="04090005" w:tentative="1">
+      <w:start w:val="1"/>
+      <w:numFmt w:val="bullet"/>
+      <w:lvlText w:val=""/>
+      <w:lvlJc w:val="left"/>
+      <w:pPr>
+        <w:ind w:left="1800" w:hanging="360"/>
+      </w:pPr>
+      <w:rPr>
+        <w:rFonts w:ascii="Wingdings" w:hAnsi="Wingdings" w:hint="default"/>
+      </w:rPr>
+    </w:lvl>
+    <w:lvl w:ilvl="3" w:tplc="04090001" w:tentative="1">
+      <w:start w:val="1"/>
+      <w:numFmt w:val="bullet"/>
+      <w:lvlText w:val=""/>
+      <w:lvlJc w:val="left"/>
+      <w:pPr>
+        <w:ind w:left="2520" w:hanging="360"/>
+      </w:pPr>
+      <w:rPr>
+        <w:rFonts w:ascii="Symbol" w:hAnsi="Symbol" w:hint="default"/>
+      </w:rPr>
+    </w:lvl>
+    <w:lvl w:ilvl="4" w:tplc="04090003" w:tentative="1">
+      <w:start w:val="1"/>
+      <w:numFmt w:val="bullet"/>
+      <w:lvlText w:val="o"/>
+      <w:lvlJc w:val="left"/>
+      <w:pPr>
+        <w:ind w:left="3240" w:hanging="360"/>
+      </w:pPr>
+      <w:rPr>
+        <w:rFonts w:ascii="Courier New" w:hAnsi="Courier New" w:cs="Courier New" w:hint="default"/>
+      </w:rPr>
+    </w:lvl>
+    <w:lvl w:ilvl="5" w:tplc="04090005" w:tentative="1">
+      <w:start w:val="1"/>
+      <w:numFmt w:val="bullet"/>
+      <w:lvlText w:val=""/>
+      <w:lvlJc w:val="left"/>
+      <w:pPr>
+        <w:ind w:left="3960" w:hanging="360"/>
+      </w:pPr>
+      <w:rPr>
+        <w:rFonts w:ascii="Wingdings" w:hAnsi="Wingdings" w:hint="default"/>
+      </w:rPr>
+    </w:lvl>
+    <w:lvl w:ilvl="6" w:tplc="04090001" w:tentative="1">
+      <w:start w:val="1"/>
+      <w:numFmt w:val="bullet"/>
+      <w:lvlText w:val=""/>
+      <w:lvlJc w:val="left"/>
+      <w:pPr>
+        <w:ind w:left="4680" w:hanging="360"/>
+      </w:pPr>
+      <w:rPr>
+        <w:rFonts w:ascii="Symbol" w:hAnsi="Symbol" w:hint="default"/>
+      </w:rPr>
+    </w:lvl>
+    <w:lvl w:ilvl="7" w:tplc="04090003" w:tentative="1">
+      <w:start w:val="1"/>
+      <w:numFmt w:val="bullet"/>
+      <w:lvlText w:val="o"/>
+      <w:lvlJc w:val="left"/>
+      <w:pPr>
+        <w:ind w:left="5400" w:hanging="360"/>
+      </w:pPr>
+      <w:rPr>
+        <w:rFonts w:ascii="Courier New" w:hAnsi="Courier New" w:cs="Courier New" w:hint="default"/>
+      </w:rPr>
+    </w:lvl>
+    <w:lvl w:ilvl="8" w:tplc="04090005" w:tentative="1">
+      <w:start w:val="1"/>
+      <w:numFmt w:val="bullet"/>
+      <w:lvlText w:val=""/>
+      <w:lvlJc w:val="left"/>
+      <w:pPr>
+        <w:ind w:left="6120" w:hanging="360"/>
+      </w:pPr>
+      <w:rPr>
+        <w:rFonts w:ascii="Wingdings" w:hAnsi="Wingdings" w:hint="default"/>
+      </w:rPr>
+    </w:lvl>
+  </w:abstractNum>
+  <w:abstractNum w:abstractNumId="4" w15:restartNumberingAfterBreak="0">
     <w:nsid w:val="240D4FDA"/>
     <w:multiLevelType w:val="hybridMultilevel"/>
     <w:tmpl w:val="CA0A8176"/>
@@ -4169,7 +4466,7 @@
       </w:rPr>
     </w:lvl>
   </w:abstractNum>
-  <w:abstractNum w:abstractNumId="4" w15:restartNumberingAfterBreak="0">
+  <w:abstractNum w:abstractNumId="5" w15:restartNumberingAfterBreak="0">
     <w:nsid w:val="24F33064"/>
     <w:multiLevelType w:val="hybridMultilevel"/>
     <w:tmpl w:val="3CD087D6"/>
@@ -4282,7 +4579,7 @@
       </w:rPr>
     </w:lvl>
   </w:abstractNum>
-  <w:abstractNum w:abstractNumId="5" w15:restartNumberingAfterBreak="0">
+  <w:abstractNum w:abstractNumId="6" w15:restartNumberingAfterBreak="0">
     <w:nsid w:val="25B671F6"/>
     <w:multiLevelType w:val="hybridMultilevel"/>
     <w:tmpl w:val="6D167A58"/>
@@ -4395,7 +4692,7 @@
       </w:rPr>
     </w:lvl>
   </w:abstractNum>
-  <w:abstractNum w:abstractNumId="6" w15:restartNumberingAfterBreak="0">
+  <w:abstractNum w:abstractNumId="7" w15:restartNumberingAfterBreak="0">
     <w:nsid w:val="28C65D95"/>
     <w:multiLevelType w:val="hybridMultilevel"/>
     <w:tmpl w:val="3F306016"/>
@@ -4508,7 +4805,7 @@
       </w:rPr>
     </w:lvl>
   </w:abstractNum>
-  <w:abstractNum w:abstractNumId="7" w15:restartNumberingAfterBreak="0">
+  <w:abstractNum w:abstractNumId="8" w15:restartNumberingAfterBreak="0">
     <w:nsid w:val="2CC00664"/>
     <w:multiLevelType w:val="hybridMultilevel"/>
     <w:tmpl w:val="8EC46C8C"/>
@@ -4621,7 +4918,7 @@
       </w:rPr>
     </w:lvl>
   </w:abstractNum>
-  <w:abstractNum w:abstractNumId="8" w15:restartNumberingAfterBreak="0">
+  <w:abstractNum w:abstractNumId="9" w15:restartNumberingAfterBreak="0">
     <w:nsid w:val="3162453A"/>
     <w:multiLevelType w:val="hybridMultilevel"/>
     <w:tmpl w:val="F6EC4330"/>
@@ -4734,7 +5031,7 @@
       </w:rPr>
     </w:lvl>
   </w:abstractNum>
-  <w:abstractNum w:abstractNumId="9" w15:restartNumberingAfterBreak="0">
+  <w:abstractNum w:abstractNumId="10" w15:restartNumberingAfterBreak="0">
     <w:nsid w:val="34BB21C9"/>
     <w:multiLevelType w:val="hybridMultilevel"/>
     <w:tmpl w:val="CBBCA72E"/>
@@ -4847,7 +5144,7 @@
       </w:rPr>
     </w:lvl>
   </w:abstractNum>
-  <w:abstractNum w:abstractNumId="10" w15:restartNumberingAfterBreak="0">
+  <w:abstractNum w:abstractNumId="11" w15:restartNumberingAfterBreak="0">
     <w:nsid w:val="364E7C08"/>
     <w:multiLevelType w:val="hybridMultilevel"/>
     <w:tmpl w:val="22AC825C"/>
@@ -4960,7 +5257,7 @@
       </w:rPr>
     </w:lvl>
   </w:abstractNum>
-  <w:abstractNum w:abstractNumId="11" w15:restartNumberingAfterBreak="0">
+  <w:abstractNum w:abstractNumId="12" w15:restartNumberingAfterBreak="0">
     <w:nsid w:val="3FDE5A66"/>
     <w:multiLevelType w:val="hybridMultilevel"/>
     <w:tmpl w:val="A238E52E"/>
@@ -5073,7 +5370,7 @@
       </w:rPr>
     </w:lvl>
   </w:abstractNum>
-  <w:abstractNum w:abstractNumId="12" w15:restartNumberingAfterBreak="0">
+  <w:abstractNum w:abstractNumId="13" w15:restartNumberingAfterBreak="0">
     <w:nsid w:val="400D640A"/>
     <w:multiLevelType w:val="hybridMultilevel"/>
     <w:tmpl w:val="2E38A66A"/>
@@ -5186,7 +5483,7 @@
       </w:rPr>
     </w:lvl>
   </w:abstractNum>
-  <w:abstractNum w:abstractNumId="13" w15:restartNumberingAfterBreak="0">
+  <w:abstractNum w:abstractNumId="14" w15:restartNumberingAfterBreak="0">
     <w:nsid w:val="40860556"/>
     <w:multiLevelType w:val="multilevel"/>
     <w:tmpl w:val="9E3A8720"/>
@@ -5299,7 +5596,7 @@
       </w:rPr>
     </w:lvl>
   </w:abstractNum>
-  <w:abstractNum w:abstractNumId="14" w15:restartNumberingAfterBreak="0">
+  <w:abstractNum w:abstractNumId="15" w15:restartNumberingAfterBreak="0">
     <w:nsid w:val="45BC03D5"/>
     <w:multiLevelType w:val="hybridMultilevel"/>
     <w:tmpl w:val="5AC8FCBE"/>
@@ -5412,7 +5709,7 @@
       </w:rPr>
     </w:lvl>
   </w:abstractNum>
-  <w:abstractNum w:abstractNumId="15" w15:restartNumberingAfterBreak="0">
+  <w:abstractNum w:abstractNumId="16" w15:restartNumberingAfterBreak="0">
     <w:nsid w:val="4AC70B06"/>
     <w:multiLevelType w:val="hybridMultilevel"/>
     <w:tmpl w:val="42C87B8E"/>
@@ -5525,7 +5822,7 @@
       </w:rPr>
     </w:lvl>
   </w:abstractNum>
-  <w:abstractNum w:abstractNumId="16" w15:restartNumberingAfterBreak="0">
+  <w:abstractNum w:abstractNumId="17" w15:restartNumberingAfterBreak="0">
     <w:nsid w:val="4AE73F91"/>
     <w:multiLevelType w:val="hybridMultilevel"/>
     <w:tmpl w:val="9F88BE68"/>
@@ -5638,7 +5935,7 @@
       </w:rPr>
     </w:lvl>
   </w:abstractNum>
-  <w:abstractNum w:abstractNumId="17" w15:restartNumberingAfterBreak="0">
+  <w:abstractNum w:abstractNumId="18" w15:restartNumberingAfterBreak="0">
     <w:nsid w:val="4BBB0746"/>
     <w:multiLevelType w:val="multilevel"/>
     <w:tmpl w:val="6342574C"/>
@@ -5787,7 +6084,7 @@
       </w:rPr>
     </w:lvl>
   </w:abstractNum>
-  <w:abstractNum w:abstractNumId="18" w15:restartNumberingAfterBreak="0">
+  <w:abstractNum w:abstractNumId="19" w15:restartNumberingAfterBreak="0">
     <w:nsid w:val="4EC21C78"/>
     <w:multiLevelType w:val="hybridMultilevel"/>
     <w:tmpl w:val="E15284CE"/>
@@ -5900,7 +6197,7 @@
       </w:rPr>
     </w:lvl>
   </w:abstractNum>
-  <w:abstractNum w:abstractNumId="19" w15:restartNumberingAfterBreak="0">
+  <w:abstractNum w:abstractNumId="20" w15:restartNumberingAfterBreak="0">
     <w:nsid w:val="52B0792D"/>
     <w:multiLevelType w:val="hybridMultilevel"/>
     <w:tmpl w:val="0C683F42"/>
@@ -6013,7 +6310,7 @@
       </w:rPr>
     </w:lvl>
   </w:abstractNum>
-  <w:abstractNum w:abstractNumId="20" w15:restartNumberingAfterBreak="0">
+  <w:abstractNum w:abstractNumId="21" w15:restartNumberingAfterBreak="0">
     <w:nsid w:val="5A0D782C"/>
     <w:multiLevelType w:val="hybridMultilevel"/>
     <w:tmpl w:val="0B8EC39C"/>
@@ -6126,7 +6423,7 @@
       </w:rPr>
     </w:lvl>
   </w:abstractNum>
-  <w:abstractNum w:abstractNumId="21" w15:restartNumberingAfterBreak="0">
+  <w:abstractNum w:abstractNumId="22" w15:restartNumberingAfterBreak="0">
     <w:nsid w:val="5A8F5C53"/>
     <w:multiLevelType w:val="hybridMultilevel"/>
     <w:tmpl w:val="F202FDA8"/>
@@ -6238,7 +6535,7 @@
       </w:rPr>
     </w:lvl>
   </w:abstractNum>
-  <w:abstractNum w:abstractNumId="22" w15:restartNumberingAfterBreak="0">
+  <w:abstractNum w:abstractNumId="23" w15:restartNumberingAfterBreak="0">
     <w:nsid w:val="5C2C60E2"/>
     <w:multiLevelType w:val="hybridMultilevel"/>
     <w:tmpl w:val="371A4836"/>
@@ -6351,7 +6648,7 @@
       </w:rPr>
     </w:lvl>
   </w:abstractNum>
-  <w:abstractNum w:abstractNumId="23" w15:restartNumberingAfterBreak="0">
+  <w:abstractNum w:abstractNumId="24" w15:restartNumberingAfterBreak="0">
     <w:nsid w:val="5E1934B3"/>
     <w:multiLevelType w:val="hybridMultilevel"/>
     <w:tmpl w:val="FA8205D8"/>
@@ -6464,7 +6761,7 @@
       </w:rPr>
     </w:lvl>
   </w:abstractNum>
-  <w:abstractNum w:abstractNumId="24" w15:restartNumberingAfterBreak="0">
+  <w:abstractNum w:abstractNumId="25" w15:restartNumberingAfterBreak="0">
     <w:nsid w:val="5ED2573A"/>
     <w:multiLevelType w:val="hybridMultilevel"/>
     <w:tmpl w:val="4D1804AA"/>
@@ -6577,7 +6874,7 @@
       </w:rPr>
     </w:lvl>
   </w:abstractNum>
-  <w:abstractNum w:abstractNumId="25" w15:restartNumberingAfterBreak="0">
+  <w:abstractNum w:abstractNumId="26" w15:restartNumberingAfterBreak="0">
     <w:nsid w:val="5F7260D8"/>
     <w:multiLevelType w:val="hybridMultilevel"/>
     <w:tmpl w:val="3066216C"/>
@@ -6690,7 +6987,7 @@
       </w:rPr>
     </w:lvl>
   </w:abstractNum>
-  <w:abstractNum w:abstractNumId="26" w15:restartNumberingAfterBreak="0">
+  <w:abstractNum w:abstractNumId="27" w15:restartNumberingAfterBreak="0">
     <w:nsid w:val="62D60A48"/>
     <w:multiLevelType w:val="hybridMultilevel"/>
     <w:tmpl w:val="375C2462"/>
@@ -6803,7 +7100,7 @@
       </w:rPr>
     </w:lvl>
   </w:abstractNum>
-  <w:abstractNum w:abstractNumId="27" w15:restartNumberingAfterBreak="0">
+  <w:abstractNum w:abstractNumId="28" w15:restartNumberingAfterBreak="0">
     <w:nsid w:val="64CB094E"/>
     <w:multiLevelType w:val="hybridMultilevel"/>
     <w:tmpl w:val="3F9A5108"/>
@@ -6916,7 +7213,120 @@
       </w:rPr>
     </w:lvl>
   </w:abstractNum>
-  <w:abstractNum w:abstractNumId="28" w15:restartNumberingAfterBreak="0">
+  <w:abstractNum w:abstractNumId="29" w15:restartNumberingAfterBreak="0">
+    <w:nsid w:val="67A91B03"/>
+    <w:multiLevelType w:val="hybridMultilevel"/>
+    <w:tmpl w:val="F7B0B2DA"/>
+    <w:lvl w:ilvl="0" w:tplc="04090003">
+      <w:start w:val="1"/>
+      <w:numFmt w:val="bullet"/>
+      <w:lvlText w:val="o"/>
+      <w:lvlJc w:val="left"/>
+      <w:pPr>
+        <w:ind w:left="720" w:hanging="360"/>
+      </w:pPr>
+      <w:rPr>
+        <w:rFonts w:ascii="Courier New" w:hAnsi="Courier New" w:hint="default"/>
+      </w:rPr>
+    </w:lvl>
+    <w:lvl w:ilvl="1" w:tplc="04090003" w:tentative="1">
+      <w:start w:val="1"/>
+      <w:numFmt w:val="bullet"/>
+      <w:lvlText w:val="o"/>
+      <w:lvlJc w:val="left"/>
+      <w:pPr>
+        <w:ind w:left="1440" w:hanging="360"/>
+      </w:pPr>
+      <w:rPr>
+        <w:rFonts w:ascii="Courier New" w:hAnsi="Courier New" w:cs="Courier New" w:hint="default"/>
+      </w:rPr>
+    </w:lvl>
+    <w:lvl w:ilvl="2" w:tplc="04090005" w:tentative="1">
+      <w:start w:val="1"/>
+      <w:numFmt w:val="bullet"/>
+      <w:lvlText w:val=""/>
+      <w:lvlJc w:val="left"/>
+      <w:pPr>
+        <w:ind w:left="2160" w:hanging="360"/>
+      </w:pPr>
+      <w:rPr>
+        <w:rFonts w:ascii="Wingdings" w:hAnsi="Wingdings" w:hint="default"/>
+      </w:rPr>
+    </w:lvl>
+    <w:lvl w:ilvl="3" w:tplc="04090001" w:tentative="1">
+      <w:start w:val="1"/>
+      <w:numFmt w:val="bullet"/>
+      <w:lvlText w:val=""/>
+      <w:lvlJc w:val="left"/>
+      <w:pPr>
+        <w:ind w:left="2880" w:hanging="360"/>
+      </w:pPr>
+      <w:rPr>
+        <w:rFonts w:ascii="Symbol" w:hAnsi="Symbol" w:hint="default"/>
+      </w:rPr>
+    </w:lvl>
+    <w:lvl w:ilvl="4" w:tplc="04090003" w:tentative="1">
+      <w:start w:val="1"/>
+      <w:numFmt w:val="bullet"/>
+      <w:lvlText w:val="o"/>
+      <w:lvlJc w:val="left"/>
+      <w:pPr>
+        <w:ind w:left="3600" w:hanging="360"/>
+      </w:pPr>
+      <w:rPr>
+        <w:rFonts w:ascii="Courier New" w:hAnsi="Courier New" w:cs="Courier New" w:hint="default"/>
+      </w:rPr>
+    </w:lvl>
+    <w:lvl w:ilvl="5" w:tplc="04090005" w:tentative="1">
+      <w:start w:val="1"/>
+      <w:numFmt w:val="bullet"/>
+      <w:lvlText w:val=""/>
+      <w:lvlJc w:val="left"/>
+      <w:pPr>
+        <w:ind w:left="4320" w:hanging="360"/>
+      </w:pPr>
+      <w:rPr>
+        <w:rFonts w:ascii="Wingdings" w:hAnsi="Wingdings" w:hint="default"/>
+      </w:rPr>
+    </w:lvl>
+    <w:lvl w:ilvl="6" w:tplc="04090001" w:tentative="1">
+      <w:start w:val="1"/>
+      <w:numFmt w:val="bullet"/>
+      <w:lvlText w:val=""/>
+      <w:lvlJc w:val="left"/>
+      <w:pPr>
+        <w:ind w:left="5040" w:hanging="360"/>
+      </w:pPr>
+      <w:rPr>
+        <w:rFonts w:ascii="Symbol" w:hAnsi="Symbol" w:hint="default"/>
+      </w:rPr>
+    </w:lvl>
+    <w:lvl w:ilvl="7" w:tplc="04090003" w:tentative="1">
+      <w:start w:val="1"/>
+      <w:numFmt w:val="bullet"/>
+      <w:lvlText w:val="o"/>
+      <w:lvlJc w:val="left"/>
+      <w:pPr>
+        <w:ind w:left="5760" w:hanging="360"/>
+      </w:pPr>
+      <w:rPr>
+        <w:rFonts w:ascii="Courier New" w:hAnsi="Courier New" w:cs="Courier New" w:hint="default"/>
+      </w:rPr>
+    </w:lvl>
+    <w:lvl w:ilvl="8" w:tplc="04090005" w:tentative="1">
+      <w:start w:val="1"/>
+      <w:numFmt w:val="bullet"/>
+      <w:lvlText w:val=""/>
+      <w:lvlJc w:val="left"/>
+      <w:pPr>
+        <w:ind w:left="6480" w:hanging="360"/>
+      </w:pPr>
+      <w:rPr>
+        <w:rFonts w:ascii="Wingdings" w:hAnsi="Wingdings" w:hint="default"/>
+      </w:rPr>
+    </w:lvl>
+  </w:abstractNum>
+  <w:abstractNum w:abstractNumId="30" w15:restartNumberingAfterBreak="0">
     <w:nsid w:val="71B62369"/>
     <w:multiLevelType w:val="hybridMultilevel"/>
     <w:tmpl w:val="32762FA2"/>
@@ -7029,7 +7439,7 @@
       </w:rPr>
     </w:lvl>
   </w:abstractNum>
-  <w:abstractNum w:abstractNumId="29" w15:restartNumberingAfterBreak="0">
+  <w:abstractNum w:abstractNumId="31" w15:restartNumberingAfterBreak="0">
     <w:nsid w:val="73240946"/>
     <w:multiLevelType w:val="hybridMultilevel"/>
     <w:tmpl w:val="ECF63F72"/>
@@ -7143,64 +7553,64 @@
     </w:lvl>
   </w:abstractNum>
   <w:num w:numId="1">
-    <w:abstractNumId w:val="16"/>
+    <w:abstractNumId w:val="17"/>
   </w:num>
   <w:num w:numId="2">
-    <w:abstractNumId w:val="5"/>
+    <w:abstractNumId w:val="6"/>
   </w:num>
   <w:num w:numId="3">
-    <w:abstractNumId w:val="6"/>
+    <w:abstractNumId w:val="7"/>
   </w:num>
   <w:num w:numId="4">
-    <w:abstractNumId w:val="17"/>
+    <w:abstractNumId w:val="18"/>
   </w:num>
   <w:num w:numId="5">
-    <w:abstractNumId w:val="13"/>
+    <w:abstractNumId w:val="14"/>
   </w:num>
   <w:num w:numId="6">
-    <w:abstractNumId w:val="21"/>
+    <w:abstractNumId w:val="22"/>
   </w:num>
   <w:num w:numId="7">
-    <w:abstractNumId w:val="18"/>
+    <w:abstractNumId w:val="19"/>
   </w:num>
   <w:num w:numId="8">
+    <w:abstractNumId w:val="28"/>
+  </w:num>
+  <w:num w:numId="9">
     <w:abstractNumId w:val="27"/>
   </w:num>
-  <w:num w:numId="9">
+  <w:num w:numId="10">
     <w:abstractNumId w:val="26"/>
   </w:num>
-  <w:num w:numId="10">
-    <w:abstractNumId w:val="25"/>
-  </w:num>
   <w:num w:numId="11">
-    <w:abstractNumId w:val="14"/>
+    <w:abstractNumId w:val="15"/>
   </w:num>
   <w:num w:numId="12">
-    <w:abstractNumId w:val="10"/>
+    <w:abstractNumId w:val="11"/>
   </w:num>
   <w:num w:numId="13">
-    <w:abstractNumId w:val="28"/>
+    <w:abstractNumId w:val="30"/>
   </w:num>
   <w:num w:numId="14">
-    <w:abstractNumId w:val="11"/>
+    <w:abstractNumId w:val="12"/>
   </w:num>
   <w:num w:numId="15">
-    <w:abstractNumId w:val="19"/>
+    <w:abstractNumId w:val="20"/>
   </w:num>
   <w:num w:numId="16">
     <w:abstractNumId w:val="2"/>
   </w:num>
   <w:num w:numId="17">
-    <w:abstractNumId w:val="7"/>
+    <w:abstractNumId w:val="8"/>
   </w:num>
   <w:num w:numId="18">
-    <w:abstractNumId w:val="23"/>
+    <w:abstractNumId w:val="24"/>
   </w:num>
   <w:num w:numId="19">
-    <w:abstractNumId w:val="15"/>
+    <w:abstractNumId w:val="16"/>
   </w:num>
   <w:num w:numId="20">
-    <w:abstractNumId w:val="3"/>
+    <w:abstractNumId w:val="4"/>
   </w:num>
   <w:num w:numId="21">
     <w:abstractNumId w:val="1"/>
@@ -7209,28 +7619,34 @@
     <w:abstractNumId w:val="0"/>
   </w:num>
   <w:num w:numId="23">
+    <w:abstractNumId w:val="10"/>
+  </w:num>
+  <w:num w:numId="24">
+    <w:abstractNumId w:val="5"/>
+  </w:num>
+  <w:num w:numId="25">
+    <w:abstractNumId w:val="21"/>
+  </w:num>
+  <w:num w:numId="26">
+    <w:abstractNumId w:val="25"/>
+  </w:num>
+  <w:num w:numId="27">
     <w:abstractNumId w:val="9"/>
   </w:num>
-  <w:num w:numId="24">
-    <w:abstractNumId w:val="4"/>
+  <w:num w:numId="28">
+    <w:abstractNumId w:val="31"/>
   </w:num>
-  <w:num w:numId="25">
-    <w:abstractNumId w:val="20"/>
+  <w:num w:numId="29">
+    <w:abstractNumId w:val="23"/>
   </w:num>
-  <w:num w:numId="26">
-    <w:abstractNumId w:val="24"/>
+  <w:num w:numId="30">
+    <w:abstractNumId w:val="13"/>
   </w:num>
-  <w:num w:numId="27">
-    <w:abstractNumId w:val="8"/>
-  </w:num>
-  <w:num w:numId="28">
+  <w:num w:numId="31">
     <w:abstractNumId w:val="29"/>
   </w:num>
-  <w:num w:numId="29">
-    <w:abstractNumId w:val="22"/>
-  </w:num>
-  <w:num w:numId="30">
-    <w:abstractNumId w:val="12"/>
+  <w:num w:numId="32">
+    <w:abstractNumId w:val="3"/>
   </w:num>
 </w:numbering>
 </file>
@@ -8122,7 +8538,7 @@
 </file>
 
 <file path=customXml/itemProps1.xml><?xml version="1.0" encoding="utf-8"?>
-<ds:datastoreItem xmlns:ds="http://schemas.openxmlformats.org/officeDocument/2006/customXml" ds:itemID="{2FA0FCC1-3004-0B4A-99D5-6A67832D87DC}">
+<ds:datastoreItem xmlns:ds="http://schemas.openxmlformats.org/officeDocument/2006/customXml" ds:itemID="{72ECA3C4-AEA4-1B46-A972-56D11EBE9BD6}">
   <ds:schemaRefs>
     <ds:schemaRef ds:uri="http://schemas.openxmlformats.org/officeDocument/2006/bibliography"/>
   </ds:schemaRefs>

--- a/pdf/Nguyen Nhu Thuong.docx
+++ b/pdf/Nguyen Nhu Thuong.docx
@@ -400,8 +400,6 @@
         </w:rPr>
         <w:tab/>
       </w:r>
-      <w:bookmarkStart w:id="0" w:name="_GoBack"/>
-      <w:bookmarkEnd w:id="0"/>
       <w:r>
         <w:rPr>
           <w:rFonts w:ascii="Arial" w:hAnsi="Arial" w:cs="Arial"/>
@@ -1066,29 +1064,7 @@
           <w:szCs w:val="22"/>
           <w:lang w:val="en-GB"/>
         </w:rPr>
-        <w:t>Technicals and technologies have used:</w:t>
-      </w:r>
-      <w:r>
-        <w:rPr>
-          <w:rFonts w:ascii="Arial" w:hAnsi="Arial" w:cs="Arial"/>
-          <w:bCs/>
-          <w:color w:val="000000" w:themeColor="text1"/>
-          <w:sz w:val="21"/>
-          <w:szCs w:val="22"/>
-          <w:lang w:val="en-GB"/>
-        </w:rPr>
-        <w:t xml:space="preserve"> </w:t>
-      </w:r>
-      <w:r>
-        <w:rPr>
-          <w:rFonts w:ascii="Arial" w:hAnsi="Arial" w:cs="Arial"/>
-          <w:bCs/>
-          <w:color w:val="000000" w:themeColor="text1"/>
-          <w:sz w:val="21"/>
-          <w:szCs w:val="22"/>
-          <w:lang w:val="en-GB"/>
-        </w:rPr>
-        <w:t xml:space="preserve">Javascript, ReactJS, </w:t>
+        <w:t xml:space="preserve">Technicals and technologies have used: Javascript, ReactJS, </w:t>
       </w:r>
       <w:r>
         <w:rPr>
@@ -3839,17 +3815,267 @@
     </w:p>
     <w:p>
       <w:pPr>
+        <w:pBdr>
+          <w:bottom w:val="single" w:sz="6" w:space="1" w:color="auto"/>
+        </w:pBdr>
+        <w:tabs>
+          <w:tab w:val="left" w:pos="900"/>
+        </w:tabs>
+        <w:rPr>
+          <w:rFonts w:ascii="Arial" w:hAnsi="Arial" w:cs="Arial"/>
+          <w:sz w:val="21"/>
+          <w:szCs w:val="22"/>
+          <w:lang w:val="en-GB"/>
+        </w:rPr>
+      </w:pPr>
+      <w:r>
+        <w:rPr>
+          <w:rFonts w:ascii="Arial" w:hAnsi="Arial" w:cs="Arial"/>
+          <w:b/>
+          <w:color w:val="404040"/>
+          <w:sz w:val="22"/>
+          <w:szCs w:val="22"/>
+          <w:lang w:val="en-GB"/>
+        </w:rPr>
+        <w:t>REFERENCES</w:t>
+      </w:r>
+      <w:r>
+        <w:rPr>
+          <w:rFonts w:ascii="Arial" w:hAnsi="Arial" w:cs="Arial"/>
+          <w:sz w:val="21"/>
+          <w:szCs w:val="22"/>
+          <w:lang w:val="en-GB"/>
+        </w:rPr>
+        <w:tab/>
+      </w:r>
+    </w:p>
+    <w:p>
+      <w:pPr>
         <w:tabs>
           <w:tab w:val="left" w:pos="630"/>
           <w:tab w:val="left" w:pos="900"/>
         </w:tabs>
         <w:rPr>
           <w:rFonts w:ascii="Arial" w:hAnsi="Arial" w:cs="Arial"/>
-          <w:sz w:val="21"/>
-          <w:szCs w:val="22"/>
-          <w:lang w:val="en-GB"/>
-        </w:rPr>
-      </w:pPr>
+          <w:sz w:val="4"/>
+          <w:szCs w:val="6"/>
+          <w:lang w:val="en-GB"/>
+        </w:rPr>
+      </w:pPr>
+    </w:p>
+    <w:p>
+      <w:pPr>
+        <w:tabs>
+          <w:tab w:val="left" w:pos="630"/>
+          <w:tab w:val="left" w:pos="900"/>
+        </w:tabs>
+        <w:rPr>
+          <w:rFonts w:ascii="Arial" w:hAnsi="Arial" w:cs="Arial"/>
+          <w:b/>
+          <w:sz w:val="6"/>
+          <w:szCs w:val="6"/>
+          <w:lang w:val="en-GB"/>
+        </w:rPr>
+      </w:pPr>
+    </w:p>
+    <w:p>
+      <w:pPr>
+        <w:pStyle w:val="ListParagraph"/>
+        <w:numPr>
+          <w:ilvl w:val="0"/>
+          <w:numId w:val="33"/>
+        </w:numPr>
+        <w:tabs>
+          <w:tab w:val="left" w:pos="630"/>
+          <w:tab w:val="left" w:pos="900"/>
+        </w:tabs>
+        <w:rPr>
+          <w:rFonts w:ascii="Arial" w:hAnsi="Arial" w:cs="Arial"/>
+          <w:b/>
+          <w:bCs/>
+          <w:sz w:val="21"/>
+          <w:szCs w:val="22"/>
+          <w:lang w:val="en-GB"/>
+        </w:rPr>
+      </w:pPr>
+      <w:r>
+        <w:rPr>
+          <w:rFonts w:ascii="Arial" w:hAnsi="Arial" w:cs="Arial"/>
+          <w:b/>
+          <w:bCs/>
+          <w:sz w:val="21"/>
+          <w:szCs w:val="22"/>
+          <w:lang w:val="en-GB"/>
+        </w:rPr>
+        <w:t>Vu Huy Hien (Mr.)</w:t>
+      </w:r>
+    </w:p>
+    <w:p>
+      <w:pPr>
+        <w:tabs>
+          <w:tab w:val="left" w:pos="630"/>
+          <w:tab w:val="left" w:pos="900"/>
+        </w:tabs>
+        <w:rPr>
+          <w:rFonts w:ascii="Arial" w:hAnsi="Arial" w:cs="Arial"/>
+          <w:i/>
+          <w:iCs/>
+          <w:sz w:val="21"/>
+          <w:szCs w:val="22"/>
+          <w:lang w:val="en-GB"/>
+        </w:rPr>
+      </w:pPr>
+      <w:r>
+        <w:rPr>
+          <w:rFonts w:ascii="Arial" w:hAnsi="Arial" w:cs="Arial"/>
+          <w:i/>
+          <w:iCs/>
+          <w:sz w:val="21"/>
+          <w:szCs w:val="22"/>
+          <w:lang w:val="en-GB"/>
+        </w:rPr>
+        <w:t>Teachlead in Velacorp</w:t>
+      </w:r>
+    </w:p>
+    <w:p>
+      <w:pPr>
+        <w:tabs>
+          <w:tab w:val="left" w:pos="630"/>
+          <w:tab w:val="left" w:pos="900"/>
+        </w:tabs>
+        <w:rPr>
+          <w:rFonts w:ascii="Arial" w:hAnsi="Arial" w:cs="Arial"/>
+          <w:sz w:val="21"/>
+          <w:szCs w:val="22"/>
+          <w:lang w:val="en-GB"/>
+        </w:rPr>
+      </w:pPr>
+      <w:r>
+        <w:rPr>
+          <w:rFonts w:ascii="Arial" w:hAnsi="Arial" w:cs="Arial"/>
+          <w:sz w:val="21"/>
+          <w:szCs w:val="22"/>
+          <w:lang w:val="en-GB"/>
+        </w:rPr>
+        <w:t xml:space="preserve">Email: </w:t>
+      </w:r>
+      <w:hyperlink r:id="rId17" w:history="1">
+        <w:r>
+          <w:rPr>
+            <w:rStyle w:val="Hyperlink"/>
+            <w:rFonts w:ascii="Arial" w:hAnsi="Arial" w:cs="Arial"/>
+            <w:sz w:val="21"/>
+            <w:szCs w:val="22"/>
+            <w:lang w:val="en-GB"/>
+          </w:rPr>
+          <w:t>vuhuyhien@velacorp.vn</w:t>
+        </w:r>
+      </w:hyperlink>
+    </w:p>
+    <w:p>
+      <w:pPr>
+        <w:pStyle w:val="ListParagraph"/>
+        <w:numPr>
+          <w:ilvl w:val="0"/>
+          <w:numId w:val="33"/>
+        </w:numPr>
+        <w:tabs>
+          <w:tab w:val="left" w:pos="630"/>
+          <w:tab w:val="left" w:pos="900"/>
+        </w:tabs>
+        <w:rPr>
+          <w:rFonts w:ascii="Arial" w:hAnsi="Arial" w:cs="Arial"/>
+          <w:b/>
+          <w:bCs/>
+          <w:sz w:val="21"/>
+          <w:szCs w:val="22"/>
+          <w:lang w:val="en-GB"/>
+        </w:rPr>
+      </w:pPr>
+      <w:r>
+        <w:rPr>
+          <w:rFonts w:ascii="Arial" w:hAnsi="Arial" w:cs="Arial"/>
+          <w:b/>
+          <w:bCs/>
+          <w:sz w:val="21"/>
+          <w:szCs w:val="22"/>
+          <w:lang w:val="en-GB"/>
+        </w:rPr>
+        <w:t>Ho Trong Duc (Mr.)</w:t>
+      </w:r>
+    </w:p>
+    <w:p>
+      <w:pPr>
+        <w:tabs>
+          <w:tab w:val="left" w:pos="630"/>
+          <w:tab w:val="left" w:pos="900"/>
+        </w:tabs>
+        <w:rPr>
+          <w:rFonts w:ascii="Arial" w:hAnsi="Arial" w:cs="Arial"/>
+          <w:i/>
+          <w:iCs/>
+          <w:sz w:val="21"/>
+          <w:szCs w:val="22"/>
+          <w:lang w:val="en-GB"/>
+        </w:rPr>
+      </w:pPr>
+      <w:r>
+        <w:rPr>
+          <w:rFonts w:ascii="Arial" w:hAnsi="Arial" w:cs="Arial"/>
+          <w:i/>
+          <w:iCs/>
+          <w:sz w:val="21"/>
+          <w:szCs w:val="22"/>
+          <w:lang w:val="en-GB"/>
+        </w:rPr>
+        <w:t>Software Engineer in Beeketing</w:t>
+      </w:r>
+    </w:p>
+    <w:p>
+      <w:pPr>
+        <w:tabs>
+          <w:tab w:val="left" w:pos="630"/>
+          <w:tab w:val="left" w:pos="900"/>
+        </w:tabs>
+        <w:rPr>
+          <w:rFonts w:ascii="Arial" w:hAnsi="Arial" w:cs="Arial"/>
+          <w:sz w:val="21"/>
+          <w:szCs w:val="22"/>
+          <w:lang w:val="en-GB"/>
+        </w:rPr>
+      </w:pPr>
+      <w:r>
+        <w:rPr>
+          <w:rFonts w:ascii="Arial" w:hAnsi="Arial" w:cs="Arial"/>
+          <w:sz w:val="21"/>
+          <w:szCs w:val="22"/>
+          <w:lang w:val="en-GB"/>
+        </w:rPr>
+        <w:t xml:space="preserve">Email: </w:t>
+      </w:r>
+      <w:hyperlink r:id="rId18" w:history="1">
+        <w:r>
+          <w:rPr>
+            <w:rStyle w:val="Hyperlink"/>
+            <w:rFonts w:ascii="Arial" w:hAnsi="Arial" w:cs="Arial"/>
+            <w:sz w:val="21"/>
+            <w:szCs w:val="22"/>
+            <w:lang w:val="en-GB"/>
+          </w:rPr>
+          <w:t>ducho@beeketing.net</w:t>
+        </w:r>
+      </w:hyperlink>
+      <w:r>
+        <w:rPr>
+          <w:rFonts w:ascii="Arial" w:hAnsi="Arial" w:cs="Arial"/>
+          <w:sz w:val="21"/>
+          <w:szCs w:val="22"/>
+          <w:lang w:val="en-GB"/>
+        </w:rPr>
+        <w:t xml:space="preserve"> </w:t>
+      </w:r>
+      <w:bookmarkStart w:id="0" w:name="_GoBack"/>
+      <w:bookmarkEnd w:id="0"/>
     </w:p>
     <w:sectPr>
       <w:pgSz w:w="12240" w:h="15840"/>
@@ -5597,6 +5823,119 @@
     </w:lvl>
   </w:abstractNum>
   <w:abstractNum w:abstractNumId="15" w15:restartNumberingAfterBreak="0">
+    <w:nsid w:val="454C3B92"/>
+    <w:multiLevelType w:val="hybridMultilevel"/>
+    <w:tmpl w:val="9AB80258"/>
+    <w:lvl w:ilvl="0" w:tplc="04090001">
+      <w:start w:val="1"/>
+      <w:numFmt w:val="bullet"/>
+      <w:lvlText w:val=""/>
+      <w:lvlJc w:val="left"/>
+      <w:pPr>
+        <w:ind w:left="360" w:hanging="360"/>
+      </w:pPr>
+      <w:rPr>
+        <w:rFonts w:ascii="Symbol" w:hAnsi="Symbol" w:hint="default"/>
+      </w:rPr>
+    </w:lvl>
+    <w:lvl w:ilvl="1" w:tplc="04090003" w:tentative="1">
+      <w:start w:val="1"/>
+      <w:numFmt w:val="bullet"/>
+      <w:lvlText w:val="o"/>
+      <w:lvlJc w:val="left"/>
+      <w:pPr>
+        <w:ind w:left="1080" w:hanging="360"/>
+      </w:pPr>
+      <w:rPr>
+        <w:rFonts w:ascii="Courier New" w:hAnsi="Courier New" w:cs="Courier New" w:hint="default"/>
+      </w:rPr>
+    </w:lvl>
+    <w:lvl w:ilvl="2" w:tplc="04090005" w:tentative="1">
+      <w:start w:val="1"/>
+      <w:numFmt w:val="bullet"/>
+      <w:lvlText w:val=""/>
+      <w:lvlJc w:val="left"/>
+      <w:pPr>
+        <w:ind w:left="1800" w:hanging="360"/>
+      </w:pPr>
+      <w:rPr>
+        <w:rFonts w:ascii="Wingdings" w:hAnsi="Wingdings" w:hint="default"/>
+      </w:rPr>
+    </w:lvl>
+    <w:lvl w:ilvl="3" w:tplc="04090001" w:tentative="1">
+      <w:start w:val="1"/>
+      <w:numFmt w:val="bullet"/>
+      <w:lvlText w:val=""/>
+      <w:lvlJc w:val="left"/>
+      <w:pPr>
+        <w:ind w:left="2520" w:hanging="360"/>
+      </w:pPr>
+      <w:rPr>
+        <w:rFonts w:ascii="Symbol" w:hAnsi="Symbol" w:hint="default"/>
+      </w:rPr>
+    </w:lvl>
+    <w:lvl w:ilvl="4" w:tplc="04090003" w:tentative="1">
+      <w:start w:val="1"/>
+      <w:numFmt w:val="bullet"/>
+      <w:lvlText w:val="o"/>
+      <w:lvlJc w:val="left"/>
+      <w:pPr>
+        <w:ind w:left="3240" w:hanging="360"/>
+      </w:pPr>
+      <w:rPr>
+        <w:rFonts w:ascii="Courier New" w:hAnsi="Courier New" w:cs="Courier New" w:hint="default"/>
+      </w:rPr>
+    </w:lvl>
+    <w:lvl w:ilvl="5" w:tplc="04090005" w:tentative="1">
+      <w:start w:val="1"/>
+      <w:numFmt w:val="bullet"/>
+      <w:lvlText w:val=""/>
+      <w:lvlJc w:val="left"/>
+      <w:pPr>
+        <w:ind w:left="3960" w:hanging="360"/>
+      </w:pPr>
+      <w:rPr>
+        <w:rFonts w:ascii="Wingdings" w:hAnsi="Wingdings" w:hint="default"/>
+      </w:rPr>
+    </w:lvl>
+    <w:lvl w:ilvl="6" w:tplc="04090001" w:tentative="1">
+      <w:start w:val="1"/>
+      <w:numFmt w:val="bullet"/>
+      <w:lvlText w:val=""/>
+      <w:lvlJc w:val="left"/>
+      <w:pPr>
+        <w:ind w:left="4680" w:hanging="360"/>
+      </w:pPr>
+      <w:rPr>
+        <w:rFonts w:ascii="Symbol" w:hAnsi="Symbol" w:hint="default"/>
+      </w:rPr>
+    </w:lvl>
+    <w:lvl w:ilvl="7" w:tplc="04090003" w:tentative="1">
+      <w:start w:val="1"/>
+      <w:numFmt w:val="bullet"/>
+      <w:lvlText w:val="o"/>
+      <w:lvlJc w:val="left"/>
+      <w:pPr>
+        <w:ind w:left="5400" w:hanging="360"/>
+      </w:pPr>
+      <w:rPr>
+        <w:rFonts w:ascii="Courier New" w:hAnsi="Courier New" w:cs="Courier New" w:hint="default"/>
+      </w:rPr>
+    </w:lvl>
+    <w:lvl w:ilvl="8" w:tplc="04090005" w:tentative="1">
+      <w:start w:val="1"/>
+      <w:numFmt w:val="bullet"/>
+      <w:lvlText w:val=""/>
+      <w:lvlJc w:val="left"/>
+      <w:pPr>
+        <w:ind w:left="6120" w:hanging="360"/>
+      </w:pPr>
+      <w:rPr>
+        <w:rFonts w:ascii="Wingdings" w:hAnsi="Wingdings" w:hint="default"/>
+      </w:rPr>
+    </w:lvl>
+  </w:abstractNum>
+  <w:abstractNum w:abstractNumId="16" w15:restartNumberingAfterBreak="0">
     <w:nsid w:val="45BC03D5"/>
     <w:multiLevelType w:val="hybridMultilevel"/>
     <w:tmpl w:val="5AC8FCBE"/>
@@ -5709,7 +6048,7 @@
       </w:rPr>
     </w:lvl>
   </w:abstractNum>
-  <w:abstractNum w:abstractNumId="16" w15:restartNumberingAfterBreak="0">
+  <w:abstractNum w:abstractNumId="17" w15:restartNumberingAfterBreak="0">
     <w:nsid w:val="4AC70B06"/>
     <w:multiLevelType w:val="hybridMultilevel"/>
     <w:tmpl w:val="42C87B8E"/>
@@ -5822,7 +6161,7 @@
       </w:rPr>
     </w:lvl>
   </w:abstractNum>
-  <w:abstractNum w:abstractNumId="17" w15:restartNumberingAfterBreak="0">
+  <w:abstractNum w:abstractNumId="18" w15:restartNumberingAfterBreak="0">
     <w:nsid w:val="4AE73F91"/>
     <w:multiLevelType w:val="hybridMultilevel"/>
     <w:tmpl w:val="9F88BE68"/>
@@ -5935,7 +6274,7 @@
       </w:rPr>
     </w:lvl>
   </w:abstractNum>
-  <w:abstractNum w:abstractNumId="18" w15:restartNumberingAfterBreak="0">
+  <w:abstractNum w:abstractNumId="19" w15:restartNumberingAfterBreak="0">
     <w:nsid w:val="4BBB0746"/>
     <w:multiLevelType w:val="multilevel"/>
     <w:tmpl w:val="6342574C"/>
@@ -6084,7 +6423,7 @@
       </w:rPr>
     </w:lvl>
   </w:abstractNum>
-  <w:abstractNum w:abstractNumId="19" w15:restartNumberingAfterBreak="0">
+  <w:abstractNum w:abstractNumId="20" w15:restartNumberingAfterBreak="0">
     <w:nsid w:val="4EC21C78"/>
     <w:multiLevelType w:val="hybridMultilevel"/>
     <w:tmpl w:val="E15284CE"/>
@@ -6197,7 +6536,7 @@
       </w:rPr>
     </w:lvl>
   </w:abstractNum>
-  <w:abstractNum w:abstractNumId="20" w15:restartNumberingAfterBreak="0">
+  <w:abstractNum w:abstractNumId="21" w15:restartNumberingAfterBreak="0">
     <w:nsid w:val="52B0792D"/>
     <w:multiLevelType w:val="hybridMultilevel"/>
     <w:tmpl w:val="0C683F42"/>
@@ -6310,7 +6649,7 @@
       </w:rPr>
     </w:lvl>
   </w:abstractNum>
-  <w:abstractNum w:abstractNumId="21" w15:restartNumberingAfterBreak="0">
+  <w:abstractNum w:abstractNumId="22" w15:restartNumberingAfterBreak="0">
     <w:nsid w:val="5A0D782C"/>
     <w:multiLevelType w:val="hybridMultilevel"/>
     <w:tmpl w:val="0B8EC39C"/>
@@ -6423,7 +6762,7 @@
       </w:rPr>
     </w:lvl>
   </w:abstractNum>
-  <w:abstractNum w:abstractNumId="22" w15:restartNumberingAfterBreak="0">
+  <w:abstractNum w:abstractNumId="23" w15:restartNumberingAfterBreak="0">
     <w:nsid w:val="5A8F5C53"/>
     <w:multiLevelType w:val="hybridMultilevel"/>
     <w:tmpl w:val="F202FDA8"/>
@@ -6535,7 +6874,7 @@
       </w:rPr>
     </w:lvl>
   </w:abstractNum>
-  <w:abstractNum w:abstractNumId="23" w15:restartNumberingAfterBreak="0">
+  <w:abstractNum w:abstractNumId="24" w15:restartNumberingAfterBreak="0">
     <w:nsid w:val="5C2C60E2"/>
     <w:multiLevelType w:val="hybridMultilevel"/>
     <w:tmpl w:val="371A4836"/>
@@ -6648,7 +6987,7 @@
       </w:rPr>
     </w:lvl>
   </w:abstractNum>
-  <w:abstractNum w:abstractNumId="24" w15:restartNumberingAfterBreak="0">
+  <w:abstractNum w:abstractNumId="25" w15:restartNumberingAfterBreak="0">
     <w:nsid w:val="5E1934B3"/>
     <w:multiLevelType w:val="hybridMultilevel"/>
     <w:tmpl w:val="FA8205D8"/>
@@ -6761,7 +7100,7 @@
       </w:rPr>
     </w:lvl>
   </w:abstractNum>
-  <w:abstractNum w:abstractNumId="25" w15:restartNumberingAfterBreak="0">
+  <w:abstractNum w:abstractNumId="26" w15:restartNumberingAfterBreak="0">
     <w:nsid w:val="5ED2573A"/>
     <w:multiLevelType w:val="hybridMultilevel"/>
     <w:tmpl w:val="4D1804AA"/>
@@ -6874,7 +7213,7 @@
       </w:rPr>
     </w:lvl>
   </w:abstractNum>
-  <w:abstractNum w:abstractNumId="26" w15:restartNumberingAfterBreak="0">
+  <w:abstractNum w:abstractNumId="27" w15:restartNumberingAfterBreak="0">
     <w:nsid w:val="5F7260D8"/>
     <w:multiLevelType w:val="hybridMultilevel"/>
     <w:tmpl w:val="3066216C"/>
@@ -6987,7 +7326,7 @@
       </w:rPr>
     </w:lvl>
   </w:abstractNum>
-  <w:abstractNum w:abstractNumId="27" w15:restartNumberingAfterBreak="0">
+  <w:abstractNum w:abstractNumId="28" w15:restartNumberingAfterBreak="0">
     <w:nsid w:val="62D60A48"/>
     <w:multiLevelType w:val="hybridMultilevel"/>
     <w:tmpl w:val="375C2462"/>
@@ -7100,7 +7439,7 @@
       </w:rPr>
     </w:lvl>
   </w:abstractNum>
-  <w:abstractNum w:abstractNumId="28" w15:restartNumberingAfterBreak="0">
+  <w:abstractNum w:abstractNumId="29" w15:restartNumberingAfterBreak="0">
     <w:nsid w:val="64CB094E"/>
     <w:multiLevelType w:val="hybridMultilevel"/>
     <w:tmpl w:val="3F9A5108"/>
@@ -7213,7 +7552,7 @@
       </w:rPr>
     </w:lvl>
   </w:abstractNum>
-  <w:abstractNum w:abstractNumId="29" w15:restartNumberingAfterBreak="0">
+  <w:abstractNum w:abstractNumId="30" w15:restartNumberingAfterBreak="0">
     <w:nsid w:val="67A91B03"/>
     <w:multiLevelType w:val="hybridMultilevel"/>
     <w:tmpl w:val="F7B0B2DA"/>
@@ -7326,7 +7665,7 @@
       </w:rPr>
     </w:lvl>
   </w:abstractNum>
-  <w:abstractNum w:abstractNumId="30" w15:restartNumberingAfterBreak="0">
+  <w:abstractNum w:abstractNumId="31" w15:restartNumberingAfterBreak="0">
     <w:nsid w:val="71B62369"/>
     <w:multiLevelType w:val="hybridMultilevel"/>
     <w:tmpl w:val="32762FA2"/>
@@ -7439,7 +7778,7 @@
       </w:rPr>
     </w:lvl>
   </w:abstractNum>
-  <w:abstractNum w:abstractNumId="31" w15:restartNumberingAfterBreak="0">
+  <w:abstractNum w:abstractNumId="32" w15:restartNumberingAfterBreak="0">
     <w:nsid w:val="73240946"/>
     <w:multiLevelType w:val="hybridMultilevel"/>
     <w:tmpl w:val="ECF63F72"/>
@@ -7553,7 +7892,7 @@
     </w:lvl>
   </w:abstractNum>
   <w:num w:numId="1">
-    <w:abstractNumId w:val="17"/>
+    <w:abstractNumId w:val="18"/>
   </w:num>
   <w:num w:numId="2">
     <w:abstractNumId w:val="6"/>
@@ -7562,40 +7901,40 @@
     <w:abstractNumId w:val="7"/>
   </w:num>
   <w:num w:numId="4">
-    <w:abstractNumId w:val="18"/>
+    <w:abstractNumId w:val="19"/>
   </w:num>
   <w:num w:numId="5">
     <w:abstractNumId w:val="14"/>
   </w:num>
   <w:num w:numId="6">
-    <w:abstractNumId w:val="22"/>
+    <w:abstractNumId w:val="23"/>
   </w:num>
   <w:num w:numId="7">
-    <w:abstractNumId w:val="19"/>
+    <w:abstractNumId w:val="20"/>
   </w:num>
   <w:num w:numId="8">
+    <w:abstractNumId w:val="29"/>
+  </w:num>
+  <w:num w:numId="9">
     <w:abstractNumId w:val="28"/>
   </w:num>
-  <w:num w:numId="9">
+  <w:num w:numId="10">
     <w:abstractNumId w:val="27"/>
   </w:num>
-  <w:num w:numId="10">
-    <w:abstractNumId w:val="26"/>
-  </w:num>
   <w:num w:numId="11">
-    <w:abstractNumId w:val="15"/>
+    <w:abstractNumId w:val="16"/>
   </w:num>
   <w:num w:numId="12">
     <w:abstractNumId w:val="11"/>
   </w:num>
   <w:num w:numId="13">
-    <w:abstractNumId w:val="30"/>
+    <w:abstractNumId w:val="31"/>
   </w:num>
   <w:num w:numId="14">
     <w:abstractNumId w:val="12"/>
   </w:num>
   <w:num w:numId="15">
-    <w:abstractNumId w:val="20"/>
+    <w:abstractNumId w:val="21"/>
   </w:num>
   <w:num w:numId="16">
     <w:abstractNumId w:val="2"/>
@@ -7604,10 +7943,10 @@
     <w:abstractNumId w:val="8"/>
   </w:num>
   <w:num w:numId="18">
-    <w:abstractNumId w:val="24"/>
+    <w:abstractNumId w:val="25"/>
   </w:num>
   <w:num w:numId="19">
-    <w:abstractNumId w:val="16"/>
+    <w:abstractNumId w:val="17"/>
   </w:num>
   <w:num w:numId="20">
     <w:abstractNumId w:val="4"/>
@@ -7625,28 +7964,31 @@
     <w:abstractNumId w:val="5"/>
   </w:num>
   <w:num w:numId="25">
-    <w:abstractNumId w:val="21"/>
+    <w:abstractNumId w:val="22"/>
   </w:num>
   <w:num w:numId="26">
-    <w:abstractNumId w:val="25"/>
+    <w:abstractNumId w:val="26"/>
   </w:num>
   <w:num w:numId="27">
     <w:abstractNumId w:val="9"/>
   </w:num>
   <w:num w:numId="28">
-    <w:abstractNumId w:val="31"/>
+    <w:abstractNumId w:val="32"/>
   </w:num>
   <w:num w:numId="29">
-    <w:abstractNumId w:val="23"/>
+    <w:abstractNumId w:val="24"/>
   </w:num>
   <w:num w:numId="30">
     <w:abstractNumId w:val="13"/>
   </w:num>
   <w:num w:numId="31">
-    <w:abstractNumId w:val="29"/>
+    <w:abstractNumId w:val="30"/>
   </w:num>
   <w:num w:numId="32">
     <w:abstractNumId w:val="3"/>
+  </w:num>
+  <w:num w:numId="33">
+    <w:abstractNumId w:val="15"/>
   </w:num>
 </w:numbering>
 </file>
@@ -8538,7 +8880,7 @@
 </file>
 
 <file path=customXml/itemProps1.xml><?xml version="1.0" encoding="utf-8"?>
-<ds:datastoreItem xmlns:ds="http://schemas.openxmlformats.org/officeDocument/2006/customXml" ds:itemID="{72ECA3C4-AEA4-1B46-A972-56D11EBE9BD6}">
+<ds:datastoreItem xmlns:ds="http://schemas.openxmlformats.org/officeDocument/2006/customXml" ds:itemID="{27F4C63B-A398-2149-B14B-C221FB19E6ED}">
   <ds:schemaRefs>
     <ds:schemaRef ds:uri="http://schemas.openxmlformats.org/officeDocument/2006/bibliography"/>
   </ds:schemaRefs>

--- a/pdf/Nguyen Nhu Thuong.docx
+++ b/pdf/Nguyen Nhu Thuong.docx
@@ -1,6 +1,6 @@
 
 <file path=word/document.xml><?xml version="1.0" encoding="utf-8"?>
-<w:document xmlns:wpc="http://schemas.microsoft.com/office/word/2010/wordprocessingCanvas" xmlns:cx="http://schemas.microsoft.com/office/drawing/2014/chartex" xmlns:cx1="http://schemas.microsoft.com/office/drawing/2015/9/8/chartex" xmlns:cx2="http://schemas.microsoft.com/office/drawing/2015/10/21/chartex" xmlns:cx3="http://schemas.microsoft.com/office/drawing/2016/5/9/chartex" xmlns:cx4="http://schemas.microsoft.com/office/drawing/2016/5/10/chartex" xmlns:cx5="http://schemas.microsoft.com/office/drawing/2016/5/11/chartex" xmlns:cx6="http://schemas.microsoft.com/office/drawing/2016/5/12/chartex" xmlns:cx7="http://schemas.microsoft.com/office/drawing/2016/5/13/chartex" xmlns:cx8="http://schemas.microsoft.com/office/drawing/2016/5/14/chartex" xmlns:mc="http://schemas.openxmlformats.org/markup-compatibility/2006" xmlns:aink="http://schemas.microsoft.com/office/drawing/2016/ink" xmlns:am3d="http://schemas.microsoft.com/office/drawing/2017/model3d" xmlns:o="urn:schemas-microsoft-com:office:office" xmlns:r="http://schemas.openxmlformats.org/officeDocument/2006/relationships" xmlns:m="http://schemas.openxmlformats.org/officeDocument/2006/math" xmlns:v="urn:schemas-microsoft-com:vml" xmlns:wp14="http://schemas.microsoft.com/office/word/2010/wordprocessingDrawing" xmlns:wp="http://schemas.openxmlformats.org/drawingml/2006/wordprocessingDrawing" xmlns:w10="urn:schemas-microsoft-com:office:word" xmlns:w="http://schemas.openxmlformats.org/wordprocessingml/2006/main" xmlns:w14="http://schemas.microsoft.com/office/word/2010/wordml" xmlns:w15="http://schemas.microsoft.com/office/word/2012/wordml" xmlns:w16cid="http://schemas.microsoft.com/office/word/2016/wordml/cid" xmlns:w16se="http://schemas.microsoft.com/office/word/2015/wordml/symex" xmlns:wpg="http://schemas.microsoft.com/office/word/2010/wordprocessingGroup" xmlns:wpi="http://schemas.microsoft.com/office/word/2010/wordprocessingInk" xmlns:wne="http://schemas.microsoft.com/office/word/2006/wordml" xmlns:wps="http://schemas.microsoft.com/office/word/2010/wordprocessingShape" mc:Ignorable="w14 w15 w16se w16cid wp14">
+<w:document xmlns:wpc="http://schemas.microsoft.com/office/word/2010/wordprocessingCanvas" xmlns:cx="http://schemas.microsoft.com/office/drawing/2014/chartex" xmlns:cx1="http://schemas.microsoft.com/office/drawing/2015/9/8/chartex" xmlns:cx2="http://schemas.microsoft.com/office/drawing/2015/10/21/chartex" xmlns:cx3="http://schemas.microsoft.com/office/drawing/2016/5/9/chartex" xmlns:cx4="http://schemas.microsoft.com/office/drawing/2016/5/10/chartex" xmlns:cx5="http://schemas.microsoft.com/office/drawing/2016/5/11/chartex" xmlns:cx6="http://schemas.microsoft.com/office/drawing/2016/5/12/chartex" xmlns:cx7="http://schemas.microsoft.com/office/drawing/2016/5/13/chartex" xmlns:cx8="http://schemas.microsoft.com/office/drawing/2016/5/14/chartex" xmlns:mc="http://schemas.openxmlformats.org/markup-compatibility/2006" xmlns:aink="http://schemas.microsoft.com/office/drawing/2016/ink" xmlns:am3d="http://schemas.microsoft.com/office/drawing/2017/model3d" xmlns:o="urn:schemas-microsoft-com:office:office" xmlns:r="http://schemas.openxmlformats.org/officeDocument/2006/relationships" xmlns:m="http://schemas.openxmlformats.org/officeDocument/2006/math" xmlns:v="urn:schemas-microsoft-com:vml" xmlns:wp14="http://schemas.microsoft.com/office/word/2010/wordprocessingDrawing" xmlns:wp="http://schemas.openxmlformats.org/drawingml/2006/wordprocessingDrawing" xmlns:w10="urn:schemas-microsoft-com:office:word" xmlns:w="http://schemas.openxmlformats.org/wordprocessingml/2006/main" xmlns:w14="http://schemas.microsoft.com/office/word/2010/wordml" xmlns:w15="http://schemas.microsoft.com/office/word/2012/wordml" xmlns:w16cex="http://schemas.microsoft.com/office/word/2018/wordml/cex" xmlns:w16cid="http://schemas.microsoft.com/office/word/2016/wordml/cid" xmlns:w16="http://schemas.microsoft.com/office/word/2018/wordml" xmlns:w16se="http://schemas.microsoft.com/office/word/2015/wordml/symex" xmlns:wpg="http://schemas.microsoft.com/office/word/2010/wordprocessingGroup" xmlns:wpi="http://schemas.microsoft.com/office/word/2010/wordprocessingInk" xmlns:wne="http://schemas.microsoft.com/office/word/2006/wordml" xmlns:wps="http://schemas.microsoft.com/office/word/2010/wordprocessingShape" mc:Ignorable="w14 w15 w16se w16cid w16 w16cex wp14">
   <w:body>
     <w:p>
       <w:pPr>
@@ -356,7 +356,29 @@
           <w:szCs w:val="22"/>
           <w:lang w:val="en-GB"/>
         </w:rPr>
-        <w:t>HomoHouse (Capstone Project)</w:t>
+        <w:t>HomoHouse (Capstone Project</w:t>
+      </w:r>
+      <w:r>
+        <w:rPr>
+          <w:rFonts w:ascii="Arial" w:hAnsi="Arial" w:cs="Arial"/>
+          <w:b/>
+          <w:color w:val="404040"/>
+          <w:sz w:val="21"/>
+          <w:szCs w:val="22"/>
+          <w:lang w:val="en-GB"/>
+        </w:rPr>
+        <w:t xml:space="preserve"> at FPT University</w:t>
+      </w:r>
+      <w:r>
+        <w:rPr>
+          <w:rFonts w:ascii="Arial" w:hAnsi="Arial" w:cs="Arial"/>
+          <w:b/>
+          <w:color w:val="404040"/>
+          <w:sz w:val="21"/>
+          <w:szCs w:val="22"/>
+          <w:lang w:val="en-GB"/>
+        </w:rPr>
+        <w:t>)</w:t>
       </w:r>
       <w:r>
         <w:rPr>
@@ -532,7 +554,18 @@
           <w:szCs w:val="22"/>
           <w:lang w:val="en-GB"/>
         </w:rPr>
-        <w:t>Building workflow for team members, solutions for architecture and infrastructure of projects.</w:t>
+        <w:t>Building workflow for team membe</w:t>
+      </w:r>
+      <w:bookmarkStart w:id="0" w:name="_GoBack"/>
+      <w:bookmarkEnd w:id="0"/>
+      <w:r>
+        <w:rPr>
+          <w:rFonts w:ascii="Arial" w:hAnsi="Arial" w:cs="Arial"/>
+          <w:sz w:val="21"/>
+          <w:szCs w:val="22"/>
+          <w:lang w:val="en-GB"/>
+        </w:rPr>
+        <w:t>rs, solutions for architecture and infrastructure of projects.</w:t>
       </w:r>
     </w:p>
     <w:p>
@@ -4074,8 +4107,6 @@
         </w:rPr>
         <w:t xml:space="preserve"> </w:t>
       </w:r>
-      <w:bookmarkStart w:id="0" w:name="_GoBack"/>
-      <w:bookmarkEnd w:id="0"/>
     </w:p>
     <w:sectPr>
       <w:pgSz w:w="12240" w:h="15840"/>
@@ -4088,7 +4119,7 @@
 </file>
 
 <file path=word/endnotes.xml><?xml version="1.0" encoding="utf-8"?>
-<w:endnotes xmlns:wpc="http://schemas.microsoft.com/office/word/2010/wordprocessingCanvas" xmlns:cx="http://schemas.microsoft.com/office/drawing/2014/chartex" xmlns:cx1="http://schemas.microsoft.com/office/drawing/2015/9/8/chartex" xmlns:cx2="http://schemas.microsoft.com/office/drawing/2015/10/21/chartex" xmlns:cx3="http://schemas.microsoft.com/office/drawing/2016/5/9/chartex" xmlns:cx4="http://schemas.microsoft.com/office/drawing/2016/5/10/chartex" xmlns:cx5="http://schemas.microsoft.com/office/drawing/2016/5/11/chartex" xmlns:cx6="http://schemas.microsoft.com/office/drawing/2016/5/12/chartex" xmlns:cx7="http://schemas.microsoft.com/office/drawing/2016/5/13/chartex" xmlns:cx8="http://schemas.microsoft.com/office/drawing/2016/5/14/chartex" xmlns:mc="http://schemas.openxmlformats.org/markup-compatibility/2006" xmlns:aink="http://schemas.microsoft.com/office/drawing/2016/ink" xmlns:am3d="http://schemas.microsoft.com/office/drawing/2017/model3d" xmlns:o="urn:schemas-microsoft-com:office:office" xmlns:r="http://schemas.openxmlformats.org/officeDocument/2006/relationships" xmlns:m="http://schemas.openxmlformats.org/officeDocument/2006/math" xmlns:v="urn:schemas-microsoft-com:vml" xmlns:wp14="http://schemas.microsoft.com/office/word/2010/wordprocessingDrawing" xmlns:wp="http://schemas.openxmlformats.org/drawingml/2006/wordprocessingDrawing" xmlns:w10="urn:schemas-microsoft-com:office:word" xmlns:w="http://schemas.openxmlformats.org/wordprocessingml/2006/main" xmlns:w14="http://schemas.microsoft.com/office/word/2010/wordml" xmlns:w15="http://schemas.microsoft.com/office/word/2012/wordml" xmlns:w16cid="http://schemas.microsoft.com/office/word/2016/wordml/cid" xmlns:w16se="http://schemas.microsoft.com/office/word/2015/wordml/symex" xmlns:wpg="http://schemas.microsoft.com/office/word/2010/wordprocessingGroup" xmlns:wpi="http://schemas.microsoft.com/office/word/2010/wordprocessingInk" xmlns:wne="http://schemas.microsoft.com/office/word/2006/wordml" xmlns:wps="http://schemas.microsoft.com/office/word/2010/wordprocessingShape" mc:Ignorable="w14 w15 w16se w16cid wp14">
+<w:endnotes xmlns:wpc="http://schemas.microsoft.com/office/word/2010/wordprocessingCanvas" xmlns:cx="http://schemas.microsoft.com/office/drawing/2014/chartex" xmlns:cx1="http://schemas.microsoft.com/office/drawing/2015/9/8/chartex" xmlns:cx2="http://schemas.microsoft.com/office/drawing/2015/10/21/chartex" xmlns:cx3="http://schemas.microsoft.com/office/drawing/2016/5/9/chartex" xmlns:cx4="http://schemas.microsoft.com/office/drawing/2016/5/10/chartex" xmlns:cx5="http://schemas.microsoft.com/office/drawing/2016/5/11/chartex" xmlns:cx6="http://schemas.microsoft.com/office/drawing/2016/5/12/chartex" xmlns:cx7="http://schemas.microsoft.com/office/drawing/2016/5/13/chartex" xmlns:cx8="http://schemas.microsoft.com/office/drawing/2016/5/14/chartex" xmlns:mc="http://schemas.openxmlformats.org/markup-compatibility/2006" xmlns:aink="http://schemas.microsoft.com/office/drawing/2016/ink" xmlns:am3d="http://schemas.microsoft.com/office/drawing/2017/model3d" xmlns:o="urn:schemas-microsoft-com:office:office" xmlns:r="http://schemas.openxmlformats.org/officeDocument/2006/relationships" xmlns:m="http://schemas.openxmlformats.org/officeDocument/2006/math" xmlns:v="urn:schemas-microsoft-com:vml" xmlns:wp14="http://schemas.microsoft.com/office/word/2010/wordprocessingDrawing" xmlns:wp="http://schemas.openxmlformats.org/drawingml/2006/wordprocessingDrawing" xmlns:w10="urn:schemas-microsoft-com:office:word" xmlns:w="http://schemas.openxmlformats.org/wordprocessingml/2006/main" xmlns:w14="http://schemas.microsoft.com/office/word/2010/wordml" xmlns:w15="http://schemas.microsoft.com/office/word/2012/wordml" xmlns:w16cex="http://schemas.microsoft.com/office/word/2018/wordml/cex" xmlns:w16cid="http://schemas.microsoft.com/office/word/2016/wordml/cid" xmlns:w16="http://schemas.microsoft.com/office/word/2018/wordml" xmlns:w16se="http://schemas.microsoft.com/office/word/2015/wordml/symex" xmlns:wpg="http://schemas.microsoft.com/office/word/2010/wordprocessingGroup" xmlns:wpi="http://schemas.microsoft.com/office/word/2010/wordprocessingInk" xmlns:wne="http://schemas.microsoft.com/office/word/2006/wordml" xmlns:wps="http://schemas.microsoft.com/office/word/2010/wordprocessingShape" mc:Ignorable="w14 w15 w16se w16cid w16 w16cex wp14">
   <w:endnote w:type="separator" w:id="-1">
     <w:p>
       <w:r>
@@ -4107,7 +4138,7 @@
 </file>
 
 <file path=word/footnotes.xml><?xml version="1.0" encoding="utf-8"?>
-<w:footnotes xmlns:wpc="http://schemas.microsoft.com/office/word/2010/wordprocessingCanvas" xmlns:cx="http://schemas.microsoft.com/office/drawing/2014/chartex" xmlns:cx1="http://schemas.microsoft.com/office/drawing/2015/9/8/chartex" xmlns:cx2="http://schemas.microsoft.com/office/drawing/2015/10/21/chartex" xmlns:cx3="http://schemas.microsoft.com/office/drawing/2016/5/9/chartex" xmlns:cx4="http://schemas.microsoft.com/office/drawing/2016/5/10/chartex" xmlns:cx5="http://schemas.microsoft.com/office/drawing/2016/5/11/chartex" xmlns:cx6="http://schemas.microsoft.com/office/drawing/2016/5/12/chartex" xmlns:cx7="http://schemas.microsoft.com/office/drawing/2016/5/13/chartex" xmlns:cx8="http://schemas.microsoft.com/office/drawing/2016/5/14/chartex" xmlns:mc="http://schemas.openxmlformats.org/markup-compatibility/2006" xmlns:aink="http://schemas.microsoft.com/office/drawing/2016/ink" xmlns:am3d="http://schemas.microsoft.com/office/drawing/2017/model3d" xmlns:o="urn:schemas-microsoft-com:office:office" xmlns:r="http://schemas.openxmlformats.org/officeDocument/2006/relationships" xmlns:m="http://schemas.openxmlformats.org/officeDocument/2006/math" xmlns:v="urn:schemas-microsoft-com:vml" xmlns:wp14="http://schemas.microsoft.com/office/word/2010/wordprocessingDrawing" xmlns:wp="http://schemas.openxmlformats.org/drawingml/2006/wordprocessingDrawing" xmlns:w10="urn:schemas-microsoft-com:office:word" xmlns:w="http://schemas.openxmlformats.org/wordprocessingml/2006/main" xmlns:w14="http://schemas.microsoft.com/office/word/2010/wordml" xmlns:w15="http://schemas.microsoft.com/office/word/2012/wordml" xmlns:w16cid="http://schemas.microsoft.com/office/word/2016/wordml/cid" xmlns:w16se="http://schemas.microsoft.com/office/word/2015/wordml/symex" xmlns:wpg="http://schemas.microsoft.com/office/word/2010/wordprocessingGroup" xmlns:wpi="http://schemas.microsoft.com/office/word/2010/wordprocessingInk" xmlns:wne="http://schemas.microsoft.com/office/word/2006/wordml" xmlns:wps="http://schemas.microsoft.com/office/word/2010/wordprocessingShape" mc:Ignorable="w14 w15 w16se w16cid wp14">
+<w:footnotes xmlns:wpc="http://schemas.microsoft.com/office/word/2010/wordprocessingCanvas" xmlns:cx="http://schemas.microsoft.com/office/drawing/2014/chartex" xmlns:cx1="http://schemas.microsoft.com/office/drawing/2015/9/8/chartex" xmlns:cx2="http://schemas.microsoft.com/office/drawing/2015/10/21/chartex" xmlns:cx3="http://schemas.microsoft.com/office/drawing/2016/5/9/chartex" xmlns:cx4="http://schemas.microsoft.com/office/drawing/2016/5/10/chartex" xmlns:cx5="http://schemas.microsoft.com/office/drawing/2016/5/11/chartex" xmlns:cx6="http://schemas.microsoft.com/office/drawing/2016/5/12/chartex" xmlns:cx7="http://schemas.microsoft.com/office/drawing/2016/5/13/chartex" xmlns:cx8="http://schemas.microsoft.com/office/drawing/2016/5/14/chartex" xmlns:mc="http://schemas.openxmlformats.org/markup-compatibility/2006" xmlns:aink="http://schemas.microsoft.com/office/drawing/2016/ink" xmlns:am3d="http://schemas.microsoft.com/office/drawing/2017/model3d" xmlns:o="urn:schemas-microsoft-com:office:office" xmlns:r="http://schemas.openxmlformats.org/officeDocument/2006/relationships" xmlns:m="http://schemas.openxmlformats.org/officeDocument/2006/math" xmlns:v="urn:schemas-microsoft-com:vml" xmlns:wp14="http://schemas.microsoft.com/office/word/2010/wordprocessingDrawing" xmlns:wp="http://schemas.openxmlformats.org/drawingml/2006/wordprocessingDrawing" xmlns:w10="urn:schemas-microsoft-com:office:word" xmlns:w="http://schemas.openxmlformats.org/wordprocessingml/2006/main" xmlns:w14="http://schemas.microsoft.com/office/word/2010/wordml" xmlns:w15="http://schemas.microsoft.com/office/word/2012/wordml" xmlns:w16cex="http://schemas.microsoft.com/office/word/2018/wordml/cex" xmlns:w16cid="http://schemas.microsoft.com/office/word/2016/wordml/cid" xmlns:w16="http://schemas.microsoft.com/office/word/2018/wordml" xmlns:w16se="http://schemas.microsoft.com/office/word/2015/wordml/symex" xmlns:wpg="http://schemas.microsoft.com/office/word/2010/wordprocessingGroup" xmlns:wpi="http://schemas.microsoft.com/office/word/2010/wordprocessingInk" xmlns:wne="http://schemas.microsoft.com/office/word/2006/wordml" xmlns:wps="http://schemas.microsoft.com/office/word/2010/wordprocessingShape" mc:Ignorable="w14 w15 w16se w16cid w16 w16cex wp14">
   <w:footnote w:type="separator" w:id="-1">
     <w:p>
       <w:r>
@@ -4126,7 +4157,7 @@
 </file>
 
 <file path=word/numbering.xml><?xml version="1.0" encoding="utf-8"?>
-<w:numbering xmlns:wpc="http://schemas.microsoft.com/office/word/2010/wordprocessingCanvas" xmlns:cx="http://schemas.microsoft.com/office/drawing/2014/chartex" xmlns:cx1="http://schemas.microsoft.com/office/drawing/2015/9/8/chartex" xmlns:cx2="http://schemas.microsoft.com/office/drawing/2015/10/21/chartex" xmlns:cx3="http://schemas.microsoft.com/office/drawing/2016/5/9/chartex" xmlns:cx4="http://schemas.microsoft.com/office/drawing/2016/5/10/chartex" xmlns:cx5="http://schemas.microsoft.com/office/drawing/2016/5/11/chartex" xmlns:cx6="http://schemas.microsoft.com/office/drawing/2016/5/12/chartex" xmlns:cx7="http://schemas.microsoft.com/office/drawing/2016/5/13/chartex" xmlns:cx8="http://schemas.microsoft.com/office/drawing/2016/5/14/chartex" xmlns:mc="http://schemas.openxmlformats.org/markup-compatibility/2006" xmlns:aink="http://schemas.microsoft.com/office/drawing/2016/ink" xmlns:am3d="http://schemas.microsoft.com/office/drawing/2017/model3d" xmlns:o="urn:schemas-microsoft-com:office:office" xmlns:r="http://schemas.openxmlformats.org/officeDocument/2006/relationships" xmlns:m="http://schemas.openxmlformats.org/officeDocument/2006/math" xmlns:v="urn:schemas-microsoft-com:vml" xmlns:wp14="http://schemas.microsoft.com/office/word/2010/wordprocessingDrawing" xmlns:wp="http://schemas.openxmlformats.org/drawingml/2006/wordprocessingDrawing" xmlns:w10="urn:schemas-microsoft-com:office:word" xmlns:w="http://schemas.openxmlformats.org/wordprocessingml/2006/main" xmlns:w14="http://schemas.microsoft.com/office/word/2010/wordml" xmlns:w15="http://schemas.microsoft.com/office/word/2012/wordml" xmlns:w16cid="http://schemas.microsoft.com/office/word/2016/wordml/cid" xmlns:w16se="http://schemas.microsoft.com/office/word/2015/wordml/symex" xmlns:wpg="http://schemas.microsoft.com/office/word/2010/wordprocessingGroup" xmlns:wpi="http://schemas.microsoft.com/office/word/2010/wordprocessingInk" xmlns:wne="http://schemas.microsoft.com/office/word/2006/wordml" xmlns:wps="http://schemas.microsoft.com/office/word/2010/wordprocessingShape" mc:Ignorable="w14 w15 w16se w16cid wp14">
+<w:numbering xmlns:wpc="http://schemas.microsoft.com/office/word/2010/wordprocessingCanvas" xmlns:cx="http://schemas.microsoft.com/office/drawing/2014/chartex" xmlns:cx1="http://schemas.microsoft.com/office/drawing/2015/9/8/chartex" xmlns:cx2="http://schemas.microsoft.com/office/drawing/2015/10/21/chartex" xmlns:cx3="http://schemas.microsoft.com/office/drawing/2016/5/9/chartex" xmlns:cx4="http://schemas.microsoft.com/office/drawing/2016/5/10/chartex" xmlns:cx5="http://schemas.microsoft.com/office/drawing/2016/5/11/chartex" xmlns:cx6="http://schemas.microsoft.com/office/drawing/2016/5/12/chartex" xmlns:cx7="http://schemas.microsoft.com/office/drawing/2016/5/13/chartex" xmlns:cx8="http://schemas.microsoft.com/office/drawing/2016/5/14/chartex" xmlns:mc="http://schemas.openxmlformats.org/markup-compatibility/2006" xmlns:aink="http://schemas.microsoft.com/office/drawing/2016/ink" xmlns:am3d="http://schemas.microsoft.com/office/drawing/2017/model3d" xmlns:o="urn:schemas-microsoft-com:office:office" xmlns:r="http://schemas.openxmlformats.org/officeDocument/2006/relationships" xmlns:m="http://schemas.openxmlformats.org/officeDocument/2006/math" xmlns:v="urn:schemas-microsoft-com:vml" xmlns:wp14="http://schemas.microsoft.com/office/word/2010/wordprocessingDrawing" xmlns:wp="http://schemas.openxmlformats.org/drawingml/2006/wordprocessingDrawing" xmlns:w10="urn:schemas-microsoft-com:office:word" xmlns:w="http://schemas.openxmlformats.org/wordprocessingml/2006/main" xmlns:w14="http://schemas.microsoft.com/office/word/2010/wordml" xmlns:w15="http://schemas.microsoft.com/office/word/2012/wordml" xmlns:w16cex="http://schemas.microsoft.com/office/word/2018/wordml/cex" xmlns:w16cid="http://schemas.microsoft.com/office/word/2016/wordml/cid" xmlns:w16="http://schemas.microsoft.com/office/word/2018/wordml" xmlns:w16se="http://schemas.microsoft.com/office/word/2015/wordml/symex" xmlns:wpg="http://schemas.microsoft.com/office/word/2010/wordprocessingGroup" xmlns:wpi="http://schemas.microsoft.com/office/word/2010/wordprocessingInk" xmlns:wne="http://schemas.microsoft.com/office/word/2006/wordml" xmlns:wps="http://schemas.microsoft.com/office/word/2010/wordprocessingShape" mc:Ignorable="w14 w15 w16se w16cid w16 w16cex wp14">
   <w:abstractNum w:abstractNumId="0" w15:restartNumberingAfterBreak="0">
     <w:nsid w:val="04210D4D"/>
     <w:multiLevelType w:val="hybridMultilevel"/>
@@ -7994,7 +8025,7 @@
 </file>
 
 <file path=word/styles.xml><?xml version="1.0" encoding="utf-8"?>
-<w:styles xmlns:mc="http://schemas.openxmlformats.org/markup-compatibility/2006" xmlns:r="http://schemas.openxmlformats.org/officeDocument/2006/relationships" xmlns:w="http://schemas.openxmlformats.org/wordprocessingml/2006/main" xmlns:w14="http://schemas.microsoft.com/office/word/2010/wordml" xmlns:w15="http://schemas.microsoft.com/office/word/2012/wordml" xmlns:w16cid="http://schemas.microsoft.com/office/word/2016/wordml/cid" xmlns:w16se="http://schemas.microsoft.com/office/word/2015/wordml/symex" mc:Ignorable="w14 w15 w16se w16cid">
+<w:styles xmlns:mc="http://schemas.openxmlformats.org/markup-compatibility/2006" xmlns:r="http://schemas.openxmlformats.org/officeDocument/2006/relationships" xmlns:w="http://schemas.openxmlformats.org/wordprocessingml/2006/main" xmlns:w14="http://schemas.microsoft.com/office/word/2010/wordml" xmlns:w15="http://schemas.microsoft.com/office/word/2012/wordml" xmlns:w16cex="http://schemas.microsoft.com/office/word/2018/wordml/cex" xmlns:w16cid="http://schemas.microsoft.com/office/word/2016/wordml/cid" xmlns:w16="http://schemas.microsoft.com/office/word/2018/wordml" xmlns:w16se="http://schemas.microsoft.com/office/word/2015/wordml/symex" mc:Ignorable="w14 w15 w16se w16cid w16 w16cex">
   <w:docDefaults>
     <w:rPrDefault>
       <w:rPr>
@@ -8880,7 +8911,7 @@
 </file>
 
 <file path=customXml/itemProps1.xml><?xml version="1.0" encoding="utf-8"?>
-<ds:datastoreItem xmlns:ds="http://schemas.openxmlformats.org/officeDocument/2006/customXml" ds:itemID="{27F4C63B-A398-2149-B14B-C221FB19E6ED}">
+<ds:datastoreItem xmlns:ds="http://schemas.openxmlformats.org/officeDocument/2006/customXml" ds:itemID="{D337C82E-9C7A-5E40-8B78-D05ACEF331EE}">
   <ds:schemaRefs>
     <ds:schemaRef ds:uri="http://schemas.openxmlformats.org/officeDocument/2006/bibliography"/>
   </ds:schemaRefs>

--- a/pdf/Nguyen Nhu Thuong.docx
+++ b/pdf/Nguyen Nhu Thuong.docx
@@ -23,8 +23,45 @@
           <w:szCs w:val="36"/>
           <w:lang w:val="en-GB"/>
         </w:rPr>
-        <w:t>Nguyen Nhu Thuong</w:t>
-      </w:r>
+        <w:t xml:space="preserve">Nguyen </w:t>
+      </w:r>
+      <w:proofErr w:type="spellStart"/>
+      <w:r>
+        <w:rPr>
+          <w:rFonts w:ascii="Arial" w:hAnsi="Arial" w:cs="Arial"/>
+          <w:b/>
+          <w:color w:val="404040"/>
+          <w:sz w:val="32"/>
+          <w:szCs w:val="36"/>
+          <w:lang w:val="en-GB"/>
+        </w:rPr>
+        <w:t>Nhu</w:t>
+      </w:r>
+      <w:proofErr w:type="spellEnd"/>
+      <w:r>
+        <w:rPr>
+          <w:rFonts w:ascii="Arial" w:hAnsi="Arial" w:cs="Arial"/>
+          <w:b/>
+          <w:color w:val="404040"/>
+          <w:sz w:val="32"/>
+          <w:szCs w:val="36"/>
+          <w:lang w:val="en-GB"/>
+        </w:rPr>
+        <w:t xml:space="preserve"> </w:t>
+      </w:r>
+      <w:proofErr w:type="spellStart"/>
+      <w:r>
+        <w:rPr>
+          <w:rFonts w:ascii="Arial" w:hAnsi="Arial" w:cs="Arial"/>
+          <w:b/>
+          <w:color w:val="404040"/>
+          <w:sz w:val="32"/>
+          <w:szCs w:val="36"/>
+          <w:lang w:val="en-GB"/>
+        </w:rPr>
+        <w:t>Thuong</w:t>
+      </w:r>
+      <w:proofErr w:type="spellEnd"/>
     </w:p>
     <w:p>
       <w:pPr>
@@ -99,7 +136,27 @@
             <w:szCs w:val="22"/>
             <w:lang w:val="en-GB"/>
           </w:rPr>
-          <w:t>thuongnn1997@gmail.com</w:t>
+          <w:t>thuongnn1997</w:t>
+        </w:r>
+        <w:r>
+          <w:rPr>
+            <w:rStyle w:val="Hyperlink"/>
+            <w:rFonts w:ascii="Arial" w:hAnsi="Arial" w:cs="Arial"/>
+            <w:sz w:val="21"/>
+            <w:szCs w:val="22"/>
+            <w:lang w:val="en-GB"/>
+          </w:rPr>
+          <w:t>@</w:t>
+        </w:r>
+        <w:r>
+          <w:rPr>
+            <w:rStyle w:val="Hyperlink"/>
+            <w:rFonts w:ascii="Arial" w:hAnsi="Arial" w:cs="Arial"/>
+            <w:sz w:val="21"/>
+            <w:szCs w:val="22"/>
+            <w:lang w:val="en-GB"/>
+          </w:rPr>
+          <w:t>gmail.com</w:t>
         </w:r>
       </w:hyperlink>
       <w:r>
@@ -150,8 +207,20 @@
             <w:szCs w:val="22"/>
             <w:lang w:val="en-GB"/>
           </w:rPr>
-          <w:t>LinkedIn: in/thuongnn</w:t>
+          <w:t>LinkedIn: in/</w:t>
         </w:r>
+        <w:proofErr w:type="spellStart"/>
+        <w:r>
+          <w:rPr>
+            <w:rStyle w:val="Hyperlink"/>
+            <w:rFonts w:ascii="Arial" w:hAnsi="Arial" w:cs="Arial"/>
+            <w:sz w:val="21"/>
+            <w:szCs w:val="22"/>
+            <w:lang w:val="en-GB"/>
+          </w:rPr>
+          <w:t>thuongnn</w:t>
+        </w:r>
+        <w:proofErr w:type="spellEnd"/>
       </w:hyperlink>
     </w:p>
     <w:p>
@@ -236,7 +305,29 @@
           <w:szCs w:val="22"/>
           <w:lang w:val="en-GB"/>
         </w:rPr>
-        <w:t>An engineer who young, talented, creative, passionate in working, always effort to self-improving. Extensive experience in developing high-performance Microservices systems using NodeJS with Docker, Kubernetes Engine and Cloud Services. Experience in building and using build/deploy tools for CI/CD.</w:t>
+        <w:t>An engineer who young, talented, creative, passionate in working, always effort to self-improving. Extensive experience in developing high-performance Microservices systems using NodeJS</w:t>
+      </w:r>
+      <w:r>
+        <w:rPr>
+          <w:rFonts w:ascii="Arial" w:hAnsi="Arial" w:cs="Arial"/>
+          <w:bCs/>
+          <w:color w:val="000000" w:themeColor="text1"/>
+          <w:sz w:val="22"/>
+          <w:szCs w:val="22"/>
+          <w:lang w:val="en-GB"/>
+        </w:rPr>
+        <w:t>, Golang</w:t>
+      </w:r>
+      <w:r>
+        <w:rPr>
+          <w:rFonts w:ascii="Arial" w:hAnsi="Arial" w:cs="Arial"/>
+          <w:bCs/>
+          <w:color w:val="000000" w:themeColor="text1"/>
+          <w:sz w:val="22"/>
+          <w:szCs w:val="22"/>
+          <w:lang w:val="en-GB"/>
+        </w:rPr>
+        <w:t xml:space="preserve"> with Docker, Kubernetes Engine and Cloud Services. Experience in building and using build/deploy tools for CI/CD.</w:t>
       </w:r>
     </w:p>
     <w:p>
@@ -328,8 +419,141 @@
           <w:rFonts w:ascii="Arial" w:hAnsi="Arial" w:cs="Arial"/>
           <w:b/>
           <w:color w:val="404040"/>
-          <w:sz w:val="6"/>
-          <w:szCs w:val="6"/>
+          <w:sz w:val="21"/>
+          <w:szCs w:val="22"/>
+          <w:lang w:val="en-GB"/>
+        </w:rPr>
+      </w:pPr>
+      <w:r>
+        <w:rPr>
+          <w:rFonts w:ascii="Arial" w:hAnsi="Arial" w:cs="Arial"/>
+          <w:b/>
+          <w:color w:val="404040"/>
+          <w:sz w:val="21"/>
+          <w:szCs w:val="22"/>
+          <w:lang w:val="en-GB"/>
+        </w:rPr>
+        <w:t>Viettel Cyber Security</w:t>
+      </w:r>
+      <w:r>
+        <w:rPr>
+          <w:rFonts w:ascii="Arial" w:hAnsi="Arial" w:cs="Arial"/>
+          <w:b/>
+          <w:color w:val="404040"/>
+          <w:sz w:val="22"/>
+          <w:szCs w:val="22"/>
+          <w:lang w:val="en-GB"/>
+        </w:rPr>
+        <w:t xml:space="preserve"> – </w:t>
+      </w:r>
+      <w:r>
+        <w:rPr>
+          <w:rFonts w:ascii="Arial" w:hAnsi="Arial" w:cs="Arial"/>
+          <w:b/>
+          <w:color w:val="404040"/>
+          <w:sz w:val="21"/>
+          <w:szCs w:val="22"/>
+          <w:lang w:val="en-GB"/>
+        </w:rPr>
+        <w:t>Hanoi, Vietnam</w:t>
+      </w:r>
+    </w:p>
+    <w:p>
+      <w:pPr>
+        <w:tabs>
+          <w:tab w:val="left" w:pos="1134"/>
+          <w:tab w:val="right" w:pos="10503"/>
+        </w:tabs>
+        <w:rPr>
+          <w:sz w:val="22"/>
+          <w:szCs w:val="20"/>
+        </w:rPr>
+      </w:pPr>
+      <w:r>
+        <w:rPr>
+          <w:rFonts w:ascii="Arial" w:hAnsi="Arial" w:cs="Arial"/>
+          <w:i/>
+          <w:sz w:val="21"/>
+          <w:szCs w:val="22"/>
+          <w:lang w:val="en-GB"/>
+        </w:rPr>
+        <w:t>Solution Development Engineer</w:t>
+      </w:r>
+      <w:r>
+        <w:rPr>
+          <w:rFonts w:ascii="Arial" w:hAnsi="Arial" w:cs="Arial"/>
+          <w:i/>
+          <w:sz w:val="21"/>
+          <w:szCs w:val="22"/>
+          <w:lang w:val="en-GB"/>
+        </w:rPr>
+        <w:tab/>
+      </w:r>
+      <w:r>
+        <w:rPr>
+          <w:rFonts w:ascii="Arial" w:hAnsi="Arial" w:cs="Arial"/>
+          <w:i/>
+          <w:sz w:val="21"/>
+          <w:szCs w:val="22"/>
+          <w:lang w:val="en-GB"/>
+        </w:rPr>
+        <w:t>Mar</w:t>
+      </w:r>
+      <w:r>
+        <w:rPr>
+          <w:rFonts w:ascii="Arial" w:hAnsi="Arial" w:cs="Arial"/>
+          <w:i/>
+          <w:sz w:val="21"/>
+          <w:szCs w:val="22"/>
+          <w:lang w:val="en-GB"/>
+        </w:rPr>
+        <w:t xml:space="preserve"> 20</w:t>
+      </w:r>
+      <w:r>
+        <w:rPr>
+          <w:rFonts w:ascii="Arial" w:hAnsi="Arial" w:cs="Arial"/>
+          <w:i/>
+          <w:sz w:val="21"/>
+          <w:szCs w:val="22"/>
+          <w:lang w:val="en-GB"/>
+        </w:rPr>
+        <w:t>20</w:t>
+      </w:r>
+      <w:r>
+        <w:rPr>
+          <w:rFonts w:ascii="Arial" w:hAnsi="Arial" w:cs="Arial"/>
+          <w:i/>
+          <w:sz w:val="21"/>
+          <w:szCs w:val="22"/>
+          <w:lang w:val="en-GB"/>
+        </w:rPr>
+        <w:t xml:space="preserve"> – </w:t>
+      </w:r>
+      <w:r>
+        <w:rPr>
+          <w:rFonts w:ascii="Arial" w:hAnsi="Arial" w:cs="Arial"/>
+          <w:i/>
+          <w:sz w:val="21"/>
+          <w:szCs w:val="22"/>
+          <w:lang w:val="en-GB"/>
+        </w:rPr>
+        <w:t>Present</w:t>
+      </w:r>
+    </w:p>
+    <w:p>
+      <w:pPr>
+        <w:pStyle w:val="ColorfulList-Accent11"/>
+        <w:tabs>
+          <w:tab w:val="left" w:pos="284"/>
+          <w:tab w:val="left" w:pos="630"/>
+        </w:tabs>
+        <w:ind w:left="284"/>
+        <w:rPr>
+          <w:rFonts w:ascii="Arial" w:hAnsi="Arial" w:cs="Arial"/>
+          <w:bCs/>
+          <w:color w:val="000000" w:themeColor="text1"/>
+          <w:sz w:val="21"/>
+          <w:szCs w:val="22"/>
           <w:lang w:val="en-GB"/>
         </w:rPr>
       </w:pPr>
@@ -347,6 +571,7 @@
           <w:lang w:val="en-GB"/>
         </w:rPr>
       </w:pPr>
+      <w:proofErr w:type="spellStart"/>
       <w:r>
         <w:rPr>
           <w:rFonts w:ascii="Arial" w:hAnsi="Arial" w:cs="Arial"/>
@@ -356,7 +581,19 @@
           <w:szCs w:val="22"/>
           <w:lang w:val="en-GB"/>
         </w:rPr>
-        <w:t>HomoHouse (Capstone Project</w:t>
+        <w:t>HomoHouse</w:t>
+      </w:r>
+      <w:proofErr w:type="spellEnd"/>
+      <w:r>
+        <w:rPr>
+          <w:rFonts w:ascii="Arial" w:hAnsi="Arial" w:cs="Arial"/>
+          <w:b/>
+          <w:color w:val="404040"/>
+          <w:sz w:val="21"/>
+          <w:szCs w:val="22"/>
+          <w:lang w:val="en-GB"/>
+        </w:rPr>
+        <w:t xml:space="preserve"> (Capstone Project</w:t>
       </w:r>
       <w:r>
         <w:rPr>
@@ -526,7 +763,27 @@
           <w:szCs w:val="22"/>
           <w:lang w:val="en-GB"/>
         </w:rPr>
-        <w:t>Receive requests from BA, research and analyze requests with team members. Write detailed design documents and implement 4 projects.</w:t>
+        <w:t xml:space="preserve">Receive requests from BA, research and </w:t>
+      </w:r>
+      <w:proofErr w:type="spellStart"/>
+      <w:r>
+        <w:rPr>
+          <w:rFonts w:ascii="Arial" w:hAnsi="Arial" w:cs="Arial"/>
+          <w:sz w:val="21"/>
+          <w:szCs w:val="22"/>
+          <w:lang w:val="en-GB"/>
+        </w:rPr>
+        <w:t>analyze</w:t>
+      </w:r>
+      <w:proofErr w:type="spellEnd"/>
+      <w:r>
+        <w:rPr>
+          <w:rFonts w:ascii="Arial" w:hAnsi="Arial" w:cs="Arial"/>
+          <w:sz w:val="21"/>
+          <w:szCs w:val="22"/>
+          <w:lang w:val="en-GB"/>
+        </w:rPr>
+        <w:t xml:space="preserve"> requests with team members. Write detailed design documents and implement 4 projects.</w:t>
       </w:r>
     </w:p>
     <w:p>
@@ -554,18 +811,7 @@
           <w:szCs w:val="22"/>
           <w:lang w:val="en-GB"/>
         </w:rPr>
-        <w:t>Building workflow for team membe</w:t>
-      </w:r>
-      <w:bookmarkStart w:id="0" w:name="_GoBack"/>
-      <w:bookmarkEnd w:id="0"/>
-      <w:r>
-        <w:rPr>
-          <w:rFonts w:ascii="Arial" w:hAnsi="Arial" w:cs="Arial"/>
-          <w:sz w:val="21"/>
-          <w:szCs w:val="22"/>
-          <w:lang w:val="en-GB"/>
-        </w:rPr>
-        <w:t>rs, solutions for architecture and infrastructure of projects.</w:t>
+        <w:t>Building workflow for team members, solutions for architecture and infrastructure of projects.</w:t>
       </w:r>
     </w:p>
     <w:p>
@@ -593,7 +839,47 @@
           <w:szCs w:val="22"/>
           <w:lang w:val="en-GB"/>
         </w:rPr>
-        <w:t>Train team members to use some technology for the project such as NodeJs, ReactJs, Docker, Docker</w:t>
+        <w:t xml:space="preserve">Train team members to use some technology for the project such as </w:t>
+      </w:r>
+      <w:proofErr w:type="spellStart"/>
+      <w:r>
+        <w:rPr>
+          <w:rFonts w:ascii="Arial" w:hAnsi="Arial" w:cs="Arial"/>
+          <w:sz w:val="21"/>
+          <w:szCs w:val="22"/>
+          <w:lang w:val="en-GB"/>
+        </w:rPr>
+        <w:t>NodeJs</w:t>
+      </w:r>
+      <w:proofErr w:type="spellEnd"/>
+      <w:r>
+        <w:rPr>
+          <w:rFonts w:ascii="Arial" w:hAnsi="Arial" w:cs="Arial"/>
+          <w:sz w:val="21"/>
+          <w:szCs w:val="22"/>
+          <w:lang w:val="en-GB"/>
+        </w:rPr>
+        <w:t xml:space="preserve">, </w:t>
+      </w:r>
+      <w:proofErr w:type="spellStart"/>
+      <w:r>
+        <w:rPr>
+          <w:rFonts w:ascii="Arial" w:hAnsi="Arial" w:cs="Arial"/>
+          <w:sz w:val="21"/>
+          <w:szCs w:val="22"/>
+          <w:lang w:val="en-GB"/>
+        </w:rPr>
+        <w:t>ReactJs</w:t>
+      </w:r>
+      <w:proofErr w:type="spellEnd"/>
+      <w:r>
+        <w:rPr>
+          <w:rFonts w:ascii="Arial" w:hAnsi="Arial" w:cs="Arial"/>
+          <w:sz w:val="21"/>
+          <w:szCs w:val="22"/>
+          <w:lang w:val="en-GB"/>
+        </w:rPr>
+        <w:t>, Docker, Docker</w:t>
       </w:r>
       <w:r>
         <w:rPr>
@@ -723,8 +1009,19 @@
           <w:szCs w:val="22"/>
           <w:lang w:val="en-GB"/>
         </w:rPr>
-        <w:t>Directly implement the main functions of the project such as search engine, upload a room, real-time messaging, data analysis (admin side), notification system,...</w:t>
-      </w:r>
+        <w:t xml:space="preserve">Directly implement the main functions of the project such as search engine, upload a room, real-time messaging, data analysis (admin side), notification </w:t>
+      </w:r>
+      <w:proofErr w:type="gramStart"/>
+      <w:r>
+        <w:rPr>
+          <w:rFonts w:ascii="Arial" w:hAnsi="Arial" w:cs="Arial"/>
+          <w:sz w:val="21"/>
+          <w:szCs w:val="22"/>
+          <w:lang w:val="en-GB"/>
+        </w:rPr>
+        <w:t>system,...</w:t>
+      </w:r>
+      <w:proofErr w:type="gramEnd"/>
     </w:p>
     <w:p>
       <w:pPr>
@@ -754,6 +1051,7 @@
           <w:lang w:val="en-GB"/>
         </w:rPr>
       </w:pPr>
+      <w:proofErr w:type="spellStart"/>
       <w:r>
         <w:rPr>
           <w:rFonts w:ascii="Arial" w:hAnsi="Arial" w:cs="Arial"/>
@@ -765,6 +1063,7 @@
         </w:rPr>
         <w:t>Fingroup</w:t>
       </w:r>
+      <w:proofErr w:type="spellEnd"/>
       <w:r>
         <w:rPr>
           <w:rFonts w:ascii="Arial" w:hAnsi="Arial" w:cs="Arial"/>
@@ -937,7 +1236,51 @@
           <w:szCs w:val="22"/>
           <w:lang w:val="en-GB"/>
         </w:rPr>
-        <w:t xml:space="preserve">requests from PO, research and analyze requests with team members. Write detailed design documents and analyze </w:t>
+        <w:t xml:space="preserve">requests from PO, research and </w:t>
+      </w:r>
+      <w:proofErr w:type="spellStart"/>
+      <w:r>
+        <w:rPr>
+          <w:rFonts w:ascii="Arial" w:hAnsi="Arial" w:cs="Arial"/>
+          <w:color w:val="000000" w:themeColor="text1"/>
+          <w:sz w:val="21"/>
+          <w:szCs w:val="22"/>
+          <w:lang w:val="en-GB"/>
+        </w:rPr>
+        <w:t>analyze</w:t>
+      </w:r>
+      <w:proofErr w:type="spellEnd"/>
+      <w:r>
+        <w:rPr>
+          <w:rFonts w:ascii="Arial" w:hAnsi="Arial" w:cs="Arial"/>
+          <w:color w:val="000000" w:themeColor="text1"/>
+          <w:sz w:val="21"/>
+          <w:szCs w:val="22"/>
+          <w:lang w:val="en-GB"/>
+        </w:rPr>
+        <w:t xml:space="preserve"> requests with team members. Write detailed design documents and </w:t>
+      </w:r>
+      <w:proofErr w:type="spellStart"/>
+      <w:r>
+        <w:rPr>
+          <w:rFonts w:ascii="Arial" w:hAnsi="Arial" w:cs="Arial"/>
+          <w:color w:val="000000" w:themeColor="text1"/>
+          <w:sz w:val="21"/>
+          <w:szCs w:val="22"/>
+          <w:lang w:val="en-GB"/>
+        </w:rPr>
+        <w:t>analyze</w:t>
+      </w:r>
+      <w:proofErr w:type="spellEnd"/>
+      <w:r>
+        <w:rPr>
+          <w:rFonts w:ascii="Arial" w:hAnsi="Arial" w:cs="Arial"/>
+          <w:color w:val="000000" w:themeColor="text1"/>
+          <w:sz w:val="21"/>
+          <w:szCs w:val="22"/>
+          <w:lang w:val="en-GB"/>
+        </w:rPr>
+        <w:t xml:space="preserve"> </w:t>
       </w:r>
       <w:r>
         <w:rPr>
@@ -1088,6 +1431,7 @@
           <w:lang w:val="en-GB"/>
         </w:rPr>
       </w:pPr>
+      <w:proofErr w:type="spellStart"/>
       <w:r>
         <w:rPr>
           <w:rFonts w:ascii="Arial" w:hAnsi="Arial" w:cs="Arial"/>
@@ -1097,7 +1441,43 @@
           <w:szCs w:val="22"/>
           <w:lang w:val="en-GB"/>
         </w:rPr>
-        <w:t xml:space="preserve">Technicals and technologies have used: Javascript, ReactJS, </w:t>
+        <w:t>Technicals</w:t>
+      </w:r>
+      <w:proofErr w:type="spellEnd"/>
+      <w:r>
+        <w:rPr>
+          <w:rFonts w:ascii="Arial" w:hAnsi="Arial" w:cs="Arial"/>
+          <w:bCs/>
+          <w:color w:val="000000" w:themeColor="text1"/>
+          <w:sz w:val="21"/>
+          <w:szCs w:val="22"/>
+          <w:lang w:val="en-GB"/>
+        </w:rPr>
+        <w:t xml:space="preserve"> and technologies have used: </w:t>
+      </w:r>
+      <w:proofErr w:type="spellStart"/>
+      <w:r>
+        <w:rPr>
+          <w:rFonts w:ascii="Arial" w:hAnsi="Arial" w:cs="Arial"/>
+          <w:bCs/>
+          <w:color w:val="000000" w:themeColor="text1"/>
+          <w:sz w:val="21"/>
+          <w:szCs w:val="22"/>
+          <w:lang w:val="en-GB"/>
+        </w:rPr>
+        <w:t>Javascript</w:t>
+      </w:r>
+      <w:proofErr w:type="spellEnd"/>
+      <w:r>
+        <w:rPr>
+          <w:rFonts w:ascii="Arial" w:hAnsi="Arial" w:cs="Arial"/>
+          <w:bCs/>
+          <w:color w:val="000000" w:themeColor="text1"/>
+          <w:sz w:val="21"/>
+          <w:szCs w:val="22"/>
+          <w:lang w:val="en-GB"/>
+        </w:rPr>
+        <w:t xml:space="preserve">, ReactJS, </w:t>
       </w:r>
       <w:r>
         <w:rPr>
@@ -1519,7 +1899,27 @@
           <w:szCs w:val="22"/>
           <w:lang w:val="en-GB"/>
         </w:rPr>
-        <w:t>Solving warehouse management problem and sales invoice for salons in Nam Dinh province</w:t>
+        <w:t xml:space="preserve">Solving warehouse management problem and sales invoice for salons in Nam </w:t>
+      </w:r>
+      <w:proofErr w:type="spellStart"/>
+      <w:r>
+        <w:rPr>
+          <w:rFonts w:ascii="Arial" w:hAnsi="Arial" w:cs="Arial"/>
+          <w:sz w:val="21"/>
+          <w:szCs w:val="22"/>
+          <w:lang w:val="en-GB"/>
+        </w:rPr>
+        <w:t>Dinh</w:t>
+      </w:r>
+      <w:proofErr w:type="spellEnd"/>
+      <w:r>
+        <w:rPr>
+          <w:rFonts w:ascii="Arial" w:hAnsi="Arial" w:cs="Arial"/>
+          <w:sz w:val="21"/>
+          <w:szCs w:val="22"/>
+          <w:lang w:val="en-GB"/>
+        </w:rPr>
+        <w:t xml:space="preserve"> province</w:t>
       </w:r>
       <w:r>
         <w:rPr>
@@ -1556,7 +1956,47 @@
           <w:szCs w:val="22"/>
           <w:lang w:val="en-GB"/>
         </w:rPr>
-        <w:t>Languages: NodeJs, ReactJs.</w:t>
+        <w:t xml:space="preserve">Languages: </w:t>
+      </w:r>
+      <w:proofErr w:type="spellStart"/>
+      <w:r>
+        <w:rPr>
+          <w:rFonts w:ascii="Arial" w:hAnsi="Arial" w:cs="Arial"/>
+          <w:sz w:val="21"/>
+          <w:szCs w:val="22"/>
+          <w:lang w:val="en-GB"/>
+        </w:rPr>
+        <w:t>NodeJs</w:t>
+      </w:r>
+      <w:proofErr w:type="spellEnd"/>
+      <w:r>
+        <w:rPr>
+          <w:rFonts w:ascii="Arial" w:hAnsi="Arial" w:cs="Arial"/>
+          <w:sz w:val="21"/>
+          <w:szCs w:val="22"/>
+          <w:lang w:val="en-GB"/>
+        </w:rPr>
+        <w:t xml:space="preserve">, </w:t>
+      </w:r>
+      <w:proofErr w:type="spellStart"/>
+      <w:r>
+        <w:rPr>
+          <w:rFonts w:ascii="Arial" w:hAnsi="Arial" w:cs="Arial"/>
+          <w:sz w:val="21"/>
+          <w:szCs w:val="22"/>
+          <w:lang w:val="en-GB"/>
+        </w:rPr>
+        <w:t>ReactJs</w:t>
+      </w:r>
+      <w:proofErr w:type="spellEnd"/>
+      <w:r>
+        <w:rPr>
+          <w:rFonts w:ascii="Arial" w:hAnsi="Arial" w:cs="Arial"/>
+          <w:sz w:val="21"/>
+          <w:szCs w:val="22"/>
+          <w:lang w:val="en-GB"/>
+        </w:rPr>
+        <w:t>.</w:t>
       </w:r>
     </w:p>
     <w:p>
@@ -1653,7 +2093,33 @@
             <w:szCs w:val="22"/>
             <w:lang w:val="en-GB"/>
           </w:rPr>
-          <w:t>Merge Sort &amp; Floating Point Number Operations Simulation</w:t>
+          <w:t xml:space="preserve">Merge Sort &amp; </w:t>
+        </w:r>
+        <w:proofErr w:type="gramStart"/>
+        <w:r>
+          <w:rPr>
+            <w:rStyle w:val="Hyperlink"/>
+            <w:rFonts w:ascii="Arial" w:hAnsi="Arial" w:cs="Arial"/>
+            <w:b/>
+            <w:bCs/>
+            <w:sz w:val="21"/>
+            <w:szCs w:val="22"/>
+            <w:lang w:val="en-GB"/>
+          </w:rPr>
+          <w:t>Floating Point</w:t>
+        </w:r>
+        <w:proofErr w:type="gramEnd"/>
+        <w:r>
+          <w:rPr>
+            <w:rStyle w:val="Hyperlink"/>
+            <w:rFonts w:ascii="Arial" w:hAnsi="Arial" w:cs="Arial"/>
+            <w:b/>
+            <w:bCs/>
+            <w:sz w:val="21"/>
+            <w:szCs w:val="22"/>
+            <w:lang w:val="en-GB"/>
+          </w:rPr>
+          <w:t xml:space="preserve"> Number Operations Simulation</w:t>
         </w:r>
       </w:hyperlink>
       <w:r>
@@ -1745,7 +2211,27 @@
           <w:szCs w:val="22"/>
           <w:lang w:val="en-GB"/>
         </w:rPr>
-        <w:t>elp people better understand merge sort algorithm and floating point number operations</w:t>
+        <w:t xml:space="preserve">elp people better understand merge sort algorithm and </w:t>
+      </w:r>
+      <w:proofErr w:type="gramStart"/>
+      <w:r>
+        <w:rPr>
+          <w:rFonts w:ascii="Arial" w:hAnsi="Arial" w:cs="Arial"/>
+          <w:sz w:val="21"/>
+          <w:szCs w:val="22"/>
+          <w:lang w:val="en-GB"/>
+        </w:rPr>
+        <w:t>floating point</w:t>
+      </w:r>
+      <w:proofErr w:type="gramEnd"/>
+      <w:r>
+        <w:rPr>
+          <w:rFonts w:ascii="Arial" w:hAnsi="Arial" w:cs="Arial"/>
+          <w:sz w:val="21"/>
+          <w:szCs w:val="22"/>
+          <w:lang w:val="en-GB"/>
+        </w:rPr>
+        <w:t xml:space="preserve"> number operations</w:t>
       </w:r>
       <w:r>
         <w:rPr>
@@ -1851,7 +2337,27 @@
           <w:szCs w:val="22"/>
           <w:lang w:val="en-GB"/>
         </w:rPr>
-        <w:t xml:space="preserve">Product in techkid hackathon with a team </w:t>
+        <w:t xml:space="preserve">Product in </w:t>
+      </w:r>
+      <w:proofErr w:type="spellStart"/>
+      <w:r>
+        <w:rPr>
+          <w:rFonts w:ascii="Arial" w:hAnsi="Arial" w:cs="Arial"/>
+          <w:sz w:val="21"/>
+          <w:szCs w:val="22"/>
+          <w:lang w:val="en-GB"/>
+        </w:rPr>
+        <w:t>techkid</w:t>
+      </w:r>
+      <w:proofErr w:type="spellEnd"/>
+      <w:r>
+        <w:rPr>
+          <w:rFonts w:ascii="Arial" w:hAnsi="Arial" w:cs="Arial"/>
+          <w:sz w:val="21"/>
+          <w:szCs w:val="22"/>
+          <w:lang w:val="en-GB"/>
+        </w:rPr>
+        <w:t xml:space="preserve"> hackathon with a team </w:t>
       </w:r>
       <w:r>
         <w:rPr>
@@ -1974,6 +2480,7 @@
         </w:rPr>
       </w:pPr>
       <w:hyperlink r:id="rId13" w:history="1">
+        <w:proofErr w:type="spellStart"/>
         <w:r>
           <w:rPr>
             <w:rStyle w:val="Hyperlink"/>
@@ -1986,6 +2493,7 @@
           </w:rPr>
           <w:t>Chatbox</w:t>
         </w:r>
+        <w:proofErr w:type="spellEnd"/>
       </w:hyperlink>
       <w:r>
         <w:rPr>
@@ -2024,24 +2532,66 @@
           <w:lang w:val="en-GB"/>
         </w:rPr>
       </w:pPr>
-      <w:r>
-        <w:rPr>
-          <w:rFonts w:ascii="Arial" w:hAnsi="Arial" w:cs="Arial"/>
-          <w:sz w:val="21"/>
-          <w:szCs w:val="22"/>
-          <w:lang w:val="en-GB"/>
-        </w:rPr>
-        <w:t>Technicals and technologies have used</w:t>
-      </w:r>
-      <w:r>
-        <w:rPr>
-          <w:rFonts w:ascii="Arial" w:hAnsi="Arial" w:cs="Arial"/>
-          <w:sz w:val="21"/>
-          <w:szCs w:val="22"/>
-          <w:lang w:val="en-GB"/>
-        </w:rPr>
-        <w:t>: NodeJs, ReactJs</w:t>
-      </w:r>
+      <w:proofErr w:type="spellStart"/>
+      <w:r>
+        <w:rPr>
+          <w:rFonts w:ascii="Arial" w:hAnsi="Arial" w:cs="Arial"/>
+          <w:sz w:val="21"/>
+          <w:szCs w:val="22"/>
+          <w:lang w:val="en-GB"/>
+        </w:rPr>
+        <w:t>Technicals</w:t>
+      </w:r>
+      <w:proofErr w:type="spellEnd"/>
+      <w:r>
+        <w:rPr>
+          <w:rFonts w:ascii="Arial" w:hAnsi="Arial" w:cs="Arial"/>
+          <w:sz w:val="21"/>
+          <w:szCs w:val="22"/>
+          <w:lang w:val="en-GB"/>
+        </w:rPr>
+        <w:t xml:space="preserve"> and technologies have used</w:t>
+      </w:r>
+      <w:r>
+        <w:rPr>
+          <w:rFonts w:ascii="Arial" w:hAnsi="Arial" w:cs="Arial"/>
+          <w:sz w:val="21"/>
+          <w:szCs w:val="22"/>
+          <w:lang w:val="en-GB"/>
+        </w:rPr>
+        <w:t xml:space="preserve">: </w:t>
+      </w:r>
+      <w:proofErr w:type="spellStart"/>
+      <w:r>
+        <w:rPr>
+          <w:rFonts w:ascii="Arial" w:hAnsi="Arial" w:cs="Arial"/>
+          <w:sz w:val="21"/>
+          <w:szCs w:val="22"/>
+          <w:lang w:val="en-GB"/>
+        </w:rPr>
+        <w:t>NodeJs</w:t>
+      </w:r>
+      <w:proofErr w:type="spellEnd"/>
+      <w:r>
+        <w:rPr>
+          <w:rFonts w:ascii="Arial" w:hAnsi="Arial" w:cs="Arial"/>
+          <w:sz w:val="21"/>
+          <w:szCs w:val="22"/>
+          <w:lang w:val="en-GB"/>
+        </w:rPr>
+        <w:t xml:space="preserve">, </w:t>
+      </w:r>
+      <w:proofErr w:type="spellStart"/>
+      <w:r>
+        <w:rPr>
+          <w:rFonts w:ascii="Arial" w:hAnsi="Arial" w:cs="Arial"/>
+          <w:sz w:val="21"/>
+          <w:szCs w:val="22"/>
+          <w:lang w:val="en-GB"/>
+        </w:rPr>
+        <w:t>ReactJs</w:t>
+      </w:r>
+      <w:proofErr w:type="spellEnd"/>
       <w:r>
         <w:rPr>
           <w:rFonts w:ascii="Arial" w:hAnsi="Arial" w:cs="Arial"/>
@@ -2077,7 +2627,6 @@
           <w:szCs w:val="22"/>
           <w:lang w:val="en-GB"/>
         </w:rPr>
-        <w:lastRenderedPageBreak/>
         <w:t xml:space="preserve">Developed on 2 platforms: </w:t>
       </w:r>
       <w:r>
@@ -2155,6 +2704,7 @@
         </w:rPr>
       </w:pPr>
       <w:hyperlink r:id="rId14" w:history="1">
+        <w:proofErr w:type="spellStart"/>
         <w:r>
           <w:rPr>
             <w:rStyle w:val="Hyperlink"/>
@@ -2165,7 +2715,20 @@
             <w:szCs w:val="22"/>
             <w:lang w:val="en-GB"/>
           </w:rPr>
-          <w:t>Color App Extensions</w:t>
+          <w:t>Color</w:t>
+        </w:r>
+        <w:proofErr w:type="spellEnd"/>
+        <w:r>
+          <w:rPr>
+            <w:rStyle w:val="Hyperlink"/>
+            <w:rFonts w:ascii="Arial" w:hAnsi="Arial" w:cs="Arial"/>
+            <w:b/>
+            <w:bCs/>
+            <w:sz w:val="21"/>
+            <w:szCs w:val="22"/>
+            <w:lang w:val="en-GB"/>
+          </w:rPr>
+          <w:t xml:space="preserve"> App Extensions</w:t>
         </w:r>
       </w:hyperlink>
       <w:r>
@@ -2212,7 +2775,47 @@
           <w:szCs w:val="22"/>
           <w:lang w:val="en-GB"/>
         </w:rPr>
-        <w:t>Languages: NodeJs, ReactJs.</w:t>
+        <w:t xml:space="preserve">Languages: </w:t>
+      </w:r>
+      <w:proofErr w:type="spellStart"/>
+      <w:r>
+        <w:rPr>
+          <w:rFonts w:ascii="Arial" w:hAnsi="Arial" w:cs="Arial"/>
+          <w:sz w:val="21"/>
+          <w:szCs w:val="22"/>
+          <w:lang w:val="en-GB"/>
+        </w:rPr>
+        <w:t>NodeJs</w:t>
+      </w:r>
+      <w:proofErr w:type="spellEnd"/>
+      <w:r>
+        <w:rPr>
+          <w:rFonts w:ascii="Arial" w:hAnsi="Arial" w:cs="Arial"/>
+          <w:sz w:val="21"/>
+          <w:szCs w:val="22"/>
+          <w:lang w:val="en-GB"/>
+        </w:rPr>
+        <w:t xml:space="preserve">, </w:t>
+      </w:r>
+      <w:proofErr w:type="spellStart"/>
+      <w:r>
+        <w:rPr>
+          <w:rFonts w:ascii="Arial" w:hAnsi="Arial" w:cs="Arial"/>
+          <w:sz w:val="21"/>
+          <w:szCs w:val="22"/>
+          <w:lang w:val="en-GB"/>
+        </w:rPr>
+        <w:t>ReactJs</w:t>
+      </w:r>
+      <w:proofErr w:type="spellEnd"/>
+      <w:r>
+        <w:rPr>
+          <w:rFonts w:ascii="Arial" w:hAnsi="Arial" w:cs="Arial"/>
+          <w:sz w:val="21"/>
+          <w:szCs w:val="22"/>
+          <w:lang w:val="en-GB"/>
+        </w:rPr>
+        <w:t>.</w:t>
       </w:r>
     </w:p>
     <w:p>
@@ -2295,7 +2898,27 @@
           <w:szCs w:val="22"/>
           <w:lang w:val="en-GB"/>
         </w:rPr>
-        <w:t>Used Heroku and mLab to deploy app.</w:t>
+        <w:t xml:space="preserve">Used Heroku and </w:t>
+      </w:r>
+      <w:proofErr w:type="spellStart"/>
+      <w:r>
+        <w:rPr>
+          <w:rFonts w:ascii="Arial" w:hAnsi="Arial" w:cs="Arial"/>
+          <w:sz w:val="21"/>
+          <w:szCs w:val="22"/>
+          <w:lang w:val="en-GB"/>
+        </w:rPr>
+        <w:t>mLab</w:t>
+      </w:r>
+      <w:proofErr w:type="spellEnd"/>
+      <w:r>
+        <w:rPr>
+          <w:rFonts w:ascii="Arial" w:hAnsi="Arial" w:cs="Arial"/>
+          <w:sz w:val="21"/>
+          <w:szCs w:val="22"/>
+          <w:lang w:val="en-GB"/>
+        </w:rPr>
+        <w:t xml:space="preserve"> to deploy app.</w:t>
       </w:r>
     </w:p>
     <w:p>
@@ -2763,6 +3386,7 @@
           <w:szCs w:val="20"/>
         </w:rPr>
       </w:pPr>
+      <w:proofErr w:type="spellStart"/>
       <w:r>
         <w:rPr>
           <w:rFonts w:ascii="Arial" w:hAnsi="Arial" w:cs="Arial"/>
@@ -2772,7 +3396,19 @@
           <w:szCs w:val="22"/>
           <w:lang w:val="en-GB"/>
         </w:rPr>
-        <w:t>Techkids - Coding School</w:t>
+        <w:t>Techkids</w:t>
+      </w:r>
+      <w:proofErr w:type="spellEnd"/>
+      <w:r>
+        <w:rPr>
+          <w:rFonts w:ascii="Arial" w:hAnsi="Arial" w:cs="Arial"/>
+          <w:b/>
+          <w:color w:val="404040"/>
+          <w:sz w:val="21"/>
+          <w:szCs w:val="22"/>
+          <w:lang w:val="en-GB"/>
+        </w:rPr>
+        <w:t xml:space="preserve"> - Coding School</w:t>
       </w:r>
       <w:r>
         <w:rPr>
@@ -2971,7 +3607,27 @@
           <w:szCs w:val="22"/>
           <w:lang w:val="en-GB"/>
         </w:rPr>
-        <w:t>Achieved the first prize in the Hackathon TechKids (Web Full Stack Gen 11)</w:t>
+        <w:t xml:space="preserve">Achieved the first prize in the Hackathon </w:t>
+      </w:r>
+      <w:proofErr w:type="spellStart"/>
+      <w:r>
+        <w:rPr>
+          <w:rFonts w:ascii="Arial" w:hAnsi="Arial" w:cs="Arial"/>
+          <w:sz w:val="21"/>
+          <w:szCs w:val="22"/>
+          <w:lang w:val="en-GB"/>
+        </w:rPr>
+        <w:t>TechKids</w:t>
+      </w:r>
+      <w:proofErr w:type="spellEnd"/>
+      <w:r>
+        <w:rPr>
+          <w:rFonts w:ascii="Arial" w:hAnsi="Arial" w:cs="Arial"/>
+          <w:sz w:val="21"/>
+          <w:szCs w:val="22"/>
+          <w:lang w:val="en-GB"/>
+        </w:rPr>
+        <w:t xml:space="preserve"> (Web Full Stack Gen 11)</w:t>
       </w:r>
     </w:p>
     <w:p>
@@ -3115,8 +3771,59 @@
           <w:szCs w:val="22"/>
           <w:lang w:val="en-GB"/>
         </w:rPr>
-        <w:t>: Fcamp (3 seasons), FPTU Talent Show 5, Water Day 2017 (Media Leaders), Color Trip (volunteer program),...</w:t>
-      </w:r>
+        <w:t xml:space="preserve">: </w:t>
+      </w:r>
+      <w:proofErr w:type="spellStart"/>
+      <w:r>
+        <w:rPr>
+          <w:rFonts w:ascii="Arial" w:hAnsi="Arial" w:cs="Arial"/>
+          <w:sz w:val="21"/>
+          <w:szCs w:val="22"/>
+          <w:lang w:val="en-GB"/>
+        </w:rPr>
+        <w:t>Fcamp</w:t>
+      </w:r>
+      <w:proofErr w:type="spellEnd"/>
+      <w:r>
+        <w:rPr>
+          <w:rFonts w:ascii="Arial" w:hAnsi="Arial" w:cs="Arial"/>
+          <w:sz w:val="21"/>
+          <w:szCs w:val="22"/>
+          <w:lang w:val="en-GB"/>
+        </w:rPr>
+        <w:t xml:space="preserve"> (3 seasons), FPTU Talent Show 5, Water Day 2017 (Media Leaders), </w:t>
+      </w:r>
+      <w:proofErr w:type="spellStart"/>
+      <w:r>
+        <w:rPr>
+          <w:rFonts w:ascii="Arial" w:hAnsi="Arial" w:cs="Arial"/>
+          <w:sz w:val="21"/>
+          <w:szCs w:val="22"/>
+          <w:lang w:val="en-GB"/>
+        </w:rPr>
+        <w:t>Color</w:t>
+      </w:r>
+      <w:proofErr w:type="spellEnd"/>
+      <w:r>
+        <w:rPr>
+          <w:rFonts w:ascii="Arial" w:hAnsi="Arial" w:cs="Arial"/>
+          <w:sz w:val="21"/>
+          <w:szCs w:val="22"/>
+          <w:lang w:val="en-GB"/>
+        </w:rPr>
+        <w:t xml:space="preserve"> Trip (volunteer program</w:t>
+      </w:r>
+      <w:proofErr w:type="gramStart"/>
+      <w:r>
+        <w:rPr>
+          <w:rFonts w:ascii="Arial" w:hAnsi="Arial" w:cs="Arial"/>
+          <w:sz w:val="21"/>
+          <w:szCs w:val="22"/>
+          <w:lang w:val="en-GB"/>
+        </w:rPr>
+        <w:t>),...</w:t>
+      </w:r>
+      <w:proofErr w:type="gramEnd"/>
     </w:p>
     <w:p>
       <w:pPr>
@@ -3140,6 +3847,7 @@
           <w:lang w:val="en-GB"/>
         </w:rPr>
       </w:pPr>
+      <w:proofErr w:type="spellStart"/>
       <w:r>
         <w:rPr>
           <w:rFonts w:ascii="Arial" w:hAnsi="Arial" w:cs="Arial"/>
@@ -3149,7 +3857,19 @@
           <w:szCs w:val="22"/>
           <w:lang w:val="en-GB"/>
         </w:rPr>
-        <w:t>Color Team</w:t>
+        <w:t>Color</w:t>
+      </w:r>
+      <w:proofErr w:type="spellEnd"/>
+      <w:r>
+        <w:rPr>
+          <w:rFonts w:ascii="Arial" w:hAnsi="Arial" w:cs="Arial"/>
+          <w:b/>
+          <w:color w:val="404040"/>
+          <w:sz w:val="21"/>
+          <w:szCs w:val="22"/>
+          <w:lang w:val="en-GB"/>
+        </w:rPr>
+        <w:t xml:space="preserve"> Team</w:t>
       </w:r>
       <w:r>
         <w:rPr>
@@ -3637,6 +4357,7 @@
         </w:rPr>
         <w:t xml:space="preserve">: </w:t>
       </w:r>
+      <w:proofErr w:type="spellStart"/>
       <w:r>
         <w:rPr>
           <w:rFonts w:ascii="Arial" w:hAnsi="Arial" w:cs="Arial"/>
@@ -3646,6 +4367,7 @@
         </w:rPr>
         <w:t>Javascript</w:t>
       </w:r>
+      <w:proofErr w:type="spellEnd"/>
       <w:r>
         <w:rPr>
           <w:rFonts w:ascii="Arial" w:hAnsi="Arial" w:cs="Arial"/>
@@ -3671,25 +4393,47 @@
           <w:szCs w:val="22"/>
           <w:lang w:val="en-GB"/>
         </w:rPr>
-        <w:t>NodeJs, ReactJs</w:t>
-      </w:r>
-      <w:r>
-        <w:rPr>
-          <w:rFonts w:ascii="Arial" w:hAnsi="Arial" w:cs="Arial"/>
-          <w:sz w:val="21"/>
-          <w:szCs w:val="22"/>
-          <w:lang w:val="en-GB"/>
-        </w:rPr>
-        <w:t>, MySQL, Elasticsearch, Docker, Kubernetes, Gitlab CI</w:t>
-      </w:r>
-      <w:r>
-        <w:rPr>
-          <w:rFonts w:ascii="Arial" w:hAnsi="Arial" w:cs="Arial"/>
-          <w:sz w:val="21"/>
-          <w:szCs w:val="22"/>
-          <w:lang w:val="en-GB"/>
-        </w:rPr>
-        <w:t>, Java, C#</w:t>
+        <w:t xml:space="preserve">Golang, </w:t>
+      </w:r>
+      <w:proofErr w:type="spellStart"/>
+      <w:r>
+        <w:rPr>
+          <w:rFonts w:ascii="Arial" w:hAnsi="Arial" w:cs="Arial"/>
+          <w:sz w:val="21"/>
+          <w:szCs w:val="22"/>
+          <w:lang w:val="en-GB"/>
+        </w:rPr>
+        <w:t>NodeJs</w:t>
+      </w:r>
+      <w:proofErr w:type="spellEnd"/>
+      <w:r>
+        <w:rPr>
+          <w:rFonts w:ascii="Arial" w:hAnsi="Arial" w:cs="Arial"/>
+          <w:sz w:val="21"/>
+          <w:szCs w:val="22"/>
+          <w:lang w:val="en-GB"/>
+        </w:rPr>
+        <w:t xml:space="preserve">, </w:t>
+      </w:r>
+      <w:proofErr w:type="spellStart"/>
+      <w:r>
+        <w:rPr>
+          <w:rFonts w:ascii="Arial" w:hAnsi="Arial" w:cs="Arial"/>
+          <w:sz w:val="21"/>
+          <w:szCs w:val="22"/>
+          <w:lang w:val="en-GB"/>
+        </w:rPr>
+        <w:t>ReactJs</w:t>
+      </w:r>
+      <w:proofErr w:type="spellEnd"/>
+      <w:r>
+        <w:rPr>
+          <w:rFonts w:ascii="Arial" w:hAnsi="Arial" w:cs="Arial"/>
+          <w:sz w:val="21"/>
+          <w:szCs w:val="22"/>
+          <w:lang w:val="en-GB"/>
+        </w:rPr>
+        <w:t>, Docker, Kubernetes, Gitlab CI</w:t>
       </w:r>
       <w:r>
         <w:rPr>
@@ -3778,7 +4522,70 @@
           <w:szCs w:val="22"/>
           <w:lang w:val="en-GB"/>
         </w:rPr>
-        <w:t>.</w:t>
+        <w:t xml:space="preserve">, </w:t>
+      </w:r>
+      <w:r>
+        <w:rPr>
+          <w:rFonts w:ascii="Arial" w:hAnsi="Arial" w:cs="Arial"/>
+          <w:sz w:val="21"/>
+          <w:szCs w:val="22"/>
+          <w:lang w:val="en-GB"/>
+        </w:rPr>
+        <w:t xml:space="preserve">Student </w:t>
+      </w:r>
+      <w:r>
+        <w:rPr>
+          <w:rFonts w:ascii="Arial" w:hAnsi="Arial" w:cs="Arial"/>
+          <w:sz w:val="21"/>
+          <w:szCs w:val="22"/>
+          <w:lang w:val="en-GB"/>
+        </w:rPr>
+        <w:t>A</w:t>
+      </w:r>
+      <w:r>
+        <w:rPr>
+          <w:rFonts w:ascii="Arial" w:hAnsi="Arial" w:cs="Arial"/>
+          <w:sz w:val="21"/>
+          <w:szCs w:val="22"/>
+          <w:lang w:val="en-GB"/>
+        </w:rPr>
+        <w:t xml:space="preserve">ctivities </w:t>
+      </w:r>
+      <w:r>
+        <w:rPr>
+          <w:rFonts w:ascii="Arial" w:hAnsi="Arial" w:cs="Arial"/>
+          <w:sz w:val="21"/>
+          <w:szCs w:val="22"/>
+          <w:lang w:val="en-GB"/>
+        </w:rPr>
+        <w:t>E</w:t>
+      </w:r>
+      <w:r>
+        <w:rPr>
+          <w:rFonts w:ascii="Arial" w:hAnsi="Arial" w:cs="Arial"/>
+          <w:sz w:val="21"/>
+          <w:szCs w:val="22"/>
+          <w:lang w:val="en-GB"/>
+        </w:rPr>
+        <w:t xml:space="preserve">xcellent </w:t>
+      </w:r>
+      <w:r>
+        <w:rPr>
+          <w:rFonts w:ascii="Arial" w:hAnsi="Arial" w:cs="Arial"/>
+          <w:sz w:val="21"/>
+          <w:szCs w:val="22"/>
+          <w:lang w:val="en-GB"/>
+        </w:rPr>
+        <w:t>M</w:t>
+      </w:r>
+      <w:r>
+        <w:rPr>
+          <w:rFonts w:ascii="Arial" w:hAnsi="Arial" w:cs="Arial"/>
+          <w:sz w:val="21"/>
+          <w:szCs w:val="22"/>
+          <w:lang w:val="en-GB"/>
+        </w:rPr>
+        <w:t>ovement.</w:t>
       </w:r>
     </w:p>
     <w:p>
@@ -3831,273 +4638,6 @@
         </w:rPr>
         <w:t>, Video editing.</w:t>
       </w:r>
-    </w:p>
-    <w:p>
-      <w:pPr>
-        <w:tabs>
-          <w:tab w:val="left" w:pos="630"/>
-          <w:tab w:val="left" w:pos="900"/>
-        </w:tabs>
-        <w:rPr>
-          <w:rFonts w:ascii="Arial" w:hAnsi="Arial" w:cs="Arial"/>
-          <w:sz w:val="21"/>
-          <w:szCs w:val="22"/>
-          <w:lang w:val="en-GB"/>
-        </w:rPr>
-      </w:pPr>
-    </w:p>
-    <w:p>
-      <w:pPr>
-        <w:pBdr>
-          <w:bottom w:val="single" w:sz="6" w:space="1" w:color="auto"/>
-        </w:pBdr>
-        <w:tabs>
-          <w:tab w:val="left" w:pos="900"/>
-        </w:tabs>
-        <w:rPr>
-          <w:rFonts w:ascii="Arial" w:hAnsi="Arial" w:cs="Arial"/>
-          <w:sz w:val="21"/>
-          <w:szCs w:val="22"/>
-          <w:lang w:val="en-GB"/>
-        </w:rPr>
-      </w:pPr>
-      <w:r>
-        <w:rPr>
-          <w:rFonts w:ascii="Arial" w:hAnsi="Arial" w:cs="Arial"/>
-          <w:b/>
-          <w:color w:val="404040"/>
-          <w:sz w:val="22"/>
-          <w:szCs w:val="22"/>
-          <w:lang w:val="en-GB"/>
-        </w:rPr>
-        <w:t>REFERENCES</w:t>
-      </w:r>
-      <w:r>
-        <w:rPr>
-          <w:rFonts w:ascii="Arial" w:hAnsi="Arial" w:cs="Arial"/>
-          <w:sz w:val="21"/>
-          <w:szCs w:val="22"/>
-          <w:lang w:val="en-GB"/>
-        </w:rPr>
-        <w:tab/>
-      </w:r>
-    </w:p>
-    <w:p>
-      <w:pPr>
-        <w:tabs>
-          <w:tab w:val="left" w:pos="630"/>
-          <w:tab w:val="left" w:pos="900"/>
-        </w:tabs>
-        <w:rPr>
-          <w:rFonts w:ascii="Arial" w:hAnsi="Arial" w:cs="Arial"/>
-          <w:sz w:val="4"/>
-          <w:szCs w:val="6"/>
-          <w:lang w:val="en-GB"/>
-        </w:rPr>
-      </w:pPr>
-    </w:p>
-    <w:p>
-      <w:pPr>
-        <w:tabs>
-          <w:tab w:val="left" w:pos="630"/>
-          <w:tab w:val="left" w:pos="900"/>
-        </w:tabs>
-        <w:rPr>
-          <w:rFonts w:ascii="Arial" w:hAnsi="Arial" w:cs="Arial"/>
-          <w:b/>
-          <w:sz w:val="6"/>
-          <w:szCs w:val="6"/>
-          <w:lang w:val="en-GB"/>
-        </w:rPr>
-      </w:pPr>
-    </w:p>
-    <w:p>
-      <w:pPr>
-        <w:pStyle w:val="ListParagraph"/>
-        <w:numPr>
-          <w:ilvl w:val="0"/>
-          <w:numId w:val="33"/>
-        </w:numPr>
-        <w:tabs>
-          <w:tab w:val="left" w:pos="630"/>
-          <w:tab w:val="left" w:pos="900"/>
-        </w:tabs>
-        <w:rPr>
-          <w:rFonts w:ascii="Arial" w:hAnsi="Arial" w:cs="Arial"/>
-          <w:b/>
-          <w:bCs/>
-          <w:sz w:val="21"/>
-          <w:szCs w:val="22"/>
-          <w:lang w:val="en-GB"/>
-        </w:rPr>
-      </w:pPr>
-      <w:r>
-        <w:rPr>
-          <w:rFonts w:ascii="Arial" w:hAnsi="Arial" w:cs="Arial"/>
-          <w:b/>
-          <w:bCs/>
-          <w:sz w:val="21"/>
-          <w:szCs w:val="22"/>
-          <w:lang w:val="en-GB"/>
-        </w:rPr>
-        <w:t>Vu Huy Hien (Mr.)</w:t>
-      </w:r>
-    </w:p>
-    <w:p>
-      <w:pPr>
-        <w:tabs>
-          <w:tab w:val="left" w:pos="630"/>
-          <w:tab w:val="left" w:pos="900"/>
-        </w:tabs>
-        <w:rPr>
-          <w:rFonts w:ascii="Arial" w:hAnsi="Arial" w:cs="Arial"/>
-          <w:i/>
-          <w:iCs/>
-          <w:sz w:val="21"/>
-          <w:szCs w:val="22"/>
-          <w:lang w:val="en-GB"/>
-        </w:rPr>
-      </w:pPr>
-      <w:r>
-        <w:rPr>
-          <w:rFonts w:ascii="Arial" w:hAnsi="Arial" w:cs="Arial"/>
-          <w:i/>
-          <w:iCs/>
-          <w:sz w:val="21"/>
-          <w:szCs w:val="22"/>
-          <w:lang w:val="en-GB"/>
-        </w:rPr>
-        <w:t>Teachlead in Velacorp</w:t>
-      </w:r>
-    </w:p>
-    <w:p>
-      <w:pPr>
-        <w:tabs>
-          <w:tab w:val="left" w:pos="630"/>
-          <w:tab w:val="left" w:pos="900"/>
-        </w:tabs>
-        <w:rPr>
-          <w:rFonts w:ascii="Arial" w:hAnsi="Arial" w:cs="Arial"/>
-          <w:sz w:val="21"/>
-          <w:szCs w:val="22"/>
-          <w:lang w:val="en-GB"/>
-        </w:rPr>
-      </w:pPr>
-      <w:r>
-        <w:rPr>
-          <w:rFonts w:ascii="Arial" w:hAnsi="Arial" w:cs="Arial"/>
-          <w:sz w:val="21"/>
-          <w:szCs w:val="22"/>
-          <w:lang w:val="en-GB"/>
-        </w:rPr>
-        <w:t xml:space="preserve">Email: </w:t>
-      </w:r>
-      <w:hyperlink r:id="rId17" w:history="1">
-        <w:r>
-          <w:rPr>
-            <w:rStyle w:val="Hyperlink"/>
-            <w:rFonts w:ascii="Arial" w:hAnsi="Arial" w:cs="Arial"/>
-            <w:sz w:val="21"/>
-            <w:szCs w:val="22"/>
-            <w:lang w:val="en-GB"/>
-          </w:rPr>
-          <w:t>vuhuyhien@velacorp.vn</w:t>
-        </w:r>
-      </w:hyperlink>
-    </w:p>
-    <w:p>
-      <w:pPr>
-        <w:pStyle w:val="ListParagraph"/>
-        <w:numPr>
-          <w:ilvl w:val="0"/>
-          <w:numId w:val="33"/>
-        </w:numPr>
-        <w:tabs>
-          <w:tab w:val="left" w:pos="630"/>
-          <w:tab w:val="left" w:pos="900"/>
-        </w:tabs>
-        <w:rPr>
-          <w:rFonts w:ascii="Arial" w:hAnsi="Arial" w:cs="Arial"/>
-          <w:b/>
-          <w:bCs/>
-          <w:sz w:val="21"/>
-          <w:szCs w:val="22"/>
-          <w:lang w:val="en-GB"/>
-        </w:rPr>
-      </w:pPr>
-      <w:r>
-        <w:rPr>
-          <w:rFonts w:ascii="Arial" w:hAnsi="Arial" w:cs="Arial"/>
-          <w:b/>
-          <w:bCs/>
-          <w:sz w:val="21"/>
-          <w:szCs w:val="22"/>
-          <w:lang w:val="en-GB"/>
-        </w:rPr>
-        <w:t>Ho Trong Duc (Mr.)</w:t>
-      </w:r>
-    </w:p>
-    <w:p>
-      <w:pPr>
-        <w:tabs>
-          <w:tab w:val="left" w:pos="630"/>
-          <w:tab w:val="left" w:pos="900"/>
-        </w:tabs>
-        <w:rPr>
-          <w:rFonts w:ascii="Arial" w:hAnsi="Arial" w:cs="Arial"/>
-          <w:i/>
-          <w:iCs/>
-          <w:sz w:val="21"/>
-          <w:szCs w:val="22"/>
-          <w:lang w:val="en-GB"/>
-        </w:rPr>
-      </w:pPr>
-      <w:r>
-        <w:rPr>
-          <w:rFonts w:ascii="Arial" w:hAnsi="Arial" w:cs="Arial"/>
-          <w:i/>
-          <w:iCs/>
-          <w:sz w:val="21"/>
-          <w:szCs w:val="22"/>
-          <w:lang w:val="en-GB"/>
-        </w:rPr>
-        <w:t>Software Engineer in Beeketing</w:t>
-      </w:r>
-    </w:p>
-    <w:p>
-      <w:pPr>
-        <w:tabs>
-          <w:tab w:val="left" w:pos="630"/>
-          <w:tab w:val="left" w:pos="900"/>
-        </w:tabs>
-        <w:rPr>
-          <w:rFonts w:ascii="Arial" w:hAnsi="Arial" w:cs="Arial"/>
-          <w:sz w:val="21"/>
-          <w:szCs w:val="22"/>
-          <w:lang w:val="en-GB"/>
-        </w:rPr>
-      </w:pPr>
-      <w:r>
-        <w:rPr>
-          <w:rFonts w:ascii="Arial" w:hAnsi="Arial" w:cs="Arial"/>
-          <w:sz w:val="21"/>
-          <w:szCs w:val="22"/>
-          <w:lang w:val="en-GB"/>
-        </w:rPr>
-        <w:t xml:space="preserve">Email: </w:t>
-      </w:r>
-      <w:hyperlink r:id="rId18" w:history="1">
-        <w:r>
-          <w:rPr>
-            <w:rStyle w:val="Hyperlink"/>
-            <w:rFonts w:ascii="Arial" w:hAnsi="Arial" w:cs="Arial"/>
-            <w:sz w:val="21"/>
-            <w:szCs w:val="22"/>
-            <w:lang w:val="en-GB"/>
-          </w:rPr>
-          <w:t>ducho@beeketing.net</w:t>
-        </w:r>
-      </w:hyperlink>
       <w:r>
         <w:rPr>
           <w:rFonts w:ascii="Arial" w:hAnsi="Arial" w:cs="Arial"/>
